--- a/0_Documentation/0. Docs all.docx
+++ b/0_Documentation/0. Docs all.docx
@@ -33,6 +33,26 @@
       </w:r>
       <w:r>
         <w:t xml:space="preserve"> Khai báo "DNA" (cấu trúc vật lý và logic) của toàn bộ các cột dữ liệu trong hệ thống. Tuyệt đối không sử dụng tên cột tĩnh trong code, mọi truy xuất phải dùng Key (Mã cột @).</w:t>
+      </w:r>
+    </w:p>
+    <w:p>
+      <w:r>
+        <w:t xml:space="preserve">CONTRACTS.md là bản thiết kế logic, nhưng </w:t>
+      </w:r>
+      <w:r>
+        <w:rPr>
+          <w:b/>
+          <w:bCs/>
+        </w:rPr>
+        <w:t>src/core/Schema.gs</w:t>
+      </w:r>
+      <w:r>
+        <w:t xml:space="preserve"> là nơi thực thi kỹ thuật duy nhất.</w:t>
+      </w:r>
+    </w:p>
+    <w:p>
+      <w:r>
+        <w:t> </w:t>
       </w:r>
     </w:p>
     <w:p>
@@ -285,13 +305,8 @@
             <w:hideMark/>
           </w:tcPr>
           <w:p>
-            <w:proofErr w:type="gramStart"/>
-            <w:r>
-              <w:t>@DM</w:t>
-            </w:r>
-            <w:proofErr w:type="gramEnd"/>
-            <w:r>
-              <w:t>_XAC_THUC</w:t>
+            <w:r>
+              <w:t>@DM_XAC_THUC</w:t>
             </w:r>
           </w:p>
         </w:tc>
@@ -453,13 +468,8 @@
             <w:hideMark/>
           </w:tcPr>
           <w:p>
-            <w:proofErr w:type="gramStart"/>
-            <w:r>
-              <w:t>@DM</w:t>
-            </w:r>
-            <w:proofErr w:type="gramEnd"/>
-            <w:r>
-              <w:t>_CONG_VIEC</w:t>
+            <w:r>
+              <w:t>@DM_CONG_VIEC</w:t>
             </w:r>
           </w:p>
         </w:tc>
@@ -784,13 +794,8 @@
             <w:hideMark/>
           </w:tcPr>
           <w:p>
-            <w:proofErr w:type="gramStart"/>
-            <w:r>
-              <w:t>@DM</w:t>
-            </w:r>
-            <w:proofErr w:type="gramEnd"/>
-            <w:r>
-              <w:t>_NHOM_KH</w:t>
+            <w:r>
+              <w:t>@DM_NHOM_KH</w:t>
             </w:r>
           </w:p>
         </w:tc>
@@ -952,13 +957,9 @@
             <w:hideMark/>
           </w:tcPr>
           <w:p>
-            <w:proofErr w:type="gramStart"/>
-            <w:r>
-              <w:t>@DM</w:t>
-            </w:r>
-            <w:proofErr w:type="gramEnd"/>
-            <w:r>
-              <w:t>_FBM_STATUS</w:t>
+            <w:r>
+              <w:lastRenderedPageBreak/>
+              <w:t>@DM_FBM_STATUS</w:t>
             </w:r>
           </w:p>
         </w:tc>
@@ -1073,11 +1074,7 @@
           </w:tcPr>
           <w:p>
             <w:r>
-              <w:t xml:space="preserve">Cung cấp list cho </w:t>
-            </w:r>
-            <w:r>
-              <w:lastRenderedPageBreak/>
-              <w:t>Dropdown</w:t>
+              <w:t>Cung cấp list cho Dropdown</w:t>
             </w:r>
           </w:p>
         </w:tc>
@@ -1100,7 +1097,6 @@
           </w:tcPr>
           <w:p>
             <w:r>
-              <w:lastRenderedPageBreak/>
               <w:t>Nguồn của ListKH và Act</w:t>
             </w:r>
           </w:p>
@@ -1125,13 +1121,8 @@
             <w:hideMark/>
           </w:tcPr>
           <w:p>
-            <w:proofErr w:type="gramStart"/>
-            <w:r>
-              <w:t>@DM</w:t>
-            </w:r>
-            <w:proofErr w:type="gramEnd"/>
-            <w:r>
-              <w:t>_NGUON_KH</w:t>
+            <w:r>
+              <w:t>@DM_NGUON_KH</w:t>
             </w:r>
           </w:p>
         </w:tc>
@@ -1293,13 +1284,8 @@
             <w:hideMark/>
           </w:tcPr>
           <w:p>
-            <w:proofErr w:type="gramStart"/>
-            <w:r>
-              <w:t>@DM</w:t>
-            </w:r>
-            <w:proofErr w:type="gramEnd"/>
-            <w:r>
-              <w:t>_NGUOI_NHAP_LIEU</w:t>
+            <w:r>
+              <w:t>@DM_NGUOI_NHAP_LIEU</w:t>
             </w:r>
           </w:p>
         </w:tc>
@@ -1461,13 +1447,8 @@
             <w:hideMark/>
           </w:tcPr>
           <w:p>
-            <w:proofErr w:type="gramStart"/>
-            <w:r>
-              <w:t>@DM</w:t>
-            </w:r>
-            <w:proofErr w:type="gramEnd"/>
-            <w:r>
-              <w:t>_GHIM</w:t>
+            <w:r>
+              <w:t>@DM_GHIM</w:t>
             </w:r>
           </w:p>
         </w:tc>
@@ -1629,13 +1610,8 @@
             <w:hideMark/>
           </w:tcPr>
           <w:p>
-            <w:proofErr w:type="gramStart"/>
-            <w:r>
-              <w:t>@DM</w:t>
-            </w:r>
-            <w:proofErr w:type="gramEnd"/>
-            <w:r>
-              <w:t>_NGAM_DINH_MA_COT</w:t>
+            <w:r>
+              <w:t>@DM_NGAM_DINH_MA_COT</w:t>
             </w:r>
           </w:p>
         </w:tc>
@@ -1797,13 +1773,8 @@
             <w:hideMark/>
           </w:tcPr>
           <w:p>
-            <w:proofErr w:type="gramStart"/>
-            <w:r>
-              <w:t>@DM</w:t>
-            </w:r>
-            <w:proofErr w:type="gramEnd"/>
-            <w:r>
-              <w:t>_NGAM_DINH_GIA_TRI</w:t>
+            <w:r>
+              <w:t>@DM_NGAM_DINH_GIA_TRI</w:t>
             </w:r>
           </w:p>
         </w:tc>
@@ -2016,6 +1987,7 @@
                 <w:b/>
                 <w:bCs/>
               </w:rPr>
+              <w:lastRenderedPageBreak/>
               <w:t>Mã cột</w:t>
             </w:r>
           </w:p>
@@ -2202,14 +2174,8 @@
             <w:hideMark/>
           </w:tcPr>
           <w:p>
-            <w:proofErr w:type="gramStart"/>
-            <w:r>
-              <w:lastRenderedPageBreak/>
-              <w:t>@KH</w:t>
-            </w:r>
-            <w:proofErr w:type="gramEnd"/>
-            <w:r>
-              <w:t>_STT</w:t>
+            <w:r>
+              <w:t>@KH_STT</w:t>
             </w:r>
           </w:p>
         </w:tc>
@@ -2371,13 +2337,8 @@
             <w:hideMark/>
           </w:tcPr>
           <w:p>
-            <w:proofErr w:type="gramStart"/>
-            <w:r>
-              <w:t>@KH</w:t>
-            </w:r>
-            <w:proofErr w:type="gramEnd"/>
-            <w:r>
-              <w:t>_MA_KH</w:t>
+            <w:r>
+              <w:t>@KH_MA_KH</w:t>
             </w:r>
           </w:p>
         </w:tc>
@@ -2539,13 +2500,8 @@
             <w:hideMark/>
           </w:tcPr>
           <w:p>
-            <w:proofErr w:type="gramStart"/>
-            <w:r>
-              <w:t>@KH</w:t>
-            </w:r>
-            <w:proofErr w:type="gramEnd"/>
-            <w:r>
-              <w:t>_TEN_CTY</w:t>
+            <w:r>
+              <w:t>@KH_TEN_CTY</w:t>
             </w:r>
           </w:p>
         </w:tc>
@@ -2707,13 +2663,8 @@
             <w:hideMark/>
           </w:tcPr>
           <w:p>
-            <w:proofErr w:type="gramStart"/>
-            <w:r>
-              <w:t>@KH</w:t>
-            </w:r>
-            <w:proofErr w:type="gramEnd"/>
-            <w:r>
-              <w:t>_MST</w:t>
+            <w:r>
+              <w:t>@KH_MST</w:t>
             </w:r>
           </w:p>
         </w:tc>
@@ -2875,13 +2826,8 @@
             <w:hideMark/>
           </w:tcPr>
           <w:p>
-            <w:proofErr w:type="gramStart"/>
-            <w:r>
-              <w:t>@KH</w:t>
-            </w:r>
-            <w:proofErr w:type="gramEnd"/>
-            <w:r>
-              <w:t>_NGUOI_LIEN_HE</w:t>
+            <w:r>
+              <w:t>@KH_NGUOI_LIEN_HE</w:t>
             </w:r>
           </w:p>
         </w:tc>
@@ -3043,13 +2989,8 @@
             <w:hideMark/>
           </w:tcPr>
           <w:p>
-            <w:proofErr w:type="gramStart"/>
-            <w:r>
-              <w:t>@KH</w:t>
-            </w:r>
-            <w:proofErr w:type="gramEnd"/>
-            <w:r>
-              <w:t>_PHONE</w:t>
+            <w:r>
+              <w:t>@KH_PHONE</w:t>
             </w:r>
           </w:p>
         </w:tc>
@@ -3211,13 +3152,8 @@
             <w:hideMark/>
           </w:tcPr>
           <w:p>
-            <w:proofErr w:type="gramStart"/>
-            <w:r>
-              <w:t>@KH</w:t>
-            </w:r>
-            <w:proofErr w:type="gramEnd"/>
-            <w:r>
-              <w:t>_EMAIL</w:t>
+            <w:r>
+              <w:t>@KH_EMAIL</w:t>
             </w:r>
           </w:p>
         </w:tc>
@@ -3379,13 +3315,8 @@
             <w:hideMark/>
           </w:tcPr>
           <w:p>
-            <w:proofErr w:type="gramStart"/>
-            <w:r>
-              <w:t>@KH</w:t>
-            </w:r>
-            <w:proofErr w:type="gramEnd"/>
-            <w:r>
-              <w:t>_DIA_CHI</w:t>
+            <w:r>
+              <w:t>@KH_DIA_CHI</w:t>
             </w:r>
           </w:p>
         </w:tc>
@@ -3547,13 +3478,8 @@
             <w:hideMark/>
           </w:tcPr>
           <w:p>
-            <w:proofErr w:type="gramStart"/>
-            <w:r>
-              <w:t>@KH</w:t>
-            </w:r>
-            <w:proofErr w:type="gramEnd"/>
-            <w:r>
-              <w:t>_WEBSITE</w:t>
+            <w:r>
+              <w:t>@KH_WEBSITE</w:t>
             </w:r>
           </w:p>
         </w:tc>
@@ -3715,13 +3641,8 @@
             <w:hideMark/>
           </w:tcPr>
           <w:p>
-            <w:proofErr w:type="gramStart"/>
-            <w:r>
-              <w:t>@KH</w:t>
-            </w:r>
-            <w:proofErr w:type="gramEnd"/>
-            <w:r>
-              <w:t>_CONG_TY_ME</w:t>
+            <w:r>
+              <w:t>@KH_CONG_TY_ME</w:t>
             </w:r>
           </w:p>
         </w:tc>
@@ -3836,15 +3757,7 @@
           </w:tcPr>
           <w:p>
             <w:r>
-              <w:t xml:space="preserve">Tìm kiếm nội bộ từ danh </w:t>
-            </w:r>
-            <w:proofErr w:type="gramStart"/>
-            <w:r>
-              <w:t>sách @</w:t>
-            </w:r>
-            <w:proofErr w:type="gramEnd"/>
-            <w:r>
-              <w:t>KH_TEN_CTY trong ListKH</w:t>
+              <w:t>Tìm kiếm nội bộ từ danh sách @KH_TEN_CTY trong ListKH</w:t>
             </w:r>
           </w:p>
         </w:tc>
@@ -3891,13 +3804,8 @@
             <w:hideMark/>
           </w:tcPr>
           <w:p>
-            <w:proofErr w:type="gramStart"/>
-            <w:r>
-              <w:t>@KH</w:t>
-            </w:r>
-            <w:proofErr w:type="gramEnd"/>
-            <w:r>
-              <w:t>_NHOM_KH</w:t>
+            <w:r>
+              <w:t>@KH_NHOM_KH</w:t>
             </w:r>
           </w:p>
         </w:tc>
@@ -4012,15 +3920,7 @@
           </w:tcPr>
           <w:p>
             <w:r>
-              <w:t xml:space="preserve">Tra cứu data </w:t>
-            </w:r>
-            <w:proofErr w:type="gramStart"/>
-            <w:r>
-              <w:t>từ @</w:t>
-            </w:r>
-            <w:proofErr w:type="gramEnd"/>
-            <w:r>
-              <w:t>DM_NHOM_KH ở sheet Help</w:t>
+              <w:t>Tra cứu data từ @DM_NHOM_KH ở sheet Help</w:t>
             </w:r>
           </w:p>
         </w:tc>
@@ -4068,6 +3968,7 @@
           </w:tcPr>
           <w:p>
             <w:r>
+              <w:lastRenderedPageBreak/>
               <w:t>@KH_SAN_PHAM</w:t>
             </w:r>
           </w:p>
@@ -4231,7 +4132,6 @@
           </w:tcPr>
           <w:p>
             <w:r>
-              <w:lastRenderedPageBreak/>
               <w:t>@KH_NGAY_DONG_THAU</w:t>
             </w:r>
           </w:p>
@@ -4394,13 +4294,8 @@
             <w:hideMark/>
           </w:tcPr>
           <w:p>
-            <w:proofErr w:type="gramStart"/>
-            <w:r>
-              <w:t>@KH</w:t>
-            </w:r>
-            <w:proofErr w:type="gramEnd"/>
-            <w:r>
-              <w:t>_GHI_CHU</w:t>
+            <w:r>
+              <w:t>@KH_GHI_CHU</w:t>
             </w:r>
           </w:p>
         </w:tc>
@@ -4562,13 +4457,8 @@
             <w:hideMark/>
           </w:tcPr>
           <w:p>
-            <w:proofErr w:type="gramStart"/>
-            <w:r>
-              <w:t>@KH</w:t>
-            </w:r>
-            <w:proofErr w:type="gramEnd"/>
-            <w:r>
-              <w:t>_XAC_THUC</w:t>
+            <w:r>
+              <w:t>@KH_XAC_THUC</w:t>
             </w:r>
           </w:p>
         </w:tc>
@@ -4683,15 +4573,7 @@
           </w:tcPr>
           <w:p>
             <w:r>
-              <w:t xml:space="preserve">Tra cứu data </w:t>
-            </w:r>
-            <w:proofErr w:type="gramStart"/>
-            <w:r>
-              <w:t>từ @</w:t>
-            </w:r>
-            <w:proofErr w:type="gramEnd"/>
-            <w:r>
-              <w:t>DM_XAC_THUC ở sheet Help</w:t>
+              <w:t>Tra cứu data từ @DM_XAC_THUC ở sheet Help</w:t>
             </w:r>
           </w:p>
         </w:tc>
@@ -4738,13 +4620,8 @@
             <w:hideMark/>
           </w:tcPr>
           <w:p>
-            <w:proofErr w:type="gramStart"/>
-            <w:r>
-              <w:t>@KH</w:t>
-            </w:r>
-            <w:proofErr w:type="gramEnd"/>
-            <w:r>
-              <w:t>_NGAY_NHAP_LIEU</w:t>
+            <w:r>
+              <w:t>@KH_NGAY_NHAP_LIEU</w:t>
             </w:r>
           </w:p>
         </w:tc>
@@ -4906,13 +4783,8 @@
             <w:hideMark/>
           </w:tcPr>
           <w:p>
-            <w:proofErr w:type="gramStart"/>
-            <w:r>
-              <w:t>@KH</w:t>
-            </w:r>
-            <w:proofErr w:type="gramEnd"/>
-            <w:r>
-              <w:t>_NGUON_KH</w:t>
+            <w:r>
+              <w:t>@KH_NGUON_KH</w:t>
             </w:r>
           </w:p>
         </w:tc>
@@ -5027,15 +4899,7 @@
           </w:tcPr>
           <w:p>
             <w:r>
-              <w:t xml:space="preserve">Tra cứu data </w:t>
-            </w:r>
-            <w:proofErr w:type="gramStart"/>
-            <w:r>
-              <w:t>từ @</w:t>
-            </w:r>
-            <w:proofErr w:type="gramEnd"/>
-            <w:r>
-              <w:t>DM_NGUON_KH ở sheet Help</w:t>
+              <w:t>Tra cứu data từ @DM_NGUON_KH ở sheet Help</w:t>
             </w:r>
           </w:p>
         </w:tc>
@@ -5082,13 +4946,8 @@
             <w:hideMark/>
           </w:tcPr>
           <w:p>
-            <w:proofErr w:type="gramStart"/>
-            <w:r>
-              <w:t>@KH</w:t>
-            </w:r>
-            <w:proofErr w:type="gramEnd"/>
-            <w:r>
-              <w:t>_FBM_STATUS</w:t>
+            <w:r>
+              <w:t>@KH_FBM_STATUS</w:t>
             </w:r>
           </w:p>
         </w:tc>
@@ -5203,15 +5062,7 @@
           </w:tcPr>
           <w:p>
             <w:r>
-              <w:t xml:space="preserve">Tra cứu data </w:t>
-            </w:r>
-            <w:proofErr w:type="gramStart"/>
-            <w:r>
-              <w:t>từ @</w:t>
-            </w:r>
-            <w:proofErr w:type="gramEnd"/>
-            <w:r>
-              <w:t>DM_FBM_STATUS ở sheet Help</w:t>
+              <w:t>Tra cứu data từ @DM_FBM_STATUS ở sheet Help</w:t>
             </w:r>
           </w:p>
         </w:tc>
@@ -5309,6 +5160,7 @@
                 <w:b/>
                 <w:bCs/>
               </w:rPr>
+              <w:lastRenderedPageBreak/>
               <w:t>Mã cột</w:t>
             </w:r>
           </w:p>
@@ -5495,13 +5347,8 @@
             <w:hideMark/>
           </w:tcPr>
           <w:p>
-            <w:proofErr w:type="gramStart"/>
-            <w:r>
-              <w:t>@ACT</w:t>
-            </w:r>
-            <w:proofErr w:type="gramEnd"/>
-            <w:r>
-              <w:t>_STT</w:t>
+            <w:r>
+              <w:t>@ACT_STT</w:t>
             </w:r>
           </w:p>
         </w:tc>
@@ -5639,11 +5486,7 @@
           </w:tcPr>
           <w:p>
             <w:r>
-              <w:t xml:space="preserve">Không </w:t>
-            </w:r>
-            <w:r>
-              <w:lastRenderedPageBreak/>
-              <w:t>hiển thị trên UI.</w:t>
+              <w:t>Không hiển thị trên UI.</w:t>
             </w:r>
           </w:p>
         </w:tc>
@@ -5667,14 +5510,8 @@
             <w:hideMark/>
           </w:tcPr>
           <w:p>
-            <w:proofErr w:type="gramStart"/>
-            <w:r>
-              <w:lastRenderedPageBreak/>
-              <w:t>@ACT</w:t>
-            </w:r>
-            <w:proofErr w:type="gramEnd"/>
-            <w:r>
-              <w:t>_MA_KH</w:t>
+            <w:r>
+              <w:t>@ACT_MA_KH</w:t>
             </w:r>
           </w:p>
         </w:tc>
@@ -5836,13 +5673,8 @@
             <w:hideMark/>
           </w:tcPr>
           <w:p>
-            <w:proofErr w:type="gramStart"/>
-            <w:r>
-              <w:t>@ACT</w:t>
-            </w:r>
-            <w:proofErr w:type="gramEnd"/>
-            <w:r>
-              <w:t>_NGAY_LAM_VIEC</w:t>
+            <w:r>
+              <w:t>@ACT_NGAY_LAM_VIEC</w:t>
             </w:r>
           </w:p>
         </w:tc>
@@ -6004,13 +5836,8 @@
             <w:hideMark/>
           </w:tcPr>
           <w:p>
-            <w:proofErr w:type="gramStart"/>
-            <w:r>
-              <w:t>@ACT</w:t>
-            </w:r>
-            <w:proofErr w:type="gramEnd"/>
-            <w:r>
-              <w:t>_CONG_VIEC</w:t>
+            <w:r>
+              <w:t>@ACT_CONG_VIEC</w:t>
             </w:r>
           </w:p>
         </w:tc>
@@ -6125,15 +5952,7 @@
           </w:tcPr>
           <w:p>
             <w:r>
-              <w:t xml:space="preserve">Tra cứu data </w:t>
-            </w:r>
-            <w:proofErr w:type="gramStart"/>
-            <w:r>
-              <w:t>từ @</w:t>
-            </w:r>
-            <w:proofErr w:type="gramEnd"/>
-            <w:r>
-              <w:t>DM_CONG_VIEC ở sheet Help</w:t>
+              <w:t>Tra cứu data từ @DM_CONG_VIEC ở sheet Help</w:t>
             </w:r>
           </w:p>
         </w:tc>
@@ -6180,13 +5999,8 @@
             <w:hideMark/>
           </w:tcPr>
           <w:p>
-            <w:proofErr w:type="gramStart"/>
-            <w:r>
-              <w:t>@ACT</w:t>
-            </w:r>
-            <w:proofErr w:type="gramEnd"/>
-            <w:r>
-              <w:t>_NOI_DUNG_CONG_VIEC</w:t>
+            <w:r>
+              <w:t>@ACT_NOI_DUNG_CONG_VIEC</w:t>
             </w:r>
           </w:p>
         </w:tc>
@@ -6348,13 +6162,8 @@
             <w:hideMark/>
           </w:tcPr>
           <w:p>
-            <w:proofErr w:type="gramStart"/>
-            <w:r>
-              <w:t>@ACT</w:t>
-            </w:r>
-            <w:proofErr w:type="gramEnd"/>
-            <w:r>
-              <w:t>_NGUOI_NHAP_LIEU</w:t>
+            <w:r>
+              <w:t>@ACT_NGUOI_NHAP_LIEU</w:t>
             </w:r>
           </w:p>
         </w:tc>
@@ -6469,15 +6278,7 @@
           </w:tcPr>
           <w:p>
             <w:r>
-              <w:t xml:space="preserve">Tra cứu data </w:t>
-            </w:r>
-            <w:proofErr w:type="gramStart"/>
-            <w:r>
-              <w:t>từ @</w:t>
-            </w:r>
-            <w:proofErr w:type="gramEnd"/>
-            <w:r>
-              <w:t>DM_NGUOI_NHAP_LIEU ở sheet Help</w:t>
+              <w:t>Tra cứu data từ @DM_NGUOI_NHAP_LIEU ở sheet Help</w:t>
             </w:r>
           </w:p>
         </w:tc>
@@ -6524,13 +6325,9 @@
             <w:hideMark/>
           </w:tcPr>
           <w:p>
-            <w:proofErr w:type="gramStart"/>
-            <w:r>
-              <w:t>@ACT</w:t>
-            </w:r>
-            <w:proofErr w:type="gramEnd"/>
-            <w:r>
-              <w:t>_GHIM</w:t>
+            <w:r>
+              <w:lastRenderedPageBreak/>
+              <w:t>@ACT_GHIM</w:t>
             </w:r>
           </w:p>
         </w:tc>
@@ -6645,15 +6442,7 @@
           </w:tcPr>
           <w:p>
             <w:r>
-              <w:t xml:space="preserve">Tra cứu data </w:t>
-            </w:r>
-            <w:proofErr w:type="gramStart"/>
-            <w:r>
-              <w:t>từ @</w:t>
-            </w:r>
-            <w:proofErr w:type="gramEnd"/>
-            <w:r>
-              <w:t>DM_GHIM ở sheet Help</w:t>
+              <w:t>Tra cứu data từ @DM_GHIM ở sheet Help</w:t>
             </w:r>
           </w:p>
         </w:tc>
@@ -6701,7 +6490,6 @@
           </w:tcPr>
           <w:p>
             <w:r>
-              <w:lastRenderedPageBreak/>
               <w:t>@ACT_SAN_PHAM</w:t>
             </w:r>
           </w:p>
@@ -7027,13 +6815,8 @@
             <w:hideMark/>
           </w:tcPr>
           <w:p>
-            <w:proofErr w:type="gramStart"/>
-            <w:r>
-              <w:t>@ACT</w:t>
-            </w:r>
-            <w:proofErr w:type="gramEnd"/>
-            <w:r>
-              <w:t>_NGAY_NHAP_LIEU</w:t>
+            <w:r>
+              <w:t>@ACT_NGAY_NHAP_LIEU</w:t>
             </w:r>
           </w:p>
         </w:tc>
@@ -7195,13 +6978,8 @@
             <w:hideMark/>
           </w:tcPr>
           <w:p>
-            <w:proofErr w:type="gramStart"/>
-            <w:r>
-              <w:t>@ACT</w:t>
-            </w:r>
-            <w:proofErr w:type="gramEnd"/>
-            <w:r>
-              <w:t>_FBM_STATUS</w:t>
+            <w:r>
+              <w:t>@ACT_FBM_STATUS</w:t>
             </w:r>
           </w:p>
         </w:tc>
@@ -7316,15 +7094,7 @@
           </w:tcPr>
           <w:p>
             <w:r>
-              <w:t xml:space="preserve">Tra cứu data </w:t>
-            </w:r>
-            <w:proofErr w:type="gramStart"/>
-            <w:r>
-              <w:t>từ @</w:t>
-            </w:r>
-            <w:proofErr w:type="gramEnd"/>
-            <w:r>
-              <w:t>DM_FBM_STATUS ở sheet Help</w:t>
+              <w:t>Tra cứu data từ @DM_FBM_STATUS ở sheet Help</w:t>
             </w:r>
           </w:p>
         </w:tc>
@@ -7364,23 +7134,7 @@
           <w:b/>
           <w:bCs/>
         </w:rPr>
-        <w:t xml:space="preserve">1.4. SCHEMA TỔNG HỢP HIỂN THỊ (SHEET QL_System VÀ </w:t>
-      </w:r>
-      <w:proofErr w:type="gramStart"/>
-      <w:r>
-        <w:rPr>
-          <w:b/>
-          <w:bCs/>
-        </w:rPr>
-        <w:t>SHEET !Quản</w:t>
-      </w:r>
-      <w:proofErr w:type="gramEnd"/>
-      <w:r>
-        <w:rPr>
-          <w:b/>
-          <w:bCs/>
-        </w:rPr>
-        <w:t xml:space="preserve"> lý)</w:t>
+        <w:t>1.4. SCHEMA TỔNG HỢP HIỂN THỊ (SHEET QL_System VÀ SHEET !Quản lý)</w:t>
       </w:r>
     </w:p>
     <w:p>
@@ -7392,7 +7146,7 @@
       <w:pPr>
         <w:numPr>
           <w:ilvl w:val="0"/>
-          <w:numId w:val="1"/>
+          <w:numId w:val="15"/>
         </w:numPr>
       </w:pPr>
       <w:r>
@@ -7407,7 +7161,7 @@
       <w:pPr>
         <w:numPr>
           <w:ilvl w:val="1"/>
-          <w:numId w:val="1"/>
+          <w:numId w:val="15"/>
         </w:numPr>
       </w:pPr>
       <w:r>
@@ -7418,65 +7172,52 @@
       <w:pPr>
         <w:numPr>
           <w:ilvl w:val="1"/>
-          <w:numId w:val="1"/>
+          <w:numId w:val="15"/>
         </w:numPr>
       </w:pPr>
-      <w:proofErr w:type="gramStart"/>
-      <w:r>
-        <w:t>@SYS</w:t>
-      </w:r>
-      <w:proofErr w:type="gramEnd"/>
-      <w:r>
-        <w:t>_SORT_LEVEL: $A \rightarrow Z$ hoặc $Z \rightarrow A$.</w:t>
+      <w:r>
+        <w:t>@SYS_SORT_LEVEL: $A \rightarrow Z$ hoặc $Z \rightarrow A$.</w:t>
       </w:r>
     </w:p>
     <w:p>
       <w:pPr>
         <w:numPr>
           <w:ilvl w:val="0"/>
-          <w:numId w:val="1"/>
+          <w:numId w:val="15"/>
         </w:numPr>
       </w:pPr>
-      <w:proofErr w:type="gramStart"/>
       <w:r>
         <w:rPr>
           <w:b/>
           <w:bCs/>
         </w:rPr>
-        <w:t>Sheet !Quản</w:t>
-      </w:r>
-      <w:proofErr w:type="gramEnd"/>
+        <w:t>Sheet !Quản lý (Trình diễn dữ liệu):</w:t>
+      </w:r>
+    </w:p>
+    <w:p>
+      <w:pPr>
+        <w:numPr>
+          <w:ilvl w:val="1"/>
+          <w:numId w:val="15"/>
+        </w:numPr>
+      </w:pPr>
       <w:r>
         <w:rPr>
           <w:b/>
           <w:bCs/>
         </w:rPr>
-        <w:t xml:space="preserve"> lý (Trình diễn dữ liệu):</w:t>
+        <w:lastRenderedPageBreak/>
+        <w:t>Cột A, B:</w:t>
+      </w:r>
+      <w:r>
+        <w:t xml:space="preserve"> Khai báo @QL_SORT, @QL_SORT_LEVEL. Chứa quy tắc sắp xếp ghi đè QL_System.</w:t>
       </w:r>
     </w:p>
     <w:p>
       <w:pPr>
         <w:numPr>
           <w:ilvl w:val="1"/>
-          <w:numId w:val="1"/>
-        </w:numPr>
-      </w:pPr>
-      <w:r>
-        <w:rPr>
-          <w:b/>
-          <w:bCs/>
-        </w:rPr>
-        <w:t>Cột A, B:</w:t>
-      </w:r>
-      <w:r>
-        <w:t xml:space="preserve"> Khai báo @QL_SORT, @QL_SORT_LEVEL. Chứa quy tắc sắp xếp ghi đè QL_System.</w:t>
-      </w:r>
-    </w:p>
-    <w:p>
-      <w:pPr>
-        <w:numPr>
-          <w:ilvl w:val="1"/>
-          <w:numId w:val="1"/>
+          <w:numId w:val="15"/>
         </w:numPr>
       </w:pPr>
       <w:r>
@@ -7494,7 +7235,7 @@
       <w:pPr>
         <w:numPr>
           <w:ilvl w:val="1"/>
-          <w:numId w:val="1"/>
+          <w:numId w:val="15"/>
         </w:numPr>
       </w:pPr>
       <w:r>
@@ -7512,7 +7253,7 @@
       <w:pPr>
         <w:numPr>
           <w:ilvl w:val="1"/>
-          <w:numId w:val="1"/>
+          <w:numId w:val="15"/>
         </w:numPr>
       </w:pPr>
       <w:r>
@@ -7520,7 +7261,6 @@
           <w:b/>
           <w:bCs/>
         </w:rPr>
-        <w:lastRenderedPageBreak/>
         <w:t>Hàng 3 (Hàng Lọc):</w:t>
       </w:r>
       <w:r>
@@ -7531,7 +7271,7 @@
       <w:pPr>
         <w:numPr>
           <w:ilvl w:val="1"/>
-          <w:numId w:val="1"/>
+          <w:numId w:val="15"/>
         </w:numPr>
       </w:pPr>
       <w:r>
@@ -7549,7 +7289,7 @@
       <w:pPr>
         <w:numPr>
           <w:ilvl w:val="0"/>
-          <w:numId w:val="1"/>
+          <w:numId w:val="15"/>
         </w:numPr>
       </w:pPr>
       <w:r>
@@ -7564,7 +7304,7 @@
       <w:pPr>
         <w:numPr>
           <w:ilvl w:val="1"/>
-          <w:numId w:val="1"/>
+          <w:numId w:val="15"/>
         </w:numPr>
       </w:pPr>
       <w:r>
@@ -7575,7 +7315,7 @@
       <w:pPr>
         <w:numPr>
           <w:ilvl w:val="1"/>
-          <w:numId w:val="1"/>
+          <w:numId w:val="15"/>
         </w:numPr>
       </w:pPr>
       <w:r>
@@ -7800,13 +7540,8 @@
             <w:hideMark/>
           </w:tcPr>
           <w:p>
-            <w:proofErr w:type="gramStart"/>
-            <w:r>
-              <w:t>@SYS</w:t>
-            </w:r>
-            <w:proofErr w:type="gramEnd"/>
-            <w:r>
-              <w:t>_SORT</w:t>
+            <w:r>
+              <w:t>@SYS_SORT</w:t>
             </w:r>
           </w:p>
         </w:tc>
@@ -7898,15 +7633,7 @@
           </w:tcPr>
           <w:p>
             <w:r>
-              <w:t xml:space="preserve">Sắp xếp áp dụng chung cho mọi </w:t>
-            </w:r>
-            <w:proofErr w:type="gramStart"/>
-            <w:r>
-              <w:t>sheet !</w:t>
-            </w:r>
-            <w:proofErr w:type="gramEnd"/>
-            <w:r>
-              <w:t xml:space="preserve"> (Trừ khi sheet đó có rules riêng)</w:t>
+              <w:t>Sắp xếp áp dụng chung cho mọi sheet ! (Trừ khi sheet đó có rules riêng)</w:t>
             </w:r>
           </w:p>
         </w:tc>
@@ -7953,13 +7680,8 @@
             <w:hideMark/>
           </w:tcPr>
           <w:p>
-            <w:proofErr w:type="gramStart"/>
-            <w:r>
-              <w:t>@SYS</w:t>
-            </w:r>
-            <w:proofErr w:type="gramEnd"/>
-            <w:r>
-              <w:t>_SORT_LEVEL</w:t>
+            <w:r>
+              <w:t>@SYS_SORT_LEVEL</w:t>
             </w:r>
           </w:p>
         </w:tc>
@@ -8098,13 +7820,8 @@
             <w:hideMark/>
           </w:tcPr>
           <w:p>
-            <w:proofErr w:type="gramStart"/>
-            <w:r>
-              <w:t>@QL</w:t>
-            </w:r>
-            <w:proofErr w:type="gramEnd"/>
-            <w:r>
-              <w:t>_SORT</w:t>
+            <w:r>
+              <w:t>@QL_SORT</w:t>
             </w:r>
           </w:p>
         </w:tc>
@@ -8126,13 +7843,8 @@
             <w:hideMark/>
           </w:tcPr>
           <w:p>
-            <w:proofErr w:type="gramStart"/>
-            <w:r>
-              <w:t>Sheet !</w:t>
-            </w:r>
-            <w:proofErr w:type="gramEnd"/>
-            <w:r>
-              <w:t xml:space="preserve"> (Cột A)</w:t>
+            <w:r>
+              <w:t>Sheet ! (Cột A)</w:t>
             </w:r>
           </w:p>
         </w:tc>
@@ -8248,13 +7960,8 @@
             <w:hideMark/>
           </w:tcPr>
           <w:p>
-            <w:proofErr w:type="gramStart"/>
-            <w:r>
-              <w:t>@QL</w:t>
-            </w:r>
-            <w:proofErr w:type="gramEnd"/>
-            <w:r>
-              <w:t>_SORT_LEVEL</w:t>
+            <w:r>
+              <w:t>@QL_SORT_LEVEL</w:t>
             </w:r>
           </w:p>
         </w:tc>
@@ -8276,13 +7983,8 @@
             <w:hideMark/>
           </w:tcPr>
           <w:p>
-            <w:proofErr w:type="gramStart"/>
-            <w:r>
-              <w:t>Sheet !</w:t>
-            </w:r>
-            <w:proofErr w:type="gramEnd"/>
-            <w:r>
-              <w:t xml:space="preserve"> (Cột B)</w:t>
+            <w:r>
+              <w:t>Sheet ! (Cột B)</w:t>
             </w:r>
           </w:p>
         </w:tc>
@@ -8425,11 +8127,9 @@
             <w:hideMark/>
           </w:tcPr>
           <w:p>
-            <w:proofErr w:type="gramStart"/>
             <w:r>
               <w:t>Sheet !</w:t>
             </w:r>
-            <w:proofErr w:type="gramEnd"/>
           </w:p>
         </w:tc>
         <w:tc>
@@ -8576,11 +8276,9 @@
             <w:hideMark/>
           </w:tcPr>
           <w:p>
-            <w:proofErr w:type="gramStart"/>
             <w:r>
               <w:t>Sheet !</w:t>
             </w:r>
-            <w:proofErr w:type="gramEnd"/>
           </w:p>
         </w:tc>
         <w:tc>
@@ -8648,7 +8346,11 @@
           </w:tcPr>
           <w:p>
             <w:r>
-              <w:t>Lọc data hàng dọc: &lt;&gt; (không chứa), " " (chính xác), - (khoảng), &gt;, &lt;. Mặc định: Chứa.</w:t>
+              <w:t xml:space="preserve">Lọc data hàng dọc: &lt;&gt; (không chứa), " " (chính xác), - </w:t>
+            </w:r>
+            <w:r>
+              <w:lastRenderedPageBreak/>
+              <w:t>(khoảng), &gt;, &lt;. Mặc định: Chứa.</w:t>
             </w:r>
           </w:p>
         </w:tc>
@@ -8671,7 +8373,12 @@
           </w:tcPr>
           <w:p>
             <w:r>
-              <w:t>Không phân biệt hoa thường</w:t>
+              <w:lastRenderedPageBreak/>
+              <w:t xml:space="preserve">Không phân biệt </w:t>
+            </w:r>
+            <w:r>
+              <w:lastRenderedPageBreak/>
+              <w:t>hoa thường</w:t>
             </w:r>
           </w:p>
         </w:tc>
@@ -8680,75 +8387,326 @@
     <w:p/>
     <w:p>
       <w:r>
-        <w:br w:type="page"/>
-      </w:r>
-    </w:p>
-    <w:p>
+        <w:rPr>
+          <w:b/>
+          <w:bCs/>
+        </w:rPr>
+        <w:t>TÀI LIỆU 2: RANH GIỚI VÀ TRÁCH NHIỆM MODULE</w:t>
+      </w:r>
+    </w:p>
+    <w:p>
+      <w:r>
+        <w:rPr>
+          <w:b/>
+          <w:bCs/>
+        </w:rPr>
+        <w:t>Tạo và lưu toàn bộ nội dung dưới đây vào file:</w:t>
+      </w:r>
+      <w:r>
+        <w:t xml:space="preserve"> 0_Documentation/ARCHITECTURE.md</w:t>
+      </w:r>
+    </w:p>
+    <w:p>
+      <w:r>
+        <w:t> </w:t>
+      </w:r>
+    </w:p>
+    <w:p>
+      <w:r>
+        <w:rPr>
+          <w:b/>
+          <w:bCs/>
+        </w:rPr>
+        <w:t>1. MỤC ĐÍCH</w:t>
+      </w:r>
+    </w:p>
+    <w:p>
+      <w:r>
+        <w:t xml:space="preserve">Quy định ranh giới nghiêm ngặt giữa các khối mã nguồn để đảm bảo tính </w:t>
+      </w:r>
+      <w:r>
+        <w:rPr>
+          <w:b/>
+          <w:bCs/>
+        </w:rPr>
+        <w:t>Trách nhiệm đơn lẻ (Single Responsibility)</w:t>
+      </w:r>
+      <w:r>
+        <w:t>. Mọi thay đổi về giao diện không được làm ảnh hưởng đến lõi dữ liệu và ngược lại.</w:t>
+      </w:r>
+    </w:p>
+    <w:p>
+      <w:r>
+        <w:rPr>
+          <w:b/>
+          <w:bCs/>
+        </w:rPr>
+        <w:t>2. PHÂN TẦNG TRÁCH NHIỆM</w:t>
+      </w:r>
+    </w:p>
+    <w:p>
+      <w:r>
+        <w:rPr>
+          <w:b/>
+          <w:bCs/>
+        </w:rPr>
+        <w:t>2.1. Khối Client (Trình duyệt - Sidebar)</w:t>
+      </w:r>
+    </w:p>
+    <w:p>
+      <w:r>
+        <w:t>Tầng này được chia làm 3 lớp chuyên biệt để quản lý sự phức tạp của giao diện:</w:t>
+      </w:r>
+    </w:p>
+    <w:p>
+      <w:pPr>
+        <w:numPr>
+          <w:ilvl w:val="0"/>
+          <w:numId w:val="16"/>
+        </w:numPr>
+      </w:pPr>
+      <w:r>
+        <w:rPr>
+          <w:b/>
+          <w:bCs/>
+        </w:rPr>
+        <w:t>Lớp Linh kiện (UI_Factory.html):</w:t>
+      </w:r>
+    </w:p>
+    <w:p>
+      <w:pPr>
+        <w:numPr>
+          <w:ilvl w:val="1"/>
+          <w:numId w:val="16"/>
+        </w:numPr>
+      </w:pPr>
+      <w:r>
+        <w:rPr>
+          <w:b/>
+          <w:bCs/>
+        </w:rPr>
+        <w:t>Trách nhiệm:</w:t>
+      </w:r>
+      <w:r>
+        <w:t xml:space="preserve"> Chế tạo các nguyên tử giao diện (Input, Select, Button, Row).</w:t>
+      </w:r>
+    </w:p>
+    <w:p>
+      <w:pPr>
+        <w:numPr>
+          <w:ilvl w:val="1"/>
+          <w:numId w:val="16"/>
+        </w:numPr>
+      </w:pPr>
+      <w:r>
+        <w:rPr>
+          <w:b/>
+          <w:bCs/>
+        </w:rPr>
+        <w:t>Hành vi:</w:t>
+      </w:r>
+      <w:r>
+        <w:t xml:space="preserve"> Nhận thông số từ Schema và trả về chuỗi HTML. Không chứa logic nghiệp vụ.</w:t>
+      </w:r>
+    </w:p>
+    <w:p>
+      <w:pPr>
+        <w:numPr>
+          <w:ilvl w:val="0"/>
+          <w:numId w:val="16"/>
+        </w:numPr>
+      </w:pPr>
+      <w:r>
+        <w:rPr>
+          <w:b/>
+          <w:bCs/>
+        </w:rPr>
+        <w:t>Lớp Bản vẽ (UI_Layouts.html):</w:t>
+      </w:r>
+    </w:p>
+    <w:p>
+      <w:pPr>
+        <w:numPr>
+          <w:ilvl w:val="1"/>
+          <w:numId w:val="16"/>
+        </w:numPr>
+      </w:pPr>
+      <w:r>
+        <w:rPr>
+          <w:b/>
+          <w:bCs/>
+        </w:rPr>
+        <w:t>Trách nhiệm:</w:t>
+      </w:r>
+      <w:r>
+        <w:t xml:space="preserve"> Lắp ráp các linh kiện từ Factory thành các màn hình hoàn chỉnh (Form thêm khách, Form giao dịch).</w:t>
+      </w:r>
+    </w:p>
+    <w:p>
+      <w:pPr>
+        <w:numPr>
+          <w:ilvl w:val="1"/>
+          <w:numId w:val="16"/>
+        </w:numPr>
+      </w:pPr>
+      <w:r>
+        <w:rPr>
+          <w:b/>
+          <w:bCs/>
+        </w:rPr>
+        <w:t>Hành vi:</w:t>
+      </w:r>
+      <w:r>
+        <w:t xml:space="preserve"> Định nghĩa bố cục (vị trí, tỷ lệ width 50%/100%).</w:t>
+      </w:r>
+    </w:p>
+    <w:p>
+      <w:pPr>
+        <w:numPr>
+          <w:ilvl w:val="0"/>
+          <w:numId w:val="16"/>
+        </w:numPr>
+      </w:pPr>
+      <w:r>
+        <w:rPr>
+          <w:b/>
+          <w:bCs/>
+        </w:rPr>
+        <w:t>Lớp Điều phối (UI_Logic.html):</w:t>
+      </w:r>
+    </w:p>
+    <w:p>
+      <w:pPr>
+        <w:numPr>
+          <w:ilvl w:val="1"/>
+          <w:numId w:val="16"/>
+        </w:numPr>
+      </w:pPr>
+      <w:r>
+        <w:rPr>
+          <w:b/>
+          <w:bCs/>
+        </w:rPr>
+        <w:t>Trách nhiệm:</w:t>
+      </w:r>
+      <w:r>
+        <w:t xml:space="preserve"> "Bộ não" vận hành Sidebar. Quản lý sự kiện (Click, Submit), gọi API và Validation.</w:t>
+      </w:r>
+    </w:p>
+    <w:p>
+      <w:pPr>
+        <w:numPr>
+          <w:ilvl w:val="1"/>
+          <w:numId w:val="16"/>
+        </w:numPr>
+      </w:pPr>
+      <w:r>
+        <w:rPr>
+          <w:b/>
+          <w:bCs/>
+        </w:rPr>
+        <w:t>Vùng cấm: Tuyệt đối KHÔNG</w:t>
+      </w:r>
+      <w:r>
+        <w:t xml:space="preserve"> chứa mã nguồn HTML nối chuỗi hoặc trực tiếp vẽ giao diện. Mọi việc hiển thị phải gọi qua tầng Layout.</w:t>
+      </w:r>
+    </w:p>
+    <w:p>
+      <w:pPr>
+        <w:numPr>
+          <w:ilvl w:val="0"/>
+          <w:numId w:val="16"/>
+        </w:numPr>
+      </w:pPr>
+      <w:r>
+        <w:rPr>
+          <w:b/>
+          <w:bCs/>
+        </w:rPr>
+        <w:t>Quản lý dữ liệu (Store_RAM.html):</w:t>
+      </w:r>
+    </w:p>
+    <w:p>
+      <w:pPr>
+        <w:numPr>
+          <w:ilvl w:val="1"/>
+          <w:numId w:val="16"/>
+        </w:numPr>
+      </w:pPr>
+      <w:r>
+        <w:rPr>
+          <w:b/>
+          <w:bCs/>
+        </w:rPr>
+        <w:t>Trách nhiệm:</w:t>
+      </w:r>
+      <w:r>
+        <w:t xml:space="preserve"> Duy trì trạng thái dữ liệu trên RAM (DB.listKH, DB.acts_map) để truy xuất tức thì.</w:t>
+      </w:r>
+    </w:p>
+    <w:p>
+      <w:r>
+        <w:rPr>
+          <w:b/>
+          <w:bCs/>
+        </w:rPr>
+        <w:t>2.2. Khối Server (Google Apps Script - Lõi)</w:t>
+      </w:r>
+    </w:p>
+    <w:p>
+      <w:pPr>
+        <w:numPr>
+          <w:ilvl w:val="0"/>
+          <w:numId w:val="17"/>
+        </w:numPr>
+      </w:pPr>
+      <w:r>
+        <w:rPr>
+          <w:b/>
+          <w:bCs/>
+        </w:rPr>
+        <w:t>DNA Hệ thống (Schema.gs):</w:t>
+      </w:r>
+    </w:p>
+    <w:p>
+      <w:pPr>
+        <w:numPr>
+          <w:ilvl w:val="1"/>
+          <w:numId w:val="17"/>
+        </w:numPr>
+      </w:pPr>
       <w:r>
         <w:rPr>
           <w:b/>
           <w:bCs/>
         </w:rPr>
         <w:lastRenderedPageBreak/>
-        <w:t>TÀI LIỆU 2: RANH GIỚI VÀ TRÁCH NHIỆM MODULE</w:t>
-      </w:r>
-    </w:p>
-    <w:p>
+        <w:t>Trách nhiệm:</w:t>
+      </w:r>
+      <w:r>
+        <w:t xml:space="preserve"> Nguồn sự thật duy nhất về cấu trúc dữ liệu. Quy định kiểu dữ liệu (Type), tính bắt buộc (Required) và ánh xạ cột (@).</w:t>
+      </w:r>
+    </w:p>
+    <w:p>
+      <w:pPr>
+        <w:numPr>
+          <w:ilvl w:val="0"/>
+          <w:numId w:val="17"/>
+        </w:numPr>
+      </w:pPr>
       <w:r>
         <w:rPr>
           <w:b/>
           <w:bCs/>
         </w:rPr>
-        <w:t>Tạo và lưu toàn bộ nội dung dưới đây vào file:</w:t>
-      </w:r>
-      <w:r>
-        <w:t xml:space="preserve"> 0_Documentation/ARCHITECTURE.md</w:t>
-      </w:r>
-    </w:p>
-    <w:p>
-      <w:r>
-        <w:rPr>
-          <w:b/>
-          <w:bCs/>
-        </w:rPr>
-        <w:t>Mục đích:</w:t>
-      </w:r>
-      <w:r>
-        <w:t xml:space="preserve"> Quy định ranh giới cấm vượt qua giữa các khối code để đảm bảo Single Responsibility (Trách nhiệm đơn lẻ).</w:t>
-      </w:r>
-    </w:p>
-    <w:p>
-      <w:r>
-        <w:rPr>
-          <w:b/>
-          <w:bCs/>
-        </w:rPr>
-        <w:t>2.1. Khối Client (Trình duyệt)</w:t>
-      </w:r>
-    </w:p>
-    <w:p>
-      <w:pPr>
-        <w:numPr>
-          <w:ilvl w:val="0"/>
-          <w:numId w:val="2"/>
-        </w:numPr>
-      </w:pPr>
-      <w:r>
-        <w:rPr>
-          <w:b/>
-          <w:bCs/>
-        </w:rPr>
-        <w:t>Extension (Dumb Scout)</w:t>
-      </w:r>
-      <w:r>
-        <w:t xml:space="preserve"> 2_ShinCRM_Extension/content_scripts/scout/sheet_scout.js</w:t>
+        <w:t>GAS API Bridge (Api.gs):</w:t>
       </w:r>
     </w:p>
     <w:p>
       <w:pPr>
         <w:numPr>
           <w:ilvl w:val="1"/>
-          <w:numId w:val="2"/>
+          <w:numId w:val="17"/>
         </w:numPr>
       </w:pPr>
       <w:r>
@@ -8759,22 +8717,135 @@
         <w:t>Trách nhiệm:</w:t>
       </w:r>
       <w:r>
-        <w:t xml:space="preserve"> Lắng nghe sự kiện thay đổi trên Google Sheet. </w:t>
-      </w:r>
-      <w:proofErr w:type="gramStart"/>
-      <w:r>
-        <w:t>Quét .waffle</w:t>
-      </w:r>
-      <w:proofErr w:type="gramEnd"/>
-      <w:r>
-        <w:t>-name-box mỗi 200ms.</w:t>
+        <w:t xml:space="preserve"> Tiếp nhận lệnh từ Sidebar, thực hiện CRUD và nén dữ liệu (Chunking).</w:t>
       </w:r>
     </w:p>
     <w:p>
       <w:pPr>
         <w:numPr>
           <w:ilvl w:val="1"/>
-          <w:numId w:val="2"/>
+          <w:numId w:val="17"/>
+        </w:numPr>
+      </w:pPr>
+      <w:r>
+        <w:rPr>
+          <w:b/>
+          <w:bCs/>
+        </w:rPr>
+        <w:t>Vùng cấm:</w:t>
+      </w:r>
+      <w:r>
+        <w:t xml:space="preserve"> Không trả về mảng dựa trên vị trí cột tĩnh. Mọi dữ liệu phải chuẩn hóa thành JSON có Key là mã @.</w:t>
+      </w:r>
+    </w:p>
+    <w:p>
+      <w:pPr>
+        <w:numPr>
+          <w:ilvl w:val="0"/>
+          <w:numId w:val="17"/>
+        </w:numPr>
+      </w:pPr>
+      <w:r>
+        <w:rPr>
+          <w:b/>
+          <w:bCs/>
+        </w:rPr>
+        <w:t>GAS Autonomous Engine (Engine.gs):</w:t>
+      </w:r>
+    </w:p>
+    <w:p>
+      <w:pPr>
+        <w:numPr>
+          <w:ilvl w:val="1"/>
+          <w:numId w:val="17"/>
+        </w:numPr>
+      </w:pPr>
+      <w:r>
+        <w:rPr>
+          <w:b/>
+          <w:bCs/>
+        </w:rPr>
+        <w:t>Trách nhiệm:</w:t>
+      </w:r>
+      <w:r>
+        <w:t xml:space="preserve"> Thực hiện thuật toán Join, lọc dữ liệu hàng 3 và sắp xếp phân cấp độc lập với Sidebar.</w:t>
+      </w:r>
+    </w:p>
+    <w:p>
+      <w:r>
+        <w:rPr>
+          <w:b/>
+          <w:bCs/>
+        </w:rPr>
+        <w:t>2.3. Cầu nối Extension (RPA &amp; Sensor)</w:t>
+      </w:r>
+    </w:p>
+    <w:p>
+      <w:pPr>
+        <w:numPr>
+          <w:ilvl w:val="0"/>
+          <w:numId w:val="18"/>
+        </w:numPr>
+      </w:pPr>
+      <w:r>
+        <w:rPr>
+          <w:b/>
+          <w:bCs/>
+        </w:rPr>
+        <w:t>Mắt thần (sheet_scout.js):</w:t>
+      </w:r>
+      <w:r>
+        <w:t xml:space="preserve"> Lắng nghe tọa độ chuột và gửi tín hiệu CRM_TRIGGER về Sidebar.</w:t>
+      </w:r>
+    </w:p>
+    <w:p>
+      <w:pPr>
+        <w:numPr>
+          <w:ilvl w:val="0"/>
+          <w:numId w:val="18"/>
+        </w:numPr>
+      </w:pPr>
+      <w:r>
+        <w:rPr>
+          <w:b/>
+          <w:bCs/>
+        </w:rPr>
+        <w:t>Cầu nối (iframe_bridge.js):</w:t>
+      </w:r>
+    </w:p>
+    <w:p>
+      <w:pPr>
+        <w:numPr>
+          <w:ilvl w:val="1"/>
+          <w:numId w:val="18"/>
+        </w:numPr>
+      </w:pPr>
+      <w:r>
+        <w:rPr>
+          <w:b/>
+          <w:bCs/>
+        </w:rPr>
+        <w:t>Trách nhiệm:</w:t>
+      </w:r>
+      <w:r>
+        <w:t xml:space="preserve"> Xử lý giao tiếp </w:t>
+      </w:r>
+      <w:r>
+        <w:rPr>
+          <w:b/>
+          <w:bCs/>
+        </w:rPr>
+        <w:t>Cross-Origin</w:t>
+      </w:r>
+      <w:r>
+        <w:t xml:space="preserve"> giữa Sandbox của Google và môi trường Extension.</w:t>
+      </w:r>
+    </w:p>
+    <w:p>
+      <w:pPr>
+        <w:numPr>
+          <w:ilvl w:val="1"/>
+          <w:numId w:val="18"/>
         </w:numPr>
       </w:pPr>
       <w:r>
@@ -8785,32 +8856,23 @@
         <w:t>Hành vi:</w:t>
       </w:r>
       <w:r>
-        <w:t xml:space="preserve"> Gửi object {action: 'CRM_TRIGGER', sheet, row, col} về iframe Sidebar.</w:t>
-      </w:r>
-    </w:p>
-    <w:p>
-      <w:pPr>
-        <w:numPr>
-          <w:ilvl w:val="1"/>
-          <w:numId w:val="2"/>
-        </w:numPr>
-      </w:pPr>
+        <w:t xml:space="preserve"> Nhận, xác thực nguồn gửi (Origin) và chuyển tiếp window.postMessage.</w:t>
+      </w:r>
+    </w:p>
+    <w:p>
       <w:r>
         <w:rPr>
           <w:b/>
           <w:bCs/>
         </w:rPr>
-        <w:t>Vùng cấm:</w:t>
-      </w:r>
-      <w:r>
-        <w:t xml:space="preserve"> Không chứa logic nghiệp vụ CRM. Không chứa mảng dữ liệu. Không chứa logic kiểm tra mã khách hàng.</w:t>
+        <w:t>3. GIAO THỨC GIAO TIẾP (PIPELINES)</w:t>
       </w:r>
     </w:p>
     <w:p>
       <w:pPr>
         <w:numPr>
           <w:ilvl w:val="0"/>
-          <w:numId w:val="2"/>
+          <w:numId w:val="19"/>
         </w:numPr>
       </w:pPr>
       <w:r>
@@ -8818,17 +8880,17 @@
           <w:b/>
           <w:bCs/>
         </w:rPr>
-        <w:t>Sidebar (State Manager &amp; UI)</w:t>
-      </w:r>
-      <w:r>
-        <w:t xml:space="preserve"> 1_ShinCRM_GAS/src/ui/</w:t>
+        <w:t>Pipeline 1: Sensor (Extension → Sidebar):</w:t>
+      </w:r>
+      <w:r>
+        <w:t xml:space="preserve"> Báo cáo vị trí chuột theo thời gian thực qua window.postMessage.</w:t>
       </w:r>
     </w:p>
     <w:p>
       <w:pPr>
         <w:numPr>
-          <w:ilvl w:val="1"/>
-          <w:numId w:val="2"/>
+          <w:ilvl w:val="0"/>
+          <w:numId w:val="19"/>
         </w:numPr>
       </w:pPr>
       <w:r>
@@ -8836,67 +8898,27 @@
           <w:b/>
           <w:bCs/>
         </w:rPr>
-        <w:t>Trách nhiệm:</w:t>
-      </w:r>
-      <w:r>
-        <w:t xml:space="preserve"> Quản lý toàn bộ State trên RAM (</w:t>
-      </w:r>
-      <w:proofErr w:type="gramStart"/>
-      <w:r>
-        <w:t>DB.listKH</w:t>
-      </w:r>
-      <w:proofErr w:type="gramEnd"/>
-      <w:r>
-        <w:t xml:space="preserve">, </w:t>
-      </w:r>
-      <w:proofErr w:type="gramStart"/>
-      <w:r>
-        <w:t>DB.acts</w:t>
-      </w:r>
-      <w:proofErr w:type="gramEnd"/>
-      <w:r>
-        <w:t>_map). Render HTML động (các thẻ input/select) dựa trên Master Schema. Xử lý Validation nội bộ (Bắt buộc, trùng lặp).</w:t>
-      </w:r>
-    </w:p>
-    <w:p>
-      <w:pPr>
-        <w:numPr>
-          <w:ilvl w:val="1"/>
-          <w:numId w:val="2"/>
-        </w:numPr>
-      </w:pPr>
+        <w:t>Pipeline 2: Initialization (Server → Sidebar):</w:t>
+      </w:r>
+      <w:r>
+        <w:t xml:space="preserve"> Sử dụng </w:t>
+      </w:r>
       <w:r>
         <w:rPr>
           <w:b/>
           <w:bCs/>
         </w:rPr>
-        <w:t>Hành vi:</w:t>
-      </w:r>
-      <w:r>
-        <w:t xml:space="preserve"> Khi nhận {sheet, row, col} từ Extension, kiểm tra nếu tọa độ nằm trong Hàng 1, Hàng 3, hoặc cột Sort thì bỏ qua. Nếu an toàn, truy xuất </w:t>
-      </w:r>
-      <w:proofErr w:type="gramStart"/>
-      <w:r>
-        <w:t>DB.acts</w:t>
-      </w:r>
-      <w:proofErr w:type="gramEnd"/>
-      <w:r>
-        <w:t>_map theo $</w:t>
-      </w:r>
-      <w:proofErr w:type="gramStart"/>
-      <w:r>
-        <w:t>O(1)$</w:t>
-      </w:r>
-      <w:proofErr w:type="gramEnd"/>
-      <w:r>
-        <w:t xml:space="preserve"> và vẽ lại UI màn hình chính.</w:t>
+        <w:t>Scriptlet Injection</w:t>
+      </w:r>
+      <w:r>
+        <w:t xml:space="preserve"> để bơm trực tiếp MASTER_SCHEMA vào HTML ngay khi khởi tạo, đảm bảo tốc độ hiển thị Zero-Latency.</w:t>
       </w:r>
     </w:p>
     <w:p>
       <w:pPr>
         <w:numPr>
-          <w:ilvl w:val="1"/>
-          <w:numId w:val="2"/>
+          <w:ilvl w:val="0"/>
+          <w:numId w:val="19"/>
         </w:numPr>
       </w:pPr>
       <w:r>
@@ -8904,269 +8926,7 @@
           <w:b/>
           <w:bCs/>
         </w:rPr>
-        <w:t>Vùng cấm:</w:t>
-      </w:r>
-      <w:r>
-        <w:t xml:space="preserve"> Tuyệt đối KHÔNG gọi google.script.run khi user chỉ click chuột chuyển ô tính. KHÔNG định nghĩa HTML tĩnh lặp lại cho các ô input.</w:t>
-      </w:r>
-    </w:p>
-    <w:p>
-      <w:r>
-        <w:rPr>
-          <w:b/>
-          <w:bCs/>
-        </w:rPr>
-        <w:t>2.2. Khối Server (Google Apps Script)</w:t>
-      </w:r>
-    </w:p>
-    <w:p>
-      <w:pPr>
-        <w:numPr>
-          <w:ilvl w:val="0"/>
-          <w:numId w:val="3"/>
-        </w:numPr>
-      </w:pPr>
-      <w:r>
-        <w:rPr>
-          <w:b/>
-          <w:bCs/>
-        </w:rPr>
-        <w:t>GAS API Bridge</w:t>
-      </w:r>
-      <w:r>
-        <w:t xml:space="preserve"> 1_ShinCRM_GAS/src/core/Api.gs</w:t>
-      </w:r>
-    </w:p>
-    <w:p>
-      <w:pPr>
-        <w:numPr>
-          <w:ilvl w:val="1"/>
-          <w:numId w:val="3"/>
-        </w:numPr>
-      </w:pPr>
-      <w:r>
-        <w:rPr>
-          <w:b/>
-          <w:bCs/>
-        </w:rPr>
-        <w:t>Trách nhiệm:</w:t>
-      </w:r>
-      <w:r>
-        <w:t xml:space="preserve"> Cổng tiếp nhận lệnh từ Sidebar (getInitialData, saveCustomer, saveTransaction). Định tuyến lưu/load dữ liệu. Nén và phân mảnh (Chunking) dữ liệu khi Sidebar yêu cầu.</w:t>
-      </w:r>
-    </w:p>
-    <w:p>
-      <w:pPr>
-        <w:numPr>
-          <w:ilvl w:val="1"/>
-          <w:numId w:val="3"/>
-        </w:numPr>
-      </w:pPr>
-      <w:r>
-        <w:rPr>
-          <w:b/>
-          <w:bCs/>
-        </w:rPr>
-        <w:t>Hành vi:</w:t>
-      </w:r>
-      <w:r>
-        <w:t xml:space="preserve"> Nén dữ liệu và phân mảnh (Chunking). Ép kiểu ngày tháng.</w:t>
-      </w:r>
-    </w:p>
-    <w:p>
-      <w:pPr>
-        <w:numPr>
-          <w:ilvl w:val="1"/>
-          <w:numId w:val="3"/>
-        </w:numPr>
-      </w:pPr>
-      <w:r>
-        <w:rPr>
-          <w:b/>
-          <w:bCs/>
-        </w:rPr>
-        <w:t>Vùng cấm:</w:t>
-      </w:r>
-      <w:r>
-        <w:t xml:space="preserve"> Không trả về mảng dựa trên vị trí cột </w:t>
-      </w:r>
-      <w:proofErr w:type="gramStart"/>
-      <w:r>
-        <w:t>row[</w:t>
-      </w:r>
-      <w:proofErr w:type="gramEnd"/>
-      <w:r>
-        <w:t>0]. Mọi dữ liệu phải chuẩn hóa thành JSON có Key là mã @.</w:t>
-      </w:r>
-    </w:p>
-    <w:p>
-      <w:pPr>
-        <w:numPr>
-          <w:ilvl w:val="0"/>
-          <w:numId w:val="3"/>
-        </w:numPr>
-      </w:pPr>
-      <w:r>
-        <w:rPr>
-          <w:b/>
-          <w:bCs/>
-        </w:rPr>
-        <w:t>GAS Autonomous Engine</w:t>
-      </w:r>
-      <w:r>
-        <w:t xml:space="preserve"> 1_ShinCRM_GAS/src/core/Engine.gs</w:t>
-      </w:r>
-    </w:p>
-    <w:p>
-      <w:pPr>
-        <w:numPr>
-          <w:ilvl w:val="1"/>
-          <w:numId w:val="3"/>
-        </w:numPr>
-      </w:pPr>
-      <w:r>
-        <w:rPr>
-          <w:b/>
-          <w:bCs/>
-        </w:rPr>
-        <w:t>Trách nhiệm:</w:t>
-      </w:r>
-      <w:r>
-        <w:t xml:space="preserve"> "Cỗ máy" tính toán độc lập của hệ thống. Nhận lệnh từ onEdit.</w:t>
-      </w:r>
-    </w:p>
-    <w:p>
-      <w:pPr>
-        <w:numPr>
-          <w:ilvl w:val="1"/>
-          <w:numId w:val="3"/>
-        </w:numPr>
-      </w:pPr>
-      <w:r>
-        <w:rPr>
-          <w:b/>
-          <w:bCs/>
-        </w:rPr>
-        <w:lastRenderedPageBreak/>
-        <w:t>Hành vi:</w:t>
-      </w:r>
-      <w:r>
-        <w:t xml:space="preserve"> Thực thi thuật toán Join ListKH và Act (Lấy giao dịch cuối). Chạy thuật toán sắp xếp phân cấp (@QL_SORT &gt; @SYS_SORT). Phân tích các toán tử lọc ở Hàng 3 để hiển thị/ẩn dòng.</w:t>
-      </w:r>
-    </w:p>
-    <w:p>
-      <w:pPr>
-        <w:numPr>
-          <w:ilvl w:val="1"/>
-          <w:numId w:val="3"/>
-        </w:numPr>
-      </w:pPr>
-      <w:r>
-        <w:rPr>
-          <w:b/>
-          <w:bCs/>
-        </w:rPr>
-        <w:t xml:space="preserve">Vùng cấm: </w:t>
-      </w:r>
-      <w:r>
-        <w:t>Không chứa HTML/CSS. Không phụ thuộc vào trạng thái Sidebar đóng hay mở.</w:t>
-      </w:r>
-    </w:p>
-    <w:p>
-      <w:r>
-        <w:rPr>
-          <w:b/>
-          <w:bCs/>
-        </w:rPr>
-        <w:t>2.3. Giao thức &amp; Pipeline Giao tiếp (Communication Protocols)</w:t>
-      </w:r>
-    </w:p>
-    <w:p>
-      <w:r>
-        <w:rPr>
-          <w:b/>
-          <w:bCs/>
-        </w:rPr>
-        <w:t>Pipeline 1: Sensor Pipeline (Extension à Sidebar)</w:t>
-      </w:r>
-    </w:p>
-    <w:p>
-      <w:pPr>
-        <w:numPr>
-          <w:ilvl w:val="0"/>
-          <w:numId w:val="4"/>
-        </w:numPr>
-      </w:pPr>
-      <w:r>
-        <w:rPr>
-          <w:b/>
-          <w:bCs/>
-        </w:rPr>
-        <w:t>Mục đích:</w:t>
-      </w:r>
-      <w:r>
-        <w:t xml:space="preserve"> Báo cáo vị trí chuột theo thời gian thực.</w:t>
-      </w:r>
-    </w:p>
-    <w:p>
-      <w:pPr>
-        <w:numPr>
-          <w:ilvl w:val="0"/>
-          <w:numId w:val="4"/>
-        </w:numPr>
-      </w:pPr>
-      <w:r>
-        <w:rPr>
-          <w:b/>
-          <w:bCs/>
-        </w:rPr>
-        <w:t>Giao thức:</w:t>
-      </w:r>
-      <w:r>
-        <w:t xml:space="preserve"> </w:t>
-      </w:r>
-      <w:proofErr w:type="gramStart"/>
-      <w:r>
-        <w:t>window.postMessage</w:t>
-      </w:r>
-      <w:proofErr w:type="gramEnd"/>
-      <w:r>
-        <w:t>.</w:t>
-      </w:r>
-    </w:p>
-    <w:p>
-      <w:pPr>
-        <w:numPr>
-          <w:ilvl w:val="0"/>
-          <w:numId w:val="4"/>
-        </w:numPr>
-      </w:pPr>
-      <w:r>
-        <w:rPr>
-          <w:b/>
-          <w:bCs/>
-        </w:rPr>
-        <w:t>Định dạng Payload:</w:t>
-      </w:r>
-      <w:r>
-        <w:t xml:space="preserve"> {"action": "CRM_TRIGGER", "sheet": </w:t>
-      </w:r>
-      <w:proofErr w:type="gramStart"/>
-      <w:r>
-        <w:t>"!Quản</w:t>
-      </w:r>
-      <w:proofErr w:type="gramEnd"/>
-      <w:r>
-        <w:t xml:space="preserve"> lý 1", "row": 5, "col": 2}.</w:t>
-      </w:r>
-    </w:p>
-    <w:p>
-      <w:r>
-        <w:rPr>
-          <w:b/>
-          <w:bCs/>
-        </w:rPr>
-        <w:t xml:space="preserve">Pipeline 2: Mutation Pipeline (Sidebar </w:t>
+        <w:t xml:space="preserve">Pipeline 3: Mutation (Sidebar </w:t>
       </w:r>
       <w:r>
         <w:rPr>
@@ -9181,16 +8941,49 @@
           <w:b/>
           <w:bCs/>
         </w:rPr>
-        <w:t xml:space="preserve"> GAS API)</w:t>
-      </w:r>
-    </w:p>
-    <w:p>
-      <w:pPr>
-        <w:numPr>
-          <w:ilvl w:val="0"/>
-          <w:numId w:val="5"/>
-        </w:numPr>
-      </w:pPr>
+        <w:t xml:space="preserve"> GAS API):</w:t>
+      </w:r>
+      <w:r>
+        <w:t xml:space="preserve"> Trao đổi dữ liệu chuẩn JSON theo mã @. Hỗ trợ cập nhật Optimistic (cập nhật RAM trước, gọi Server sau).</w:t>
+      </w:r>
+    </w:p>
+    <w:p>
+      <w:r>
+        <w:t> </w:t>
+      </w:r>
+    </w:p>
+    <w:p>
+      <w:r>
+        <w:t>Lưu ý: Mọi module phải tuân thủ nghiêm ngặt ranh giới vùng cấm để đảm bảo hệ thống không bị đổ vỡ khi nâng cấp từng phần.</w:t>
+      </w:r>
+    </w:p>
+    <w:p>
+      <w:r>
+        <w:t> </w:t>
+      </w:r>
+    </w:p>
+    <w:p>
+      <w:r>
+        <w:rPr>
+          <w:b/>
+          <w:bCs/>
+        </w:rPr>
+        <w:t>TÀI LIỆU 3: LUỒNG THỰC THI (DATA FLOWS)</w:t>
+      </w:r>
+    </w:p>
+    <w:p>
+      <w:r>
+        <w:rPr>
+          <w:b/>
+          <w:bCs/>
+        </w:rPr>
+        <w:t>Lưu vào file:</w:t>
+      </w:r>
+      <w:r>
+        <w:t xml:space="preserve"> 0_Documentation/RELOAD_RULES.md</w:t>
+      </w:r>
+    </w:p>
+    <w:p>
       <w:r>
         <w:rPr>
           <w:b/>
@@ -9199,81 +8992,6 @@
         <w:t>Mục đích:</w:t>
       </w:r>
       <w:r>
-        <w:t xml:space="preserve"> Cập nhật dữ liệu từ Client lên Server.</w:t>
-      </w:r>
-    </w:p>
-    <w:p>
-      <w:pPr>
-        <w:numPr>
-          <w:ilvl w:val="0"/>
-          <w:numId w:val="5"/>
-        </w:numPr>
-      </w:pPr>
-      <w:r>
-        <w:rPr>
-          <w:b/>
-          <w:bCs/>
-        </w:rPr>
-        <w:t>Định dạng Payload gửi:</w:t>
-      </w:r>
-      <w:r>
-        <w:t xml:space="preserve"> Chuẩn JSON theo Master Schema. VD: {"@ACT_MA_KH": "KH01", "@ACT_CONG_VIEC": "Gọi điện"}.</w:t>
-      </w:r>
-    </w:p>
-    <w:p>
-      <w:pPr>
-        <w:numPr>
-          <w:ilvl w:val="0"/>
-          <w:numId w:val="5"/>
-        </w:numPr>
-      </w:pPr>
-      <w:r>
-        <w:rPr>
-          <w:b/>
-          <w:bCs/>
-        </w:rPr>
-        <w:t>Định dạng Payload nhận:</w:t>
-      </w:r>
-      <w:r>
-        <w:t xml:space="preserve"> {"status": "success", "data": {"newMap": [...]}, "errorCode": null}.</w:t>
-      </w:r>
-    </w:p>
-    <w:p>
-      <w:r>
-        <w:br w:type="page"/>
-      </w:r>
-    </w:p>
-    <w:p>
-      <w:r>
-        <w:rPr>
-          <w:b/>
-          <w:bCs/>
-        </w:rPr>
-        <w:lastRenderedPageBreak/>
-        <w:t>TÀI LIỆU 3: LUỒNG THỰC THI (DATA FLOWS)</w:t>
-      </w:r>
-    </w:p>
-    <w:p>
-      <w:r>
-        <w:rPr>
-          <w:b/>
-          <w:bCs/>
-        </w:rPr>
-        <w:t>Lưu vào file:</w:t>
-      </w:r>
-      <w:r>
-        <w:t xml:space="preserve"> 0_Documentation/RELOAD_RULES.md</w:t>
-      </w:r>
-    </w:p>
-    <w:p>
-      <w:r>
-        <w:rPr>
-          <w:b/>
-          <w:bCs/>
-        </w:rPr>
-        <w:t>Mục đích:</w:t>
-      </w:r>
-      <w:r>
         <w:t xml:space="preserve"> Tiêu chuẩn hóa trình tự thời gian (Sequence) và cách thức các luồng nghiệp vụ vận hành, đặc biệt nhấn mạnh sự độc lập của Sheet Quản lý.</w:t>
       </w:r>
     </w:p>
@@ -9292,6 +9010,7 @@
           <w:i/>
           <w:iCs/>
         </w:rPr>
+        <w:lastRenderedPageBreak/>
         <w:t xml:space="preserve">Đây là luồng cốt lõi, hoạt động 24/7 và </w:t>
       </w:r>
       <w:r>
@@ -9315,7 +9034,7 @@
       <w:pPr>
         <w:numPr>
           <w:ilvl w:val="0"/>
-          <w:numId w:val="6"/>
+          <w:numId w:val="20"/>
         </w:numPr>
       </w:pPr>
       <w:r>
@@ -9330,7 +9049,7 @@
       <w:pPr>
         <w:numPr>
           <w:ilvl w:val="1"/>
-          <w:numId w:val="6"/>
+          <w:numId w:val="20"/>
         </w:numPr>
       </w:pPr>
       <w:r>
@@ -9378,7 +9097,7 @@
       <w:pPr>
         <w:numPr>
           <w:ilvl w:val="1"/>
-          <w:numId w:val="6"/>
+          <w:numId w:val="20"/>
         </w:numPr>
       </w:pPr>
       <w:r>
@@ -9389,15 +9108,7 @@
         <w:t>Tiến trình thực thi:</w:t>
       </w:r>
       <w:r>
-        <w:t xml:space="preserve"> 1. Hàm onEdit nhận diện sự thay đổi nằm trong vùng điều khiển của </w:t>
-      </w:r>
-      <w:proofErr w:type="gramStart"/>
-      <w:r>
-        <w:t>sheet !</w:t>
-      </w:r>
-      <w:proofErr w:type="gramEnd"/>
-      <w:r>
-        <w:t>.</w:t>
+        <w:t xml:space="preserve"> 1. Hàm onEdit nhận diện sự thay đổi nằm trong vùng điều khiển của sheet !.</w:t>
       </w:r>
     </w:p>
     <w:p>
@@ -9419,7 +9130,7 @@
       <w:pPr>
         <w:numPr>
           <w:ilvl w:val="0"/>
-          <w:numId w:val="7"/>
+          <w:numId w:val="21"/>
         </w:numPr>
       </w:pPr>
       <w:r>
@@ -9434,7 +9145,7 @@
       <w:pPr>
         <w:numPr>
           <w:ilvl w:val="1"/>
-          <w:numId w:val="7"/>
+          <w:numId w:val="21"/>
         </w:numPr>
       </w:pPr>
       <w:r>
@@ -9452,7 +9163,7 @@
       <w:pPr>
         <w:numPr>
           <w:ilvl w:val="1"/>
-          <w:numId w:val="7"/>
+          <w:numId w:val="21"/>
         </w:numPr>
       </w:pPr>
       <w:r>
@@ -9467,7 +9178,7 @@
       <w:pPr>
         <w:numPr>
           <w:ilvl w:val="2"/>
-          <w:numId w:val="8"/>
+          <w:numId w:val="22"/>
         </w:numPr>
       </w:pPr>
       <w:r>
@@ -9478,7 +9189,7 @@
       <w:pPr>
         <w:numPr>
           <w:ilvl w:val="2"/>
-          <w:numId w:val="8"/>
+          <w:numId w:val="22"/>
         </w:numPr>
       </w:pPr>
       <w:r>
@@ -9499,7 +9210,7 @@
       <w:pPr>
         <w:numPr>
           <w:ilvl w:val="2"/>
-          <w:numId w:val="8"/>
+          <w:numId w:val="22"/>
         </w:numPr>
       </w:pPr>
       <w:r>
@@ -9513,15 +9224,7 @@
         <w:t>TẤT CẢ</w:t>
       </w:r>
       <w:r>
-        <w:t xml:space="preserve"> các </w:t>
-      </w:r>
-      <w:proofErr w:type="gramStart"/>
-      <w:r>
-        <w:t>sheet !</w:t>
-      </w:r>
-      <w:proofErr w:type="gramEnd"/>
-      <w:r>
-        <w:t xml:space="preserve"> đang có để cập nhật thông tin.</w:t>
+        <w:t xml:space="preserve"> các sheet ! đang có để cập nhật thông tin.</w:t>
       </w:r>
     </w:p>
     <w:p>
@@ -9535,80 +9238,388 @@
     </w:p>
     <w:p>
       <w:r>
+        <w:t>Mục đích của luồng này là tối ưu hóa tốc độ hiển thị giao diện lên mức tức thì (Zero-Latency) và xử lý khối lượng dữ liệu lớn mà không gây treo trình duyệt.</w:t>
+      </w:r>
+    </w:p>
+    <w:p>
+      <w:r>
         <w:rPr>
-          <w:i/>
-          <w:iCs/>
+          <w:b/>
+          <w:bCs/>
         </w:rPr>
-        <w:t>Luồng này chỉ xảy ra 1 lần duy nhất khi người dùng click "Mở Sidebar".</w:t>
+        <w:t>1. Phân biệt các chế độ nạp dữ liệu</w:t>
       </w:r>
     </w:p>
     <w:p>
       <w:pPr>
         <w:numPr>
           <w:ilvl w:val="0"/>
-          <w:numId w:val="9"/>
+          <w:numId w:val="23"/>
         </w:numPr>
       </w:pPr>
       <w:r>
-        <w:t xml:space="preserve">Sidebar bật lên à Gọi </w:t>
-      </w:r>
-      <w:proofErr w:type="gramStart"/>
-      <w:r>
-        <w:t>getInitialData(</w:t>
-      </w:r>
-      <w:proofErr w:type="gramEnd"/>
-      <w:r>
-        <w:t>).</w:t>
+        <w:rPr>
+          <w:b/>
+          <w:bCs/>
+        </w:rPr>
+        <w:t>Nạp lần đầu (Initial Boot):</w:t>
+      </w:r>
+      <w:r>
+        <w:t xml:space="preserve"> Diễn ra duy nhất một lần khi mở Sidebar. Tập trung vào việc dựng "vỏ" (UI) và nạp "nhân" (Cấu hình &amp; Dữ liệu cốt lõi). </w:t>
       </w:r>
     </w:p>
     <w:p>
       <w:pPr>
         <w:numPr>
           <w:ilvl w:val="0"/>
-          <w:numId w:val="9"/>
+          <w:numId w:val="23"/>
         </w:numPr>
       </w:pPr>
       <w:r>
-        <w:t xml:space="preserve">Server đếm tổng số ô tính bằng </w:t>
-      </w:r>
-      <w:proofErr w:type="gramStart"/>
-      <w:r>
-        <w:t>checkSystemOverload(</w:t>
-      </w:r>
-      <w:proofErr w:type="gramEnd"/>
-      <w:r>
-        <w:t>). Nếu tổng số ô vượt quá 500.000 à Chặn đứng, trả về mã lỗi ERR_SYS_OVERLOAD để bảo vệ RAM.</w:t>
+        <w:rPr>
+          <w:b/>
+          <w:bCs/>
+        </w:rPr>
+        <w:t>Cập nhật ngầm (Background Sync/Chunking):</w:t>
+      </w:r>
+      <w:r>
+        <w:t xml:space="preserve"> Diễn ra liên tục ngay sau khi khởi tạo. Hệ thống âm thầm tải dữ liệu giao dịch (Act) theo từng gói nhỏ để lấp đầy bộ nhớ RAM mà không làm gián đoạn thao tác của người dùng. </w:t>
+      </w:r>
+    </w:p>
+    <w:p>
+      <w:r>
+        <w:rPr>
+          <w:b/>
+          <w:bCs/>
+        </w:rPr>
+        <w:t>2. Chi tiết Luồng thực thi (Sequence)</w:t>
+      </w:r>
+    </w:p>
+    <w:p>
+      <w:r>
+        <w:rPr>
+          <w:b/>
+          <w:bCs/>
+        </w:rPr>
+        <w:t>Bước 0: Tiêm DNA (Server-side Injection)</w:t>
       </w:r>
     </w:p>
     <w:p>
       <w:pPr>
         <w:numPr>
           <w:ilvl w:val="0"/>
-          <w:numId w:val="9"/>
+          <w:numId w:val="24"/>
         </w:numPr>
       </w:pPr>
       <w:r>
-        <w:t>Nếu an toàn, Server đóng gói cấu hình QL_System, Help, ListKH và mảng Maps vị trí gửi về Client.</w:t>
+        <w:rPr>
+          <w:b/>
+          <w:bCs/>
+        </w:rPr>
+        <w:t>Hành động:</w:t>
+      </w:r>
+      <w:r>
+        <w:t xml:space="preserve"> Khi người dùng click "Mở Sidebar", hàm showSidebar() tại Init.gs được kích hoạt.</w:t>
       </w:r>
     </w:p>
     <w:p>
       <w:pPr>
         <w:numPr>
           <w:ilvl w:val="0"/>
-          <w:numId w:val="9"/>
+          <w:numId w:val="24"/>
         </w:numPr>
       </w:pPr>
       <w:r>
+        <w:rPr>
+          <w:b/>
+          <w:bCs/>
+        </w:rPr>
         <w:lastRenderedPageBreak/>
-        <w:t xml:space="preserve">Client nhận xong à Âm thầm gọi </w:t>
-      </w:r>
-      <w:proofErr w:type="gramStart"/>
-      <w:r>
-        <w:t>getActData(</w:t>
-      </w:r>
-      <w:proofErr w:type="gramEnd"/>
-      <w:r>
-        <w:t>) lặp lại đệ quy để tải từng gói chunk (5000 dòng/lần) cho đến khi nạp trọn vẹn sheet Act vào RAM.</w:t>
+        <w:t>Kỹ thuật:</w:t>
+      </w:r>
+      <w:r>
+        <w:t xml:space="preserve"> Server thực hiện "nướng" (Inject) trực tiếp biến MASTER_SCHEMA (từ Schema.gs) và các hằng số bố cục (Layout Constants) vào file HTML thông qua Scriptlet &lt;?!= ... ?&gt;.</w:t>
+      </w:r>
+    </w:p>
+    <w:p>
+      <w:pPr>
+        <w:numPr>
+          <w:ilvl w:val="0"/>
+          <w:numId w:val="24"/>
+        </w:numPr>
+      </w:pPr>
+      <w:r>
+        <w:rPr>
+          <w:b/>
+          <w:bCs/>
+        </w:rPr>
+        <w:t>Kết quả:</w:t>
+      </w:r>
+      <w:r>
+        <w:t xml:space="preserve"> Sidebar được trả về trình duyệt đã mang sẵn "bản gen" dữ liệu, không cần tốn thêm request API để hỏi cấu hình.</w:t>
+      </w:r>
+    </w:p>
+    <w:p>
+      <w:r>
+        <w:rPr>
+          <w:b/>
+          <w:bCs/>
+        </w:rPr>
+        <w:t>Bước 1: Dựng khung xương (Skeleton Rendering - Client-side)</w:t>
+      </w:r>
+    </w:p>
+    <w:p>
+      <w:pPr>
+        <w:numPr>
+          <w:ilvl w:val="0"/>
+          <w:numId w:val="25"/>
+        </w:numPr>
+      </w:pPr>
+      <w:r>
+        <w:rPr>
+          <w:b/>
+          <w:bCs/>
+        </w:rPr>
+        <w:t>Hành động:</w:t>
+      </w:r>
+      <w:r>
+        <w:t xml:space="preserve"> Ngay khi trình duyệt nhận file, UI_Logic.html ra lệnh cho UI_Layouts.html vẽ giao diện.</w:t>
+      </w:r>
+    </w:p>
+    <w:p>
+      <w:pPr>
+        <w:numPr>
+          <w:ilvl w:val="0"/>
+          <w:numId w:val="25"/>
+        </w:numPr>
+      </w:pPr>
+      <w:r>
+        <w:rPr>
+          <w:b/>
+          <w:bCs/>
+        </w:rPr>
+        <w:t>Thực thi:</w:t>
+      </w:r>
+      <w:r>
+        <w:t xml:space="preserve"> * UI_Layouts.html duyệt qua bản thiết kế giao diện (Blueprint).</w:t>
+      </w:r>
+    </w:p>
+    <w:p>
+      <w:pPr>
+        <w:numPr>
+          <w:ilvl w:val="1"/>
+          <w:numId w:val="25"/>
+        </w:numPr>
+      </w:pPr>
+      <w:r>
+        <w:t>Sử dụng thông tin từ MASTER_SCHEMA (Nhãn, Kiểu dữ liệu) để gọi UI_Factory.html "đúc" các linh kiện.</w:t>
+      </w:r>
+    </w:p>
+    <w:p>
+      <w:pPr>
+        <w:numPr>
+          <w:ilvl w:val="0"/>
+          <w:numId w:val="25"/>
+        </w:numPr>
+      </w:pPr>
+      <w:r>
+        <w:rPr>
+          <w:b/>
+          <w:bCs/>
+        </w:rPr>
+        <w:t>Kết quả:</w:t>
+      </w:r>
+      <w:r>
+        <w:t xml:space="preserve"> Người dùng nhìn thấy khung Form hoàn chỉnh (Labels, Inputs, Rows) trong $&lt; 50ms$. Các ô nhập liệu hiện tại ở trạng thái trống hoặc hiển thị hiệu ứng chờ (Skeleton).</w:t>
+      </w:r>
+    </w:p>
+    <w:p>
+      <w:r>
+        <w:rPr>
+          <w:b/>
+          <w:bCs/>
+        </w:rPr>
+        <w:t>Bước 2: Nạp nhân dữ liệu (Data Fetching)</w:t>
+      </w:r>
+    </w:p>
+    <w:p>
+      <w:pPr>
+        <w:numPr>
+          <w:ilvl w:val="0"/>
+          <w:numId w:val="26"/>
+        </w:numPr>
+      </w:pPr>
+      <w:r>
+        <w:rPr>
+          <w:b/>
+          <w:bCs/>
+        </w:rPr>
+        <w:t>Hành động:</w:t>
+      </w:r>
+      <w:r>
+        <w:t xml:space="preserve"> Sau khi UI đã hiện lên, UI_Logic.html gọi google.script.run.getInitialData(). </w:t>
+      </w:r>
+    </w:p>
+    <w:p>
+      <w:pPr>
+        <w:numPr>
+          <w:ilvl w:val="0"/>
+          <w:numId w:val="26"/>
+        </w:numPr>
+      </w:pPr>
+      <w:r>
+        <w:rPr>
+          <w:b/>
+          <w:bCs/>
+        </w:rPr>
+        <w:t>Kiểm soát:</w:t>
+      </w:r>
+      <w:r>
+        <w:t xml:space="preserve"> Server thực hiện checkSystemOverload() (giới hạn 500.000 ô). </w:t>
+      </w:r>
+    </w:p>
+    <w:p>
+      <w:pPr>
+        <w:numPr>
+          <w:ilvl w:val="0"/>
+          <w:numId w:val="26"/>
+        </w:numPr>
+      </w:pPr>
+      <w:r>
+        <w:rPr>
+          <w:b/>
+          <w:bCs/>
+        </w:rPr>
+        <w:t>Kết quả:</w:t>
+      </w:r>
+      <w:r>
+        <w:t xml:space="preserve"> Server trả về JSON chứa dữ liệu ListKH, danh mục Help và Maps vị trí. Sidebar đắp các giá trị thực tế này vào "khung xương" đã dựng ở Bước 1.</w:t>
+      </w:r>
+    </w:p>
+    <w:p>
+      <w:r>
+        <w:rPr>
+          <w:b/>
+          <w:bCs/>
+        </w:rPr>
+        <w:t>Bước 3: Phân mảnh dữ liệu Act (Recursive Chunking)</w:t>
+      </w:r>
+    </w:p>
+    <w:p>
+      <w:pPr>
+        <w:numPr>
+          <w:ilvl w:val="0"/>
+          <w:numId w:val="27"/>
+        </w:numPr>
+      </w:pPr>
+      <w:r>
+        <w:rPr>
+          <w:b/>
+          <w:bCs/>
+        </w:rPr>
+        <w:t>Hành động:</w:t>
+      </w:r>
+      <w:r>
+        <w:t xml:space="preserve"> Sidebar bắt đầu gọi đệ quy getActData(). </w:t>
+      </w:r>
+    </w:p>
+    <w:p>
+      <w:pPr>
+        <w:numPr>
+          <w:ilvl w:val="0"/>
+          <w:numId w:val="27"/>
+        </w:numPr>
+      </w:pPr>
+      <w:r>
+        <w:rPr>
+          <w:b/>
+          <w:bCs/>
+        </w:rPr>
+        <w:t>Cơ chế:</w:t>
+      </w:r>
+      <w:r>
+        <w:t xml:space="preserve"> Tải mỗi đợt 5.000 dòng giao dịch. Dữ liệu tải đến đâu, acts_map trên RAM cập nhật đến đó. </w:t>
+      </w:r>
+    </w:p>
+    <w:p>
+      <w:pPr>
+        <w:numPr>
+          <w:ilvl w:val="0"/>
+          <w:numId w:val="27"/>
+        </w:numPr>
+      </w:pPr>
+      <w:r>
+        <w:rPr>
+          <w:b/>
+          <w:bCs/>
+        </w:rPr>
+        <w:t>Kết quả:</w:t>
+      </w:r>
+      <w:r>
+        <w:t xml:space="preserve"> Toàn bộ lịch sử giao dịch được nạp đầy vào RAM một cách êm ái, đảm bảo việc tra cứu sau đó đạt tốc độ $O(1)$.</w:t>
+      </w:r>
+    </w:p>
+    <w:p>
+      <w:r>
+        <w:rPr>
+          <w:b/>
+          <w:bCs/>
+        </w:rPr>
+        <w:t>Ghi chú quan trọng về Logic:</w:t>
+      </w:r>
+    </w:p>
+    <w:p>
+      <w:pPr>
+        <w:numPr>
+          <w:ilvl w:val="0"/>
+          <w:numId w:val="28"/>
+        </w:numPr>
+      </w:pPr>
+      <w:r>
+        <w:rPr>
+          <w:b/>
+          <w:bCs/>
+        </w:rPr>
+        <w:t>Thứ tự ưu tiên:</w:t>
+      </w:r>
+      <w:r>
+        <w:t xml:space="preserve"> UI (Layout + Schema) luôn đi trước, Dữ liệu (Raw Data) theo sau.</w:t>
+      </w:r>
+    </w:p>
+    <w:p>
+      <w:pPr>
+        <w:numPr>
+          <w:ilvl w:val="0"/>
+          <w:numId w:val="28"/>
+        </w:numPr>
+      </w:pPr>
+      <w:r>
+        <w:rPr>
+          <w:b/>
+          <w:bCs/>
+        </w:rPr>
+        <w:t>Tính độc lập:</w:t>
+      </w:r>
+      <w:r>
+        <w:t xml:space="preserve"> Nếu Bước 2 gặp lỗi (Timeout), khung Form ở Bước 1 vẫn hiển thị để người dùng có thể thực hiện "Thêm mới" khách hàng mà không bị chết đứng giao diện.</w:t>
+      </w:r>
+    </w:p>
+    <w:p>
+      <w:pPr>
+        <w:numPr>
+          <w:ilvl w:val="0"/>
+          <w:numId w:val="28"/>
+        </w:numPr>
+      </w:pPr>
+      <w:r>
+        <w:rPr>
+          <w:b/>
+          <w:bCs/>
+        </w:rPr>
+        <w:t>Debounce:</w:t>
+      </w:r>
+      <w:r>
+        <w:t xml:space="preserve"> Mọi sự thay đổi ở sheet nguồn đều phải qua bộ lọc 3 giây trước khi kích hoạt lại các luồng nạp này để tránh xung đột tài nguyên. </w:t>
       </w:r>
     </w:p>
     <w:p>
@@ -9626,30 +9637,15 @@
           <w:i/>
           <w:iCs/>
         </w:rPr>
-        <w:t xml:space="preserve">Luồng này giải quyết bài toán hiển thị dữ liệu lên Sidebar nhanh $&lt; 50ms$ khi click chuột trên </w:t>
-      </w:r>
-      <w:proofErr w:type="gramStart"/>
-      <w:r>
-        <w:rPr>
-          <w:i/>
-          <w:iCs/>
-        </w:rPr>
-        <w:t>Sheet !</w:t>
-      </w:r>
-      <w:proofErr w:type="gramEnd"/>
-      <w:r>
-        <w:rPr>
-          <w:i/>
-          <w:iCs/>
-        </w:rPr>
-        <w:t>.</w:t>
+        <w:lastRenderedPageBreak/>
+        <w:t>Luồng này giải quyết bài toán hiển thị dữ liệu lên Sidebar nhanh $&lt; 50ms$ khi click chuột trên Sheet !.</w:t>
       </w:r>
     </w:p>
     <w:p>
       <w:pPr>
         <w:numPr>
           <w:ilvl w:val="0"/>
-          <w:numId w:val="10"/>
+          <w:numId w:val="29"/>
         </w:numPr>
       </w:pPr>
       <w:r>
@@ -9660,65 +9656,33 @@
       <w:pPr>
         <w:numPr>
           <w:ilvl w:val="0"/>
-          <w:numId w:val="10"/>
+          <w:numId w:val="29"/>
         </w:numPr>
       </w:pPr>
       <w:r>
-        <w:t xml:space="preserve">Sidebar nhận tọa độ, soi chiếu với </w:t>
-      </w:r>
-      <w:proofErr w:type="gramStart"/>
-      <w:r>
-        <w:t>DB.qlConfig</w:t>
-      </w:r>
-      <w:proofErr w:type="gramEnd"/>
-      <w:r>
-        <w:t>. Nếu phát hiện chuột đang click vào Hàng 1, Hàng 3, hoặc Cột Sort (Vùng cấm) à Hủy lệnh, không làm gì cả.</w:t>
+        <w:t>Sidebar nhận tọa độ, soi chiếu với DB.qlConfig. Nếu phát hiện chuột đang click vào Hàng 1, Hàng 3, hoặc Cột Sort (Vùng cấm) à Hủy lệnh, không làm gì cả.</w:t>
       </w:r>
     </w:p>
     <w:p>
       <w:pPr>
         <w:numPr>
           <w:ilvl w:val="0"/>
-          <w:numId w:val="10"/>
+          <w:numId w:val="29"/>
         </w:numPr>
       </w:pPr>
       <w:r>
-        <w:t xml:space="preserve">Nếu click vào vùng dữ liệu an toàn (Hàng 4 trở đi) à Trừ đi offset tiêu đề để tìm Index à Tra cứu </w:t>
-      </w:r>
-      <w:proofErr w:type="gramStart"/>
-      <w:r>
-        <w:t>DB.maps</w:t>
-      </w:r>
-      <w:proofErr w:type="gramEnd"/>
-      <w:r>
-        <w:t xml:space="preserve"> lấy @KH_MA_KH.</w:t>
+        <w:t>Nếu click vào vùng dữ liệu an toàn (Hàng 4 trở đi) à Trừ đi offset tiêu đề để tìm Index à Tra cứu DB.maps lấy @KH_MA_KH.</w:t>
       </w:r>
     </w:p>
     <w:p>
       <w:pPr>
         <w:numPr>
           <w:ilvl w:val="0"/>
-          <w:numId w:val="10"/>
+          <w:numId w:val="29"/>
         </w:numPr>
       </w:pPr>
       <w:r>
-        <w:t>Bốc dữ liệu từ mảng RAM (</w:t>
-      </w:r>
-      <w:proofErr w:type="gramStart"/>
-      <w:r>
-        <w:t>DB.listKH</w:t>
-      </w:r>
-      <w:proofErr w:type="gramEnd"/>
-      <w:r>
-        <w:t xml:space="preserve"> &amp; </w:t>
-      </w:r>
-      <w:proofErr w:type="gramStart"/>
-      <w:r>
-        <w:t>DB.acts</w:t>
-      </w:r>
-      <w:proofErr w:type="gramEnd"/>
-      <w:r>
-        <w:t>_map) hiển thị lên UI màn hình chính.</w:t>
+        <w:t>Bốc dữ liệu từ mảng RAM (DB.listKH &amp; DB.acts_map) hiển thị lên UI màn hình chính.</w:t>
       </w:r>
     </w:p>
     <w:p>
@@ -9743,7 +9707,7 @@
       <w:pPr>
         <w:numPr>
           <w:ilvl w:val="0"/>
-          <w:numId w:val="11"/>
+          <w:numId w:val="30"/>
         </w:numPr>
       </w:pPr>
       <w:r>
@@ -9754,7 +9718,7 @@
       <w:pPr>
         <w:numPr>
           <w:ilvl w:val="0"/>
-          <w:numId w:val="11"/>
+          <w:numId w:val="30"/>
         </w:numPr>
       </w:pPr>
       <w:r>
@@ -9765,30 +9729,14 @@
         <w:t>Cập nhật Optimistic:</w:t>
       </w:r>
       <w:r>
-        <w:t xml:space="preserve"> Nếu hợp lệ, đẩy thẳng Object vào RAM (</w:t>
-      </w:r>
-      <w:proofErr w:type="gramStart"/>
-      <w:r>
-        <w:t>DB.acts</w:t>
-      </w:r>
-      <w:proofErr w:type="gramEnd"/>
-      <w:r>
-        <w:t xml:space="preserve">_map hoặc </w:t>
-      </w:r>
-      <w:proofErr w:type="gramStart"/>
-      <w:r>
-        <w:t>DB.listKH</w:t>
-      </w:r>
-      <w:proofErr w:type="gramEnd"/>
-      <w:r>
-        <w:t>) à Vẽ lại UI Sidebar ngay lập tức để người dùng không phải chờ.</w:t>
+        <w:t xml:space="preserve"> Nếu hợp lệ, đẩy thẳng Object vào RAM (DB.acts_map hoặc DB.listKH) à Vẽ lại UI Sidebar ngay lập tức để người dùng không phải chờ.</w:t>
       </w:r>
     </w:p>
     <w:p>
       <w:pPr>
         <w:numPr>
           <w:ilvl w:val="0"/>
-          <w:numId w:val="11"/>
+          <w:numId w:val="30"/>
         </w:numPr>
       </w:pPr>
       <w:r>
@@ -9806,7 +9754,7 @@
       <w:pPr>
         <w:numPr>
           <w:ilvl w:val="0"/>
-          <w:numId w:val="11"/>
+          <w:numId w:val="30"/>
         </w:numPr>
       </w:pPr>
       <w:r>
@@ -9817,7 +9765,7 @@
       <w:pPr>
         <w:numPr>
           <w:ilvl w:val="0"/>
-          <w:numId w:val="11"/>
+          <w:numId w:val="30"/>
         </w:numPr>
       </w:pPr>
       <w:r>
@@ -9828,15 +9776,7 @@
         <w:t>Đồng bộ ngược (Smart Refresh):</w:t>
       </w:r>
       <w:r>
-        <w:t xml:space="preserve"> Server kiểm tra xem người dùng có đang mở </w:t>
-      </w:r>
-      <w:proofErr w:type="gramStart"/>
-      <w:r>
-        <w:t>sheet !</w:t>
-      </w:r>
-      <w:proofErr w:type="gramEnd"/>
-      <w:r>
-        <w:t xml:space="preserve"> không. Nếu có à Gọi hàm Render (Luồng 1) để sắp xếp lại dòng à Trả mảng NewMap vị trí mới nhất về cho Sidebar cập nhật.</w:t>
+        <w:t xml:space="preserve"> Server kiểm tra xem người dùng có đang mở sheet ! không. Nếu có à Gọi hàm Render (Luồng 1) để sắp xếp lại dòng à Trả mảng NewMap vị trí mới nhất về cho Sidebar cập nhật.</w:t>
       </w:r>
     </w:p>
     <w:p>
@@ -9846,16 +9786,1891 @@
     </w:p>
     <w:p>
       <w:r>
-        <w:br w:type="page"/>
-      </w:r>
-    </w:p>
-    <w:p>
+        <w:rPr>
+          <w:b/>
+          <w:bCs/>
+        </w:rPr>
+        <w:t>TÀI LIỆU 6: BẢN THIẾT KẾ GIAO DIỆN (BẢN THIẾT KẾ GIAO DIỆN)</w:t>
+      </w:r>
+    </w:p>
+    <w:p>
+      <w:r>
+        <w:rPr>
+          <w:b/>
+          <w:bCs/>
+        </w:rPr>
+        <w:t>Vị trí lưu:</w:t>
+      </w:r>
+      <w:r>
+        <w:t xml:space="preserve"> 0_Documentation/UI_BLUEPRINTS.md</w:t>
+      </w:r>
+    </w:p>
+    <w:p>
+      <w:r>
+        <w:t> </w:t>
+      </w:r>
+    </w:p>
+    <w:p>
+      <w:r>
+        <w:rPr>
+          <w:b/>
+          <w:bCs/>
+        </w:rPr>
+        <w:t>1. MÀN HÌNH CHÍNH SIDEBAR (MAIN VIEW)</w:t>
+      </w:r>
+    </w:p>
+    <w:p>
+      <w:r>
+        <w:t>Dành cho việc hiển thị thông tin khách hàng hiện hành từ RAM.</w:t>
+      </w:r>
+    </w:p>
+    <w:p>
+      <w:r>
+        <w:rPr>
+          <w:b/>
+          <w:bCs/>
+        </w:rPr>
+        <w:t xml:space="preserve">1.1. </w:t>
+      </w:r>
+    </w:p>
+    <w:p>
+      <w:r>
+        <w:t xml:space="preserve">Thẻ Menu (Header) </w:t>
+      </w:r>
+    </w:p>
+    <w:p>
+      <w:pPr>
+        <w:numPr>
+          <w:ilvl w:val="0"/>
+          <w:numId w:val="31"/>
+        </w:numPr>
+      </w:pPr>
+      <w:r>
+        <w:rPr>
+          <w:b/>
+          <w:bCs/>
+        </w:rPr>
+        <w:t>Căn trái (Group Left):</w:t>
+      </w:r>
+      <w:r>
+        <w:t xml:space="preserve"> * Icon_Auto (Tia sét - Toggle trạng thái bắt link).</w:t>
+      </w:r>
+    </w:p>
+    <w:p>
+      <w:pPr>
+        <w:numPr>
+          <w:ilvl w:val="1"/>
+          <w:numId w:val="31"/>
+        </w:numPr>
+      </w:pPr>
+      <w:r>
+        <w:t>Icon_Search (Kính lúp - Bật/Tắt thanh tìm kiếm).</w:t>
+      </w:r>
+    </w:p>
+    <w:p>
+      <w:pPr>
+        <w:numPr>
+          <w:ilvl w:val="1"/>
+          <w:numId w:val="31"/>
+        </w:numPr>
+      </w:pPr>
+      <w:r>
+        <w:t>Icon_Reload (Vòng quay - Load lại dữ liệu toàn cục).</w:t>
+      </w:r>
+    </w:p>
+    <w:p>
+      <w:pPr>
+        <w:numPr>
+          <w:ilvl w:val="0"/>
+          <w:numId w:val="31"/>
+        </w:numPr>
+      </w:pPr>
       <w:r>
         <w:rPr>
           <w:b/>
           <w:bCs/>
         </w:rPr>
         <w:lastRenderedPageBreak/>
+        <w:t>Thanh tiến trình (Progress Bar):</w:t>
+      </w:r>
+      <w:r>
+        <w:t xml:space="preserve"> Loader_Line (Nằm ngay dưới Menu, chỉ hiện khi nạp dữ liệu) .</w:t>
+      </w:r>
+    </w:p>
+    <w:p>
+      <w:pPr>
+        <w:numPr>
+          <w:ilvl w:val="0"/>
+          <w:numId w:val="31"/>
+        </w:numPr>
+      </w:pPr>
+      <w:r>
+        <w:rPr>
+          <w:b/>
+          <w:bCs/>
+        </w:rPr>
+        <w:t>Căn phải (Group Right):</w:t>
+      </w:r>
+    </w:p>
+    <w:p>
+      <w:pPr>
+        <w:numPr>
+          <w:ilvl w:val="1"/>
+          <w:numId w:val="31"/>
+        </w:numPr>
+      </w:pPr>
+      <w:r>
+        <w:t>Icon_Edit_Cust (Bút chì - Sửa khách hàng, chỉ sáng khi đã chọn KH).</w:t>
+      </w:r>
+    </w:p>
+    <w:p>
+      <w:pPr>
+        <w:numPr>
+          <w:ilvl w:val="1"/>
+          <w:numId w:val="31"/>
+        </w:numPr>
+      </w:pPr>
+      <w:r>
+        <w:t>Icon_Add_Cust (Dấu cộng - Thêm khách hàng mới).</w:t>
+      </w:r>
+    </w:p>
+    <w:p>
+      <w:r>
+        <w:rPr>
+          <w:b/>
+          <w:bCs/>
+        </w:rPr>
+        <w:t xml:space="preserve">1.2. </w:t>
+      </w:r>
+    </w:p>
+    <w:p>
+      <w:r>
+        <w:t xml:space="preserve">Thẻ Thông tin chung (General Info Card) </w:t>
+      </w:r>
+    </w:p>
+    <w:p>
+      <w:pPr>
+        <w:numPr>
+          <w:ilvl w:val="0"/>
+          <w:numId w:val="32"/>
+        </w:numPr>
+      </w:pPr>
+      <w:r>
+        <w:rPr>
+          <w:b/>
+          <w:bCs/>
+        </w:rPr>
+        <w:t>Dòng 1:</w:t>
+      </w:r>
+      <w:r>
+        <w:t xml:space="preserve"> @KH_TEN_CTY (Width: 100%, Style: </w:t>
+      </w:r>
+      <w:r>
+        <w:rPr>
+          <w:b/>
+          <w:bCs/>
+        </w:rPr>
+        <w:t>Căn đều hai bên - Justify</w:t>
+      </w:r>
+      <w:r>
+        <w:t>, Font-weight: Bold) .</w:t>
+      </w:r>
+    </w:p>
+    <w:p>
+      <w:pPr>
+        <w:numPr>
+          <w:ilvl w:val="0"/>
+          <w:numId w:val="32"/>
+        </w:numPr>
+      </w:pPr>
+      <w:r>
+        <w:rPr>
+          <w:b/>
+          <w:bCs/>
+        </w:rPr>
+        <w:t>Dòng 2:</w:t>
+      </w:r>
+      <w:r>
+        <w:t xml:space="preserve"> * @KH_MA_KH (Width: 50%, Style: Căn trái).</w:t>
+      </w:r>
+    </w:p>
+    <w:p>
+      <w:pPr>
+        <w:numPr>
+          <w:ilvl w:val="1"/>
+          <w:numId w:val="32"/>
+        </w:numPr>
+      </w:pPr>
+      <w:r>
+        <w:t>@KH_MST (Width: 50%, Style: Căn phải).</w:t>
+      </w:r>
+    </w:p>
+    <w:p>
+      <w:pPr>
+        <w:numPr>
+          <w:ilvl w:val="0"/>
+          <w:numId w:val="32"/>
+        </w:numPr>
+      </w:pPr>
+      <w:r>
+        <w:rPr>
+          <w:b/>
+          <w:bCs/>
+        </w:rPr>
+        <w:t>Dòng 3:</w:t>
+      </w:r>
+    </w:p>
+    <w:p>
+      <w:pPr>
+        <w:numPr>
+          <w:ilvl w:val="1"/>
+          <w:numId w:val="32"/>
+        </w:numPr>
+      </w:pPr>
+      <w:r>
+        <w:t>@KH_NGUOI_LIEN_HE (Width: 50%, Style: Căn trái).</w:t>
+      </w:r>
+    </w:p>
+    <w:p>
+      <w:pPr>
+        <w:numPr>
+          <w:ilvl w:val="1"/>
+          <w:numId w:val="32"/>
+        </w:numPr>
+      </w:pPr>
+      <w:r>
+        <w:t>@KH_PHONE (Width: 50%, Style: Căn phải).</w:t>
+      </w:r>
+    </w:p>
+    <w:p>
+      <w:r>
+        <w:rPr>
+          <w:b/>
+          <w:bCs/>
+        </w:rPr>
+        <w:t xml:space="preserve">1.3. </w:t>
+      </w:r>
+    </w:p>
+    <w:p>
+      <w:r>
+        <w:t xml:space="preserve">Thẻ Ghi chú (Note Card) </w:t>
+      </w:r>
+    </w:p>
+    <w:p>
+      <w:pPr>
+        <w:numPr>
+          <w:ilvl w:val="0"/>
+          <w:numId w:val="33"/>
+        </w:numPr>
+      </w:pPr>
+      <w:r>
+        <w:rPr>
+          <w:b/>
+          <w:bCs/>
+        </w:rPr>
+        <w:t>Tiêu đề:</w:t>
+      </w:r>
+      <w:r>
+        <w:t xml:space="preserve"> "Ghi chú" (Căn trái).</w:t>
+      </w:r>
+    </w:p>
+    <w:p>
+      <w:pPr>
+        <w:numPr>
+          <w:ilvl w:val="0"/>
+          <w:numId w:val="33"/>
+        </w:numPr>
+      </w:pPr>
+      <w:r>
+        <w:rPr>
+          <w:b/>
+          <w:bCs/>
+        </w:rPr>
+        <w:t xml:space="preserve">Nút hành động (Căn phải): </w:t>
+      </w:r>
+    </w:p>
+    <w:p>
+      <w:pPr>
+        <w:numPr>
+          <w:ilvl w:val="1"/>
+          <w:numId w:val="33"/>
+        </w:numPr>
+      </w:pPr>
+      <w:r>
+        <w:t>Nếu @KH_GHI_CHU rỗng: Hiện nút Thêm mới.</w:t>
+      </w:r>
+    </w:p>
+    <w:p>
+      <w:pPr>
+        <w:numPr>
+          <w:ilvl w:val="1"/>
+          <w:numId w:val="33"/>
+        </w:numPr>
+      </w:pPr>
+      <w:r>
+        <w:t>Nếu @KH_GHI_CHU có giá trị: Hiện nút Sửa.</w:t>
+      </w:r>
+    </w:p>
+    <w:p>
+      <w:pPr>
+        <w:numPr>
+          <w:ilvl w:val="0"/>
+          <w:numId w:val="33"/>
+        </w:numPr>
+      </w:pPr>
+      <w:r>
+        <w:rPr>
+          <w:b/>
+          <w:bCs/>
+        </w:rPr>
+        <w:t>Nội dung:</w:t>
+      </w:r>
+      <w:r>
+        <w:t xml:space="preserve"> Hiển thị giá trị của @KH_GHI_CHU (Chỉ hiện nếu không rỗng).</w:t>
+      </w:r>
+    </w:p>
+    <w:p>
+      <w:r>
+        <w:rPr>
+          <w:b/>
+          <w:bCs/>
+        </w:rPr>
+        <w:t xml:space="preserve">1.4. </w:t>
+      </w:r>
+    </w:p>
+    <w:p>
+      <w:r>
+        <w:t xml:space="preserve">Thẻ Lịch sử làm việc (Transaction List) </w:t>
+      </w:r>
+    </w:p>
+    <w:p>
+      <w:pPr>
+        <w:numPr>
+          <w:ilvl w:val="0"/>
+          <w:numId w:val="34"/>
+        </w:numPr>
+      </w:pPr>
+      <w:r>
+        <w:rPr>
+          <w:b/>
+          <w:bCs/>
+        </w:rPr>
+        <w:t>Tiêu đề:</w:t>
+      </w:r>
+      <w:r>
+        <w:t xml:space="preserve"> "Lịch sử làm việc" (Căn trái).</w:t>
+      </w:r>
+    </w:p>
+    <w:p>
+      <w:pPr>
+        <w:numPr>
+          <w:ilvl w:val="0"/>
+          <w:numId w:val="34"/>
+        </w:numPr>
+      </w:pPr>
+      <w:r>
+        <w:rPr>
+          <w:b/>
+          <w:bCs/>
+        </w:rPr>
+        <w:t>Nút hành động:</w:t>
+      </w:r>
+      <w:r>
+        <w:t xml:space="preserve"> Thêm giao dịch (Căn phải).</w:t>
+      </w:r>
+    </w:p>
+    <w:p>
+      <w:pPr>
+        <w:numPr>
+          <w:ilvl w:val="0"/>
+          <w:numId w:val="34"/>
+        </w:numPr>
+      </w:pPr>
+      <w:r>
+        <w:rPr>
+          <w:b/>
+          <w:bCs/>
+        </w:rPr>
+        <w:t xml:space="preserve">Danh sách giao dịch (Tx Item): </w:t>
+      </w:r>
+    </w:p>
+    <w:p>
+      <w:pPr>
+        <w:numPr>
+          <w:ilvl w:val="1"/>
+          <w:numId w:val="34"/>
+        </w:numPr>
+      </w:pPr>
+      <w:r>
+        <w:rPr>
+          <w:b/>
+          <w:bCs/>
+        </w:rPr>
+        <w:t>Dòng 1:</w:t>
+      </w:r>
+      <w:r>
+        <w:t xml:space="preserve"> @ACT_NGAY_LAM_VIEC (Căn trái), @ACT_SAN_PHAM (Căn trái), @ACT_CONG_VIEC (Căn phải) .</w:t>
+      </w:r>
+    </w:p>
+    <w:p>
+      <w:pPr>
+        <w:numPr>
+          <w:ilvl w:val="1"/>
+          <w:numId w:val="34"/>
+        </w:numPr>
+      </w:pPr>
+      <w:r>
+        <w:rPr>
+          <w:b/>
+          <w:bCs/>
+        </w:rPr>
+        <w:t>Dòng 2:</w:t>
+      </w:r>
+      <w:r>
+        <w:t xml:space="preserve"> @ACT_NOI_DUNG_CONG_VIEC (Width: 100%, White-space: Pre-wrap).</w:t>
+      </w:r>
+    </w:p>
+    <w:p>
+      <w:r>
+        <w:t> </w:t>
+      </w:r>
+    </w:p>
+    <w:p>
+      <w:r>
+        <w:lastRenderedPageBreak/>
+        <w:t xml:space="preserve">2. MÀN HÌNH THÊM/SỬA KHÁCH HÀNG (CUSTOMER FORM) </w:t>
+      </w:r>
+    </w:p>
+    <w:p>
+      <w:r>
+        <w:t>Layout quy định các hàng nhập liệu trong Overlay .</w:t>
+      </w:r>
+    </w:p>
+    <w:tbl>
+      <w:tblPr>
+        <w:tblW w:w="0" w:type="auto"/>
+        <w:tblBorders>
+          <w:top w:val="single" w:sz="8" w:space="0" w:color="A3A3A3"/>
+          <w:left w:val="single" w:sz="8" w:space="0" w:color="A3A3A3"/>
+          <w:bottom w:val="single" w:sz="8" w:space="0" w:color="A3A3A3"/>
+          <w:right w:val="single" w:sz="8" w:space="0" w:color="A3A3A3"/>
+        </w:tblBorders>
+        <w:tblCellMar>
+          <w:left w:w="0" w:type="dxa"/>
+          <w:right w:w="0" w:type="dxa"/>
+        </w:tblCellMar>
+        <w:tblLook w:val="04A0" w:firstRow="1" w:lastRow="0" w:firstColumn="1" w:lastColumn="0" w:noHBand="0" w:noVBand="1"/>
+        <w:tblCaption w:val=""/>
+        <w:tblDescription w:val=""/>
+      </w:tblPr>
+      <w:tblGrid>
+        <w:gridCol w:w="1617"/>
+        <w:gridCol w:w="6941"/>
+      </w:tblGrid>
+      <w:tr>
+        <w:tc>
+          <w:tcPr>
+            <w:tcW w:w="1617" w:type="dxa"/>
+            <w:tcBorders>
+              <w:top w:val="single" w:sz="8" w:space="0" w:color="A3A3A3"/>
+              <w:left w:val="single" w:sz="8" w:space="0" w:color="A3A3A3"/>
+              <w:bottom w:val="single" w:sz="8" w:space="0" w:color="A3A3A3"/>
+              <w:right w:val="single" w:sz="8" w:space="0" w:color="A3A3A3"/>
+            </w:tcBorders>
+            <w:tcMar>
+              <w:top w:w="40" w:type="dxa"/>
+              <w:left w:w="60" w:type="dxa"/>
+              <w:bottom w:w="40" w:type="dxa"/>
+              <w:right w:w="60" w:type="dxa"/>
+            </w:tcMar>
+            <w:hideMark/>
+          </w:tcPr>
+          <w:p>
+            <w:r>
+              <w:rPr>
+                <w:b/>
+                <w:bCs/>
+              </w:rPr>
+              <w:t>Thứ tự hàng</w:t>
+            </w:r>
+          </w:p>
+        </w:tc>
+        <w:tc>
+          <w:tcPr>
+            <w:tcW w:w="6813" w:type="dxa"/>
+            <w:tcBorders>
+              <w:top w:val="single" w:sz="8" w:space="0" w:color="A3A3A3"/>
+              <w:left w:val="single" w:sz="8" w:space="0" w:color="A3A3A3"/>
+              <w:bottom w:val="single" w:sz="8" w:space="0" w:color="A3A3A3"/>
+              <w:right w:val="single" w:sz="8" w:space="0" w:color="A3A3A3"/>
+            </w:tcBorders>
+            <w:tcMar>
+              <w:top w:w="40" w:type="dxa"/>
+              <w:left w:w="60" w:type="dxa"/>
+              <w:bottom w:w="40" w:type="dxa"/>
+              <w:right w:w="60" w:type="dxa"/>
+            </w:tcMar>
+            <w:hideMark/>
+          </w:tcPr>
+          <w:p>
+            <w:r>
+              <w:rPr>
+                <w:b/>
+                <w:bCs/>
+              </w:rPr>
+              <w:t>Linh kiện (Mã cột @) &amp; Độ rộng (Width)</w:t>
+            </w:r>
+          </w:p>
+        </w:tc>
+      </w:tr>
+      <w:tr>
+        <w:tc>
+          <w:tcPr>
+            <w:tcW w:w="1590" w:type="dxa"/>
+            <w:tcBorders>
+              <w:top w:val="single" w:sz="8" w:space="0" w:color="A3A3A3"/>
+              <w:left w:val="single" w:sz="8" w:space="0" w:color="A3A3A3"/>
+              <w:bottom w:val="single" w:sz="8" w:space="0" w:color="A3A3A3"/>
+              <w:right w:val="single" w:sz="8" w:space="0" w:color="A3A3A3"/>
+            </w:tcBorders>
+            <w:tcMar>
+              <w:top w:w="40" w:type="dxa"/>
+              <w:left w:w="60" w:type="dxa"/>
+              <w:bottom w:w="40" w:type="dxa"/>
+              <w:right w:w="60" w:type="dxa"/>
+            </w:tcMar>
+            <w:hideMark/>
+          </w:tcPr>
+          <w:p>
+            <w:r>
+              <w:rPr>
+                <w:b/>
+                <w:bCs/>
+              </w:rPr>
+              <w:t>Hàng 1</w:t>
+            </w:r>
+          </w:p>
+        </w:tc>
+        <w:tc>
+          <w:tcPr>
+            <w:tcW w:w="6840" w:type="dxa"/>
+            <w:tcBorders>
+              <w:top w:val="single" w:sz="8" w:space="0" w:color="A3A3A3"/>
+              <w:left w:val="single" w:sz="8" w:space="0" w:color="A3A3A3"/>
+              <w:bottom w:val="single" w:sz="8" w:space="0" w:color="A3A3A3"/>
+              <w:right w:val="single" w:sz="8" w:space="0" w:color="A3A3A3"/>
+            </w:tcBorders>
+            <w:tcMar>
+              <w:top w:w="40" w:type="dxa"/>
+              <w:left w:w="60" w:type="dxa"/>
+              <w:bottom w:w="40" w:type="dxa"/>
+              <w:right w:w="60" w:type="dxa"/>
+            </w:tcMar>
+            <w:hideMark/>
+          </w:tcPr>
+          <w:p>
+            <w:r>
+              <w:t xml:space="preserve">@KH_MA_KH (50%), @KH_MST (50%) </w:t>
+            </w:r>
+          </w:p>
+        </w:tc>
+      </w:tr>
+      <w:tr>
+        <w:tc>
+          <w:tcPr>
+            <w:tcW w:w="1590" w:type="dxa"/>
+            <w:tcBorders>
+              <w:top w:val="single" w:sz="8" w:space="0" w:color="A3A3A3"/>
+              <w:left w:val="single" w:sz="8" w:space="0" w:color="A3A3A3"/>
+              <w:bottom w:val="single" w:sz="8" w:space="0" w:color="A3A3A3"/>
+              <w:right w:val="single" w:sz="8" w:space="0" w:color="A3A3A3"/>
+            </w:tcBorders>
+            <w:tcMar>
+              <w:top w:w="40" w:type="dxa"/>
+              <w:left w:w="60" w:type="dxa"/>
+              <w:bottom w:w="40" w:type="dxa"/>
+              <w:right w:w="60" w:type="dxa"/>
+            </w:tcMar>
+            <w:hideMark/>
+          </w:tcPr>
+          <w:p>
+            <w:r>
+              <w:rPr>
+                <w:b/>
+                <w:bCs/>
+              </w:rPr>
+              <w:t>Hàng 2</w:t>
+            </w:r>
+          </w:p>
+        </w:tc>
+        <w:tc>
+          <w:tcPr>
+            <w:tcW w:w="6840" w:type="dxa"/>
+            <w:tcBorders>
+              <w:top w:val="single" w:sz="8" w:space="0" w:color="A3A3A3"/>
+              <w:left w:val="single" w:sz="8" w:space="0" w:color="A3A3A3"/>
+              <w:bottom w:val="single" w:sz="8" w:space="0" w:color="A3A3A3"/>
+              <w:right w:val="single" w:sz="8" w:space="0" w:color="A3A3A3"/>
+            </w:tcBorders>
+            <w:tcMar>
+              <w:top w:w="40" w:type="dxa"/>
+              <w:left w:w="60" w:type="dxa"/>
+              <w:bottom w:w="40" w:type="dxa"/>
+              <w:right w:w="60" w:type="dxa"/>
+            </w:tcMar>
+            <w:hideMark/>
+          </w:tcPr>
+          <w:p>
+            <w:r>
+              <w:t xml:space="preserve">@KH_TEN_CTY (100%) </w:t>
+            </w:r>
+          </w:p>
+        </w:tc>
+      </w:tr>
+      <w:tr>
+        <w:tc>
+          <w:tcPr>
+            <w:tcW w:w="1590" w:type="dxa"/>
+            <w:tcBorders>
+              <w:top w:val="single" w:sz="8" w:space="0" w:color="A3A3A3"/>
+              <w:left w:val="single" w:sz="8" w:space="0" w:color="A3A3A3"/>
+              <w:bottom w:val="single" w:sz="8" w:space="0" w:color="A3A3A3"/>
+              <w:right w:val="single" w:sz="8" w:space="0" w:color="A3A3A3"/>
+            </w:tcBorders>
+            <w:tcMar>
+              <w:top w:w="40" w:type="dxa"/>
+              <w:left w:w="60" w:type="dxa"/>
+              <w:bottom w:w="40" w:type="dxa"/>
+              <w:right w:w="60" w:type="dxa"/>
+            </w:tcMar>
+            <w:hideMark/>
+          </w:tcPr>
+          <w:p>
+            <w:r>
+              <w:rPr>
+                <w:b/>
+                <w:bCs/>
+              </w:rPr>
+              <w:t>Hàng 3</w:t>
+            </w:r>
+          </w:p>
+        </w:tc>
+        <w:tc>
+          <w:tcPr>
+            <w:tcW w:w="6840" w:type="dxa"/>
+            <w:tcBorders>
+              <w:top w:val="single" w:sz="8" w:space="0" w:color="A3A3A3"/>
+              <w:left w:val="single" w:sz="8" w:space="0" w:color="A3A3A3"/>
+              <w:bottom w:val="single" w:sz="8" w:space="0" w:color="A3A3A3"/>
+              <w:right w:val="single" w:sz="8" w:space="0" w:color="A3A3A3"/>
+            </w:tcBorders>
+            <w:tcMar>
+              <w:top w:w="40" w:type="dxa"/>
+              <w:left w:w="60" w:type="dxa"/>
+              <w:bottom w:w="40" w:type="dxa"/>
+              <w:right w:w="60" w:type="dxa"/>
+            </w:tcMar>
+            <w:hideMark/>
+          </w:tcPr>
+          <w:p>
+            <w:r>
+              <w:t xml:space="preserve">@KH_NGUOI_LIEN_HE (100%) </w:t>
+            </w:r>
+          </w:p>
+        </w:tc>
+      </w:tr>
+      <w:tr>
+        <w:tc>
+          <w:tcPr>
+            <w:tcW w:w="1590" w:type="dxa"/>
+            <w:tcBorders>
+              <w:top w:val="single" w:sz="8" w:space="0" w:color="A3A3A3"/>
+              <w:left w:val="single" w:sz="8" w:space="0" w:color="A3A3A3"/>
+              <w:bottom w:val="single" w:sz="8" w:space="0" w:color="A3A3A3"/>
+              <w:right w:val="single" w:sz="8" w:space="0" w:color="A3A3A3"/>
+            </w:tcBorders>
+            <w:tcMar>
+              <w:top w:w="40" w:type="dxa"/>
+              <w:left w:w="60" w:type="dxa"/>
+              <w:bottom w:w="40" w:type="dxa"/>
+              <w:right w:w="60" w:type="dxa"/>
+            </w:tcMar>
+            <w:hideMark/>
+          </w:tcPr>
+          <w:p>
+            <w:r>
+              <w:rPr>
+                <w:b/>
+                <w:bCs/>
+              </w:rPr>
+              <w:t>Hàng 4</w:t>
+            </w:r>
+          </w:p>
+        </w:tc>
+        <w:tc>
+          <w:tcPr>
+            <w:tcW w:w="6840" w:type="dxa"/>
+            <w:tcBorders>
+              <w:top w:val="single" w:sz="8" w:space="0" w:color="A3A3A3"/>
+              <w:left w:val="single" w:sz="8" w:space="0" w:color="A3A3A3"/>
+              <w:bottom w:val="single" w:sz="8" w:space="0" w:color="A3A3A3"/>
+              <w:right w:val="single" w:sz="8" w:space="0" w:color="A3A3A3"/>
+            </w:tcBorders>
+            <w:tcMar>
+              <w:top w:w="40" w:type="dxa"/>
+              <w:left w:w="60" w:type="dxa"/>
+              <w:bottom w:w="40" w:type="dxa"/>
+              <w:right w:w="60" w:type="dxa"/>
+            </w:tcMar>
+            <w:hideMark/>
+          </w:tcPr>
+          <w:p>
+            <w:r>
+              <w:t xml:space="preserve">@KH_PHONE (100%) </w:t>
+            </w:r>
+          </w:p>
+        </w:tc>
+      </w:tr>
+      <w:tr>
+        <w:tc>
+          <w:tcPr>
+            <w:tcW w:w="1590" w:type="dxa"/>
+            <w:tcBorders>
+              <w:top w:val="single" w:sz="8" w:space="0" w:color="A3A3A3"/>
+              <w:left w:val="single" w:sz="8" w:space="0" w:color="A3A3A3"/>
+              <w:bottom w:val="single" w:sz="8" w:space="0" w:color="A3A3A3"/>
+              <w:right w:val="single" w:sz="8" w:space="0" w:color="A3A3A3"/>
+            </w:tcBorders>
+            <w:tcMar>
+              <w:top w:w="40" w:type="dxa"/>
+              <w:left w:w="60" w:type="dxa"/>
+              <w:bottom w:w="40" w:type="dxa"/>
+              <w:right w:w="60" w:type="dxa"/>
+            </w:tcMar>
+            <w:hideMark/>
+          </w:tcPr>
+          <w:p>
+            <w:r>
+              <w:rPr>
+                <w:b/>
+                <w:bCs/>
+              </w:rPr>
+              <w:t>Hàng 5</w:t>
+            </w:r>
+          </w:p>
+        </w:tc>
+        <w:tc>
+          <w:tcPr>
+            <w:tcW w:w="6840" w:type="dxa"/>
+            <w:tcBorders>
+              <w:top w:val="single" w:sz="8" w:space="0" w:color="A3A3A3"/>
+              <w:left w:val="single" w:sz="8" w:space="0" w:color="A3A3A3"/>
+              <w:bottom w:val="single" w:sz="8" w:space="0" w:color="A3A3A3"/>
+              <w:right w:val="single" w:sz="8" w:space="0" w:color="A3A3A3"/>
+            </w:tcBorders>
+            <w:tcMar>
+              <w:top w:w="40" w:type="dxa"/>
+              <w:left w:w="60" w:type="dxa"/>
+              <w:bottom w:w="40" w:type="dxa"/>
+              <w:right w:w="60" w:type="dxa"/>
+            </w:tcMar>
+            <w:hideMark/>
+          </w:tcPr>
+          <w:p>
+            <w:r>
+              <w:t xml:space="preserve">@KH_DIA_CHI (100%) </w:t>
+            </w:r>
+          </w:p>
+        </w:tc>
+      </w:tr>
+      <w:tr>
+        <w:tc>
+          <w:tcPr>
+            <w:tcW w:w="1590" w:type="dxa"/>
+            <w:tcBorders>
+              <w:top w:val="single" w:sz="8" w:space="0" w:color="A3A3A3"/>
+              <w:left w:val="single" w:sz="8" w:space="0" w:color="A3A3A3"/>
+              <w:bottom w:val="single" w:sz="8" w:space="0" w:color="A3A3A3"/>
+              <w:right w:val="single" w:sz="8" w:space="0" w:color="A3A3A3"/>
+            </w:tcBorders>
+            <w:tcMar>
+              <w:top w:w="40" w:type="dxa"/>
+              <w:left w:w="60" w:type="dxa"/>
+              <w:bottom w:w="40" w:type="dxa"/>
+              <w:right w:w="60" w:type="dxa"/>
+            </w:tcMar>
+            <w:hideMark/>
+          </w:tcPr>
+          <w:p>
+            <w:r>
+              <w:rPr>
+                <w:b/>
+                <w:bCs/>
+              </w:rPr>
+              <w:t>Hàng 6</w:t>
+            </w:r>
+          </w:p>
+        </w:tc>
+        <w:tc>
+          <w:tcPr>
+            <w:tcW w:w="6840" w:type="dxa"/>
+            <w:tcBorders>
+              <w:top w:val="single" w:sz="8" w:space="0" w:color="A3A3A3"/>
+              <w:left w:val="single" w:sz="8" w:space="0" w:color="A3A3A3"/>
+              <w:bottom w:val="single" w:sz="8" w:space="0" w:color="A3A3A3"/>
+              <w:right w:val="single" w:sz="8" w:space="0" w:color="A3A3A3"/>
+            </w:tcBorders>
+            <w:tcMar>
+              <w:top w:w="40" w:type="dxa"/>
+              <w:left w:w="60" w:type="dxa"/>
+              <w:bottom w:w="40" w:type="dxa"/>
+              <w:right w:w="60" w:type="dxa"/>
+            </w:tcMar>
+            <w:hideMark/>
+          </w:tcPr>
+          <w:p>
+            <w:r>
+              <w:t xml:space="preserve">@KH_SAN_PHAM (50%), @KH_NHOM_KH (50%) </w:t>
+            </w:r>
+          </w:p>
+        </w:tc>
+      </w:tr>
+      <w:tr>
+        <w:tc>
+          <w:tcPr>
+            <w:tcW w:w="1590" w:type="dxa"/>
+            <w:tcBorders>
+              <w:top w:val="single" w:sz="8" w:space="0" w:color="A3A3A3"/>
+              <w:left w:val="single" w:sz="8" w:space="0" w:color="A3A3A3"/>
+              <w:bottom w:val="single" w:sz="8" w:space="0" w:color="A3A3A3"/>
+              <w:right w:val="single" w:sz="8" w:space="0" w:color="A3A3A3"/>
+            </w:tcBorders>
+            <w:tcMar>
+              <w:top w:w="40" w:type="dxa"/>
+              <w:left w:w="60" w:type="dxa"/>
+              <w:bottom w:w="40" w:type="dxa"/>
+              <w:right w:w="60" w:type="dxa"/>
+            </w:tcMar>
+            <w:hideMark/>
+          </w:tcPr>
+          <w:p>
+            <w:r>
+              <w:rPr>
+                <w:b/>
+                <w:bCs/>
+              </w:rPr>
+              <w:t>Hàng 7</w:t>
+            </w:r>
+          </w:p>
+        </w:tc>
+        <w:tc>
+          <w:tcPr>
+            <w:tcW w:w="6840" w:type="dxa"/>
+            <w:tcBorders>
+              <w:top w:val="single" w:sz="8" w:space="0" w:color="A3A3A3"/>
+              <w:left w:val="single" w:sz="8" w:space="0" w:color="A3A3A3"/>
+              <w:bottom w:val="single" w:sz="8" w:space="0" w:color="A3A3A3"/>
+              <w:right w:val="single" w:sz="8" w:space="0" w:color="A3A3A3"/>
+            </w:tcBorders>
+            <w:tcMar>
+              <w:top w:w="40" w:type="dxa"/>
+              <w:left w:w="60" w:type="dxa"/>
+              <w:bottom w:w="40" w:type="dxa"/>
+              <w:right w:w="60" w:type="dxa"/>
+            </w:tcMar>
+            <w:hideMark/>
+          </w:tcPr>
+          <w:p>
+            <w:r>
+              <w:t xml:space="preserve">@KH_GHI_CHU (100%) </w:t>
+            </w:r>
+          </w:p>
+        </w:tc>
+      </w:tr>
+      <w:tr>
+        <w:tc>
+          <w:tcPr>
+            <w:tcW w:w="1590" w:type="dxa"/>
+            <w:tcBorders>
+              <w:top w:val="single" w:sz="8" w:space="0" w:color="A3A3A3"/>
+              <w:left w:val="single" w:sz="8" w:space="0" w:color="A3A3A3"/>
+              <w:bottom w:val="single" w:sz="8" w:space="0" w:color="A3A3A3"/>
+              <w:right w:val="single" w:sz="8" w:space="0" w:color="A3A3A3"/>
+            </w:tcBorders>
+            <w:tcMar>
+              <w:top w:w="40" w:type="dxa"/>
+              <w:left w:w="60" w:type="dxa"/>
+              <w:bottom w:w="40" w:type="dxa"/>
+              <w:right w:w="60" w:type="dxa"/>
+            </w:tcMar>
+            <w:hideMark/>
+          </w:tcPr>
+          <w:p>
+            <w:r>
+              <w:rPr>
+                <w:b/>
+                <w:bCs/>
+              </w:rPr>
+              <w:t>Hàng 8</w:t>
+            </w:r>
+          </w:p>
+        </w:tc>
+        <w:tc>
+          <w:tcPr>
+            <w:tcW w:w="6840" w:type="dxa"/>
+            <w:tcBorders>
+              <w:top w:val="single" w:sz="8" w:space="0" w:color="A3A3A3"/>
+              <w:left w:val="single" w:sz="8" w:space="0" w:color="A3A3A3"/>
+              <w:bottom w:val="single" w:sz="8" w:space="0" w:color="A3A3A3"/>
+              <w:right w:val="single" w:sz="8" w:space="0" w:color="A3A3A3"/>
+            </w:tcBorders>
+            <w:tcMar>
+              <w:top w:w="40" w:type="dxa"/>
+              <w:left w:w="60" w:type="dxa"/>
+              <w:bottom w:w="40" w:type="dxa"/>
+              <w:right w:w="60" w:type="dxa"/>
+            </w:tcMar>
+            <w:hideMark/>
+          </w:tcPr>
+          <w:p>
+            <w:r>
+              <w:t xml:space="preserve">@KH_EMAIL (100%) </w:t>
+            </w:r>
+          </w:p>
+        </w:tc>
+      </w:tr>
+      <w:tr>
+        <w:tc>
+          <w:tcPr>
+            <w:tcW w:w="1590" w:type="dxa"/>
+            <w:tcBorders>
+              <w:top w:val="single" w:sz="8" w:space="0" w:color="A3A3A3"/>
+              <w:left w:val="single" w:sz="8" w:space="0" w:color="A3A3A3"/>
+              <w:bottom w:val="single" w:sz="8" w:space="0" w:color="A3A3A3"/>
+              <w:right w:val="single" w:sz="8" w:space="0" w:color="A3A3A3"/>
+            </w:tcBorders>
+            <w:tcMar>
+              <w:top w:w="40" w:type="dxa"/>
+              <w:left w:w="60" w:type="dxa"/>
+              <w:bottom w:w="40" w:type="dxa"/>
+              <w:right w:w="60" w:type="dxa"/>
+            </w:tcMar>
+            <w:hideMark/>
+          </w:tcPr>
+          <w:p>
+            <w:r>
+              <w:rPr>
+                <w:b/>
+                <w:bCs/>
+              </w:rPr>
+              <w:t>Hàng 9</w:t>
+            </w:r>
+          </w:p>
+        </w:tc>
+        <w:tc>
+          <w:tcPr>
+            <w:tcW w:w="6840" w:type="dxa"/>
+            <w:tcBorders>
+              <w:top w:val="single" w:sz="8" w:space="0" w:color="A3A3A3"/>
+              <w:left w:val="single" w:sz="8" w:space="0" w:color="A3A3A3"/>
+              <w:bottom w:val="single" w:sz="8" w:space="0" w:color="A3A3A3"/>
+              <w:right w:val="single" w:sz="8" w:space="0" w:color="A3A3A3"/>
+            </w:tcBorders>
+            <w:tcMar>
+              <w:top w:w="40" w:type="dxa"/>
+              <w:left w:w="60" w:type="dxa"/>
+              <w:bottom w:w="40" w:type="dxa"/>
+              <w:right w:w="60" w:type="dxa"/>
+            </w:tcMar>
+            <w:hideMark/>
+          </w:tcPr>
+          <w:p>
+            <w:r>
+              <w:t xml:space="preserve">@KH_WEBSITE (100%) </w:t>
+            </w:r>
+          </w:p>
+        </w:tc>
+      </w:tr>
+      <w:tr>
+        <w:tc>
+          <w:tcPr>
+            <w:tcW w:w="1590" w:type="dxa"/>
+            <w:tcBorders>
+              <w:top w:val="single" w:sz="8" w:space="0" w:color="A3A3A3"/>
+              <w:left w:val="single" w:sz="8" w:space="0" w:color="A3A3A3"/>
+              <w:bottom w:val="single" w:sz="8" w:space="0" w:color="A3A3A3"/>
+              <w:right w:val="single" w:sz="8" w:space="0" w:color="A3A3A3"/>
+            </w:tcBorders>
+            <w:tcMar>
+              <w:top w:w="40" w:type="dxa"/>
+              <w:left w:w="60" w:type="dxa"/>
+              <w:bottom w:w="40" w:type="dxa"/>
+              <w:right w:w="60" w:type="dxa"/>
+            </w:tcMar>
+            <w:hideMark/>
+          </w:tcPr>
+          <w:p>
+            <w:r>
+              <w:rPr>
+                <w:b/>
+                <w:bCs/>
+              </w:rPr>
+              <w:t>Hàng 10</w:t>
+            </w:r>
+          </w:p>
+        </w:tc>
+        <w:tc>
+          <w:tcPr>
+            <w:tcW w:w="6840" w:type="dxa"/>
+            <w:tcBorders>
+              <w:top w:val="single" w:sz="8" w:space="0" w:color="A3A3A3"/>
+              <w:left w:val="single" w:sz="8" w:space="0" w:color="A3A3A3"/>
+              <w:bottom w:val="single" w:sz="8" w:space="0" w:color="A3A3A3"/>
+              <w:right w:val="single" w:sz="8" w:space="0" w:color="A3A3A3"/>
+            </w:tcBorders>
+            <w:tcMar>
+              <w:top w:w="40" w:type="dxa"/>
+              <w:left w:w="60" w:type="dxa"/>
+              <w:bottom w:w="40" w:type="dxa"/>
+              <w:right w:w="60" w:type="dxa"/>
+            </w:tcMar>
+            <w:hideMark/>
+          </w:tcPr>
+          <w:p>
+            <w:r>
+              <w:t xml:space="preserve">@KH_CONG_TY_ME (100%) </w:t>
+            </w:r>
+          </w:p>
+        </w:tc>
+      </w:tr>
+      <w:tr>
+        <w:tc>
+          <w:tcPr>
+            <w:tcW w:w="1590" w:type="dxa"/>
+            <w:tcBorders>
+              <w:top w:val="single" w:sz="8" w:space="0" w:color="A3A3A3"/>
+              <w:left w:val="single" w:sz="8" w:space="0" w:color="A3A3A3"/>
+              <w:bottom w:val="single" w:sz="8" w:space="0" w:color="A3A3A3"/>
+              <w:right w:val="single" w:sz="8" w:space="0" w:color="A3A3A3"/>
+            </w:tcBorders>
+            <w:tcMar>
+              <w:top w:w="40" w:type="dxa"/>
+              <w:left w:w="60" w:type="dxa"/>
+              <w:bottom w:w="40" w:type="dxa"/>
+              <w:right w:w="60" w:type="dxa"/>
+            </w:tcMar>
+            <w:hideMark/>
+          </w:tcPr>
+          <w:p>
+            <w:r>
+              <w:rPr>
+                <w:b/>
+                <w:bCs/>
+              </w:rPr>
+              <w:t>Hàng 11</w:t>
+            </w:r>
+          </w:p>
+        </w:tc>
+        <w:tc>
+          <w:tcPr>
+            <w:tcW w:w="6941" w:type="dxa"/>
+            <w:tcBorders>
+              <w:top w:val="single" w:sz="8" w:space="0" w:color="A3A3A3"/>
+              <w:left w:val="single" w:sz="8" w:space="0" w:color="A3A3A3"/>
+              <w:bottom w:val="single" w:sz="8" w:space="0" w:color="A3A3A3"/>
+              <w:right w:val="single" w:sz="8" w:space="0" w:color="A3A3A3"/>
+            </w:tcBorders>
+            <w:tcMar>
+              <w:top w:w="40" w:type="dxa"/>
+              <w:left w:w="60" w:type="dxa"/>
+              <w:bottom w:w="40" w:type="dxa"/>
+              <w:right w:w="60" w:type="dxa"/>
+            </w:tcMar>
+            <w:hideMark/>
+          </w:tcPr>
+          <w:p>
+            <w:r>
+              <w:t xml:space="preserve">@KH_NGAY_DONG_THAU (50%), @KH_FBM_STATUS (50%) </w:t>
+            </w:r>
+          </w:p>
+        </w:tc>
+      </w:tr>
+      <w:tr>
+        <w:tc>
+          <w:tcPr>
+            <w:tcW w:w="1590" w:type="dxa"/>
+            <w:tcBorders>
+              <w:top w:val="single" w:sz="8" w:space="0" w:color="A3A3A3"/>
+              <w:left w:val="single" w:sz="8" w:space="0" w:color="A3A3A3"/>
+              <w:bottom w:val="single" w:sz="8" w:space="0" w:color="A3A3A3"/>
+              <w:right w:val="single" w:sz="8" w:space="0" w:color="A3A3A3"/>
+            </w:tcBorders>
+            <w:tcMar>
+              <w:top w:w="40" w:type="dxa"/>
+              <w:left w:w="60" w:type="dxa"/>
+              <w:bottom w:w="40" w:type="dxa"/>
+              <w:right w:w="60" w:type="dxa"/>
+            </w:tcMar>
+            <w:hideMark/>
+          </w:tcPr>
+          <w:p>
+            <w:r>
+              <w:rPr>
+                <w:b/>
+                <w:bCs/>
+              </w:rPr>
+              <w:t>Hàng 12</w:t>
+            </w:r>
+          </w:p>
+        </w:tc>
+        <w:tc>
+          <w:tcPr>
+            <w:tcW w:w="6840" w:type="dxa"/>
+            <w:tcBorders>
+              <w:top w:val="single" w:sz="8" w:space="0" w:color="A3A3A3"/>
+              <w:left w:val="single" w:sz="8" w:space="0" w:color="A3A3A3"/>
+              <w:bottom w:val="single" w:sz="8" w:space="0" w:color="A3A3A3"/>
+              <w:right w:val="single" w:sz="8" w:space="0" w:color="A3A3A3"/>
+            </w:tcBorders>
+            <w:tcMar>
+              <w:top w:w="40" w:type="dxa"/>
+              <w:left w:w="60" w:type="dxa"/>
+              <w:bottom w:w="40" w:type="dxa"/>
+              <w:right w:w="60" w:type="dxa"/>
+            </w:tcMar>
+            <w:hideMark/>
+          </w:tcPr>
+          <w:p>
+            <w:r>
+              <w:t xml:space="preserve">@KH_XAC_THUC (50%), @KH_NGUON_KH (50%) </w:t>
+            </w:r>
+          </w:p>
+        </w:tc>
+      </w:tr>
+      <w:tr>
+        <w:tc>
+          <w:tcPr>
+            <w:tcW w:w="1590" w:type="dxa"/>
+            <w:tcBorders>
+              <w:top w:val="single" w:sz="8" w:space="0" w:color="A3A3A3"/>
+              <w:left w:val="single" w:sz="8" w:space="0" w:color="A3A3A3"/>
+              <w:bottom w:val="single" w:sz="8" w:space="0" w:color="A3A3A3"/>
+              <w:right w:val="single" w:sz="8" w:space="0" w:color="A3A3A3"/>
+            </w:tcBorders>
+            <w:tcMar>
+              <w:top w:w="40" w:type="dxa"/>
+              <w:left w:w="60" w:type="dxa"/>
+              <w:bottom w:w="40" w:type="dxa"/>
+              <w:right w:w="60" w:type="dxa"/>
+            </w:tcMar>
+            <w:hideMark/>
+          </w:tcPr>
+          <w:p>
+            <w:r>
+              <w:rPr>
+                <w:b/>
+                <w:bCs/>
+              </w:rPr>
+              <w:t>Hàng 13</w:t>
+            </w:r>
+          </w:p>
+        </w:tc>
+        <w:tc>
+          <w:tcPr>
+            <w:tcW w:w="6840" w:type="dxa"/>
+            <w:tcBorders>
+              <w:top w:val="single" w:sz="8" w:space="0" w:color="A3A3A3"/>
+              <w:left w:val="single" w:sz="8" w:space="0" w:color="A3A3A3"/>
+              <w:bottom w:val="single" w:sz="8" w:space="0" w:color="A3A3A3"/>
+              <w:right w:val="single" w:sz="8" w:space="0" w:color="A3A3A3"/>
+            </w:tcBorders>
+            <w:tcMar>
+              <w:top w:w="40" w:type="dxa"/>
+              <w:left w:w="60" w:type="dxa"/>
+              <w:bottom w:w="40" w:type="dxa"/>
+              <w:right w:w="60" w:type="dxa"/>
+            </w:tcMar>
+            <w:hideMark/>
+          </w:tcPr>
+          <w:p>
+            <w:r>
+              <w:t xml:space="preserve">@KH_NGAY_NHAP_LIEU (100%, Readonly) </w:t>
+            </w:r>
+          </w:p>
+        </w:tc>
+      </w:tr>
+    </w:tbl>
+    <w:p>
+      <w:r>
+        <w:t> </w:t>
+      </w:r>
+    </w:p>
+    <w:p>
+      <w:r>
+        <w:t xml:space="preserve">3. MÀN HÌNH THÊM/SỬA GIAO DỊCH (TRANSACTION FORM) </w:t>
+      </w:r>
+    </w:p>
+    <w:tbl>
+      <w:tblPr>
+        <w:tblW w:w="0" w:type="auto"/>
+        <w:tblBorders>
+          <w:top w:val="single" w:sz="8" w:space="0" w:color="A3A3A3"/>
+          <w:left w:val="single" w:sz="8" w:space="0" w:color="A3A3A3"/>
+          <w:bottom w:val="single" w:sz="8" w:space="0" w:color="A3A3A3"/>
+          <w:right w:val="single" w:sz="8" w:space="0" w:color="A3A3A3"/>
+        </w:tblBorders>
+        <w:tblCellMar>
+          <w:left w:w="0" w:type="dxa"/>
+          <w:right w:w="0" w:type="dxa"/>
+        </w:tblCellMar>
+        <w:tblLook w:val="04A0" w:firstRow="1" w:lastRow="0" w:firstColumn="1" w:lastColumn="0" w:noHBand="0" w:noVBand="1"/>
+        <w:tblCaption w:val=""/>
+        <w:tblDescription w:val=""/>
+      </w:tblPr>
+      <w:tblGrid>
+        <w:gridCol w:w="1617"/>
+        <w:gridCol w:w="6700"/>
+      </w:tblGrid>
+      <w:tr>
+        <w:tc>
+          <w:tcPr>
+            <w:tcW w:w="1617" w:type="dxa"/>
+            <w:tcBorders>
+              <w:top w:val="single" w:sz="8" w:space="0" w:color="A3A3A3"/>
+              <w:left w:val="single" w:sz="8" w:space="0" w:color="A3A3A3"/>
+              <w:bottom w:val="single" w:sz="8" w:space="0" w:color="A3A3A3"/>
+              <w:right w:val="single" w:sz="8" w:space="0" w:color="A3A3A3"/>
+            </w:tcBorders>
+            <w:tcMar>
+              <w:top w:w="40" w:type="dxa"/>
+              <w:left w:w="60" w:type="dxa"/>
+              <w:bottom w:w="40" w:type="dxa"/>
+              <w:right w:w="60" w:type="dxa"/>
+            </w:tcMar>
+            <w:hideMark/>
+          </w:tcPr>
+          <w:p>
+            <w:r>
+              <w:rPr>
+                <w:b/>
+                <w:bCs/>
+              </w:rPr>
+              <w:t>Thứ tự hàng</w:t>
+            </w:r>
+          </w:p>
+        </w:tc>
+        <w:tc>
+          <w:tcPr>
+            <w:tcW w:w="6572" w:type="dxa"/>
+            <w:tcBorders>
+              <w:top w:val="single" w:sz="8" w:space="0" w:color="A3A3A3"/>
+              <w:left w:val="single" w:sz="8" w:space="0" w:color="A3A3A3"/>
+              <w:bottom w:val="single" w:sz="8" w:space="0" w:color="A3A3A3"/>
+              <w:right w:val="single" w:sz="8" w:space="0" w:color="A3A3A3"/>
+            </w:tcBorders>
+            <w:tcMar>
+              <w:top w:w="40" w:type="dxa"/>
+              <w:left w:w="60" w:type="dxa"/>
+              <w:bottom w:w="40" w:type="dxa"/>
+              <w:right w:w="60" w:type="dxa"/>
+            </w:tcMar>
+            <w:hideMark/>
+          </w:tcPr>
+          <w:p>
+            <w:r>
+              <w:rPr>
+                <w:b/>
+                <w:bCs/>
+              </w:rPr>
+              <w:t>Linh kiện (Mã cột @) &amp; Độ rộng (Width)</w:t>
+            </w:r>
+          </w:p>
+        </w:tc>
+      </w:tr>
+      <w:tr>
+        <w:tc>
+          <w:tcPr>
+            <w:tcW w:w="1590" w:type="dxa"/>
+            <w:tcBorders>
+              <w:top w:val="single" w:sz="8" w:space="0" w:color="A3A3A3"/>
+              <w:left w:val="single" w:sz="8" w:space="0" w:color="A3A3A3"/>
+              <w:bottom w:val="single" w:sz="8" w:space="0" w:color="A3A3A3"/>
+              <w:right w:val="single" w:sz="8" w:space="0" w:color="A3A3A3"/>
+            </w:tcBorders>
+            <w:tcMar>
+              <w:top w:w="40" w:type="dxa"/>
+              <w:left w:w="60" w:type="dxa"/>
+              <w:bottom w:w="40" w:type="dxa"/>
+              <w:right w:w="60" w:type="dxa"/>
+            </w:tcMar>
+            <w:hideMark/>
+          </w:tcPr>
+          <w:p>
+            <w:r>
+              <w:rPr>
+                <w:b/>
+                <w:bCs/>
+              </w:rPr>
+              <w:t>Hàng 1</w:t>
+            </w:r>
+          </w:p>
+        </w:tc>
+        <w:tc>
+          <w:tcPr>
+            <w:tcW w:w="6601" w:type="dxa"/>
+            <w:tcBorders>
+              <w:top w:val="single" w:sz="8" w:space="0" w:color="A3A3A3"/>
+              <w:left w:val="single" w:sz="8" w:space="0" w:color="A3A3A3"/>
+              <w:bottom w:val="single" w:sz="8" w:space="0" w:color="A3A3A3"/>
+              <w:right w:val="single" w:sz="8" w:space="0" w:color="A3A3A3"/>
+            </w:tcBorders>
+            <w:tcMar>
+              <w:top w:w="40" w:type="dxa"/>
+              <w:left w:w="60" w:type="dxa"/>
+              <w:bottom w:w="40" w:type="dxa"/>
+              <w:right w:w="60" w:type="dxa"/>
+            </w:tcMar>
+            <w:hideMark/>
+          </w:tcPr>
+          <w:p>
+            <w:r>
+              <w:t xml:space="preserve">@ACT_MA_KH (100%, Readonly) </w:t>
+            </w:r>
+          </w:p>
+        </w:tc>
+      </w:tr>
+      <w:tr>
+        <w:tc>
+          <w:tcPr>
+            <w:tcW w:w="1590" w:type="dxa"/>
+            <w:tcBorders>
+              <w:top w:val="single" w:sz="8" w:space="0" w:color="A3A3A3"/>
+              <w:left w:val="single" w:sz="8" w:space="0" w:color="A3A3A3"/>
+              <w:bottom w:val="single" w:sz="8" w:space="0" w:color="A3A3A3"/>
+              <w:right w:val="single" w:sz="8" w:space="0" w:color="A3A3A3"/>
+            </w:tcBorders>
+            <w:tcMar>
+              <w:top w:w="40" w:type="dxa"/>
+              <w:left w:w="60" w:type="dxa"/>
+              <w:bottom w:w="40" w:type="dxa"/>
+              <w:right w:w="60" w:type="dxa"/>
+            </w:tcMar>
+            <w:hideMark/>
+          </w:tcPr>
+          <w:p>
+            <w:r>
+              <w:rPr>
+                <w:b/>
+                <w:bCs/>
+              </w:rPr>
+              <w:t>Hàng 2</w:t>
+            </w:r>
+          </w:p>
+        </w:tc>
+        <w:tc>
+          <w:tcPr>
+            <w:tcW w:w="6700" w:type="dxa"/>
+            <w:tcBorders>
+              <w:top w:val="single" w:sz="8" w:space="0" w:color="A3A3A3"/>
+              <w:left w:val="single" w:sz="8" w:space="0" w:color="A3A3A3"/>
+              <w:bottom w:val="single" w:sz="8" w:space="0" w:color="A3A3A3"/>
+              <w:right w:val="single" w:sz="8" w:space="0" w:color="A3A3A3"/>
+            </w:tcBorders>
+            <w:tcMar>
+              <w:top w:w="40" w:type="dxa"/>
+              <w:left w:w="60" w:type="dxa"/>
+              <w:bottom w:w="40" w:type="dxa"/>
+              <w:right w:w="60" w:type="dxa"/>
+            </w:tcMar>
+            <w:hideMark/>
+          </w:tcPr>
+          <w:p>
+            <w:r>
+              <w:t xml:space="preserve">@ACT_NGAY_LAM_VIEC (50%), @ACT_SAN_PHAM (50%) </w:t>
+            </w:r>
+          </w:p>
+        </w:tc>
+      </w:tr>
+      <w:tr>
+        <w:tc>
+          <w:tcPr>
+            <w:tcW w:w="1590" w:type="dxa"/>
+            <w:tcBorders>
+              <w:top w:val="single" w:sz="8" w:space="0" w:color="A3A3A3"/>
+              <w:left w:val="single" w:sz="8" w:space="0" w:color="A3A3A3"/>
+              <w:bottom w:val="single" w:sz="8" w:space="0" w:color="A3A3A3"/>
+              <w:right w:val="single" w:sz="8" w:space="0" w:color="A3A3A3"/>
+            </w:tcBorders>
+            <w:tcMar>
+              <w:top w:w="40" w:type="dxa"/>
+              <w:left w:w="60" w:type="dxa"/>
+              <w:bottom w:w="40" w:type="dxa"/>
+              <w:right w:w="60" w:type="dxa"/>
+            </w:tcMar>
+            <w:hideMark/>
+          </w:tcPr>
+          <w:p>
+            <w:r>
+              <w:rPr>
+                <w:b/>
+                <w:bCs/>
+              </w:rPr>
+              <w:t>Hàng 3</w:t>
+            </w:r>
+          </w:p>
+        </w:tc>
+        <w:tc>
+          <w:tcPr>
+            <w:tcW w:w="6601" w:type="dxa"/>
+            <w:tcBorders>
+              <w:top w:val="single" w:sz="8" w:space="0" w:color="A3A3A3"/>
+              <w:left w:val="single" w:sz="8" w:space="0" w:color="A3A3A3"/>
+              <w:bottom w:val="single" w:sz="8" w:space="0" w:color="A3A3A3"/>
+              <w:right w:val="single" w:sz="8" w:space="0" w:color="A3A3A3"/>
+            </w:tcBorders>
+            <w:tcMar>
+              <w:top w:w="40" w:type="dxa"/>
+              <w:left w:w="60" w:type="dxa"/>
+              <w:bottom w:w="40" w:type="dxa"/>
+              <w:right w:w="60" w:type="dxa"/>
+            </w:tcMar>
+            <w:hideMark/>
+          </w:tcPr>
+          <w:p>
+            <w:r>
+              <w:t xml:space="preserve">@ACT_CONG_VIEC (70%), @ACT_GHIM (30%) </w:t>
+            </w:r>
+          </w:p>
+        </w:tc>
+      </w:tr>
+      <w:tr>
+        <w:tc>
+          <w:tcPr>
+            <w:tcW w:w="1590" w:type="dxa"/>
+            <w:tcBorders>
+              <w:top w:val="single" w:sz="8" w:space="0" w:color="A3A3A3"/>
+              <w:left w:val="single" w:sz="8" w:space="0" w:color="A3A3A3"/>
+              <w:bottom w:val="single" w:sz="8" w:space="0" w:color="A3A3A3"/>
+              <w:right w:val="single" w:sz="8" w:space="0" w:color="A3A3A3"/>
+            </w:tcBorders>
+            <w:tcMar>
+              <w:top w:w="40" w:type="dxa"/>
+              <w:left w:w="60" w:type="dxa"/>
+              <w:bottom w:w="40" w:type="dxa"/>
+              <w:right w:w="60" w:type="dxa"/>
+            </w:tcMar>
+            <w:hideMark/>
+          </w:tcPr>
+          <w:p>
+            <w:r>
+              <w:rPr>
+                <w:b/>
+                <w:bCs/>
+              </w:rPr>
+              <w:t>Hàng 4</w:t>
+            </w:r>
+          </w:p>
+        </w:tc>
+        <w:tc>
+          <w:tcPr>
+            <w:tcW w:w="6601" w:type="dxa"/>
+            <w:tcBorders>
+              <w:top w:val="single" w:sz="8" w:space="0" w:color="A3A3A3"/>
+              <w:left w:val="single" w:sz="8" w:space="0" w:color="A3A3A3"/>
+              <w:bottom w:val="single" w:sz="8" w:space="0" w:color="A3A3A3"/>
+              <w:right w:val="single" w:sz="8" w:space="0" w:color="A3A3A3"/>
+            </w:tcBorders>
+            <w:tcMar>
+              <w:top w:w="40" w:type="dxa"/>
+              <w:left w:w="60" w:type="dxa"/>
+              <w:bottom w:w="40" w:type="dxa"/>
+              <w:right w:w="60" w:type="dxa"/>
+            </w:tcMar>
+            <w:hideMark/>
+          </w:tcPr>
+          <w:p>
+            <w:r>
+              <w:t xml:space="preserve">@ACT_NOI_DUNG_CONG_VIEC (100%) </w:t>
+            </w:r>
+          </w:p>
+        </w:tc>
+      </w:tr>
+      <w:tr>
+        <w:tc>
+          <w:tcPr>
+            <w:tcW w:w="1590" w:type="dxa"/>
+            <w:tcBorders>
+              <w:top w:val="single" w:sz="8" w:space="0" w:color="A3A3A3"/>
+              <w:left w:val="single" w:sz="8" w:space="0" w:color="A3A3A3"/>
+              <w:bottom w:val="single" w:sz="8" w:space="0" w:color="A3A3A3"/>
+              <w:right w:val="single" w:sz="8" w:space="0" w:color="A3A3A3"/>
+            </w:tcBorders>
+            <w:tcMar>
+              <w:top w:w="40" w:type="dxa"/>
+              <w:left w:w="60" w:type="dxa"/>
+              <w:bottom w:w="40" w:type="dxa"/>
+              <w:right w:w="60" w:type="dxa"/>
+            </w:tcMar>
+            <w:hideMark/>
+          </w:tcPr>
+          <w:p>
+            <w:r>
+              <w:rPr>
+                <w:b/>
+                <w:bCs/>
+              </w:rPr>
+              <w:t>Hàng 5</w:t>
+            </w:r>
+          </w:p>
+        </w:tc>
+        <w:tc>
+          <w:tcPr>
+            <w:tcW w:w="6601" w:type="dxa"/>
+            <w:tcBorders>
+              <w:top w:val="single" w:sz="8" w:space="0" w:color="A3A3A3"/>
+              <w:left w:val="single" w:sz="8" w:space="0" w:color="A3A3A3"/>
+              <w:bottom w:val="single" w:sz="8" w:space="0" w:color="A3A3A3"/>
+              <w:right w:val="single" w:sz="8" w:space="0" w:color="A3A3A3"/>
+            </w:tcBorders>
+            <w:tcMar>
+              <w:top w:w="40" w:type="dxa"/>
+              <w:left w:w="60" w:type="dxa"/>
+              <w:bottom w:w="40" w:type="dxa"/>
+              <w:right w:w="60" w:type="dxa"/>
+            </w:tcMar>
+            <w:hideMark/>
+          </w:tcPr>
+          <w:p>
+            <w:r>
+              <w:t xml:space="preserve">@ACT_GIA_TRI_HOP_DONG (100%) </w:t>
+            </w:r>
+          </w:p>
+        </w:tc>
+      </w:tr>
+      <w:tr>
+        <w:tc>
+          <w:tcPr>
+            <w:tcW w:w="1590" w:type="dxa"/>
+            <w:tcBorders>
+              <w:top w:val="single" w:sz="8" w:space="0" w:color="A3A3A3"/>
+              <w:left w:val="single" w:sz="8" w:space="0" w:color="A3A3A3"/>
+              <w:bottom w:val="single" w:sz="8" w:space="0" w:color="A3A3A3"/>
+              <w:right w:val="single" w:sz="8" w:space="0" w:color="A3A3A3"/>
+            </w:tcBorders>
+            <w:tcMar>
+              <w:top w:w="40" w:type="dxa"/>
+              <w:left w:w="60" w:type="dxa"/>
+              <w:bottom w:w="40" w:type="dxa"/>
+              <w:right w:w="60" w:type="dxa"/>
+            </w:tcMar>
+            <w:hideMark/>
+          </w:tcPr>
+          <w:p>
+            <w:r>
+              <w:rPr>
+                <w:b/>
+                <w:bCs/>
+              </w:rPr>
+              <w:lastRenderedPageBreak/>
+              <w:t>Hàng 6</w:t>
+            </w:r>
+          </w:p>
+        </w:tc>
+        <w:tc>
+          <w:tcPr>
+            <w:tcW w:w="6601" w:type="dxa"/>
+            <w:tcBorders>
+              <w:top w:val="single" w:sz="8" w:space="0" w:color="A3A3A3"/>
+              <w:left w:val="single" w:sz="8" w:space="0" w:color="A3A3A3"/>
+              <w:bottom w:val="single" w:sz="8" w:space="0" w:color="A3A3A3"/>
+              <w:right w:val="single" w:sz="8" w:space="0" w:color="A3A3A3"/>
+            </w:tcBorders>
+            <w:tcMar>
+              <w:top w:w="40" w:type="dxa"/>
+              <w:left w:w="60" w:type="dxa"/>
+              <w:bottom w:w="40" w:type="dxa"/>
+              <w:right w:w="60" w:type="dxa"/>
+            </w:tcMar>
+            <w:hideMark/>
+          </w:tcPr>
+          <w:p>
+            <w:r>
+              <w:t xml:space="preserve">@ACT_FBM_STATUS (100%) </w:t>
+            </w:r>
+          </w:p>
+        </w:tc>
+      </w:tr>
+      <w:tr>
+        <w:tc>
+          <w:tcPr>
+            <w:tcW w:w="1590" w:type="dxa"/>
+            <w:tcBorders>
+              <w:top w:val="single" w:sz="8" w:space="0" w:color="A3A3A3"/>
+              <w:left w:val="single" w:sz="8" w:space="0" w:color="A3A3A3"/>
+              <w:bottom w:val="single" w:sz="8" w:space="0" w:color="A3A3A3"/>
+              <w:right w:val="single" w:sz="8" w:space="0" w:color="A3A3A3"/>
+            </w:tcBorders>
+            <w:tcMar>
+              <w:top w:w="40" w:type="dxa"/>
+              <w:left w:w="60" w:type="dxa"/>
+              <w:bottom w:w="40" w:type="dxa"/>
+              <w:right w:w="60" w:type="dxa"/>
+            </w:tcMar>
+            <w:hideMark/>
+          </w:tcPr>
+          <w:p>
+            <w:r>
+              <w:rPr>
+                <w:b/>
+                <w:bCs/>
+              </w:rPr>
+              <w:t>Hàng 7</w:t>
+            </w:r>
+          </w:p>
+        </w:tc>
+        <w:tc>
+          <w:tcPr>
+            <w:tcW w:w="6601" w:type="dxa"/>
+            <w:tcBorders>
+              <w:top w:val="single" w:sz="8" w:space="0" w:color="A3A3A3"/>
+              <w:left w:val="single" w:sz="8" w:space="0" w:color="A3A3A3"/>
+              <w:bottom w:val="single" w:sz="8" w:space="0" w:color="A3A3A3"/>
+              <w:right w:val="single" w:sz="8" w:space="0" w:color="A3A3A3"/>
+            </w:tcBorders>
+            <w:tcMar>
+              <w:top w:w="40" w:type="dxa"/>
+              <w:left w:w="60" w:type="dxa"/>
+              <w:bottom w:w="40" w:type="dxa"/>
+              <w:right w:w="60" w:type="dxa"/>
+            </w:tcMar>
+            <w:hideMark/>
+          </w:tcPr>
+          <w:p>
+            <w:r>
+              <w:t xml:space="preserve">@ACT_NGUOI_NHAP_LIEU (100%) </w:t>
+            </w:r>
+          </w:p>
+        </w:tc>
+      </w:tr>
+      <w:tr>
+        <w:tc>
+          <w:tcPr>
+            <w:tcW w:w="1590" w:type="dxa"/>
+            <w:tcBorders>
+              <w:top w:val="single" w:sz="8" w:space="0" w:color="A3A3A3"/>
+              <w:left w:val="single" w:sz="8" w:space="0" w:color="A3A3A3"/>
+              <w:bottom w:val="single" w:sz="8" w:space="0" w:color="A3A3A3"/>
+              <w:right w:val="single" w:sz="8" w:space="0" w:color="A3A3A3"/>
+            </w:tcBorders>
+            <w:tcMar>
+              <w:top w:w="40" w:type="dxa"/>
+              <w:left w:w="60" w:type="dxa"/>
+              <w:bottom w:w="40" w:type="dxa"/>
+              <w:right w:w="60" w:type="dxa"/>
+            </w:tcMar>
+            <w:hideMark/>
+          </w:tcPr>
+          <w:p>
+            <w:r>
+              <w:rPr>
+                <w:b/>
+                <w:bCs/>
+              </w:rPr>
+              <w:t>Hàng 8</w:t>
+            </w:r>
+          </w:p>
+        </w:tc>
+        <w:tc>
+          <w:tcPr>
+            <w:tcW w:w="6601" w:type="dxa"/>
+            <w:tcBorders>
+              <w:top w:val="single" w:sz="8" w:space="0" w:color="A3A3A3"/>
+              <w:left w:val="single" w:sz="8" w:space="0" w:color="A3A3A3"/>
+              <w:bottom w:val="single" w:sz="8" w:space="0" w:color="A3A3A3"/>
+              <w:right w:val="single" w:sz="8" w:space="0" w:color="A3A3A3"/>
+            </w:tcBorders>
+            <w:tcMar>
+              <w:top w:w="40" w:type="dxa"/>
+              <w:left w:w="60" w:type="dxa"/>
+              <w:bottom w:w="40" w:type="dxa"/>
+              <w:right w:w="60" w:type="dxa"/>
+            </w:tcMar>
+            <w:hideMark/>
+          </w:tcPr>
+          <w:p>
+            <w:r>
+              <w:t xml:space="preserve">@ACT_NGAY_NHAP_LIEU (100%, Readonly) </w:t>
+            </w:r>
+          </w:p>
+        </w:tc>
+      </w:tr>
+    </w:tbl>
+    <w:p>
+      <w:r>
+        <w:t> </w:t>
+      </w:r>
+    </w:p>
+    <w:p>
+      <w:r>
+        <w:t xml:space="preserve">4. MÀN HÌNH THÊM/SỬA GHI CHÚ (NOTE FORM) </w:t>
+      </w:r>
+    </w:p>
+    <w:p>
+      <w:pPr>
+        <w:numPr>
+          <w:ilvl w:val="0"/>
+          <w:numId w:val="35"/>
+        </w:numPr>
+      </w:pPr>
+      <w:r>
+        <w:rPr>
+          <w:b/>
+          <w:bCs/>
+        </w:rPr>
+        <w:t>Vùng nhập liệu:</w:t>
+      </w:r>
+      <w:r>
+        <w:t xml:space="preserve"> Textarea (Width: 100%, Rows: 6).</w:t>
+      </w:r>
+    </w:p>
+    <w:p>
+      <w:pPr>
+        <w:numPr>
+          <w:ilvl w:val="0"/>
+          <w:numId w:val="35"/>
+        </w:numPr>
+      </w:pPr>
+      <w:r>
+        <w:rPr>
+          <w:b/>
+          <w:bCs/>
+        </w:rPr>
+        <w:t>Nút bấm:</w:t>
+      </w:r>
+      <w:r>
+        <w:t xml:space="preserve"> Lưu ghi chú (Nằm cuối màn hình).</w:t>
+      </w:r>
+    </w:p>
+    <w:p>
+      <w:r>
+        <w:t> </w:t>
+      </w:r>
+    </w:p>
+    <w:p>
+      <w:r>
+        <w:t xml:space="preserve">Quy tắc áp dụng cho AI </w:t>
+      </w:r>
+    </w:p>
+    <w:p>
+      <w:pPr>
+        <w:numPr>
+          <w:ilvl w:val="0"/>
+          <w:numId w:val="36"/>
+        </w:numPr>
+      </w:pPr>
+      <w:r>
+        <w:rPr>
+          <w:b/>
+          <w:bCs/>
+        </w:rPr>
+        <w:t>Header Buttons:</w:t>
+      </w:r>
+      <w:r>
+        <w:t xml:space="preserve"> Mọi màn hình Thêm/Sửa đều phải có Thanh tiêu đề chứa nút </w:t>
+      </w:r>
+      <w:r>
+        <w:rPr>
+          <w:b/>
+          <w:bCs/>
+        </w:rPr>
+        <w:t>Đóng (X)</w:t>
+      </w:r>
+      <w:r>
+        <w:t xml:space="preserve"> và nút </w:t>
+      </w:r>
+      <w:r>
+        <w:rPr>
+          <w:b/>
+          <w:bCs/>
+        </w:rPr>
+        <w:t>Lưu (V)</w:t>
+      </w:r>
+      <w:r>
+        <w:t xml:space="preserve"> ở góc phải.</w:t>
+      </w:r>
+    </w:p>
+    <w:p>
+      <w:pPr>
+        <w:numPr>
+          <w:ilvl w:val="0"/>
+          <w:numId w:val="36"/>
+        </w:numPr>
+      </w:pPr>
+      <w:r>
+        <w:rPr>
+          <w:b/>
+          <w:bCs/>
+        </w:rPr>
+        <w:t>Required Fields:</w:t>
+      </w:r>
+      <w:r>
+        <w:t xml:space="preserve"> Các trường có dấu (*) trong Blueprint phải được AI tự động kiểm tra thuộc tính required: true từ Schema.gs để bôi đỏ nếu bỏ trống.</w:t>
+      </w:r>
+    </w:p>
+    <w:p>
+      <w:pPr>
+        <w:numPr>
+          <w:ilvl w:val="0"/>
+          <w:numId w:val="36"/>
+        </w:numPr>
+      </w:pPr>
+      <w:r>
+        <w:rPr>
+          <w:b/>
+          <w:bCs/>
+        </w:rPr>
+        <w:t>Default Values:</w:t>
+      </w:r>
+      <w:r>
+        <w:t xml:space="preserve"> @KH_DIA_CHI mặc định là "HNI" phải được nạp thông qua Schema.gs hoặc Store_Config.html.</w:t>
+      </w:r>
+    </w:p>
+    <w:p>
+      <w:r>
+        <w:t xml:space="preserve">Bản thiết kế này đã khóa chặt mọi yêu cầu về giao diện của ông. </w:t>
+      </w:r>
+      <w:r>
+        <w:rPr>
+          <w:b/>
+          <w:bCs/>
+        </w:rPr>
+        <w:t>Bước tiếp theo</w:t>
+      </w:r>
+      <w:r>
+        <w:t xml:space="preserve">, tôi sẽ giúp ông viết mã nguồn cho </w:t>
+      </w:r>
+      <w:r>
+        <w:rPr>
+          <w:b/>
+          <w:bCs/>
+        </w:rPr>
+        <w:t>UI_Factory.html</w:t>
+      </w:r>
+      <w:r>
+        <w:t xml:space="preserve"> để có thể đúc ra các hàng và ô nhập liệu theo đúng tỷ lệ 50%, 70%, 100% này. Ông có muốn thực hiện luôn không?</w:t>
+      </w:r>
+    </w:p>
+    <w:p>
+      <w:r>
+        <w:t> </w:t>
+      </w:r>
+    </w:p>
+    <w:p>
+      <w:r>
+        <w:rPr>
+          <w:b/>
+          <w:bCs/>
+        </w:rPr>
         <w:t>TÀI LIỆU 4: QUY TẮC KỸ THUẬT (TECHNICAL CONSTRAINTS)</w:t>
       </w:r>
     </w:p>
@@ -9885,128 +11700,153 @@
       <w:pPr>
         <w:numPr>
           <w:ilvl w:val="0"/>
-          <w:numId w:val="12"/>
+          <w:numId w:val="37"/>
         </w:numPr>
-      </w:pPr>
-      <w:r>
         <w:rPr>
           <w:b/>
           <w:bCs/>
         </w:rPr>
-        <w:t>Chuẩn hóa Ngày tháng (Date):</w:t>
-      </w:r>
-    </w:p>
-    <w:p>
-      <w:pPr>
-        <w:numPr>
-          <w:ilvl w:val="1"/>
-          <w:numId w:val="12"/>
-        </w:numPr>
-      </w:pPr>
-      <w:r>
-        <w:t>Hiển thị UI / Google Sheet: Bắt buộc định dạng $dd-mm-yyyy$.</w:t>
-      </w:r>
-    </w:p>
-    <w:p>
-      <w:pPr>
-        <w:numPr>
-          <w:ilvl w:val="1"/>
-          <w:numId w:val="12"/>
-        </w:numPr>
-      </w:pPr>
-      <w:r>
-        <w:t xml:space="preserve">Tính toán Logic (Sort/Filter): Phải đi qua hàm </w:t>
-      </w:r>
-      <w:proofErr w:type="gramStart"/>
-      <w:r>
-        <w:t>getRawDateValue(</w:t>
-      </w:r>
-      <w:proofErr w:type="gramEnd"/>
-      <w:r>
-        <w:t>) để chuyển chuỗi $dd-mm-yyyy$ thành số $YYYYMMDD$ (VD: 20260307) rồi mới dùng toán tử so sánh.</w:t>
-      </w:r>
-    </w:p>
-    <w:p>
-      <w:pPr>
-        <w:numPr>
-          <w:ilvl w:val="0"/>
-          <w:numId w:val="12"/>
-        </w:numPr>
       </w:pPr>
       <w:r>
         <w:rPr>
           <w:b/>
           <w:bCs/>
         </w:rPr>
-        <w:t>Metadata-Driven (Không Hard-code):</w:t>
-      </w:r>
-      <w:r>
-        <w:t xml:space="preserve"> * Tuyệt đối không tìm cột bằng Index (VD: </w:t>
-      </w:r>
-      <w:proofErr w:type="gramStart"/>
-      <w:r>
-        <w:t>row[</w:t>
-      </w:r>
-      <w:proofErr w:type="gramEnd"/>
-      <w:r>
-        <w:t xml:space="preserve">0], </w:t>
-      </w:r>
-      <w:proofErr w:type="gramStart"/>
-      <w:r>
-        <w:t>row[</w:t>
-      </w:r>
-      <w:proofErr w:type="gramEnd"/>
-      <w:r>
-        <w:t>5]). Mọi truy xuất phải quét Hàng 1 để tìm vị trí dựa trên mã cột (@KH_MA_KH, @ACT_CONG_VIEC).</w:t>
+        <w:t>CHUẨN HÓA NGÀY THÁNG (DATE)</w:t>
       </w:r>
     </w:p>
     <w:p>
       <w:pPr>
         <w:numPr>
-          <w:ilvl w:val="0"/>
-          <w:numId w:val="12"/>
+          <w:ilvl w:val="1"/>
+          <w:numId w:val="37"/>
         </w:numPr>
-      </w:pPr>
-      <w:r>
         <w:rPr>
           <w:b/>
           <w:bCs/>
         </w:rPr>
-        <w:t>Local Fetching &amp; Search:</w:t>
-      </w:r>
-    </w:p>
-    <w:p>
-      <w:pPr>
-        <w:numPr>
-          <w:ilvl w:val="1"/>
-          <w:numId w:val="12"/>
-        </w:numPr>
-      </w:pPr>
-      <w:r>
-        <w:t xml:space="preserve">Việc gõ tìm kiếm trên Sidebar PHẢI filter trực tiếp từ mảng RAM </w:t>
-      </w:r>
-      <w:proofErr w:type="gramStart"/>
-      <w:r>
-        <w:t>DB.listKH</w:t>
-      </w:r>
-      <w:proofErr w:type="gramEnd"/>
-      <w:r>
-        <w:t>. Tuyệt đối KHÔNG gọi AJAX/GAS query.</w:t>
-      </w:r>
-    </w:p>
-    <w:p>
-      <w:pPr>
-        <w:numPr>
-          <w:ilvl w:val="0"/>
-          <w:numId w:val="12"/>
-        </w:numPr>
       </w:pPr>
       <w:r>
         <w:rPr>
           <w:b/>
           <w:bCs/>
         </w:rPr>
-        <w:t>Toán tử Lọc (Hàng 3) - Không phân biệt hoa/thường:</w:t>
+        <w:t>Hiển thị UI / Google Sheet: Bắt buộc định dạng $dd-mm-yyyy$.</w:t>
+      </w:r>
+    </w:p>
+    <w:p>
+      <w:pPr>
+        <w:numPr>
+          <w:ilvl w:val="1"/>
+          <w:numId w:val="37"/>
+        </w:numPr>
+        <w:rPr>
+          <w:b/>
+          <w:bCs/>
+        </w:rPr>
+      </w:pPr>
+      <w:r>
+        <w:rPr>
+          <w:b/>
+          <w:bCs/>
+        </w:rPr>
+        <w:t>Tính toán Logic (Sort/Filter): Phải đi qua hàm getRawDateValue() để chuyển chuỗi $dd-mm-yyyy$ thành số $YYYYMMDD$ (VD: 20260307) rồi mới dùng toán tử so sánh.</w:t>
+      </w:r>
+    </w:p>
+    <w:p>
+      <w:pPr>
+        <w:numPr>
+          <w:ilvl w:val="0"/>
+          <w:numId w:val="37"/>
+        </w:numPr>
+        <w:rPr>
+          <w:b/>
+          <w:bCs/>
+        </w:rPr>
+      </w:pPr>
+      <w:r>
+        <w:rPr>
+          <w:b/>
+          <w:bCs/>
+        </w:rPr>
+        <w:t>METADATA-DRIVEN (KHÔNG HARD-CODE)</w:t>
+      </w:r>
+    </w:p>
+    <w:p>
+      <w:pPr>
+        <w:numPr>
+          <w:ilvl w:val="1"/>
+          <w:numId w:val="37"/>
+        </w:numPr>
+        <w:rPr>
+          <w:b/>
+          <w:bCs/>
+        </w:rPr>
+      </w:pPr>
+      <w:r>
+        <w:rPr>
+          <w:b/>
+          <w:bCs/>
+        </w:rPr>
+        <w:t>Tuyệt đối không tìm cột bằng Index (VD: row[0], row[5]). Mọi truy xuất phải quét Hàng 1 để tìm vị trí dựa trên mã cột (@KH_MA_KH, @ACT_CONG_VIEC).</w:t>
+      </w:r>
+    </w:p>
+    <w:p>
+      <w:pPr>
+        <w:numPr>
+          <w:ilvl w:val="0"/>
+          <w:numId w:val="38"/>
+        </w:numPr>
+        <w:rPr>
+          <w:b/>
+          <w:bCs/>
+        </w:rPr>
+      </w:pPr>
+      <w:r>
+        <w:rPr>
+          <w:b/>
+          <w:bCs/>
+        </w:rPr>
+        <w:lastRenderedPageBreak/>
+        <w:t>LOCAL FETCHING &amp; SEARCH</w:t>
+      </w:r>
+    </w:p>
+    <w:p>
+      <w:pPr>
+        <w:numPr>
+          <w:ilvl w:val="1"/>
+          <w:numId w:val="38"/>
+        </w:numPr>
+        <w:rPr>
+          <w:b/>
+          <w:bCs/>
+        </w:rPr>
+      </w:pPr>
+      <w:r>
+        <w:rPr>
+          <w:b/>
+          <w:bCs/>
+        </w:rPr>
+        <w:t>Việc gõ tìm kiếm trên Sidebar PHẢI filter trực tiếp từ mảng RAM DB.listKH. Tuyệt đối KHÔNG gọi AJAX/GAS query.</w:t>
+      </w:r>
+    </w:p>
+    <w:p>
+      <w:pPr>
+        <w:numPr>
+          <w:ilvl w:val="0"/>
+          <w:numId w:val="38"/>
+        </w:numPr>
+        <w:rPr>
+          <w:b/>
+          <w:bCs/>
+        </w:rPr>
+      </w:pPr>
+      <w:r>
+        <w:rPr>
+          <w:b/>
+          <w:bCs/>
+        </w:rPr>
+        <w:t>TOÁN TỬ LỌC (HÀNG 3) - KHÔNG PHÂN BIỆT HOA/THƯỜNG</w:t>
       </w:r>
     </w:p>
     <w:tbl>
@@ -10185,15 +12025,7 @@
           </w:tcPr>
           <w:p>
             <w:r>
-              <w:t xml:space="preserve">Lọc các ô có chứa chuỗi "gọi điện" (tương </w:t>
-            </w:r>
-            <w:proofErr w:type="gramStart"/>
-            <w:r>
-              <w:t>đương .includes</w:t>
-            </w:r>
-            <w:proofErr w:type="gramEnd"/>
-            <w:r>
-              <w:t>()).</w:t>
+              <w:t>Lọc các ô có chứa chuỗi "gọi điện" (tương đương .includes()).</w:t>
             </w:r>
           </w:p>
         </w:tc>
@@ -10275,15 +12107,7 @@
               <w:t>Ưu tiên xử lý đầu tiên</w:t>
             </w:r>
             <w:r>
-              <w:t xml:space="preserve">: Tách chuỗi bằng </w:t>
-            </w:r>
-            <w:proofErr w:type="gramStart"/>
-            <w:r>
-              <w:t>dấu ;</w:t>
-            </w:r>
-            <w:proofErr w:type="gramEnd"/>
-            <w:r>
-              <w:t>. Trả về kết quả nếu ô thỏa mãn bất kỳ điều kiện nào trong danh sách tách ra.</w:t>
+              <w:t>: Tách chuỗi bằng dấu ;. Trả về kết quả nếu ô thỏa mãn bất kỳ điều kiện nào trong danh sách tách ra.</w:t>
             </w:r>
           </w:p>
         </w:tc>
@@ -10762,7 +12586,6 @@
                 <w:b/>
                 <w:bCs/>
               </w:rPr>
-              <w:lastRenderedPageBreak/>
               <w:t>Ô trống (Blank)</w:t>
             </w:r>
           </w:p>
@@ -10890,19 +12713,269 @@
         </w:tc>
       </w:tr>
     </w:tbl>
-    <w:p/>
-    <w:p>
-      <w:r>
-        <w:br w:type="page"/>
-      </w:r>
-    </w:p>
-    <w:p>
+    <w:p>
+      <w:r>
+        <w:t> </w:t>
+      </w:r>
+    </w:p>
+    <w:p>
+      <w:r>
+        <w:rPr>
+          <w:b/>
+          <w:bCs/>
+        </w:rPr>
+        <w:t>5. QUY TẮC PHÂN TÁCH UI (UI SEPARATION RULES)</w:t>
+      </w:r>
+    </w:p>
+    <w:p>
+      <w:r>
+        <w:rPr>
+          <w:b/>
+          <w:bCs/>
+        </w:rPr>
+        <w:t>Mục tiêu:</w:t>
+      </w:r>
+      <w:r>
+        <w:t xml:space="preserve"> Tuyệt đối tách biệt giữa Logic điều phối và Logic hiển thị.</w:t>
+      </w:r>
+    </w:p>
+    <w:p>
+      <w:pPr>
+        <w:numPr>
+          <w:ilvl w:val="0"/>
+          <w:numId w:val="39"/>
+        </w:numPr>
+      </w:pPr>
+      <w:r>
+        <w:rPr>
+          <w:b/>
+          <w:bCs/>
+        </w:rPr>
+        <w:t>Cấm nối chuỗi HTML:</w:t>
+      </w:r>
+      <w:r>
+        <w:t xml:space="preserve"> Không bao giờ được viết mã HTML trực tiếp dưới dạng chuỗi (Sử dụng + hoặc `) bên trong file UI_Logic.html.</w:t>
+      </w:r>
+    </w:p>
+    <w:p>
+      <w:pPr>
+        <w:numPr>
+          <w:ilvl w:val="0"/>
+          <w:numId w:val="39"/>
+        </w:numPr>
+      </w:pPr>
+      <w:r>
+        <w:rPr>
+          <w:b/>
+          <w:bCs/>
+        </w:rPr>
+        <w:t>Ủy quyền hiển thị:</w:t>
+      </w:r>
+      <w:r>
+        <w:t xml:space="preserve"> Mọi yêu cầu vẽ giao diện phải được thực hiện thông qua hàm điều phối của UI_Layouts.html.</w:t>
+      </w:r>
+    </w:p>
+    <w:p>
+      <w:pPr>
+        <w:numPr>
+          <w:ilvl w:val="0"/>
+          <w:numId w:val="39"/>
+        </w:numPr>
+      </w:pPr>
+      <w:r>
+        <w:rPr>
+          <w:b/>
+          <w:bCs/>
+        </w:rPr>
+        <w:t>Trách nhiệm của Factory:</w:t>
+      </w:r>
+      <w:r>
+        <w:t xml:space="preserve"> Mọi thẻ HTML nguyên tử (Input, Select, Row, Section) phải được sinh ra từ các hàm trong UI_Factory.html.</w:t>
+      </w:r>
+    </w:p>
+    <w:p>
+      <w:pPr>
+        <w:numPr>
+          <w:ilvl w:val="0"/>
+          <w:numId w:val="39"/>
+        </w:numPr>
+      </w:pPr>
       <w:r>
         <w:rPr>
           <w:b/>
           <w:bCs/>
         </w:rPr>
         <w:lastRenderedPageBreak/>
+        <w:t>Tính tinh gọn:</w:t>
+      </w:r>
+      <w:r>
+        <w:t xml:space="preserve"> File UI_Logic.html chỉ được phép chứa các hàm xử lý sự kiện (Event Handlers), gọi API (google.script.run), và điều hướng luồng dữ liệu.</w:t>
+      </w:r>
+    </w:p>
+    <w:p>
+      <w:r>
+        <w:rPr>
+          <w:b/>
+          <w:bCs/>
+        </w:rPr>
+        <w:t>6. QUY TẮC METADATA-DRIVEN (SCHEMA RULES)</w:t>
+      </w:r>
+    </w:p>
+    <w:p>
+      <w:r>
+        <w:rPr>
+          <w:b/>
+          <w:bCs/>
+        </w:rPr>
+        <w:t>Mục tiêu:</w:t>
+      </w:r>
+      <w:r>
+        <w:t xml:space="preserve"> Đảm bảo Schema.gs là "Nguồn sự thật duy nhất" (Single Source of Truth).</w:t>
+      </w:r>
+    </w:p>
+    <w:p>
+      <w:pPr>
+        <w:numPr>
+          <w:ilvl w:val="0"/>
+          <w:numId w:val="40"/>
+        </w:numPr>
+      </w:pPr>
+      <w:r>
+        <w:rPr>
+          <w:b/>
+          <w:bCs/>
+        </w:rPr>
+        <w:t>Cấm Hard-code String:</w:t>
+      </w:r>
+      <w:r>
+        <w:t xml:space="preserve"> Tuyệt đối không được viết cứng (Hard-code) các chuỗi văn bản cho Nhãn (Label), Kiểu dữ liệu (Type), hoặc thông báo bắt buộc (Required) bên trong các hàm vẽ giao diện hoặc hàm xử lý logic.</w:t>
+      </w:r>
+    </w:p>
+    <w:p>
+      <w:pPr>
+        <w:numPr>
+          <w:ilvl w:val="0"/>
+          <w:numId w:val="40"/>
+        </w:numPr>
+      </w:pPr>
+      <w:r>
+        <w:rPr>
+          <w:b/>
+          <w:bCs/>
+        </w:rPr>
+        <w:t>Truy xuất Metadata:</w:t>
+      </w:r>
+      <w:r>
+        <w:t xml:space="preserve"> Mọi thuộc tính hiển thị và ràng buộc dữ liệu PHẢI được đọc trực tiếp từ biến MASTER_SCHEMA.</w:t>
+      </w:r>
+    </w:p>
+    <w:p>
+      <w:pPr>
+        <w:numPr>
+          <w:ilvl w:val="0"/>
+          <w:numId w:val="40"/>
+        </w:numPr>
+      </w:pPr>
+      <w:r>
+        <w:rPr>
+          <w:b/>
+          <w:bCs/>
+        </w:rPr>
+        <w:t>Tính nhất quán:</w:t>
+      </w:r>
+      <w:r>
+        <w:t xml:space="preserve"> Nếu một trường dữ liệu thay đổi thuộc tính (ví dụ: từ "Không bắt buộc" thành "Bắt buộc"), AI chỉ được phép sửa đổi tại Schema.gs. Các lớp UI và Logic phải tự động thích ứng dựa trên thay đổi này.</w:t>
+      </w:r>
+    </w:p>
+    <w:p>
+      <w:pPr>
+        <w:numPr>
+          <w:ilvl w:val="0"/>
+          <w:numId w:val="40"/>
+        </w:numPr>
+      </w:pPr>
+      <w:r>
+        <w:rPr>
+          <w:b/>
+          <w:bCs/>
+        </w:rPr>
+        <w:t>Định dạng chuẩn:</w:t>
+      </w:r>
+      <w:r>
+        <w:t xml:space="preserve"> Mọi truy xuất dữ liệu từ Sheet hoặc gửi lên Server phải sử dụng Key là mã cột (@) đã định nghĩa trong Schema, tuyệt đối không dùng chỉ số cột (Index).</w:t>
+      </w:r>
+    </w:p>
+    <w:p>
+      <w:r>
+        <w:rPr>
+          <w:b/>
+          <w:bCs/>
+        </w:rPr>
+        <w:t>7. QUY TẮC VẬN HÀNH SIDEBAR (INTERACTION RULES)</w:t>
+      </w:r>
+    </w:p>
+    <w:p>
+      <w:pPr>
+        <w:numPr>
+          <w:ilvl w:val="0"/>
+          <w:numId w:val="41"/>
+        </w:numPr>
+      </w:pPr>
+      <w:r>
+        <w:rPr>
+          <w:b/>
+          <w:bCs/>
+        </w:rPr>
+        <w:t>Sử dụng RAM ưu tiên:</w:t>
+      </w:r>
+      <w:r>
+        <w:t xml:space="preserve"> Mọi thao tác tìm kiếm, lọc và hiển thị thông tin khách hàng trên Sidebar phải thực hiện trực tiếp trên mảng dữ liệu RAM (Store_RAM.html) để đảm bảo tốc độ &lt; 50ms.</w:t>
+      </w:r>
+    </w:p>
+    <w:p>
+      <w:pPr>
+        <w:numPr>
+          <w:ilvl w:val="0"/>
+          <w:numId w:val="41"/>
+        </w:numPr>
+      </w:pPr>
+      <w:r>
+        <w:rPr>
+          <w:b/>
+          <w:bCs/>
+        </w:rPr>
+        <w:t>Hạn chế gọi Server:</w:t>
+      </w:r>
+      <w:r>
+        <w:t xml:space="preserve"> Tuyệt đối không gọi google.script.run cho các tác vụ chỉ mang tính chất hiển thị lại dữ liệu đã có sẵn trong RAM.</w:t>
+      </w:r>
+    </w:p>
+    <w:p>
+      <w:pPr>
+        <w:numPr>
+          <w:ilvl w:val="0"/>
+          <w:numId w:val="41"/>
+        </w:numPr>
+      </w:pPr>
+      <w:r>
+        <w:rPr>
+          <w:b/>
+          <w:bCs/>
+        </w:rPr>
+        <w:t>Cập nhật Optimistic:</w:t>
+      </w:r>
+      <w:r>
+        <w:t xml:space="preserve"> Khi thực hiện lệnh "Lưu", AI phải ưu tiên cập nhật dữ liệu vào RAM và vẽ lại giao diện ngay lập tức trước khi nhận được phản hồi thành công từ Server để tối ưu trải nghiệm người dùng.</w:t>
+      </w:r>
+    </w:p>
+    <w:p/>
+    <w:p/>
+    <w:p>
+      <w:r>
+        <w:rPr>
+          <w:b/>
+          <w:bCs/>
+        </w:rPr>
         <w:t>TÀI LIỆU 5: CHIẾN LƯỢC QUẢN TRỊ LỖI VÀ GHI LOG (ERROR &amp; LOGGING STRATEGY)</w:t>
       </w:r>
     </w:p>
@@ -10991,6 +13064,7 @@
                 <w:b/>
                 <w:bCs/>
               </w:rPr>
+              <w:lastRenderedPageBreak/>
               <w:t>Cấp độ</w:t>
             </w:r>
           </w:p>
@@ -11513,7 +13587,7 @@
       <w:pPr>
         <w:numPr>
           <w:ilvl w:val="0"/>
-          <w:numId w:val="13"/>
+          <w:numId w:val="42"/>
         </w:numPr>
       </w:pPr>
       <w:r>
@@ -11528,26 +13602,18 @@
       <w:pPr>
         <w:numPr>
           <w:ilvl w:val="1"/>
-          <w:numId w:val="13"/>
+          <w:numId w:val="42"/>
         </w:numPr>
       </w:pPr>
       <w:r>
-        <w:t xml:space="preserve">Khi gặp lỗi, ghi vào </w:t>
-      </w:r>
-      <w:proofErr w:type="gramStart"/>
-      <w:r>
-        <w:t>chrome.storage</w:t>
-      </w:r>
-      <w:proofErr w:type="gramEnd"/>
-      <w:r>
-        <w:t>.local.</w:t>
+        <w:t>Khi gặp lỗi, ghi vào chrome.storage.local.</w:t>
       </w:r>
     </w:p>
     <w:p>
       <w:pPr>
         <w:numPr>
           <w:ilvl w:val="1"/>
-          <w:numId w:val="13"/>
+          <w:numId w:val="42"/>
         </w:numPr>
       </w:pPr>
       <w:r>
@@ -11558,7 +13624,7 @@
       <w:pPr>
         <w:numPr>
           <w:ilvl w:val="0"/>
-          <w:numId w:val="13"/>
+          <w:numId w:val="42"/>
         </w:numPr>
       </w:pPr>
       <w:r>
@@ -11573,26 +13639,18 @@
       <w:pPr>
         <w:numPr>
           <w:ilvl w:val="1"/>
-          <w:numId w:val="13"/>
+          <w:numId w:val="42"/>
         </w:numPr>
       </w:pPr>
       <w:r>
-        <w:t xml:space="preserve">Mọi lỗi được gom vào mảng </w:t>
-      </w:r>
-      <w:proofErr w:type="gramStart"/>
-      <w:r>
-        <w:t>DB.logs</w:t>
-      </w:r>
-      <w:proofErr w:type="gramEnd"/>
-      <w:r>
-        <w:t xml:space="preserve"> trên RAM để tra cứu nhanh.</w:t>
+        <w:t>Mọi lỗi được gom vào mảng DB.logs trên RAM để tra cứu nhanh.</w:t>
       </w:r>
     </w:p>
     <w:p>
       <w:pPr>
         <w:numPr>
           <w:ilvl w:val="1"/>
-          <w:numId w:val="13"/>
+          <w:numId w:val="42"/>
         </w:numPr>
       </w:pPr>
       <w:r>
@@ -11603,7 +13661,7 @@
       <w:pPr>
         <w:numPr>
           <w:ilvl w:val="0"/>
-          <w:numId w:val="13"/>
+          <w:numId w:val="42"/>
         </w:numPr>
       </w:pPr>
       <w:r>
@@ -11618,7 +13676,7 @@
       <w:pPr>
         <w:numPr>
           <w:ilvl w:val="1"/>
-          <w:numId w:val="13"/>
+          <w:numId w:val="42"/>
         </w:numPr>
       </w:pPr>
       <w:r>
@@ -11639,7 +13697,7 @@
       <w:pPr>
         <w:numPr>
           <w:ilvl w:val="1"/>
-          <w:numId w:val="13"/>
+          <w:numId w:val="42"/>
         </w:numPr>
       </w:pPr>
       <w:r>
@@ -11650,11 +13708,10 @@
       <w:pPr>
         <w:numPr>
           <w:ilvl w:val="1"/>
-          <w:numId w:val="13"/>
+          <w:numId w:val="42"/>
         </w:numPr>
       </w:pPr>
       <w:r>
-        <w:lastRenderedPageBreak/>
         <w:t>Tích hợp Telegram API để báo động ngay lập tức cho Admin khi có lỗi CRITICAL.</w:t>
       </w:r>
     </w:p>
@@ -11897,15 +13954,7 @@
           </w:tcPr>
           <w:p>
             <w:r>
-              <w:t xml:space="preserve">Dừng script getInitialData. Hiện thông báo: "Bảng tính quá nhiều dữ liệu (&gt;500k </w:t>
-            </w:r>
-            <w:proofErr w:type="gramStart"/>
-            <w:r>
-              <w:t>ô)...</w:t>
-            </w:r>
-            <w:proofErr w:type="gramEnd"/>
-            <w:r>
-              <w:t>". Bắn Telegram.</w:t>
+              <w:t>Dừng script getInitialData. Hiện thông báo: "Bảng tính quá nhiều dữ liệu (&gt;500k ô)...". Bắn Telegram.</w:t>
             </w:r>
           </w:p>
         </w:tc>
@@ -11934,6 +13983,7 @@
                 <w:b/>
                 <w:bCs/>
               </w:rPr>
+              <w:lastRenderedPageBreak/>
               <w:t>ERR_NET_TIMEOUT</w:t>
             </w:r>
           </w:p>
@@ -12263,15 +14313,7 @@
           </w:tcPr>
           <w:p>
             <w:r>
-              <w:t xml:space="preserve">Từ </w:t>
-            </w:r>
-            <w:proofErr w:type="gramStart"/>
-            <w:r>
-              <w:t>chối</w:t>
-            </w:r>
-            <w:proofErr w:type="gramEnd"/>
-            <w:r>
-              <w:t xml:space="preserve"> truy cập</w:t>
+              <w:t>Từ chối truy cập</w:t>
             </w:r>
           </w:p>
         </w:tc>
@@ -12549,7 +14591,7 @@
       <w:pPr>
         <w:numPr>
           <w:ilvl w:val="0"/>
-          <w:numId w:val="14"/>
+          <w:numId w:val="43"/>
         </w:numPr>
       </w:pPr>
       <w:r>
@@ -12560,22 +14602,14 @@
         <w:t>Tại GAS (Server):</w:t>
       </w:r>
       <w:r>
-        <w:t xml:space="preserve"> Sử dụng </w:t>
-      </w:r>
-      <w:proofErr w:type="gramStart"/>
-      <w:r>
-        <w:t>Logger.info(</w:t>
-      </w:r>
-      <w:proofErr w:type="gramEnd"/>
-      <w:r>
-        <w:t>message, data) hoặc Logger.error(message, data). Hàm này sẽ tự kiểm tra Flag để quyết định ghi log hay không.</w:t>
+        <w:t xml:space="preserve"> Sử dụng Logger.info(message, data) hoặc Logger.error(message, data). Hàm này sẽ tự kiểm tra Flag để quyết định ghi log hay không.</w:t>
       </w:r>
     </w:p>
     <w:p>
       <w:pPr>
         <w:numPr>
           <w:ilvl w:val="0"/>
-          <w:numId w:val="14"/>
+          <w:numId w:val="43"/>
         </w:numPr>
       </w:pPr>
       <w:r>
@@ -12586,22 +14620,14 @@
         <w:t>Tại JS (Sidebar):</w:t>
       </w:r>
       <w:r>
-        <w:t xml:space="preserve"> Sử dụng </w:t>
-      </w:r>
-      <w:proofErr w:type="gramStart"/>
-      <w:r>
-        <w:t>App.log(</w:t>
-      </w:r>
-      <w:proofErr w:type="gramEnd"/>
-      <w:r>
-        <w:t>level, msg).</w:t>
+        <w:t xml:space="preserve"> Sử dụng App.log(level, msg).</w:t>
       </w:r>
     </w:p>
     <w:p>
       <w:pPr>
         <w:numPr>
           <w:ilvl w:val="0"/>
-          <w:numId w:val="14"/>
+          <w:numId w:val="43"/>
         </w:numPr>
       </w:pPr>
       <w:r>
@@ -12626,23 +14652,7 @@
           <w:b/>
           <w:bCs/>
         </w:rPr>
-        <w:t xml:space="preserve">Tech </w:t>
-      </w:r>
-      <w:proofErr w:type="gramStart"/>
-      <w:r>
-        <w:rPr>
-          <w:b/>
-          <w:bCs/>
-        </w:rPr>
-        <w:t>Lead</w:t>
-      </w:r>
-      <w:proofErr w:type="gramEnd"/>
-      <w:r>
-        <w:rPr>
-          <w:b/>
-          <w:bCs/>
-        </w:rPr>
-        <w:t xml:space="preserve"> nhận xét:</w:t>
+        <w:t>Tech Lead nhận xét:</w:t>
       </w:r>
       <w:r>
         <w:t xml:space="preserve"> Với bản thiết kế này, bạn đã có một hệ thống quản trị lỗi đạt chuẩn Enterprise. Bạn có thể yên tâm để Debug_Flag = false cho nhẹ máy, vì khi có "biến" (ERROR), hệ thống sẽ tự động "la làng" lên Telegram cho bạn.</w:t>
@@ -12650,7 +14660,6 @@
     </w:p>
     <w:p>
       <w:r>
-        <w:lastRenderedPageBreak/>
         <w:t xml:space="preserve">Pha 1 đã thực sự hoàn tất 100%. Bạn hãy lưu tài liệu này vào 0_Documentation/ERROR_CODES.md và chúng ta sẽ chuyển sang </w:t>
       </w:r>
       <w:r>
@@ -12972,6 +14981,1126 @@
     </w:lvl>
   </w:abstractNum>
   <w:abstractNum w:abstractNumId="2" w15:restartNumberingAfterBreak="0">
+    <w:nsid w:val="0CAC4F00"/>
+    <w:multiLevelType w:val="multilevel"/>
+    <w:tmpl w:val="057A7AF0"/>
+    <w:lvl w:ilvl="0">
+      <w:start w:val="1"/>
+      <w:numFmt w:val="bullet"/>
+      <w:lvlText w:val=""/>
+      <w:lvlJc w:val="left"/>
+      <w:pPr>
+        <w:tabs>
+          <w:tab w:val="num" w:pos="720"/>
+        </w:tabs>
+        <w:ind w:left="720" w:hanging="360"/>
+      </w:pPr>
+      <w:rPr>
+        <w:rFonts w:ascii="Symbol" w:hAnsi="Symbol" w:hint="default"/>
+        <w:sz w:val="20"/>
+      </w:rPr>
+    </w:lvl>
+    <w:lvl w:ilvl="1" w:tentative="1">
+      <w:start w:val="1"/>
+      <w:numFmt w:val="bullet"/>
+      <w:lvlText w:val=""/>
+      <w:lvlJc w:val="left"/>
+      <w:pPr>
+        <w:tabs>
+          <w:tab w:val="num" w:pos="1440"/>
+        </w:tabs>
+        <w:ind w:left="1440" w:hanging="360"/>
+      </w:pPr>
+      <w:rPr>
+        <w:rFonts w:ascii="Symbol" w:hAnsi="Symbol" w:hint="default"/>
+        <w:sz w:val="20"/>
+      </w:rPr>
+    </w:lvl>
+    <w:lvl w:ilvl="2" w:tentative="1">
+      <w:start w:val="1"/>
+      <w:numFmt w:val="bullet"/>
+      <w:lvlText w:val=""/>
+      <w:lvlJc w:val="left"/>
+      <w:pPr>
+        <w:tabs>
+          <w:tab w:val="num" w:pos="2160"/>
+        </w:tabs>
+        <w:ind w:left="2160" w:hanging="360"/>
+      </w:pPr>
+      <w:rPr>
+        <w:rFonts w:ascii="Symbol" w:hAnsi="Symbol" w:hint="default"/>
+        <w:sz w:val="20"/>
+      </w:rPr>
+    </w:lvl>
+    <w:lvl w:ilvl="3" w:tentative="1">
+      <w:start w:val="1"/>
+      <w:numFmt w:val="bullet"/>
+      <w:lvlText w:val=""/>
+      <w:lvlJc w:val="left"/>
+      <w:pPr>
+        <w:tabs>
+          <w:tab w:val="num" w:pos="2880"/>
+        </w:tabs>
+        <w:ind w:left="2880" w:hanging="360"/>
+      </w:pPr>
+      <w:rPr>
+        <w:rFonts w:ascii="Symbol" w:hAnsi="Symbol" w:hint="default"/>
+        <w:sz w:val="20"/>
+      </w:rPr>
+    </w:lvl>
+    <w:lvl w:ilvl="4" w:tentative="1">
+      <w:start w:val="1"/>
+      <w:numFmt w:val="bullet"/>
+      <w:lvlText w:val=""/>
+      <w:lvlJc w:val="left"/>
+      <w:pPr>
+        <w:tabs>
+          <w:tab w:val="num" w:pos="3600"/>
+        </w:tabs>
+        <w:ind w:left="3600" w:hanging="360"/>
+      </w:pPr>
+      <w:rPr>
+        <w:rFonts w:ascii="Symbol" w:hAnsi="Symbol" w:hint="default"/>
+        <w:sz w:val="20"/>
+      </w:rPr>
+    </w:lvl>
+    <w:lvl w:ilvl="5" w:tentative="1">
+      <w:start w:val="1"/>
+      <w:numFmt w:val="bullet"/>
+      <w:lvlText w:val=""/>
+      <w:lvlJc w:val="left"/>
+      <w:pPr>
+        <w:tabs>
+          <w:tab w:val="num" w:pos="4320"/>
+        </w:tabs>
+        <w:ind w:left="4320" w:hanging="360"/>
+      </w:pPr>
+      <w:rPr>
+        <w:rFonts w:ascii="Symbol" w:hAnsi="Symbol" w:hint="default"/>
+        <w:sz w:val="20"/>
+      </w:rPr>
+    </w:lvl>
+    <w:lvl w:ilvl="6" w:tentative="1">
+      <w:start w:val="1"/>
+      <w:numFmt w:val="bullet"/>
+      <w:lvlText w:val=""/>
+      <w:lvlJc w:val="left"/>
+      <w:pPr>
+        <w:tabs>
+          <w:tab w:val="num" w:pos="5040"/>
+        </w:tabs>
+        <w:ind w:left="5040" w:hanging="360"/>
+      </w:pPr>
+      <w:rPr>
+        <w:rFonts w:ascii="Symbol" w:hAnsi="Symbol" w:hint="default"/>
+        <w:sz w:val="20"/>
+      </w:rPr>
+    </w:lvl>
+    <w:lvl w:ilvl="7" w:tentative="1">
+      <w:start w:val="1"/>
+      <w:numFmt w:val="bullet"/>
+      <w:lvlText w:val=""/>
+      <w:lvlJc w:val="left"/>
+      <w:pPr>
+        <w:tabs>
+          <w:tab w:val="num" w:pos="5760"/>
+        </w:tabs>
+        <w:ind w:left="5760" w:hanging="360"/>
+      </w:pPr>
+      <w:rPr>
+        <w:rFonts w:ascii="Symbol" w:hAnsi="Symbol" w:hint="default"/>
+        <w:sz w:val="20"/>
+      </w:rPr>
+    </w:lvl>
+    <w:lvl w:ilvl="8" w:tentative="1">
+      <w:start w:val="1"/>
+      <w:numFmt w:val="bullet"/>
+      <w:lvlText w:val=""/>
+      <w:lvlJc w:val="left"/>
+      <w:pPr>
+        <w:tabs>
+          <w:tab w:val="num" w:pos="6480"/>
+        </w:tabs>
+        <w:ind w:left="6480" w:hanging="360"/>
+      </w:pPr>
+      <w:rPr>
+        <w:rFonts w:ascii="Symbol" w:hAnsi="Symbol" w:hint="default"/>
+        <w:sz w:val="20"/>
+      </w:rPr>
+    </w:lvl>
+  </w:abstractNum>
+  <w:abstractNum w:abstractNumId="3" w15:restartNumberingAfterBreak="0">
+    <w:nsid w:val="0DF46C39"/>
+    <w:multiLevelType w:val="multilevel"/>
+    <w:tmpl w:val="2842C8A2"/>
+    <w:lvl w:ilvl="0">
+      <w:start w:val="1"/>
+      <w:numFmt w:val="bullet"/>
+      <w:lvlText w:val=""/>
+      <w:lvlJc w:val="left"/>
+      <w:pPr>
+        <w:tabs>
+          <w:tab w:val="num" w:pos="720"/>
+        </w:tabs>
+        <w:ind w:left="720" w:hanging="360"/>
+      </w:pPr>
+      <w:rPr>
+        <w:rFonts w:ascii="Symbol" w:hAnsi="Symbol" w:hint="default"/>
+        <w:sz w:val="20"/>
+      </w:rPr>
+    </w:lvl>
+    <w:lvl w:ilvl="1">
+      <w:start w:val="1"/>
+      <w:numFmt w:val="bullet"/>
+      <w:lvlText w:val=""/>
+      <w:lvlJc w:val="left"/>
+      <w:pPr>
+        <w:tabs>
+          <w:tab w:val="num" w:pos="1440"/>
+        </w:tabs>
+        <w:ind w:left="1440" w:hanging="360"/>
+      </w:pPr>
+      <w:rPr>
+        <w:rFonts w:ascii="Symbol" w:hAnsi="Symbol" w:hint="default"/>
+        <w:sz w:val="20"/>
+      </w:rPr>
+    </w:lvl>
+    <w:lvl w:ilvl="2" w:tentative="1">
+      <w:start w:val="1"/>
+      <w:numFmt w:val="bullet"/>
+      <w:lvlText w:val=""/>
+      <w:lvlJc w:val="left"/>
+      <w:pPr>
+        <w:tabs>
+          <w:tab w:val="num" w:pos="2160"/>
+        </w:tabs>
+        <w:ind w:left="2160" w:hanging="360"/>
+      </w:pPr>
+      <w:rPr>
+        <w:rFonts w:ascii="Symbol" w:hAnsi="Symbol" w:hint="default"/>
+        <w:sz w:val="20"/>
+      </w:rPr>
+    </w:lvl>
+    <w:lvl w:ilvl="3" w:tentative="1">
+      <w:start w:val="1"/>
+      <w:numFmt w:val="bullet"/>
+      <w:lvlText w:val=""/>
+      <w:lvlJc w:val="left"/>
+      <w:pPr>
+        <w:tabs>
+          <w:tab w:val="num" w:pos="2880"/>
+        </w:tabs>
+        <w:ind w:left="2880" w:hanging="360"/>
+      </w:pPr>
+      <w:rPr>
+        <w:rFonts w:ascii="Symbol" w:hAnsi="Symbol" w:hint="default"/>
+        <w:sz w:val="20"/>
+      </w:rPr>
+    </w:lvl>
+    <w:lvl w:ilvl="4" w:tentative="1">
+      <w:start w:val="1"/>
+      <w:numFmt w:val="bullet"/>
+      <w:lvlText w:val=""/>
+      <w:lvlJc w:val="left"/>
+      <w:pPr>
+        <w:tabs>
+          <w:tab w:val="num" w:pos="3600"/>
+        </w:tabs>
+        <w:ind w:left="3600" w:hanging="360"/>
+      </w:pPr>
+      <w:rPr>
+        <w:rFonts w:ascii="Symbol" w:hAnsi="Symbol" w:hint="default"/>
+        <w:sz w:val="20"/>
+      </w:rPr>
+    </w:lvl>
+    <w:lvl w:ilvl="5" w:tentative="1">
+      <w:start w:val="1"/>
+      <w:numFmt w:val="bullet"/>
+      <w:lvlText w:val=""/>
+      <w:lvlJc w:val="left"/>
+      <w:pPr>
+        <w:tabs>
+          <w:tab w:val="num" w:pos="4320"/>
+        </w:tabs>
+        <w:ind w:left="4320" w:hanging="360"/>
+      </w:pPr>
+      <w:rPr>
+        <w:rFonts w:ascii="Symbol" w:hAnsi="Symbol" w:hint="default"/>
+        <w:sz w:val="20"/>
+      </w:rPr>
+    </w:lvl>
+    <w:lvl w:ilvl="6" w:tentative="1">
+      <w:start w:val="1"/>
+      <w:numFmt w:val="bullet"/>
+      <w:lvlText w:val=""/>
+      <w:lvlJc w:val="left"/>
+      <w:pPr>
+        <w:tabs>
+          <w:tab w:val="num" w:pos="5040"/>
+        </w:tabs>
+        <w:ind w:left="5040" w:hanging="360"/>
+      </w:pPr>
+      <w:rPr>
+        <w:rFonts w:ascii="Symbol" w:hAnsi="Symbol" w:hint="default"/>
+        <w:sz w:val="20"/>
+      </w:rPr>
+    </w:lvl>
+    <w:lvl w:ilvl="7" w:tentative="1">
+      <w:start w:val="1"/>
+      <w:numFmt w:val="bullet"/>
+      <w:lvlText w:val=""/>
+      <w:lvlJc w:val="left"/>
+      <w:pPr>
+        <w:tabs>
+          <w:tab w:val="num" w:pos="5760"/>
+        </w:tabs>
+        <w:ind w:left="5760" w:hanging="360"/>
+      </w:pPr>
+      <w:rPr>
+        <w:rFonts w:ascii="Symbol" w:hAnsi="Symbol" w:hint="default"/>
+        <w:sz w:val="20"/>
+      </w:rPr>
+    </w:lvl>
+    <w:lvl w:ilvl="8" w:tentative="1">
+      <w:start w:val="1"/>
+      <w:numFmt w:val="bullet"/>
+      <w:lvlText w:val=""/>
+      <w:lvlJc w:val="left"/>
+      <w:pPr>
+        <w:tabs>
+          <w:tab w:val="num" w:pos="6480"/>
+        </w:tabs>
+        <w:ind w:left="6480" w:hanging="360"/>
+      </w:pPr>
+      <w:rPr>
+        <w:rFonts w:ascii="Symbol" w:hAnsi="Symbol" w:hint="default"/>
+        <w:sz w:val="20"/>
+      </w:rPr>
+    </w:lvl>
+  </w:abstractNum>
+  <w:abstractNum w:abstractNumId="4" w15:restartNumberingAfterBreak="0">
+    <w:nsid w:val="10AA04D4"/>
+    <w:multiLevelType w:val="multilevel"/>
+    <w:tmpl w:val="DB2E1B6A"/>
+    <w:lvl w:ilvl="0">
+      <w:start w:val="1"/>
+      <w:numFmt w:val="decimal"/>
+      <w:lvlText w:val="%1."/>
+      <w:lvlJc w:val="left"/>
+      <w:pPr>
+        <w:tabs>
+          <w:tab w:val="num" w:pos="720"/>
+        </w:tabs>
+        <w:ind w:left="720" w:hanging="360"/>
+      </w:pPr>
+    </w:lvl>
+    <w:lvl w:ilvl="1" w:tentative="1">
+      <w:start w:val="1"/>
+      <w:numFmt w:val="decimal"/>
+      <w:lvlText w:val="%2."/>
+      <w:lvlJc w:val="left"/>
+      <w:pPr>
+        <w:tabs>
+          <w:tab w:val="num" w:pos="1440"/>
+        </w:tabs>
+        <w:ind w:left="1440" w:hanging="360"/>
+      </w:pPr>
+    </w:lvl>
+    <w:lvl w:ilvl="2" w:tentative="1">
+      <w:start w:val="1"/>
+      <w:numFmt w:val="decimal"/>
+      <w:lvlText w:val="%3."/>
+      <w:lvlJc w:val="left"/>
+      <w:pPr>
+        <w:tabs>
+          <w:tab w:val="num" w:pos="2160"/>
+        </w:tabs>
+        <w:ind w:left="2160" w:hanging="360"/>
+      </w:pPr>
+    </w:lvl>
+    <w:lvl w:ilvl="3" w:tentative="1">
+      <w:start w:val="1"/>
+      <w:numFmt w:val="decimal"/>
+      <w:lvlText w:val="%4."/>
+      <w:lvlJc w:val="left"/>
+      <w:pPr>
+        <w:tabs>
+          <w:tab w:val="num" w:pos="2880"/>
+        </w:tabs>
+        <w:ind w:left="2880" w:hanging="360"/>
+      </w:pPr>
+    </w:lvl>
+    <w:lvl w:ilvl="4" w:tentative="1">
+      <w:start w:val="1"/>
+      <w:numFmt w:val="decimal"/>
+      <w:lvlText w:val="%5."/>
+      <w:lvlJc w:val="left"/>
+      <w:pPr>
+        <w:tabs>
+          <w:tab w:val="num" w:pos="3600"/>
+        </w:tabs>
+        <w:ind w:left="3600" w:hanging="360"/>
+      </w:pPr>
+    </w:lvl>
+    <w:lvl w:ilvl="5" w:tentative="1">
+      <w:start w:val="1"/>
+      <w:numFmt w:val="decimal"/>
+      <w:lvlText w:val="%6."/>
+      <w:lvlJc w:val="left"/>
+      <w:pPr>
+        <w:tabs>
+          <w:tab w:val="num" w:pos="4320"/>
+        </w:tabs>
+        <w:ind w:left="4320" w:hanging="360"/>
+      </w:pPr>
+    </w:lvl>
+    <w:lvl w:ilvl="6" w:tentative="1">
+      <w:start w:val="1"/>
+      <w:numFmt w:val="decimal"/>
+      <w:lvlText w:val="%7."/>
+      <w:lvlJc w:val="left"/>
+      <w:pPr>
+        <w:tabs>
+          <w:tab w:val="num" w:pos="5040"/>
+        </w:tabs>
+        <w:ind w:left="5040" w:hanging="360"/>
+      </w:pPr>
+    </w:lvl>
+    <w:lvl w:ilvl="7" w:tentative="1">
+      <w:start w:val="1"/>
+      <w:numFmt w:val="decimal"/>
+      <w:lvlText w:val="%8."/>
+      <w:lvlJc w:val="left"/>
+      <w:pPr>
+        <w:tabs>
+          <w:tab w:val="num" w:pos="5760"/>
+        </w:tabs>
+        <w:ind w:left="5760" w:hanging="360"/>
+      </w:pPr>
+    </w:lvl>
+    <w:lvl w:ilvl="8" w:tentative="1">
+      <w:start w:val="1"/>
+      <w:numFmt w:val="decimal"/>
+      <w:lvlText w:val="%9."/>
+      <w:lvlJc w:val="left"/>
+      <w:pPr>
+        <w:tabs>
+          <w:tab w:val="num" w:pos="6480"/>
+        </w:tabs>
+        <w:ind w:left="6480" w:hanging="360"/>
+      </w:pPr>
+    </w:lvl>
+  </w:abstractNum>
+  <w:abstractNum w:abstractNumId="5" w15:restartNumberingAfterBreak="0">
+    <w:nsid w:val="18D02111"/>
+    <w:multiLevelType w:val="multilevel"/>
+    <w:tmpl w:val="A2169AD4"/>
+    <w:lvl w:ilvl="0">
+      <w:start w:val="1"/>
+      <w:numFmt w:val="bullet"/>
+      <w:lvlText w:val=""/>
+      <w:lvlJc w:val="left"/>
+      <w:pPr>
+        <w:tabs>
+          <w:tab w:val="num" w:pos="720"/>
+        </w:tabs>
+        <w:ind w:left="720" w:hanging="360"/>
+      </w:pPr>
+      <w:rPr>
+        <w:rFonts w:ascii="Symbol" w:hAnsi="Symbol" w:hint="default"/>
+        <w:sz w:val="20"/>
+      </w:rPr>
+    </w:lvl>
+    <w:lvl w:ilvl="1">
+      <w:start w:val="1"/>
+      <w:numFmt w:val="bullet"/>
+      <w:lvlText w:val=""/>
+      <w:lvlJc w:val="left"/>
+      <w:pPr>
+        <w:tabs>
+          <w:tab w:val="num" w:pos="1440"/>
+        </w:tabs>
+        <w:ind w:left="1440" w:hanging="360"/>
+      </w:pPr>
+      <w:rPr>
+        <w:rFonts w:ascii="Symbol" w:hAnsi="Symbol" w:hint="default"/>
+        <w:sz w:val="20"/>
+      </w:rPr>
+    </w:lvl>
+    <w:lvl w:ilvl="2">
+      <w:start w:val="1"/>
+      <w:numFmt w:val="decimal"/>
+      <w:lvlText w:val="%3."/>
+      <w:lvlJc w:val="left"/>
+      <w:pPr>
+        <w:tabs>
+          <w:tab w:val="num" w:pos="2160"/>
+        </w:tabs>
+        <w:ind w:left="2160" w:hanging="360"/>
+      </w:pPr>
+    </w:lvl>
+    <w:lvl w:ilvl="3" w:tentative="1">
+      <w:start w:val="1"/>
+      <w:numFmt w:val="bullet"/>
+      <w:lvlText w:val=""/>
+      <w:lvlJc w:val="left"/>
+      <w:pPr>
+        <w:tabs>
+          <w:tab w:val="num" w:pos="2880"/>
+        </w:tabs>
+        <w:ind w:left="2880" w:hanging="360"/>
+      </w:pPr>
+      <w:rPr>
+        <w:rFonts w:ascii="Symbol" w:hAnsi="Symbol" w:hint="default"/>
+        <w:sz w:val="20"/>
+      </w:rPr>
+    </w:lvl>
+    <w:lvl w:ilvl="4" w:tentative="1">
+      <w:start w:val="1"/>
+      <w:numFmt w:val="bullet"/>
+      <w:lvlText w:val=""/>
+      <w:lvlJc w:val="left"/>
+      <w:pPr>
+        <w:tabs>
+          <w:tab w:val="num" w:pos="3600"/>
+        </w:tabs>
+        <w:ind w:left="3600" w:hanging="360"/>
+      </w:pPr>
+      <w:rPr>
+        <w:rFonts w:ascii="Symbol" w:hAnsi="Symbol" w:hint="default"/>
+        <w:sz w:val="20"/>
+      </w:rPr>
+    </w:lvl>
+    <w:lvl w:ilvl="5" w:tentative="1">
+      <w:start w:val="1"/>
+      <w:numFmt w:val="bullet"/>
+      <w:lvlText w:val=""/>
+      <w:lvlJc w:val="left"/>
+      <w:pPr>
+        <w:tabs>
+          <w:tab w:val="num" w:pos="4320"/>
+        </w:tabs>
+        <w:ind w:left="4320" w:hanging="360"/>
+      </w:pPr>
+      <w:rPr>
+        <w:rFonts w:ascii="Symbol" w:hAnsi="Symbol" w:hint="default"/>
+        <w:sz w:val="20"/>
+      </w:rPr>
+    </w:lvl>
+    <w:lvl w:ilvl="6" w:tentative="1">
+      <w:start w:val="1"/>
+      <w:numFmt w:val="bullet"/>
+      <w:lvlText w:val=""/>
+      <w:lvlJc w:val="left"/>
+      <w:pPr>
+        <w:tabs>
+          <w:tab w:val="num" w:pos="5040"/>
+        </w:tabs>
+        <w:ind w:left="5040" w:hanging="360"/>
+      </w:pPr>
+      <w:rPr>
+        <w:rFonts w:ascii="Symbol" w:hAnsi="Symbol" w:hint="default"/>
+        <w:sz w:val="20"/>
+      </w:rPr>
+    </w:lvl>
+    <w:lvl w:ilvl="7" w:tentative="1">
+      <w:start w:val="1"/>
+      <w:numFmt w:val="bullet"/>
+      <w:lvlText w:val=""/>
+      <w:lvlJc w:val="left"/>
+      <w:pPr>
+        <w:tabs>
+          <w:tab w:val="num" w:pos="5760"/>
+        </w:tabs>
+        <w:ind w:left="5760" w:hanging="360"/>
+      </w:pPr>
+      <w:rPr>
+        <w:rFonts w:ascii="Symbol" w:hAnsi="Symbol" w:hint="default"/>
+        <w:sz w:val="20"/>
+      </w:rPr>
+    </w:lvl>
+    <w:lvl w:ilvl="8" w:tentative="1">
+      <w:start w:val="1"/>
+      <w:numFmt w:val="bullet"/>
+      <w:lvlText w:val=""/>
+      <w:lvlJc w:val="left"/>
+      <w:pPr>
+        <w:tabs>
+          <w:tab w:val="num" w:pos="6480"/>
+        </w:tabs>
+        <w:ind w:left="6480" w:hanging="360"/>
+      </w:pPr>
+      <w:rPr>
+        <w:rFonts w:ascii="Symbol" w:hAnsi="Symbol" w:hint="default"/>
+        <w:sz w:val="20"/>
+      </w:rPr>
+    </w:lvl>
+  </w:abstractNum>
+  <w:abstractNum w:abstractNumId="6" w15:restartNumberingAfterBreak="0">
+    <w:nsid w:val="192E2682"/>
+    <w:multiLevelType w:val="multilevel"/>
+    <w:tmpl w:val="12C2DBEC"/>
+    <w:lvl w:ilvl="0">
+      <w:start w:val="1"/>
+      <w:numFmt w:val="bullet"/>
+      <w:lvlText w:val=""/>
+      <w:lvlJc w:val="left"/>
+      <w:pPr>
+        <w:tabs>
+          <w:tab w:val="num" w:pos="720"/>
+        </w:tabs>
+        <w:ind w:left="720" w:hanging="360"/>
+      </w:pPr>
+      <w:rPr>
+        <w:rFonts w:ascii="Symbol" w:hAnsi="Symbol" w:hint="default"/>
+        <w:sz w:val="20"/>
+      </w:rPr>
+    </w:lvl>
+    <w:lvl w:ilvl="1">
+      <w:start w:val="1"/>
+      <w:numFmt w:val="bullet"/>
+      <w:lvlText w:val=""/>
+      <w:lvlJc w:val="left"/>
+      <w:pPr>
+        <w:tabs>
+          <w:tab w:val="num" w:pos="1440"/>
+        </w:tabs>
+        <w:ind w:left="1440" w:hanging="360"/>
+      </w:pPr>
+      <w:rPr>
+        <w:rFonts w:ascii="Symbol" w:hAnsi="Symbol" w:hint="default"/>
+        <w:sz w:val="20"/>
+      </w:rPr>
+    </w:lvl>
+    <w:lvl w:ilvl="2" w:tentative="1">
+      <w:start w:val="1"/>
+      <w:numFmt w:val="bullet"/>
+      <w:lvlText w:val=""/>
+      <w:lvlJc w:val="left"/>
+      <w:pPr>
+        <w:tabs>
+          <w:tab w:val="num" w:pos="2160"/>
+        </w:tabs>
+        <w:ind w:left="2160" w:hanging="360"/>
+      </w:pPr>
+      <w:rPr>
+        <w:rFonts w:ascii="Symbol" w:hAnsi="Symbol" w:hint="default"/>
+        <w:sz w:val="20"/>
+      </w:rPr>
+    </w:lvl>
+    <w:lvl w:ilvl="3" w:tentative="1">
+      <w:start w:val="1"/>
+      <w:numFmt w:val="bullet"/>
+      <w:lvlText w:val=""/>
+      <w:lvlJc w:val="left"/>
+      <w:pPr>
+        <w:tabs>
+          <w:tab w:val="num" w:pos="2880"/>
+        </w:tabs>
+        <w:ind w:left="2880" w:hanging="360"/>
+      </w:pPr>
+      <w:rPr>
+        <w:rFonts w:ascii="Symbol" w:hAnsi="Symbol" w:hint="default"/>
+        <w:sz w:val="20"/>
+      </w:rPr>
+    </w:lvl>
+    <w:lvl w:ilvl="4" w:tentative="1">
+      <w:start w:val="1"/>
+      <w:numFmt w:val="bullet"/>
+      <w:lvlText w:val=""/>
+      <w:lvlJc w:val="left"/>
+      <w:pPr>
+        <w:tabs>
+          <w:tab w:val="num" w:pos="3600"/>
+        </w:tabs>
+        <w:ind w:left="3600" w:hanging="360"/>
+      </w:pPr>
+      <w:rPr>
+        <w:rFonts w:ascii="Symbol" w:hAnsi="Symbol" w:hint="default"/>
+        <w:sz w:val="20"/>
+      </w:rPr>
+    </w:lvl>
+    <w:lvl w:ilvl="5" w:tentative="1">
+      <w:start w:val="1"/>
+      <w:numFmt w:val="bullet"/>
+      <w:lvlText w:val=""/>
+      <w:lvlJc w:val="left"/>
+      <w:pPr>
+        <w:tabs>
+          <w:tab w:val="num" w:pos="4320"/>
+        </w:tabs>
+        <w:ind w:left="4320" w:hanging="360"/>
+      </w:pPr>
+      <w:rPr>
+        <w:rFonts w:ascii="Symbol" w:hAnsi="Symbol" w:hint="default"/>
+        <w:sz w:val="20"/>
+      </w:rPr>
+    </w:lvl>
+    <w:lvl w:ilvl="6" w:tentative="1">
+      <w:start w:val="1"/>
+      <w:numFmt w:val="bullet"/>
+      <w:lvlText w:val=""/>
+      <w:lvlJc w:val="left"/>
+      <w:pPr>
+        <w:tabs>
+          <w:tab w:val="num" w:pos="5040"/>
+        </w:tabs>
+        <w:ind w:left="5040" w:hanging="360"/>
+      </w:pPr>
+      <w:rPr>
+        <w:rFonts w:ascii="Symbol" w:hAnsi="Symbol" w:hint="default"/>
+        <w:sz w:val="20"/>
+      </w:rPr>
+    </w:lvl>
+    <w:lvl w:ilvl="7" w:tentative="1">
+      <w:start w:val="1"/>
+      <w:numFmt w:val="bullet"/>
+      <w:lvlText w:val=""/>
+      <w:lvlJc w:val="left"/>
+      <w:pPr>
+        <w:tabs>
+          <w:tab w:val="num" w:pos="5760"/>
+        </w:tabs>
+        <w:ind w:left="5760" w:hanging="360"/>
+      </w:pPr>
+      <w:rPr>
+        <w:rFonts w:ascii="Symbol" w:hAnsi="Symbol" w:hint="default"/>
+        <w:sz w:val="20"/>
+      </w:rPr>
+    </w:lvl>
+    <w:lvl w:ilvl="8" w:tentative="1">
+      <w:start w:val="1"/>
+      <w:numFmt w:val="bullet"/>
+      <w:lvlText w:val=""/>
+      <w:lvlJc w:val="left"/>
+      <w:pPr>
+        <w:tabs>
+          <w:tab w:val="num" w:pos="6480"/>
+        </w:tabs>
+        <w:ind w:left="6480" w:hanging="360"/>
+      </w:pPr>
+      <w:rPr>
+        <w:rFonts w:ascii="Symbol" w:hAnsi="Symbol" w:hint="default"/>
+        <w:sz w:val="20"/>
+      </w:rPr>
+    </w:lvl>
+  </w:abstractNum>
+  <w:abstractNum w:abstractNumId="7" w15:restartNumberingAfterBreak="0">
+    <w:nsid w:val="1CEB0D1F"/>
+    <w:multiLevelType w:val="multilevel"/>
+    <w:tmpl w:val="4694F2C4"/>
+    <w:lvl w:ilvl="0">
+      <w:start w:val="1"/>
+      <w:numFmt w:val="decimal"/>
+      <w:lvlText w:val="%1."/>
+      <w:lvlJc w:val="left"/>
+      <w:pPr>
+        <w:tabs>
+          <w:tab w:val="num" w:pos="720"/>
+        </w:tabs>
+        <w:ind w:left="720" w:hanging="360"/>
+      </w:pPr>
+    </w:lvl>
+    <w:lvl w:ilvl="1">
+      <w:start w:val="1"/>
+      <w:numFmt w:val="bullet"/>
+      <w:lvlText w:val="o"/>
+      <w:lvlJc w:val="left"/>
+      <w:pPr>
+        <w:tabs>
+          <w:tab w:val="num" w:pos="1440"/>
+        </w:tabs>
+        <w:ind w:left="1440" w:hanging="360"/>
+      </w:pPr>
+      <w:rPr>
+        <w:rFonts w:ascii="Courier New" w:hAnsi="Courier New" w:hint="default"/>
+        <w:sz w:val="20"/>
+      </w:rPr>
+    </w:lvl>
+    <w:lvl w:ilvl="2" w:tentative="1">
+      <w:start w:val="1"/>
+      <w:numFmt w:val="decimal"/>
+      <w:lvlText w:val="%3."/>
+      <w:lvlJc w:val="left"/>
+      <w:pPr>
+        <w:tabs>
+          <w:tab w:val="num" w:pos="2160"/>
+        </w:tabs>
+        <w:ind w:left="2160" w:hanging="360"/>
+      </w:pPr>
+    </w:lvl>
+    <w:lvl w:ilvl="3" w:tentative="1">
+      <w:start w:val="1"/>
+      <w:numFmt w:val="decimal"/>
+      <w:lvlText w:val="%4."/>
+      <w:lvlJc w:val="left"/>
+      <w:pPr>
+        <w:tabs>
+          <w:tab w:val="num" w:pos="2880"/>
+        </w:tabs>
+        <w:ind w:left="2880" w:hanging="360"/>
+      </w:pPr>
+    </w:lvl>
+    <w:lvl w:ilvl="4" w:tentative="1">
+      <w:start w:val="1"/>
+      <w:numFmt w:val="decimal"/>
+      <w:lvlText w:val="%5."/>
+      <w:lvlJc w:val="left"/>
+      <w:pPr>
+        <w:tabs>
+          <w:tab w:val="num" w:pos="3600"/>
+        </w:tabs>
+        <w:ind w:left="3600" w:hanging="360"/>
+      </w:pPr>
+    </w:lvl>
+    <w:lvl w:ilvl="5" w:tentative="1">
+      <w:start w:val="1"/>
+      <w:numFmt w:val="decimal"/>
+      <w:lvlText w:val="%6."/>
+      <w:lvlJc w:val="left"/>
+      <w:pPr>
+        <w:tabs>
+          <w:tab w:val="num" w:pos="4320"/>
+        </w:tabs>
+        <w:ind w:left="4320" w:hanging="360"/>
+      </w:pPr>
+    </w:lvl>
+    <w:lvl w:ilvl="6" w:tentative="1">
+      <w:start w:val="1"/>
+      <w:numFmt w:val="decimal"/>
+      <w:lvlText w:val="%7."/>
+      <w:lvlJc w:val="left"/>
+      <w:pPr>
+        <w:tabs>
+          <w:tab w:val="num" w:pos="5040"/>
+        </w:tabs>
+        <w:ind w:left="5040" w:hanging="360"/>
+      </w:pPr>
+    </w:lvl>
+    <w:lvl w:ilvl="7" w:tentative="1">
+      <w:start w:val="1"/>
+      <w:numFmt w:val="decimal"/>
+      <w:lvlText w:val="%8."/>
+      <w:lvlJc w:val="left"/>
+      <w:pPr>
+        <w:tabs>
+          <w:tab w:val="num" w:pos="5760"/>
+        </w:tabs>
+        <w:ind w:left="5760" w:hanging="360"/>
+      </w:pPr>
+    </w:lvl>
+    <w:lvl w:ilvl="8" w:tentative="1">
+      <w:start w:val="1"/>
+      <w:numFmt w:val="decimal"/>
+      <w:lvlText w:val="%9."/>
+      <w:lvlJc w:val="left"/>
+      <w:pPr>
+        <w:tabs>
+          <w:tab w:val="num" w:pos="6480"/>
+        </w:tabs>
+        <w:ind w:left="6480" w:hanging="360"/>
+      </w:pPr>
+    </w:lvl>
+  </w:abstractNum>
+  <w:abstractNum w:abstractNumId="8" w15:restartNumberingAfterBreak="0">
+    <w:nsid w:val="2257173C"/>
+    <w:multiLevelType w:val="multilevel"/>
+    <w:tmpl w:val="3E666134"/>
+    <w:lvl w:ilvl="0">
+      <w:start w:val="1"/>
+      <w:numFmt w:val="bullet"/>
+      <w:lvlText w:val="o"/>
+      <w:lvlJc w:val="left"/>
+      <w:pPr>
+        <w:tabs>
+          <w:tab w:val="num" w:pos="720"/>
+        </w:tabs>
+        <w:ind w:left="720" w:hanging="360"/>
+      </w:pPr>
+      <w:rPr>
+        <w:rFonts w:ascii="Courier New" w:hAnsi="Courier New" w:hint="default"/>
+        <w:sz w:val="20"/>
+      </w:rPr>
+    </w:lvl>
+    <w:lvl w:ilvl="1" w:tentative="1">
+      <w:start w:val="1"/>
+      <w:numFmt w:val="bullet"/>
+      <w:lvlText w:val="o"/>
+      <w:lvlJc w:val="left"/>
+      <w:pPr>
+        <w:tabs>
+          <w:tab w:val="num" w:pos="1440"/>
+        </w:tabs>
+        <w:ind w:left="1440" w:hanging="360"/>
+      </w:pPr>
+      <w:rPr>
+        <w:rFonts w:ascii="Courier New" w:hAnsi="Courier New" w:hint="default"/>
+        <w:sz w:val="20"/>
+      </w:rPr>
+    </w:lvl>
+    <w:lvl w:ilvl="2" w:tentative="1">
+      <w:start w:val="1"/>
+      <w:numFmt w:val="bullet"/>
+      <w:lvlText w:val="o"/>
+      <w:lvlJc w:val="left"/>
+      <w:pPr>
+        <w:tabs>
+          <w:tab w:val="num" w:pos="2160"/>
+        </w:tabs>
+        <w:ind w:left="2160" w:hanging="360"/>
+      </w:pPr>
+      <w:rPr>
+        <w:rFonts w:ascii="Courier New" w:hAnsi="Courier New" w:hint="default"/>
+        <w:sz w:val="20"/>
+      </w:rPr>
+    </w:lvl>
+    <w:lvl w:ilvl="3" w:tentative="1">
+      <w:start w:val="1"/>
+      <w:numFmt w:val="bullet"/>
+      <w:lvlText w:val="o"/>
+      <w:lvlJc w:val="left"/>
+      <w:pPr>
+        <w:tabs>
+          <w:tab w:val="num" w:pos="2880"/>
+        </w:tabs>
+        <w:ind w:left="2880" w:hanging="360"/>
+      </w:pPr>
+      <w:rPr>
+        <w:rFonts w:ascii="Courier New" w:hAnsi="Courier New" w:hint="default"/>
+        <w:sz w:val="20"/>
+      </w:rPr>
+    </w:lvl>
+    <w:lvl w:ilvl="4" w:tentative="1">
+      <w:start w:val="1"/>
+      <w:numFmt w:val="bullet"/>
+      <w:lvlText w:val="o"/>
+      <w:lvlJc w:val="left"/>
+      <w:pPr>
+        <w:tabs>
+          <w:tab w:val="num" w:pos="3600"/>
+        </w:tabs>
+        <w:ind w:left="3600" w:hanging="360"/>
+      </w:pPr>
+      <w:rPr>
+        <w:rFonts w:ascii="Courier New" w:hAnsi="Courier New" w:hint="default"/>
+        <w:sz w:val="20"/>
+      </w:rPr>
+    </w:lvl>
+    <w:lvl w:ilvl="5" w:tentative="1">
+      <w:start w:val="1"/>
+      <w:numFmt w:val="bullet"/>
+      <w:lvlText w:val="o"/>
+      <w:lvlJc w:val="left"/>
+      <w:pPr>
+        <w:tabs>
+          <w:tab w:val="num" w:pos="4320"/>
+        </w:tabs>
+        <w:ind w:left="4320" w:hanging="360"/>
+      </w:pPr>
+      <w:rPr>
+        <w:rFonts w:ascii="Courier New" w:hAnsi="Courier New" w:hint="default"/>
+        <w:sz w:val="20"/>
+      </w:rPr>
+    </w:lvl>
+    <w:lvl w:ilvl="6" w:tentative="1">
+      <w:start w:val="1"/>
+      <w:numFmt w:val="bullet"/>
+      <w:lvlText w:val="o"/>
+      <w:lvlJc w:val="left"/>
+      <w:pPr>
+        <w:tabs>
+          <w:tab w:val="num" w:pos="5040"/>
+        </w:tabs>
+        <w:ind w:left="5040" w:hanging="360"/>
+      </w:pPr>
+      <w:rPr>
+        <w:rFonts w:ascii="Courier New" w:hAnsi="Courier New" w:hint="default"/>
+        <w:sz w:val="20"/>
+      </w:rPr>
+    </w:lvl>
+    <w:lvl w:ilvl="7" w:tentative="1">
+      <w:start w:val="1"/>
+      <w:numFmt w:val="bullet"/>
+      <w:lvlText w:val="o"/>
+      <w:lvlJc w:val="left"/>
+      <w:pPr>
+        <w:tabs>
+          <w:tab w:val="num" w:pos="5760"/>
+        </w:tabs>
+        <w:ind w:left="5760" w:hanging="360"/>
+      </w:pPr>
+      <w:rPr>
+        <w:rFonts w:ascii="Courier New" w:hAnsi="Courier New" w:hint="default"/>
+        <w:sz w:val="20"/>
+      </w:rPr>
+    </w:lvl>
+    <w:lvl w:ilvl="8" w:tentative="1">
+      <w:start w:val="1"/>
+      <w:numFmt w:val="bullet"/>
+      <w:lvlText w:val="o"/>
+      <w:lvlJc w:val="left"/>
+      <w:pPr>
+        <w:tabs>
+          <w:tab w:val="num" w:pos="6480"/>
+        </w:tabs>
+        <w:ind w:left="6480" w:hanging="360"/>
+      </w:pPr>
+      <w:rPr>
+        <w:rFonts w:ascii="Courier New" w:hAnsi="Courier New" w:hint="default"/>
+        <w:sz w:val="20"/>
+      </w:rPr>
+    </w:lvl>
+  </w:abstractNum>
+  <w:abstractNum w:abstractNumId="9" w15:restartNumberingAfterBreak="0">
+    <w:nsid w:val="26387441"/>
+    <w:multiLevelType w:val="multilevel"/>
+    <w:tmpl w:val="68CE3572"/>
+    <w:lvl w:ilvl="0">
+      <w:start w:val="1"/>
+      <w:numFmt w:val="bullet"/>
+      <w:lvlText w:val=""/>
+      <w:lvlJc w:val="left"/>
+      <w:pPr>
+        <w:tabs>
+          <w:tab w:val="num" w:pos="720"/>
+        </w:tabs>
+        <w:ind w:left="720" w:hanging="360"/>
+      </w:pPr>
+      <w:rPr>
+        <w:rFonts w:ascii="Symbol" w:hAnsi="Symbol" w:hint="default"/>
+        <w:sz w:val="20"/>
+      </w:rPr>
+    </w:lvl>
+    <w:lvl w:ilvl="1">
+      <w:start w:val="1"/>
+      <w:numFmt w:val="bullet"/>
+      <w:lvlText w:val=""/>
+      <w:lvlJc w:val="left"/>
+      <w:pPr>
+        <w:tabs>
+          <w:tab w:val="num" w:pos="1440"/>
+        </w:tabs>
+        <w:ind w:left="1440" w:hanging="360"/>
+      </w:pPr>
+      <w:rPr>
+        <w:rFonts w:ascii="Symbol" w:hAnsi="Symbol" w:hint="default"/>
+        <w:sz w:val="20"/>
+      </w:rPr>
+    </w:lvl>
+    <w:lvl w:ilvl="2" w:tentative="1">
+      <w:start w:val="1"/>
+      <w:numFmt w:val="bullet"/>
+      <w:lvlText w:val=""/>
+      <w:lvlJc w:val="left"/>
+      <w:pPr>
+        <w:tabs>
+          <w:tab w:val="num" w:pos="2160"/>
+        </w:tabs>
+        <w:ind w:left="2160" w:hanging="360"/>
+      </w:pPr>
+      <w:rPr>
+        <w:rFonts w:ascii="Symbol" w:hAnsi="Symbol" w:hint="default"/>
+        <w:sz w:val="20"/>
+      </w:rPr>
+    </w:lvl>
+    <w:lvl w:ilvl="3" w:tentative="1">
+      <w:start w:val="1"/>
+      <w:numFmt w:val="bullet"/>
+      <w:lvlText w:val=""/>
+      <w:lvlJc w:val="left"/>
+      <w:pPr>
+        <w:tabs>
+          <w:tab w:val="num" w:pos="2880"/>
+        </w:tabs>
+        <w:ind w:left="2880" w:hanging="360"/>
+      </w:pPr>
+      <w:rPr>
+        <w:rFonts w:ascii="Symbol" w:hAnsi="Symbol" w:hint="default"/>
+        <w:sz w:val="20"/>
+      </w:rPr>
+    </w:lvl>
+    <w:lvl w:ilvl="4" w:tentative="1">
+      <w:start w:val="1"/>
+      <w:numFmt w:val="bullet"/>
+      <w:lvlText w:val=""/>
+      <w:lvlJc w:val="left"/>
+      <w:pPr>
+        <w:tabs>
+          <w:tab w:val="num" w:pos="3600"/>
+        </w:tabs>
+        <w:ind w:left="3600" w:hanging="360"/>
+      </w:pPr>
+      <w:rPr>
+        <w:rFonts w:ascii="Symbol" w:hAnsi="Symbol" w:hint="default"/>
+        <w:sz w:val="20"/>
+      </w:rPr>
+    </w:lvl>
+    <w:lvl w:ilvl="5" w:tentative="1">
+      <w:start w:val="1"/>
+      <w:numFmt w:val="bullet"/>
+      <w:lvlText w:val=""/>
+      <w:lvlJc w:val="left"/>
+      <w:pPr>
+        <w:tabs>
+          <w:tab w:val="num" w:pos="4320"/>
+        </w:tabs>
+        <w:ind w:left="4320" w:hanging="360"/>
+      </w:pPr>
+      <w:rPr>
+        <w:rFonts w:ascii="Symbol" w:hAnsi="Symbol" w:hint="default"/>
+        <w:sz w:val="20"/>
+      </w:rPr>
+    </w:lvl>
+    <w:lvl w:ilvl="6" w:tentative="1">
+      <w:start w:val="1"/>
+      <w:numFmt w:val="bullet"/>
+      <w:lvlText w:val=""/>
+      <w:lvlJc w:val="left"/>
+      <w:pPr>
+        <w:tabs>
+          <w:tab w:val="num" w:pos="5040"/>
+        </w:tabs>
+        <w:ind w:left="5040" w:hanging="360"/>
+      </w:pPr>
+      <w:rPr>
+        <w:rFonts w:ascii="Symbol" w:hAnsi="Symbol" w:hint="default"/>
+        <w:sz w:val="20"/>
+      </w:rPr>
+    </w:lvl>
+    <w:lvl w:ilvl="7" w:tentative="1">
+      <w:start w:val="1"/>
+      <w:numFmt w:val="bullet"/>
+      <w:lvlText w:val=""/>
+      <w:lvlJc w:val="left"/>
+      <w:pPr>
+        <w:tabs>
+          <w:tab w:val="num" w:pos="5760"/>
+        </w:tabs>
+        <w:ind w:left="5760" w:hanging="360"/>
+      </w:pPr>
+      <w:rPr>
+        <w:rFonts w:ascii="Symbol" w:hAnsi="Symbol" w:hint="default"/>
+        <w:sz w:val="20"/>
+      </w:rPr>
+    </w:lvl>
+    <w:lvl w:ilvl="8" w:tentative="1">
+      <w:start w:val="1"/>
+      <w:numFmt w:val="bullet"/>
+      <w:lvlText w:val=""/>
+      <w:lvlJc w:val="left"/>
+      <w:pPr>
+        <w:tabs>
+          <w:tab w:val="num" w:pos="6480"/>
+        </w:tabs>
+        <w:ind w:left="6480" w:hanging="360"/>
+      </w:pPr>
+      <w:rPr>
+        <w:rFonts w:ascii="Symbol" w:hAnsi="Symbol" w:hint="default"/>
+        <w:sz w:val="20"/>
+      </w:rPr>
+    </w:lvl>
+  </w:abstractNum>
+  <w:abstractNum w:abstractNumId="10" w15:restartNumberingAfterBreak="0">
     <w:nsid w:val="27034C2D"/>
     <w:multiLevelType w:val="multilevel"/>
     <w:tmpl w:val="3CA62ED8"/>
@@ -13084,7 +16213,386 @@
       </w:pPr>
     </w:lvl>
   </w:abstractNum>
-  <w:abstractNum w:abstractNumId="3" w15:restartNumberingAfterBreak="0">
+  <w:abstractNum w:abstractNumId="11" w15:restartNumberingAfterBreak="0">
+    <w:nsid w:val="27620F9F"/>
+    <w:multiLevelType w:val="multilevel"/>
+    <w:tmpl w:val="14DCA178"/>
+    <w:lvl w:ilvl="0">
+      <w:start w:val="1"/>
+      <w:numFmt w:val="decimal"/>
+      <w:lvlText w:val="%1."/>
+      <w:lvlJc w:val="left"/>
+      <w:pPr>
+        <w:tabs>
+          <w:tab w:val="num" w:pos="720"/>
+        </w:tabs>
+        <w:ind w:left="720" w:hanging="360"/>
+      </w:pPr>
+    </w:lvl>
+    <w:lvl w:ilvl="1" w:tentative="1">
+      <w:start w:val="1"/>
+      <w:numFmt w:val="decimal"/>
+      <w:lvlText w:val="%2."/>
+      <w:lvlJc w:val="left"/>
+      <w:pPr>
+        <w:tabs>
+          <w:tab w:val="num" w:pos="1440"/>
+        </w:tabs>
+        <w:ind w:left="1440" w:hanging="360"/>
+      </w:pPr>
+    </w:lvl>
+    <w:lvl w:ilvl="2" w:tentative="1">
+      <w:start w:val="1"/>
+      <w:numFmt w:val="decimal"/>
+      <w:lvlText w:val="%3."/>
+      <w:lvlJc w:val="left"/>
+      <w:pPr>
+        <w:tabs>
+          <w:tab w:val="num" w:pos="2160"/>
+        </w:tabs>
+        <w:ind w:left="2160" w:hanging="360"/>
+      </w:pPr>
+    </w:lvl>
+    <w:lvl w:ilvl="3" w:tentative="1">
+      <w:start w:val="1"/>
+      <w:numFmt w:val="decimal"/>
+      <w:lvlText w:val="%4."/>
+      <w:lvlJc w:val="left"/>
+      <w:pPr>
+        <w:tabs>
+          <w:tab w:val="num" w:pos="2880"/>
+        </w:tabs>
+        <w:ind w:left="2880" w:hanging="360"/>
+      </w:pPr>
+    </w:lvl>
+    <w:lvl w:ilvl="4" w:tentative="1">
+      <w:start w:val="1"/>
+      <w:numFmt w:val="decimal"/>
+      <w:lvlText w:val="%5."/>
+      <w:lvlJc w:val="left"/>
+      <w:pPr>
+        <w:tabs>
+          <w:tab w:val="num" w:pos="3600"/>
+        </w:tabs>
+        <w:ind w:left="3600" w:hanging="360"/>
+      </w:pPr>
+    </w:lvl>
+    <w:lvl w:ilvl="5" w:tentative="1">
+      <w:start w:val="1"/>
+      <w:numFmt w:val="decimal"/>
+      <w:lvlText w:val="%6."/>
+      <w:lvlJc w:val="left"/>
+      <w:pPr>
+        <w:tabs>
+          <w:tab w:val="num" w:pos="4320"/>
+        </w:tabs>
+        <w:ind w:left="4320" w:hanging="360"/>
+      </w:pPr>
+    </w:lvl>
+    <w:lvl w:ilvl="6" w:tentative="1">
+      <w:start w:val="1"/>
+      <w:numFmt w:val="decimal"/>
+      <w:lvlText w:val="%7."/>
+      <w:lvlJc w:val="left"/>
+      <w:pPr>
+        <w:tabs>
+          <w:tab w:val="num" w:pos="5040"/>
+        </w:tabs>
+        <w:ind w:left="5040" w:hanging="360"/>
+      </w:pPr>
+    </w:lvl>
+    <w:lvl w:ilvl="7" w:tentative="1">
+      <w:start w:val="1"/>
+      <w:numFmt w:val="decimal"/>
+      <w:lvlText w:val="%8."/>
+      <w:lvlJc w:val="left"/>
+      <w:pPr>
+        <w:tabs>
+          <w:tab w:val="num" w:pos="5760"/>
+        </w:tabs>
+        <w:ind w:left="5760" w:hanging="360"/>
+      </w:pPr>
+    </w:lvl>
+    <w:lvl w:ilvl="8" w:tentative="1">
+      <w:start w:val="1"/>
+      <w:numFmt w:val="decimal"/>
+      <w:lvlText w:val="%9."/>
+      <w:lvlJc w:val="left"/>
+      <w:pPr>
+        <w:tabs>
+          <w:tab w:val="num" w:pos="6480"/>
+        </w:tabs>
+        <w:ind w:left="6480" w:hanging="360"/>
+      </w:pPr>
+    </w:lvl>
+  </w:abstractNum>
+  <w:abstractNum w:abstractNumId="12" w15:restartNumberingAfterBreak="0">
+    <w:nsid w:val="28D77731"/>
+    <w:multiLevelType w:val="multilevel"/>
+    <w:tmpl w:val="BADE59BE"/>
+    <w:lvl w:ilvl="0">
+      <w:start w:val="1"/>
+      <w:numFmt w:val="bullet"/>
+      <w:lvlText w:val=""/>
+      <w:lvlJc w:val="left"/>
+      <w:pPr>
+        <w:tabs>
+          <w:tab w:val="num" w:pos="720"/>
+        </w:tabs>
+        <w:ind w:left="720" w:hanging="360"/>
+      </w:pPr>
+      <w:rPr>
+        <w:rFonts w:ascii="Symbol" w:hAnsi="Symbol" w:hint="default"/>
+        <w:sz w:val="20"/>
+      </w:rPr>
+    </w:lvl>
+    <w:lvl w:ilvl="1" w:tentative="1">
+      <w:start w:val="1"/>
+      <w:numFmt w:val="bullet"/>
+      <w:lvlText w:val=""/>
+      <w:lvlJc w:val="left"/>
+      <w:pPr>
+        <w:tabs>
+          <w:tab w:val="num" w:pos="1440"/>
+        </w:tabs>
+        <w:ind w:left="1440" w:hanging="360"/>
+      </w:pPr>
+      <w:rPr>
+        <w:rFonts w:ascii="Symbol" w:hAnsi="Symbol" w:hint="default"/>
+        <w:sz w:val="20"/>
+      </w:rPr>
+    </w:lvl>
+    <w:lvl w:ilvl="2" w:tentative="1">
+      <w:start w:val="1"/>
+      <w:numFmt w:val="bullet"/>
+      <w:lvlText w:val=""/>
+      <w:lvlJc w:val="left"/>
+      <w:pPr>
+        <w:tabs>
+          <w:tab w:val="num" w:pos="2160"/>
+        </w:tabs>
+        <w:ind w:left="2160" w:hanging="360"/>
+      </w:pPr>
+      <w:rPr>
+        <w:rFonts w:ascii="Symbol" w:hAnsi="Symbol" w:hint="default"/>
+        <w:sz w:val="20"/>
+      </w:rPr>
+    </w:lvl>
+    <w:lvl w:ilvl="3" w:tentative="1">
+      <w:start w:val="1"/>
+      <w:numFmt w:val="bullet"/>
+      <w:lvlText w:val=""/>
+      <w:lvlJc w:val="left"/>
+      <w:pPr>
+        <w:tabs>
+          <w:tab w:val="num" w:pos="2880"/>
+        </w:tabs>
+        <w:ind w:left="2880" w:hanging="360"/>
+      </w:pPr>
+      <w:rPr>
+        <w:rFonts w:ascii="Symbol" w:hAnsi="Symbol" w:hint="default"/>
+        <w:sz w:val="20"/>
+      </w:rPr>
+    </w:lvl>
+    <w:lvl w:ilvl="4" w:tentative="1">
+      <w:start w:val="1"/>
+      <w:numFmt w:val="bullet"/>
+      <w:lvlText w:val=""/>
+      <w:lvlJc w:val="left"/>
+      <w:pPr>
+        <w:tabs>
+          <w:tab w:val="num" w:pos="3600"/>
+        </w:tabs>
+        <w:ind w:left="3600" w:hanging="360"/>
+      </w:pPr>
+      <w:rPr>
+        <w:rFonts w:ascii="Symbol" w:hAnsi="Symbol" w:hint="default"/>
+        <w:sz w:val="20"/>
+      </w:rPr>
+    </w:lvl>
+    <w:lvl w:ilvl="5" w:tentative="1">
+      <w:start w:val="1"/>
+      <w:numFmt w:val="bullet"/>
+      <w:lvlText w:val=""/>
+      <w:lvlJc w:val="left"/>
+      <w:pPr>
+        <w:tabs>
+          <w:tab w:val="num" w:pos="4320"/>
+        </w:tabs>
+        <w:ind w:left="4320" w:hanging="360"/>
+      </w:pPr>
+      <w:rPr>
+        <w:rFonts w:ascii="Symbol" w:hAnsi="Symbol" w:hint="default"/>
+        <w:sz w:val="20"/>
+      </w:rPr>
+    </w:lvl>
+    <w:lvl w:ilvl="6" w:tentative="1">
+      <w:start w:val="1"/>
+      <w:numFmt w:val="bullet"/>
+      <w:lvlText w:val=""/>
+      <w:lvlJc w:val="left"/>
+      <w:pPr>
+        <w:tabs>
+          <w:tab w:val="num" w:pos="5040"/>
+        </w:tabs>
+        <w:ind w:left="5040" w:hanging="360"/>
+      </w:pPr>
+      <w:rPr>
+        <w:rFonts w:ascii="Symbol" w:hAnsi="Symbol" w:hint="default"/>
+        <w:sz w:val="20"/>
+      </w:rPr>
+    </w:lvl>
+    <w:lvl w:ilvl="7" w:tentative="1">
+      <w:start w:val="1"/>
+      <w:numFmt w:val="bullet"/>
+      <w:lvlText w:val=""/>
+      <w:lvlJc w:val="left"/>
+      <w:pPr>
+        <w:tabs>
+          <w:tab w:val="num" w:pos="5760"/>
+        </w:tabs>
+        <w:ind w:left="5760" w:hanging="360"/>
+      </w:pPr>
+      <w:rPr>
+        <w:rFonts w:ascii="Symbol" w:hAnsi="Symbol" w:hint="default"/>
+        <w:sz w:val="20"/>
+      </w:rPr>
+    </w:lvl>
+    <w:lvl w:ilvl="8" w:tentative="1">
+      <w:start w:val="1"/>
+      <w:numFmt w:val="bullet"/>
+      <w:lvlText w:val=""/>
+      <w:lvlJc w:val="left"/>
+      <w:pPr>
+        <w:tabs>
+          <w:tab w:val="num" w:pos="6480"/>
+        </w:tabs>
+        <w:ind w:left="6480" w:hanging="360"/>
+      </w:pPr>
+      <w:rPr>
+        <w:rFonts w:ascii="Symbol" w:hAnsi="Symbol" w:hint="default"/>
+        <w:sz w:val="20"/>
+      </w:rPr>
+    </w:lvl>
+  </w:abstractNum>
+  <w:abstractNum w:abstractNumId="13" w15:restartNumberingAfterBreak="0">
+    <w:nsid w:val="295268A7"/>
+    <w:multiLevelType w:val="multilevel"/>
+    <w:tmpl w:val="2F88DB9A"/>
+    <w:lvl w:ilvl="0">
+      <w:start w:val="1"/>
+      <w:numFmt w:val="decimal"/>
+      <w:lvlText w:val="%1."/>
+      <w:lvlJc w:val="left"/>
+      <w:pPr>
+        <w:tabs>
+          <w:tab w:val="num" w:pos="720"/>
+        </w:tabs>
+        <w:ind w:left="720" w:hanging="360"/>
+      </w:pPr>
+    </w:lvl>
+    <w:lvl w:ilvl="1">
+      <w:start w:val="1"/>
+      <w:numFmt w:val="bullet"/>
+      <w:lvlText w:val="o"/>
+      <w:lvlJc w:val="left"/>
+      <w:pPr>
+        <w:tabs>
+          <w:tab w:val="num" w:pos="1440"/>
+        </w:tabs>
+        <w:ind w:left="1440" w:hanging="360"/>
+      </w:pPr>
+      <w:rPr>
+        <w:rFonts w:ascii="Courier New" w:hAnsi="Courier New" w:hint="default"/>
+        <w:sz w:val="20"/>
+      </w:rPr>
+    </w:lvl>
+    <w:lvl w:ilvl="2" w:tentative="1">
+      <w:start w:val="1"/>
+      <w:numFmt w:val="decimal"/>
+      <w:lvlText w:val="%3."/>
+      <w:lvlJc w:val="left"/>
+      <w:pPr>
+        <w:tabs>
+          <w:tab w:val="num" w:pos="2160"/>
+        </w:tabs>
+        <w:ind w:left="2160" w:hanging="360"/>
+      </w:pPr>
+    </w:lvl>
+    <w:lvl w:ilvl="3" w:tentative="1">
+      <w:start w:val="1"/>
+      <w:numFmt w:val="decimal"/>
+      <w:lvlText w:val="%4."/>
+      <w:lvlJc w:val="left"/>
+      <w:pPr>
+        <w:tabs>
+          <w:tab w:val="num" w:pos="2880"/>
+        </w:tabs>
+        <w:ind w:left="2880" w:hanging="360"/>
+      </w:pPr>
+    </w:lvl>
+    <w:lvl w:ilvl="4" w:tentative="1">
+      <w:start w:val="1"/>
+      <w:numFmt w:val="decimal"/>
+      <w:lvlText w:val="%5."/>
+      <w:lvlJc w:val="left"/>
+      <w:pPr>
+        <w:tabs>
+          <w:tab w:val="num" w:pos="3600"/>
+        </w:tabs>
+        <w:ind w:left="3600" w:hanging="360"/>
+      </w:pPr>
+    </w:lvl>
+    <w:lvl w:ilvl="5" w:tentative="1">
+      <w:start w:val="1"/>
+      <w:numFmt w:val="decimal"/>
+      <w:lvlText w:val="%6."/>
+      <w:lvlJc w:val="left"/>
+      <w:pPr>
+        <w:tabs>
+          <w:tab w:val="num" w:pos="4320"/>
+        </w:tabs>
+        <w:ind w:left="4320" w:hanging="360"/>
+      </w:pPr>
+    </w:lvl>
+    <w:lvl w:ilvl="6" w:tentative="1">
+      <w:start w:val="1"/>
+      <w:numFmt w:val="decimal"/>
+      <w:lvlText w:val="%7."/>
+      <w:lvlJc w:val="left"/>
+      <w:pPr>
+        <w:tabs>
+          <w:tab w:val="num" w:pos="5040"/>
+        </w:tabs>
+        <w:ind w:left="5040" w:hanging="360"/>
+      </w:pPr>
+    </w:lvl>
+    <w:lvl w:ilvl="7" w:tentative="1">
+      <w:start w:val="1"/>
+      <w:numFmt w:val="decimal"/>
+      <w:lvlText w:val="%8."/>
+      <w:lvlJc w:val="left"/>
+      <w:pPr>
+        <w:tabs>
+          <w:tab w:val="num" w:pos="5760"/>
+        </w:tabs>
+        <w:ind w:left="5760" w:hanging="360"/>
+      </w:pPr>
+    </w:lvl>
+    <w:lvl w:ilvl="8" w:tentative="1">
+      <w:start w:val="1"/>
+      <w:numFmt w:val="decimal"/>
+      <w:lvlText w:val="%9."/>
+      <w:lvlJc w:val="left"/>
+      <w:pPr>
+        <w:tabs>
+          <w:tab w:val="num" w:pos="6480"/>
+        </w:tabs>
+        <w:ind w:left="6480" w:hanging="360"/>
+      </w:pPr>
+    </w:lvl>
+  </w:abstractNum>
+  <w:abstractNum w:abstractNumId="14" w15:restartNumberingAfterBreak="0">
     <w:nsid w:val="2BAC2218"/>
     <w:multiLevelType w:val="multilevel"/>
     <w:tmpl w:val="7AB4E6DA"/>
@@ -13233,7 +16741,7 @@
       </w:rPr>
     </w:lvl>
   </w:abstractNum>
-  <w:abstractNum w:abstractNumId="4" w15:restartNumberingAfterBreak="0">
+  <w:abstractNum w:abstractNumId="15" w15:restartNumberingAfterBreak="0">
     <w:nsid w:val="351353EF"/>
     <w:multiLevelType w:val="multilevel"/>
     <w:tmpl w:val="8E666302"/>
@@ -13346,7 +16854,156 @@
       </w:pPr>
     </w:lvl>
   </w:abstractNum>
-  <w:abstractNum w:abstractNumId="5" w15:restartNumberingAfterBreak="0">
+  <w:abstractNum w:abstractNumId="16" w15:restartNumberingAfterBreak="0">
+    <w:nsid w:val="3C293778"/>
+    <w:multiLevelType w:val="multilevel"/>
+    <w:tmpl w:val="4B12487C"/>
+    <w:lvl w:ilvl="0">
+      <w:start w:val="1"/>
+      <w:numFmt w:val="bullet"/>
+      <w:lvlText w:val=""/>
+      <w:lvlJc w:val="left"/>
+      <w:pPr>
+        <w:tabs>
+          <w:tab w:val="num" w:pos="720"/>
+        </w:tabs>
+        <w:ind w:left="720" w:hanging="360"/>
+      </w:pPr>
+      <w:rPr>
+        <w:rFonts w:ascii="Symbol" w:hAnsi="Symbol" w:hint="default"/>
+        <w:sz w:val="20"/>
+      </w:rPr>
+    </w:lvl>
+    <w:lvl w:ilvl="1" w:tentative="1">
+      <w:start w:val="1"/>
+      <w:numFmt w:val="bullet"/>
+      <w:lvlText w:val=""/>
+      <w:lvlJc w:val="left"/>
+      <w:pPr>
+        <w:tabs>
+          <w:tab w:val="num" w:pos="1440"/>
+        </w:tabs>
+        <w:ind w:left="1440" w:hanging="360"/>
+      </w:pPr>
+      <w:rPr>
+        <w:rFonts w:ascii="Symbol" w:hAnsi="Symbol" w:hint="default"/>
+        <w:sz w:val="20"/>
+      </w:rPr>
+    </w:lvl>
+    <w:lvl w:ilvl="2" w:tentative="1">
+      <w:start w:val="1"/>
+      <w:numFmt w:val="bullet"/>
+      <w:lvlText w:val=""/>
+      <w:lvlJc w:val="left"/>
+      <w:pPr>
+        <w:tabs>
+          <w:tab w:val="num" w:pos="2160"/>
+        </w:tabs>
+        <w:ind w:left="2160" w:hanging="360"/>
+      </w:pPr>
+      <w:rPr>
+        <w:rFonts w:ascii="Symbol" w:hAnsi="Symbol" w:hint="default"/>
+        <w:sz w:val="20"/>
+      </w:rPr>
+    </w:lvl>
+    <w:lvl w:ilvl="3" w:tentative="1">
+      <w:start w:val="1"/>
+      <w:numFmt w:val="bullet"/>
+      <w:lvlText w:val=""/>
+      <w:lvlJc w:val="left"/>
+      <w:pPr>
+        <w:tabs>
+          <w:tab w:val="num" w:pos="2880"/>
+        </w:tabs>
+        <w:ind w:left="2880" w:hanging="360"/>
+      </w:pPr>
+      <w:rPr>
+        <w:rFonts w:ascii="Symbol" w:hAnsi="Symbol" w:hint="default"/>
+        <w:sz w:val="20"/>
+      </w:rPr>
+    </w:lvl>
+    <w:lvl w:ilvl="4" w:tentative="1">
+      <w:start w:val="1"/>
+      <w:numFmt w:val="bullet"/>
+      <w:lvlText w:val=""/>
+      <w:lvlJc w:val="left"/>
+      <w:pPr>
+        <w:tabs>
+          <w:tab w:val="num" w:pos="3600"/>
+        </w:tabs>
+        <w:ind w:left="3600" w:hanging="360"/>
+      </w:pPr>
+      <w:rPr>
+        <w:rFonts w:ascii="Symbol" w:hAnsi="Symbol" w:hint="default"/>
+        <w:sz w:val="20"/>
+      </w:rPr>
+    </w:lvl>
+    <w:lvl w:ilvl="5" w:tentative="1">
+      <w:start w:val="1"/>
+      <w:numFmt w:val="bullet"/>
+      <w:lvlText w:val=""/>
+      <w:lvlJc w:val="left"/>
+      <w:pPr>
+        <w:tabs>
+          <w:tab w:val="num" w:pos="4320"/>
+        </w:tabs>
+        <w:ind w:left="4320" w:hanging="360"/>
+      </w:pPr>
+      <w:rPr>
+        <w:rFonts w:ascii="Symbol" w:hAnsi="Symbol" w:hint="default"/>
+        <w:sz w:val="20"/>
+      </w:rPr>
+    </w:lvl>
+    <w:lvl w:ilvl="6" w:tentative="1">
+      <w:start w:val="1"/>
+      <w:numFmt w:val="bullet"/>
+      <w:lvlText w:val=""/>
+      <w:lvlJc w:val="left"/>
+      <w:pPr>
+        <w:tabs>
+          <w:tab w:val="num" w:pos="5040"/>
+        </w:tabs>
+        <w:ind w:left="5040" w:hanging="360"/>
+      </w:pPr>
+      <w:rPr>
+        <w:rFonts w:ascii="Symbol" w:hAnsi="Symbol" w:hint="default"/>
+        <w:sz w:val="20"/>
+      </w:rPr>
+    </w:lvl>
+    <w:lvl w:ilvl="7" w:tentative="1">
+      <w:start w:val="1"/>
+      <w:numFmt w:val="bullet"/>
+      <w:lvlText w:val=""/>
+      <w:lvlJc w:val="left"/>
+      <w:pPr>
+        <w:tabs>
+          <w:tab w:val="num" w:pos="5760"/>
+        </w:tabs>
+        <w:ind w:left="5760" w:hanging="360"/>
+      </w:pPr>
+      <w:rPr>
+        <w:rFonts w:ascii="Symbol" w:hAnsi="Symbol" w:hint="default"/>
+        <w:sz w:val="20"/>
+      </w:rPr>
+    </w:lvl>
+    <w:lvl w:ilvl="8" w:tentative="1">
+      <w:start w:val="1"/>
+      <w:numFmt w:val="bullet"/>
+      <w:lvlText w:val=""/>
+      <w:lvlJc w:val="left"/>
+      <w:pPr>
+        <w:tabs>
+          <w:tab w:val="num" w:pos="6480"/>
+        </w:tabs>
+        <w:ind w:left="6480" w:hanging="360"/>
+      </w:pPr>
+      <w:rPr>
+        <w:rFonts w:ascii="Symbol" w:hAnsi="Symbol" w:hint="default"/>
+        <w:sz w:val="20"/>
+      </w:rPr>
+    </w:lvl>
+  </w:abstractNum>
+  <w:abstractNum w:abstractNumId="17" w15:restartNumberingAfterBreak="0">
     <w:nsid w:val="3C4D18F6"/>
     <w:multiLevelType w:val="multilevel"/>
     <w:tmpl w:val="7BB42604"/>
@@ -13495,7 +17152,680 @@
       </w:rPr>
     </w:lvl>
   </w:abstractNum>
-  <w:abstractNum w:abstractNumId="6" w15:restartNumberingAfterBreak="0">
+  <w:abstractNum w:abstractNumId="18" w15:restartNumberingAfterBreak="0">
+    <w:nsid w:val="434C03F6"/>
+    <w:multiLevelType w:val="multilevel"/>
+    <w:tmpl w:val="571AF00C"/>
+    <w:lvl w:ilvl="0">
+      <w:start w:val="1"/>
+      <w:numFmt w:val="bullet"/>
+      <w:lvlText w:val=""/>
+      <w:lvlJc w:val="left"/>
+      <w:pPr>
+        <w:tabs>
+          <w:tab w:val="num" w:pos="720"/>
+        </w:tabs>
+        <w:ind w:left="720" w:hanging="360"/>
+      </w:pPr>
+      <w:rPr>
+        <w:rFonts w:ascii="Symbol" w:hAnsi="Symbol" w:hint="default"/>
+        <w:sz w:val="20"/>
+      </w:rPr>
+    </w:lvl>
+    <w:lvl w:ilvl="1">
+      <w:start w:val="1"/>
+      <w:numFmt w:val="bullet"/>
+      <w:lvlText w:val=""/>
+      <w:lvlJc w:val="left"/>
+      <w:pPr>
+        <w:tabs>
+          <w:tab w:val="num" w:pos="1440"/>
+        </w:tabs>
+        <w:ind w:left="1440" w:hanging="360"/>
+      </w:pPr>
+      <w:rPr>
+        <w:rFonts w:ascii="Symbol" w:hAnsi="Symbol" w:hint="default"/>
+        <w:sz w:val="20"/>
+      </w:rPr>
+    </w:lvl>
+    <w:lvl w:ilvl="2" w:tentative="1">
+      <w:start w:val="1"/>
+      <w:numFmt w:val="bullet"/>
+      <w:lvlText w:val=""/>
+      <w:lvlJc w:val="left"/>
+      <w:pPr>
+        <w:tabs>
+          <w:tab w:val="num" w:pos="2160"/>
+        </w:tabs>
+        <w:ind w:left="2160" w:hanging="360"/>
+      </w:pPr>
+      <w:rPr>
+        <w:rFonts w:ascii="Symbol" w:hAnsi="Symbol" w:hint="default"/>
+        <w:sz w:val="20"/>
+      </w:rPr>
+    </w:lvl>
+    <w:lvl w:ilvl="3" w:tentative="1">
+      <w:start w:val="1"/>
+      <w:numFmt w:val="bullet"/>
+      <w:lvlText w:val=""/>
+      <w:lvlJc w:val="left"/>
+      <w:pPr>
+        <w:tabs>
+          <w:tab w:val="num" w:pos="2880"/>
+        </w:tabs>
+        <w:ind w:left="2880" w:hanging="360"/>
+      </w:pPr>
+      <w:rPr>
+        <w:rFonts w:ascii="Symbol" w:hAnsi="Symbol" w:hint="default"/>
+        <w:sz w:val="20"/>
+      </w:rPr>
+    </w:lvl>
+    <w:lvl w:ilvl="4" w:tentative="1">
+      <w:start w:val="1"/>
+      <w:numFmt w:val="bullet"/>
+      <w:lvlText w:val=""/>
+      <w:lvlJc w:val="left"/>
+      <w:pPr>
+        <w:tabs>
+          <w:tab w:val="num" w:pos="3600"/>
+        </w:tabs>
+        <w:ind w:left="3600" w:hanging="360"/>
+      </w:pPr>
+      <w:rPr>
+        <w:rFonts w:ascii="Symbol" w:hAnsi="Symbol" w:hint="default"/>
+        <w:sz w:val="20"/>
+      </w:rPr>
+    </w:lvl>
+    <w:lvl w:ilvl="5" w:tentative="1">
+      <w:start w:val="1"/>
+      <w:numFmt w:val="bullet"/>
+      <w:lvlText w:val=""/>
+      <w:lvlJc w:val="left"/>
+      <w:pPr>
+        <w:tabs>
+          <w:tab w:val="num" w:pos="4320"/>
+        </w:tabs>
+        <w:ind w:left="4320" w:hanging="360"/>
+      </w:pPr>
+      <w:rPr>
+        <w:rFonts w:ascii="Symbol" w:hAnsi="Symbol" w:hint="default"/>
+        <w:sz w:val="20"/>
+      </w:rPr>
+    </w:lvl>
+    <w:lvl w:ilvl="6" w:tentative="1">
+      <w:start w:val="1"/>
+      <w:numFmt w:val="bullet"/>
+      <w:lvlText w:val=""/>
+      <w:lvlJc w:val="left"/>
+      <w:pPr>
+        <w:tabs>
+          <w:tab w:val="num" w:pos="5040"/>
+        </w:tabs>
+        <w:ind w:left="5040" w:hanging="360"/>
+      </w:pPr>
+      <w:rPr>
+        <w:rFonts w:ascii="Symbol" w:hAnsi="Symbol" w:hint="default"/>
+        <w:sz w:val="20"/>
+      </w:rPr>
+    </w:lvl>
+    <w:lvl w:ilvl="7" w:tentative="1">
+      <w:start w:val="1"/>
+      <w:numFmt w:val="bullet"/>
+      <w:lvlText w:val=""/>
+      <w:lvlJc w:val="left"/>
+      <w:pPr>
+        <w:tabs>
+          <w:tab w:val="num" w:pos="5760"/>
+        </w:tabs>
+        <w:ind w:left="5760" w:hanging="360"/>
+      </w:pPr>
+      <w:rPr>
+        <w:rFonts w:ascii="Symbol" w:hAnsi="Symbol" w:hint="default"/>
+        <w:sz w:val="20"/>
+      </w:rPr>
+    </w:lvl>
+    <w:lvl w:ilvl="8" w:tentative="1">
+      <w:start w:val="1"/>
+      <w:numFmt w:val="bullet"/>
+      <w:lvlText w:val=""/>
+      <w:lvlJc w:val="left"/>
+      <w:pPr>
+        <w:tabs>
+          <w:tab w:val="num" w:pos="6480"/>
+        </w:tabs>
+        <w:ind w:left="6480" w:hanging="360"/>
+      </w:pPr>
+      <w:rPr>
+        <w:rFonts w:ascii="Symbol" w:hAnsi="Symbol" w:hint="default"/>
+        <w:sz w:val="20"/>
+      </w:rPr>
+    </w:lvl>
+  </w:abstractNum>
+  <w:abstractNum w:abstractNumId="19" w15:restartNumberingAfterBreak="0">
+    <w:nsid w:val="49AB5B7F"/>
+    <w:multiLevelType w:val="multilevel"/>
+    <w:tmpl w:val="DE5031F6"/>
+    <w:lvl w:ilvl="0">
+      <w:start w:val="1"/>
+      <w:numFmt w:val="bullet"/>
+      <w:lvlText w:val=""/>
+      <w:lvlJc w:val="left"/>
+      <w:pPr>
+        <w:tabs>
+          <w:tab w:val="num" w:pos="720"/>
+        </w:tabs>
+        <w:ind w:left="720" w:hanging="360"/>
+      </w:pPr>
+      <w:rPr>
+        <w:rFonts w:ascii="Symbol" w:hAnsi="Symbol" w:hint="default"/>
+        <w:sz w:val="20"/>
+      </w:rPr>
+    </w:lvl>
+    <w:lvl w:ilvl="1">
+      <w:start w:val="1"/>
+      <w:numFmt w:val="bullet"/>
+      <w:lvlText w:val=""/>
+      <w:lvlJc w:val="left"/>
+      <w:pPr>
+        <w:tabs>
+          <w:tab w:val="num" w:pos="1440"/>
+        </w:tabs>
+        <w:ind w:left="1440" w:hanging="360"/>
+      </w:pPr>
+      <w:rPr>
+        <w:rFonts w:ascii="Symbol" w:hAnsi="Symbol" w:hint="default"/>
+        <w:sz w:val="20"/>
+      </w:rPr>
+    </w:lvl>
+    <w:lvl w:ilvl="2" w:tentative="1">
+      <w:start w:val="1"/>
+      <w:numFmt w:val="bullet"/>
+      <w:lvlText w:val=""/>
+      <w:lvlJc w:val="left"/>
+      <w:pPr>
+        <w:tabs>
+          <w:tab w:val="num" w:pos="2160"/>
+        </w:tabs>
+        <w:ind w:left="2160" w:hanging="360"/>
+      </w:pPr>
+      <w:rPr>
+        <w:rFonts w:ascii="Symbol" w:hAnsi="Symbol" w:hint="default"/>
+        <w:sz w:val="20"/>
+      </w:rPr>
+    </w:lvl>
+    <w:lvl w:ilvl="3" w:tentative="1">
+      <w:start w:val="1"/>
+      <w:numFmt w:val="bullet"/>
+      <w:lvlText w:val=""/>
+      <w:lvlJc w:val="left"/>
+      <w:pPr>
+        <w:tabs>
+          <w:tab w:val="num" w:pos="2880"/>
+        </w:tabs>
+        <w:ind w:left="2880" w:hanging="360"/>
+      </w:pPr>
+      <w:rPr>
+        <w:rFonts w:ascii="Symbol" w:hAnsi="Symbol" w:hint="default"/>
+        <w:sz w:val="20"/>
+      </w:rPr>
+    </w:lvl>
+    <w:lvl w:ilvl="4" w:tentative="1">
+      <w:start w:val="1"/>
+      <w:numFmt w:val="bullet"/>
+      <w:lvlText w:val=""/>
+      <w:lvlJc w:val="left"/>
+      <w:pPr>
+        <w:tabs>
+          <w:tab w:val="num" w:pos="3600"/>
+        </w:tabs>
+        <w:ind w:left="3600" w:hanging="360"/>
+      </w:pPr>
+      <w:rPr>
+        <w:rFonts w:ascii="Symbol" w:hAnsi="Symbol" w:hint="default"/>
+        <w:sz w:val="20"/>
+      </w:rPr>
+    </w:lvl>
+    <w:lvl w:ilvl="5" w:tentative="1">
+      <w:start w:val="1"/>
+      <w:numFmt w:val="bullet"/>
+      <w:lvlText w:val=""/>
+      <w:lvlJc w:val="left"/>
+      <w:pPr>
+        <w:tabs>
+          <w:tab w:val="num" w:pos="4320"/>
+        </w:tabs>
+        <w:ind w:left="4320" w:hanging="360"/>
+      </w:pPr>
+      <w:rPr>
+        <w:rFonts w:ascii="Symbol" w:hAnsi="Symbol" w:hint="default"/>
+        <w:sz w:val="20"/>
+      </w:rPr>
+    </w:lvl>
+    <w:lvl w:ilvl="6" w:tentative="1">
+      <w:start w:val="1"/>
+      <w:numFmt w:val="bullet"/>
+      <w:lvlText w:val=""/>
+      <w:lvlJc w:val="left"/>
+      <w:pPr>
+        <w:tabs>
+          <w:tab w:val="num" w:pos="5040"/>
+        </w:tabs>
+        <w:ind w:left="5040" w:hanging="360"/>
+      </w:pPr>
+      <w:rPr>
+        <w:rFonts w:ascii="Symbol" w:hAnsi="Symbol" w:hint="default"/>
+        <w:sz w:val="20"/>
+      </w:rPr>
+    </w:lvl>
+    <w:lvl w:ilvl="7" w:tentative="1">
+      <w:start w:val="1"/>
+      <w:numFmt w:val="bullet"/>
+      <w:lvlText w:val=""/>
+      <w:lvlJc w:val="left"/>
+      <w:pPr>
+        <w:tabs>
+          <w:tab w:val="num" w:pos="5760"/>
+        </w:tabs>
+        <w:ind w:left="5760" w:hanging="360"/>
+      </w:pPr>
+      <w:rPr>
+        <w:rFonts w:ascii="Symbol" w:hAnsi="Symbol" w:hint="default"/>
+        <w:sz w:val="20"/>
+      </w:rPr>
+    </w:lvl>
+    <w:lvl w:ilvl="8" w:tentative="1">
+      <w:start w:val="1"/>
+      <w:numFmt w:val="bullet"/>
+      <w:lvlText w:val=""/>
+      <w:lvlJc w:val="left"/>
+      <w:pPr>
+        <w:tabs>
+          <w:tab w:val="num" w:pos="6480"/>
+        </w:tabs>
+        <w:ind w:left="6480" w:hanging="360"/>
+      </w:pPr>
+      <w:rPr>
+        <w:rFonts w:ascii="Symbol" w:hAnsi="Symbol" w:hint="default"/>
+        <w:sz w:val="20"/>
+      </w:rPr>
+    </w:lvl>
+  </w:abstractNum>
+  <w:abstractNum w:abstractNumId="20" w15:restartNumberingAfterBreak="0">
+    <w:nsid w:val="53C31EA6"/>
+    <w:multiLevelType w:val="multilevel"/>
+    <w:tmpl w:val="1F240FDA"/>
+    <w:lvl w:ilvl="0">
+      <w:start w:val="1"/>
+      <w:numFmt w:val="decimal"/>
+      <w:lvlText w:val="%1."/>
+      <w:lvlJc w:val="left"/>
+      <w:pPr>
+        <w:tabs>
+          <w:tab w:val="num" w:pos="720"/>
+        </w:tabs>
+        <w:ind w:left="720" w:hanging="360"/>
+      </w:pPr>
+    </w:lvl>
+    <w:lvl w:ilvl="1" w:tentative="1">
+      <w:start w:val="1"/>
+      <w:numFmt w:val="decimal"/>
+      <w:lvlText w:val="%2."/>
+      <w:lvlJc w:val="left"/>
+      <w:pPr>
+        <w:tabs>
+          <w:tab w:val="num" w:pos="1440"/>
+        </w:tabs>
+        <w:ind w:left="1440" w:hanging="360"/>
+      </w:pPr>
+    </w:lvl>
+    <w:lvl w:ilvl="2" w:tentative="1">
+      <w:start w:val="1"/>
+      <w:numFmt w:val="decimal"/>
+      <w:lvlText w:val="%3."/>
+      <w:lvlJc w:val="left"/>
+      <w:pPr>
+        <w:tabs>
+          <w:tab w:val="num" w:pos="2160"/>
+        </w:tabs>
+        <w:ind w:left="2160" w:hanging="360"/>
+      </w:pPr>
+    </w:lvl>
+    <w:lvl w:ilvl="3" w:tentative="1">
+      <w:start w:val="1"/>
+      <w:numFmt w:val="decimal"/>
+      <w:lvlText w:val="%4."/>
+      <w:lvlJc w:val="left"/>
+      <w:pPr>
+        <w:tabs>
+          <w:tab w:val="num" w:pos="2880"/>
+        </w:tabs>
+        <w:ind w:left="2880" w:hanging="360"/>
+      </w:pPr>
+    </w:lvl>
+    <w:lvl w:ilvl="4" w:tentative="1">
+      <w:start w:val="1"/>
+      <w:numFmt w:val="decimal"/>
+      <w:lvlText w:val="%5."/>
+      <w:lvlJc w:val="left"/>
+      <w:pPr>
+        <w:tabs>
+          <w:tab w:val="num" w:pos="3600"/>
+        </w:tabs>
+        <w:ind w:left="3600" w:hanging="360"/>
+      </w:pPr>
+    </w:lvl>
+    <w:lvl w:ilvl="5" w:tentative="1">
+      <w:start w:val="1"/>
+      <w:numFmt w:val="decimal"/>
+      <w:lvlText w:val="%6."/>
+      <w:lvlJc w:val="left"/>
+      <w:pPr>
+        <w:tabs>
+          <w:tab w:val="num" w:pos="4320"/>
+        </w:tabs>
+        <w:ind w:left="4320" w:hanging="360"/>
+      </w:pPr>
+    </w:lvl>
+    <w:lvl w:ilvl="6" w:tentative="1">
+      <w:start w:val="1"/>
+      <w:numFmt w:val="decimal"/>
+      <w:lvlText w:val="%7."/>
+      <w:lvlJc w:val="left"/>
+      <w:pPr>
+        <w:tabs>
+          <w:tab w:val="num" w:pos="5040"/>
+        </w:tabs>
+        <w:ind w:left="5040" w:hanging="360"/>
+      </w:pPr>
+    </w:lvl>
+    <w:lvl w:ilvl="7" w:tentative="1">
+      <w:start w:val="1"/>
+      <w:numFmt w:val="decimal"/>
+      <w:lvlText w:val="%8."/>
+      <w:lvlJc w:val="left"/>
+      <w:pPr>
+        <w:tabs>
+          <w:tab w:val="num" w:pos="5760"/>
+        </w:tabs>
+        <w:ind w:left="5760" w:hanging="360"/>
+      </w:pPr>
+    </w:lvl>
+    <w:lvl w:ilvl="8" w:tentative="1">
+      <w:start w:val="1"/>
+      <w:numFmt w:val="decimal"/>
+      <w:lvlText w:val="%9."/>
+      <w:lvlJc w:val="left"/>
+      <w:pPr>
+        <w:tabs>
+          <w:tab w:val="num" w:pos="6480"/>
+        </w:tabs>
+        <w:ind w:left="6480" w:hanging="360"/>
+      </w:pPr>
+    </w:lvl>
+  </w:abstractNum>
+  <w:abstractNum w:abstractNumId="21" w15:restartNumberingAfterBreak="0">
+    <w:nsid w:val="552F3FB6"/>
+    <w:multiLevelType w:val="multilevel"/>
+    <w:tmpl w:val="B50AD3DE"/>
+    <w:lvl w:ilvl="0">
+      <w:start w:val="1"/>
+      <w:numFmt w:val="decimal"/>
+      <w:lvlText w:val="%1."/>
+      <w:lvlJc w:val="left"/>
+      <w:pPr>
+        <w:tabs>
+          <w:tab w:val="num" w:pos="720"/>
+        </w:tabs>
+        <w:ind w:left="720" w:hanging="360"/>
+      </w:pPr>
+    </w:lvl>
+    <w:lvl w:ilvl="1" w:tentative="1">
+      <w:start w:val="1"/>
+      <w:numFmt w:val="decimal"/>
+      <w:lvlText w:val="%2."/>
+      <w:lvlJc w:val="left"/>
+      <w:pPr>
+        <w:tabs>
+          <w:tab w:val="num" w:pos="1440"/>
+        </w:tabs>
+        <w:ind w:left="1440" w:hanging="360"/>
+      </w:pPr>
+    </w:lvl>
+    <w:lvl w:ilvl="2" w:tentative="1">
+      <w:start w:val="1"/>
+      <w:numFmt w:val="decimal"/>
+      <w:lvlText w:val="%3."/>
+      <w:lvlJc w:val="left"/>
+      <w:pPr>
+        <w:tabs>
+          <w:tab w:val="num" w:pos="2160"/>
+        </w:tabs>
+        <w:ind w:left="2160" w:hanging="360"/>
+      </w:pPr>
+    </w:lvl>
+    <w:lvl w:ilvl="3" w:tentative="1">
+      <w:start w:val="1"/>
+      <w:numFmt w:val="decimal"/>
+      <w:lvlText w:val="%4."/>
+      <w:lvlJc w:val="left"/>
+      <w:pPr>
+        <w:tabs>
+          <w:tab w:val="num" w:pos="2880"/>
+        </w:tabs>
+        <w:ind w:left="2880" w:hanging="360"/>
+      </w:pPr>
+    </w:lvl>
+    <w:lvl w:ilvl="4" w:tentative="1">
+      <w:start w:val="1"/>
+      <w:numFmt w:val="decimal"/>
+      <w:lvlText w:val="%5."/>
+      <w:lvlJc w:val="left"/>
+      <w:pPr>
+        <w:tabs>
+          <w:tab w:val="num" w:pos="3600"/>
+        </w:tabs>
+        <w:ind w:left="3600" w:hanging="360"/>
+      </w:pPr>
+    </w:lvl>
+    <w:lvl w:ilvl="5" w:tentative="1">
+      <w:start w:val="1"/>
+      <w:numFmt w:val="decimal"/>
+      <w:lvlText w:val="%6."/>
+      <w:lvlJc w:val="left"/>
+      <w:pPr>
+        <w:tabs>
+          <w:tab w:val="num" w:pos="4320"/>
+        </w:tabs>
+        <w:ind w:left="4320" w:hanging="360"/>
+      </w:pPr>
+    </w:lvl>
+    <w:lvl w:ilvl="6" w:tentative="1">
+      <w:start w:val="1"/>
+      <w:numFmt w:val="decimal"/>
+      <w:lvlText w:val="%7."/>
+      <w:lvlJc w:val="left"/>
+      <w:pPr>
+        <w:tabs>
+          <w:tab w:val="num" w:pos="5040"/>
+        </w:tabs>
+        <w:ind w:left="5040" w:hanging="360"/>
+      </w:pPr>
+    </w:lvl>
+    <w:lvl w:ilvl="7" w:tentative="1">
+      <w:start w:val="1"/>
+      <w:numFmt w:val="decimal"/>
+      <w:lvlText w:val="%8."/>
+      <w:lvlJc w:val="left"/>
+      <w:pPr>
+        <w:tabs>
+          <w:tab w:val="num" w:pos="5760"/>
+        </w:tabs>
+        <w:ind w:left="5760" w:hanging="360"/>
+      </w:pPr>
+    </w:lvl>
+    <w:lvl w:ilvl="8" w:tentative="1">
+      <w:start w:val="1"/>
+      <w:numFmt w:val="decimal"/>
+      <w:lvlText w:val="%9."/>
+      <w:lvlJc w:val="left"/>
+      <w:pPr>
+        <w:tabs>
+          <w:tab w:val="num" w:pos="6480"/>
+        </w:tabs>
+        <w:ind w:left="6480" w:hanging="360"/>
+      </w:pPr>
+    </w:lvl>
+  </w:abstractNum>
+  <w:abstractNum w:abstractNumId="22" w15:restartNumberingAfterBreak="0">
+    <w:nsid w:val="55C36C73"/>
+    <w:multiLevelType w:val="multilevel"/>
+    <w:tmpl w:val="9FE6E624"/>
+    <w:lvl w:ilvl="0">
+      <w:start w:val="1"/>
+      <w:numFmt w:val="bullet"/>
+      <w:lvlText w:val=""/>
+      <w:lvlJc w:val="left"/>
+      <w:pPr>
+        <w:tabs>
+          <w:tab w:val="num" w:pos="720"/>
+        </w:tabs>
+        <w:ind w:left="720" w:hanging="360"/>
+      </w:pPr>
+      <w:rPr>
+        <w:rFonts w:ascii="Symbol" w:hAnsi="Symbol" w:hint="default"/>
+        <w:sz w:val="20"/>
+      </w:rPr>
+    </w:lvl>
+    <w:lvl w:ilvl="1">
+      <w:start w:val="1"/>
+      <w:numFmt w:val="bullet"/>
+      <w:lvlText w:val=""/>
+      <w:lvlJc w:val="left"/>
+      <w:pPr>
+        <w:tabs>
+          <w:tab w:val="num" w:pos="1440"/>
+        </w:tabs>
+        <w:ind w:left="1440" w:hanging="360"/>
+      </w:pPr>
+      <w:rPr>
+        <w:rFonts w:ascii="Symbol" w:hAnsi="Symbol" w:hint="default"/>
+        <w:sz w:val="20"/>
+      </w:rPr>
+    </w:lvl>
+    <w:lvl w:ilvl="2" w:tentative="1">
+      <w:start w:val="1"/>
+      <w:numFmt w:val="bullet"/>
+      <w:lvlText w:val=""/>
+      <w:lvlJc w:val="left"/>
+      <w:pPr>
+        <w:tabs>
+          <w:tab w:val="num" w:pos="2160"/>
+        </w:tabs>
+        <w:ind w:left="2160" w:hanging="360"/>
+      </w:pPr>
+      <w:rPr>
+        <w:rFonts w:ascii="Symbol" w:hAnsi="Symbol" w:hint="default"/>
+        <w:sz w:val="20"/>
+      </w:rPr>
+    </w:lvl>
+    <w:lvl w:ilvl="3" w:tentative="1">
+      <w:start w:val="1"/>
+      <w:numFmt w:val="bullet"/>
+      <w:lvlText w:val=""/>
+      <w:lvlJc w:val="left"/>
+      <w:pPr>
+        <w:tabs>
+          <w:tab w:val="num" w:pos="2880"/>
+        </w:tabs>
+        <w:ind w:left="2880" w:hanging="360"/>
+      </w:pPr>
+      <w:rPr>
+        <w:rFonts w:ascii="Symbol" w:hAnsi="Symbol" w:hint="default"/>
+        <w:sz w:val="20"/>
+      </w:rPr>
+    </w:lvl>
+    <w:lvl w:ilvl="4" w:tentative="1">
+      <w:start w:val="1"/>
+      <w:numFmt w:val="bullet"/>
+      <w:lvlText w:val=""/>
+      <w:lvlJc w:val="left"/>
+      <w:pPr>
+        <w:tabs>
+          <w:tab w:val="num" w:pos="3600"/>
+        </w:tabs>
+        <w:ind w:left="3600" w:hanging="360"/>
+      </w:pPr>
+      <w:rPr>
+        <w:rFonts w:ascii="Symbol" w:hAnsi="Symbol" w:hint="default"/>
+        <w:sz w:val="20"/>
+      </w:rPr>
+    </w:lvl>
+    <w:lvl w:ilvl="5" w:tentative="1">
+      <w:start w:val="1"/>
+      <w:numFmt w:val="bullet"/>
+      <w:lvlText w:val=""/>
+      <w:lvlJc w:val="left"/>
+      <w:pPr>
+        <w:tabs>
+          <w:tab w:val="num" w:pos="4320"/>
+        </w:tabs>
+        <w:ind w:left="4320" w:hanging="360"/>
+      </w:pPr>
+      <w:rPr>
+        <w:rFonts w:ascii="Symbol" w:hAnsi="Symbol" w:hint="default"/>
+        <w:sz w:val="20"/>
+      </w:rPr>
+    </w:lvl>
+    <w:lvl w:ilvl="6" w:tentative="1">
+      <w:start w:val="1"/>
+      <w:numFmt w:val="bullet"/>
+      <w:lvlText w:val=""/>
+      <w:lvlJc w:val="left"/>
+      <w:pPr>
+        <w:tabs>
+          <w:tab w:val="num" w:pos="5040"/>
+        </w:tabs>
+        <w:ind w:left="5040" w:hanging="360"/>
+      </w:pPr>
+      <w:rPr>
+        <w:rFonts w:ascii="Symbol" w:hAnsi="Symbol" w:hint="default"/>
+        <w:sz w:val="20"/>
+      </w:rPr>
+    </w:lvl>
+    <w:lvl w:ilvl="7" w:tentative="1">
+      <w:start w:val="1"/>
+      <w:numFmt w:val="bullet"/>
+      <w:lvlText w:val=""/>
+      <w:lvlJc w:val="left"/>
+      <w:pPr>
+        <w:tabs>
+          <w:tab w:val="num" w:pos="5760"/>
+        </w:tabs>
+        <w:ind w:left="5760" w:hanging="360"/>
+      </w:pPr>
+      <w:rPr>
+        <w:rFonts w:ascii="Symbol" w:hAnsi="Symbol" w:hint="default"/>
+        <w:sz w:val="20"/>
+      </w:rPr>
+    </w:lvl>
+    <w:lvl w:ilvl="8" w:tentative="1">
+      <w:start w:val="1"/>
+      <w:numFmt w:val="bullet"/>
+      <w:lvlText w:val=""/>
+      <w:lvlJc w:val="left"/>
+      <w:pPr>
+        <w:tabs>
+          <w:tab w:val="num" w:pos="6480"/>
+        </w:tabs>
+        <w:ind w:left="6480" w:hanging="360"/>
+      </w:pPr>
+      <w:rPr>
+        <w:rFonts w:ascii="Symbol" w:hAnsi="Symbol" w:hint="default"/>
+        <w:sz w:val="20"/>
+      </w:rPr>
+    </w:lvl>
+  </w:abstractNum>
+  <w:abstractNum w:abstractNumId="23" w15:restartNumberingAfterBreak="0">
     <w:nsid w:val="5AC74309"/>
     <w:multiLevelType w:val="multilevel"/>
     <w:tmpl w:val="CCD461E2"/>
@@ -13644,7 +17974,156 @@
       </w:rPr>
     </w:lvl>
   </w:abstractNum>
-  <w:abstractNum w:abstractNumId="7" w15:restartNumberingAfterBreak="0">
+  <w:abstractNum w:abstractNumId="24" w15:restartNumberingAfterBreak="0">
+    <w:nsid w:val="5EAC4773"/>
+    <w:multiLevelType w:val="multilevel"/>
+    <w:tmpl w:val="7BB8C3FC"/>
+    <w:lvl w:ilvl="0">
+      <w:start w:val="1"/>
+      <w:numFmt w:val="bullet"/>
+      <w:lvlText w:val=""/>
+      <w:lvlJc w:val="left"/>
+      <w:pPr>
+        <w:tabs>
+          <w:tab w:val="num" w:pos="720"/>
+        </w:tabs>
+        <w:ind w:left="720" w:hanging="360"/>
+      </w:pPr>
+      <w:rPr>
+        <w:rFonts w:ascii="Symbol" w:hAnsi="Symbol" w:hint="default"/>
+        <w:sz w:val="20"/>
+      </w:rPr>
+    </w:lvl>
+    <w:lvl w:ilvl="1">
+      <w:start w:val="1"/>
+      <w:numFmt w:val="bullet"/>
+      <w:lvlText w:val=""/>
+      <w:lvlJc w:val="left"/>
+      <w:pPr>
+        <w:tabs>
+          <w:tab w:val="num" w:pos="1440"/>
+        </w:tabs>
+        <w:ind w:left="1440" w:hanging="360"/>
+      </w:pPr>
+      <w:rPr>
+        <w:rFonts w:ascii="Symbol" w:hAnsi="Symbol" w:hint="default"/>
+        <w:sz w:val="20"/>
+      </w:rPr>
+    </w:lvl>
+    <w:lvl w:ilvl="2" w:tentative="1">
+      <w:start w:val="1"/>
+      <w:numFmt w:val="bullet"/>
+      <w:lvlText w:val=""/>
+      <w:lvlJc w:val="left"/>
+      <w:pPr>
+        <w:tabs>
+          <w:tab w:val="num" w:pos="2160"/>
+        </w:tabs>
+        <w:ind w:left="2160" w:hanging="360"/>
+      </w:pPr>
+      <w:rPr>
+        <w:rFonts w:ascii="Symbol" w:hAnsi="Symbol" w:hint="default"/>
+        <w:sz w:val="20"/>
+      </w:rPr>
+    </w:lvl>
+    <w:lvl w:ilvl="3" w:tentative="1">
+      <w:start w:val="1"/>
+      <w:numFmt w:val="bullet"/>
+      <w:lvlText w:val=""/>
+      <w:lvlJc w:val="left"/>
+      <w:pPr>
+        <w:tabs>
+          <w:tab w:val="num" w:pos="2880"/>
+        </w:tabs>
+        <w:ind w:left="2880" w:hanging="360"/>
+      </w:pPr>
+      <w:rPr>
+        <w:rFonts w:ascii="Symbol" w:hAnsi="Symbol" w:hint="default"/>
+        <w:sz w:val="20"/>
+      </w:rPr>
+    </w:lvl>
+    <w:lvl w:ilvl="4" w:tentative="1">
+      <w:start w:val="1"/>
+      <w:numFmt w:val="bullet"/>
+      <w:lvlText w:val=""/>
+      <w:lvlJc w:val="left"/>
+      <w:pPr>
+        <w:tabs>
+          <w:tab w:val="num" w:pos="3600"/>
+        </w:tabs>
+        <w:ind w:left="3600" w:hanging="360"/>
+      </w:pPr>
+      <w:rPr>
+        <w:rFonts w:ascii="Symbol" w:hAnsi="Symbol" w:hint="default"/>
+        <w:sz w:val="20"/>
+      </w:rPr>
+    </w:lvl>
+    <w:lvl w:ilvl="5" w:tentative="1">
+      <w:start w:val="1"/>
+      <w:numFmt w:val="bullet"/>
+      <w:lvlText w:val=""/>
+      <w:lvlJc w:val="left"/>
+      <w:pPr>
+        <w:tabs>
+          <w:tab w:val="num" w:pos="4320"/>
+        </w:tabs>
+        <w:ind w:left="4320" w:hanging="360"/>
+      </w:pPr>
+      <w:rPr>
+        <w:rFonts w:ascii="Symbol" w:hAnsi="Symbol" w:hint="default"/>
+        <w:sz w:val="20"/>
+      </w:rPr>
+    </w:lvl>
+    <w:lvl w:ilvl="6" w:tentative="1">
+      <w:start w:val="1"/>
+      <w:numFmt w:val="bullet"/>
+      <w:lvlText w:val=""/>
+      <w:lvlJc w:val="left"/>
+      <w:pPr>
+        <w:tabs>
+          <w:tab w:val="num" w:pos="5040"/>
+        </w:tabs>
+        <w:ind w:left="5040" w:hanging="360"/>
+      </w:pPr>
+      <w:rPr>
+        <w:rFonts w:ascii="Symbol" w:hAnsi="Symbol" w:hint="default"/>
+        <w:sz w:val="20"/>
+      </w:rPr>
+    </w:lvl>
+    <w:lvl w:ilvl="7" w:tentative="1">
+      <w:start w:val="1"/>
+      <w:numFmt w:val="bullet"/>
+      <w:lvlText w:val=""/>
+      <w:lvlJc w:val="left"/>
+      <w:pPr>
+        <w:tabs>
+          <w:tab w:val="num" w:pos="5760"/>
+        </w:tabs>
+        <w:ind w:left="5760" w:hanging="360"/>
+      </w:pPr>
+      <w:rPr>
+        <w:rFonts w:ascii="Symbol" w:hAnsi="Symbol" w:hint="default"/>
+        <w:sz w:val="20"/>
+      </w:rPr>
+    </w:lvl>
+    <w:lvl w:ilvl="8" w:tentative="1">
+      <w:start w:val="1"/>
+      <w:numFmt w:val="bullet"/>
+      <w:lvlText w:val=""/>
+      <w:lvlJc w:val="left"/>
+      <w:pPr>
+        <w:tabs>
+          <w:tab w:val="num" w:pos="6480"/>
+        </w:tabs>
+        <w:ind w:left="6480" w:hanging="360"/>
+      </w:pPr>
+      <w:rPr>
+        <w:rFonts w:ascii="Symbol" w:hAnsi="Symbol" w:hint="default"/>
+        <w:sz w:val="20"/>
+      </w:rPr>
+    </w:lvl>
+  </w:abstractNum>
+  <w:abstractNum w:abstractNumId="25" w15:restartNumberingAfterBreak="0">
     <w:nsid w:val="6047506E"/>
     <w:multiLevelType w:val="multilevel"/>
     <w:tmpl w:val="C1207DC6"/>
@@ -13793,7 +18272,7 @@
       </w:rPr>
     </w:lvl>
   </w:abstractNum>
-  <w:abstractNum w:abstractNumId="8" w15:restartNumberingAfterBreak="0">
+  <w:abstractNum w:abstractNumId="26" w15:restartNumberingAfterBreak="0">
     <w:nsid w:val="615F42BD"/>
     <w:multiLevelType w:val="multilevel"/>
     <w:tmpl w:val="05F25630"/>
@@ -13942,7 +18421,269 @@
       </w:rPr>
     </w:lvl>
   </w:abstractNum>
-  <w:abstractNum w:abstractNumId="9" w15:restartNumberingAfterBreak="0">
+  <w:abstractNum w:abstractNumId="27" w15:restartNumberingAfterBreak="0">
+    <w:nsid w:val="65DC6B37"/>
+    <w:multiLevelType w:val="multilevel"/>
+    <w:tmpl w:val="BB0C6A70"/>
+    <w:lvl w:ilvl="0">
+      <w:start w:val="1"/>
+      <w:numFmt w:val="decimal"/>
+      <w:lvlText w:val="%1."/>
+      <w:lvlJc w:val="left"/>
+      <w:pPr>
+        <w:tabs>
+          <w:tab w:val="num" w:pos="720"/>
+        </w:tabs>
+        <w:ind w:left="720" w:hanging="360"/>
+      </w:pPr>
+    </w:lvl>
+    <w:lvl w:ilvl="1" w:tentative="1">
+      <w:start w:val="1"/>
+      <w:numFmt w:val="decimal"/>
+      <w:lvlText w:val="%2."/>
+      <w:lvlJc w:val="left"/>
+      <w:pPr>
+        <w:tabs>
+          <w:tab w:val="num" w:pos="1440"/>
+        </w:tabs>
+        <w:ind w:left="1440" w:hanging="360"/>
+      </w:pPr>
+    </w:lvl>
+    <w:lvl w:ilvl="2" w:tentative="1">
+      <w:start w:val="1"/>
+      <w:numFmt w:val="decimal"/>
+      <w:lvlText w:val="%3."/>
+      <w:lvlJc w:val="left"/>
+      <w:pPr>
+        <w:tabs>
+          <w:tab w:val="num" w:pos="2160"/>
+        </w:tabs>
+        <w:ind w:left="2160" w:hanging="360"/>
+      </w:pPr>
+    </w:lvl>
+    <w:lvl w:ilvl="3" w:tentative="1">
+      <w:start w:val="1"/>
+      <w:numFmt w:val="decimal"/>
+      <w:lvlText w:val="%4."/>
+      <w:lvlJc w:val="left"/>
+      <w:pPr>
+        <w:tabs>
+          <w:tab w:val="num" w:pos="2880"/>
+        </w:tabs>
+        <w:ind w:left="2880" w:hanging="360"/>
+      </w:pPr>
+    </w:lvl>
+    <w:lvl w:ilvl="4" w:tentative="1">
+      <w:start w:val="1"/>
+      <w:numFmt w:val="decimal"/>
+      <w:lvlText w:val="%5."/>
+      <w:lvlJc w:val="left"/>
+      <w:pPr>
+        <w:tabs>
+          <w:tab w:val="num" w:pos="3600"/>
+        </w:tabs>
+        <w:ind w:left="3600" w:hanging="360"/>
+      </w:pPr>
+    </w:lvl>
+    <w:lvl w:ilvl="5" w:tentative="1">
+      <w:start w:val="1"/>
+      <w:numFmt w:val="decimal"/>
+      <w:lvlText w:val="%6."/>
+      <w:lvlJc w:val="left"/>
+      <w:pPr>
+        <w:tabs>
+          <w:tab w:val="num" w:pos="4320"/>
+        </w:tabs>
+        <w:ind w:left="4320" w:hanging="360"/>
+      </w:pPr>
+    </w:lvl>
+    <w:lvl w:ilvl="6" w:tentative="1">
+      <w:start w:val="1"/>
+      <w:numFmt w:val="decimal"/>
+      <w:lvlText w:val="%7."/>
+      <w:lvlJc w:val="left"/>
+      <w:pPr>
+        <w:tabs>
+          <w:tab w:val="num" w:pos="5040"/>
+        </w:tabs>
+        <w:ind w:left="5040" w:hanging="360"/>
+      </w:pPr>
+    </w:lvl>
+    <w:lvl w:ilvl="7" w:tentative="1">
+      <w:start w:val="1"/>
+      <w:numFmt w:val="decimal"/>
+      <w:lvlText w:val="%8."/>
+      <w:lvlJc w:val="left"/>
+      <w:pPr>
+        <w:tabs>
+          <w:tab w:val="num" w:pos="5760"/>
+        </w:tabs>
+        <w:ind w:left="5760" w:hanging="360"/>
+      </w:pPr>
+    </w:lvl>
+    <w:lvl w:ilvl="8" w:tentative="1">
+      <w:start w:val="1"/>
+      <w:numFmt w:val="decimal"/>
+      <w:lvlText w:val="%9."/>
+      <w:lvlJc w:val="left"/>
+      <w:pPr>
+        <w:tabs>
+          <w:tab w:val="num" w:pos="6480"/>
+        </w:tabs>
+        <w:ind w:left="6480" w:hanging="360"/>
+      </w:pPr>
+    </w:lvl>
+  </w:abstractNum>
+  <w:abstractNum w:abstractNumId="28" w15:restartNumberingAfterBreak="0">
+    <w:nsid w:val="6D6757A7"/>
+    <w:multiLevelType w:val="multilevel"/>
+    <w:tmpl w:val="D830421C"/>
+    <w:lvl w:ilvl="0">
+      <w:start w:val="1"/>
+      <w:numFmt w:val="bullet"/>
+      <w:lvlText w:val=""/>
+      <w:lvlJc w:val="left"/>
+      <w:pPr>
+        <w:tabs>
+          <w:tab w:val="num" w:pos="720"/>
+        </w:tabs>
+        <w:ind w:left="720" w:hanging="360"/>
+      </w:pPr>
+      <w:rPr>
+        <w:rFonts w:ascii="Symbol" w:hAnsi="Symbol" w:hint="default"/>
+        <w:sz w:val="20"/>
+      </w:rPr>
+    </w:lvl>
+    <w:lvl w:ilvl="1">
+      <w:start w:val="1"/>
+      <w:numFmt w:val="bullet"/>
+      <w:lvlText w:val=""/>
+      <w:lvlJc w:val="left"/>
+      <w:pPr>
+        <w:tabs>
+          <w:tab w:val="num" w:pos="1440"/>
+        </w:tabs>
+        <w:ind w:left="1440" w:hanging="360"/>
+      </w:pPr>
+      <w:rPr>
+        <w:rFonts w:ascii="Symbol" w:hAnsi="Symbol" w:hint="default"/>
+        <w:sz w:val="20"/>
+      </w:rPr>
+    </w:lvl>
+    <w:lvl w:ilvl="2" w:tentative="1">
+      <w:start w:val="1"/>
+      <w:numFmt w:val="bullet"/>
+      <w:lvlText w:val=""/>
+      <w:lvlJc w:val="left"/>
+      <w:pPr>
+        <w:tabs>
+          <w:tab w:val="num" w:pos="2160"/>
+        </w:tabs>
+        <w:ind w:left="2160" w:hanging="360"/>
+      </w:pPr>
+      <w:rPr>
+        <w:rFonts w:ascii="Symbol" w:hAnsi="Symbol" w:hint="default"/>
+        <w:sz w:val="20"/>
+      </w:rPr>
+    </w:lvl>
+    <w:lvl w:ilvl="3" w:tentative="1">
+      <w:start w:val="1"/>
+      <w:numFmt w:val="bullet"/>
+      <w:lvlText w:val=""/>
+      <w:lvlJc w:val="left"/>
+      <w:pPr>
+        <w:tabs>
+          <w:tab w:val="num" w:pos="2880"/>
+        </w:tabs>
+        <w:ind w:left="2880" w:hanging="360"/>
+      </w:pPr>
+      <w:rPr>
+        <w:rFonts w:ascii="Symbol" w:hAnsi="Symbol" w:hint="default"/>
+        <w:sz w:val="20"/>
+      </w:rPr>
+    </w:lvl>
+    <w:lvl w:ilvl="4" w:tentative="1">
+      <w:start w:val="1"/>
+      <w:numFmt w:val="bullet"/>
+      <w:lvlText w:val=""/>
+      <w:lvlJc w:val="left"/>
+      <w:pPr>
+        <w:tabs>
+          <w:tab w:val="num" w:pos="3600"/>
+        </w:tabs>
+        <w:ind w:left="3600" w:hanging="360"/>
+      </w:pPr>
+      <w:rPr>
+        <w:rFonts w:ascii="Symbol" w:hAnsi="Symbol" w:hint="default"/>
+        <w:sz w:val="20"/>
+      </w:rPr>
+    </w:lvl>
+    <w:lvl w:ilvl="5" w:tentative="1">
+      <w:start w:val="1"/>
+      <w:numFmt w:val="bullet"/>
+      <w:lvlText w:val=""/>
+      <w:lvlJc w:val="left"/>
+      <w:pPr>
+        <w:tabs>
+          <w:tab w:val="num" w:pos="4320"/>
+        </w:tabs>
+        <w:ind w:left="4320" w:hanging="360"/>
+      </w:pPr>
+      <w:rPr>
+        <w:rFonts w:ascii="Symbol" w:hAnsi="Symbol" w:hint="default"/>
+        <w:sz w:val="20"/>
+      </w:rPr>
+    </w:lvl>
+    <w:lvl w:ilvl="6" w:tentative="1">
+      <w:start w:val="1"/>
+      <w:numFmt w:val="bullet"/>
+      <w:lvlText w:val=""/>
+      <w:lvlJc w:val="left"/>
+      <w:pPr>
+        <w:tabs>
+          <w:tab w:val="num" w:pos="5040"/>
+        </w:tabs>
+        <w:ind w:left="5040" w:hanging="360"/>
+      </w:pPr>
+      <w:rPr>
+        <w:rFonts w:ascii="Symbol" w:hAnsi="Symbol" w:hint="default"/>
+        <w:sz w:val="20"/>
+      </w:rPr>
+    </w:lvl>
+    <w:lvl w:ilvl="7" w:tentative="1">
+      <w:start w:val="1"/>
+      <w:numFmt w:val="bullet"/>
+      <w:lvlText w:val=""/>
+      <w:lvlJc w:val="left"/>
+      <w:pPr>
+        <w:tabs>
+          <w:tab w:val="num" w:pos="5760"/>
+        </w:tabs>
+        <w:ind w:left="5760" w:hanging="360"/>
+      </w:pPr>
+      <w:rPr>
+        <w:rFonts w:ascii="Symbol" w:hAnsi="Symbol" w:hint="default"/>
+        <w:sz w:val="20"/>
+      </w:rPr>
+    </w:lvl>
+    <w:lvl w:ilvl="8" w:tentative="1">
+      <w:start w:val="1"/>
+      <w:numFmt w:val="bullet"/>
+      <w:lvlText w:val=""/>
+      <w:lvlJc w:val="left"/>
+      <w:pPr>
+        <w:tabs>
+          <w:tab w:val="num" w:pos="6480"/>
+        </w:tabs>
+        <w:ind w:left="6480" w:hanging="360"/>
+      </w:pPr>
+      <w:rPr>
+        <w:rFonts w:ascii="Symbol" w:hAnsi="Symbol" w:hint="default"/>
+        <w:sz w:val="20"/>
+      </w:rPr>
+    </w:lvl>
+  </w:abstractNum>
+  <w:abstractNum w:abstractNumId="29" w15:restartNumberingAfterBreak="0">
     <w:nsid w:val="7013665B"/>
     <w:multiLevelType w:val="multilevel"/>
     <w:tmpl w:val="E424F26A"/>
@@ -14055,7 +18796,156 @@
       </w:pPr>
     </w:lvl>
   </w:abstractNum>
-  <w:abstractNum w:abstractNumId="10" w15:restartNumberingAfterBreak="0">
+  <w:abstractNum w:abstractNumId="30" w15:restartNumberingAfterBreak="0">
+    <w:nsid w:val="719416C9"/>
+    <w:multiLevelType w:val="multilevel"/>
+    <w:tmpl w:val="A52615A8"/>
+    <w:lvl w:ilvl="0">
+      <w:start w:val="1"/>
+      <w:numFmt w:val="bullet"/>
+      <w:lvlText w:val=""/>
+      <w:lvlJc w:val="left"/>
+      <w:pPr>
+        <w:tabs>
+          <w:tab w:val="num" w:pos="720"/>
+        </w:tabs>
+        <w:ind w:left="720" w:hanging="360"/>
+      </w:pPr>
+      <w:rPr>
+        <w:rFonts w:ascii="Symbol" w:hAnsi="Symbol" w:hint="default"/>
+        <w:sz w:val="20"/>
+      </w:rPr>
+    </w:lvl>
+    <w:lvl w:ilvl="1">
+      <w:start w:val="1"/>
+      <w:numFmt w:val="bullet"/>
+      <w:lvlText w:val=""/>
+      <w:lvlJc w:val="left"/>
+      <w:pPr>
+        <w:tabs>
+          <w:tab w:val="num" w:pos="1440"/>
+        </w:tabs>
+        <w:ind w:left="1440" w:hanging="360"/>
+      </w:pPr>
+      <w:rPr>
+        <w:rFonts w:ascii="Symbol" w:hAnsi="Symbol" w:hint="default"/>
+        <w:sz w:val="20"/>
+      </w:rPr>
+    </w:lvl>
+    <w:lvl w:ilvl="2" w:tentative="1">
+      <w:start w:val="1"/>
+      <w:numFmt w:val="bullet"/>
+      <w:lvlText w:val=""/>
+      <w:lvlJc w:val="left"/>
+      <w:pPr>
+        <w:tabs>
+          <w:tab w:val="num" w:pos="2160"/>
+        </w:tabs>
+        <w:ind w:left="2160" w:hanging="360"/>
+      </w:pPr>
+      <w:rPr>
+        <w:rFonts w:ascii="Symbol" w:hAnsi="Symbol" w:hint="default"/>
+        <w:sz w:val="20"/>
+      </w:rPr>
+    </w:lvl>
+    <w:lvl w:ilvl="3" w:tentative="1">
+      <w:start w:val="1"/>
+      <w:numFmt w:val="bullet"/>
+      <w:lvlText w:val=""/>
+      <w:lvlJc w:val="left"/>
+      <w:pPr>
+        <w:tabs>
+          <w:tab w:val="num" w:pos="2880"/>
+        </w:tabs>
+        <w:ind w:left="2880" w:hanging="360"/>
+      </w:pPr>
+      <w:rPr>
+        <w:rFonts w:ascii="Symbol" w:hAnsi="Symbol" w:hint="default"/>
+        <w:sz w:val="20"/>
+      </w:rPr>
+    </w:lvl>
+    <w:lvl w:ilvl="4" w:tentative="1">
+      <w:start w:val="1"/>
+      <w:numFmt w:val="bullet"/>
+      <w:lvlText w:val=""/>
+      <w:lvlJc w:val="left"/>
+      <w:pPr>
+        <w:tabs>
+          <w:tab w:val="num" w:pos="3600"/>
+        </w:tabs>
+        <w:ind w:left="3600" w:hanging="360"/>
+      </w:pPr>
+      <w:rPr>
+        <w:rFonts w:ascii="Symbol" w:hAnsi="Symbol" w:hint="default"/>
+        <w:sz w:val="20"/>
+      </w:rPr>
+    </w:lvl>
+    <w:lvl w:ilvl="5" w:tentative="1">
+      <w:start w:val="1"/>
+      <w:numFmt w:val="bullet"/>
+      <w:lvlText w:val=""/>
+      <w:lvlJc w:val="left"/>
+      <w:pPr>
+        <w:tabs>
+          <w:tab w:val="num" w:pos="4320"/>
+        </w:tabs>
+        <w:ind w:left="4320" w:hanging="360"/>
+      </w:pPr>
+      <w:rPr>
+        <w:rFonts w:ascii="Symbol" w:hAnsi="Symbol" w:hint="default"/>
+        <w:sz w:val="20"/>
+      </w:rPr>
+    </w:lvl>
+    <w:lvl w:ilvl="6" w:tentative="1">
+      <w:start w:val="1"/>
+      <w:numFmt w:val="bullet"/>
+      <w:lvlText w:val=""/>
+      <w:lvlJc w:val="left"/>
+      <w:pPr>
+        <w:tabs>
+          <w:tab w:val="num" w:pos="5040"/>
+        </w:tabs>
+        <w:ind w:left="5040" w:hanging="360"/>
+      </w:pPr>
+      <w:rPr>
+        <w:rFonts w:ascii="Symbol" w:hAnsi="Symbol" w:hint="default"/>
+        <w:sz w:val="20"/>
+      </w:rPr>
+    </w:lvl>
+    <w:lvl w:ilvl="7" w:tentative="1">
+      <w:start w:val="1"/>
+      <w:numFmt w:val="bullet"/>
+      <w:lvlText w:val=""/>
+      <w:lvlJc w:val="left"/>
+      <w:pPr>
+        <w:tabs>
+          <w:tab w:val="num" w:pos="5760"/>
+        </w:tabs>
+        <w:ind w:left="5760" w:hanging="360"/>
+      </w:pPr>
+      <w:rPr>
+        <w:rFonts w:ascii="Symbol" w:hAnsi="Symbol" w:hint="default"/>
+        <w:sz w:val="20"/>
+      </w:rPr>
+    </w:lvl>
+    <w:lvl w:ilvl="8" w:tentative="1">
+      <w:start w:val="1"/>
+      <w:numFmt w:val="bullet"/>
+      <w:lvlText w:val=""/>
+      <w:lvlJc w:val="left"/>
+      <w:pPr>
+        <w:tabs>
+          <w:tab w:val="num" w:pos="6480"/>
+        </w:tabs>
+        <w:ind w:left="6480" w:hanging="360"/>
+      </w:pPr>
+      <w:rPr>
+        <w:rFonts w:ascii="Symbol" w:hAnsi="Symbol" w:hint="default"/>
+        <w:sz w:val="20"/>
+      </w:rPr>
+    </w:lvl>
+  </w:abstractNum>
+  <w:abstractNum w:abstractNumId="31" w15:restartNumberingAfterBreak="0">
     <w:nsid w:val="72F27E9B"/>
     <w:multiLevelType w:val="multilevel"/>
     <w:tmpl w:val="AD2AAD48"/>
@@ -14168,7 +19058,454 @@
       </w:pPr>
     </w:lvl>
   </w:abstractNum>
-  <w:abstractNum w:abstractNumId="11" w15:restartNumberingAfterBreak="0">
+  <w:abstractNum w:abstractNumId="32" w15:restartNumberingAfterBreak="0">
+    <w:nsid w:val="73106ADF"/>
+    <w:multiLevelType w:val="multilevel"/>
+    <w:tmpl w:val="6F2A15F6"/>
+    <w:lvl w:ilvl="0">
+      <w:start w:val="1"/>
+      <w:numFmt w:val="bullet"/>
+      <w:lvlText w:val=""/>
+      <w:lvlJc w:val="left"/>
+      <w:pPr>
+        <w:tabs>
+          <w:tab w:val="num" w:pos="720"/>
+        </w:tabs>
+        <w:ind w:left="720" w:hanging="360"/>
+      </w:pPr>
+      <w:rPr>
+        <w:rFonts w:ascii="Symbol" w:hAnsi="Symbol" w:hint="default"/>
+        <w:sz w:val="20"/>
+      </w:rPr>
+    </w:lvl>
+    <w:lvl w:ilvl="1">
+      <w:start w:val="1"/>
+      <w:numFmt w:val="bullet"/>
+      <w:lvlText w:val=""/>
+      <w:lvlJc w:val="left"/>
+      <w:pPr>
+        <w:tabs>
+          <w:tab w:val="num" w:pos="1440"/>
+        </w:tabs>
+        <w:ind w:left="1440" w:hanging="360"/>
+      </w:pPr>
+      <w:rPr>
+        <w:rFonts w:ascii="Symbol" w:hAnsi="Symbol" w:hint="default"/>
+        <w:sz w:val="20"/>
+      </w:rPr>
+    </w:lvl>
+    <w:lvl w:ilvl="2" w:tentative="1">
+      <w:start w:val="1"/>
+      <w:numFmt w:val="bullet"/>
+      <w:lvlText w:val=""/>
+      <w:lvlJc w:val="left"/>
+      <w:pPr>
+        <w:tabs>
+          <w:tab w:val="num" w:pos="2160"/>
+        </w:tabs>
+        <w:ind w:left="2160" w:hanging="360"/>
+      </w:pPr>
+      <w:rPr>
+        <w:rFonts w:ascii="Symbol" w:hAnsi="Symbol" w:hint="default"/>
+        <w:sz w:val="20"/>
+      </w:rPr>
+    </w:lvl>
+    <w:lvl w:ilvl="3" w:tentative="1">
+      <w:start w:val="1"/>
+      <w:numFmt w:val="bullet"/>
+      <w:lvlText w:val=""/>
+      <w:lvlJc w:val="left"/>
+      <w:pPr>
+        <w:tabs>
+          <w:tab w:val="num" w:pos="2880"/>
+        </w:tabs>
+        <w:ind w:left="2880" w:hanging="360"/>
+      </w:pPr>
+      <w:rPr>
+        <w:rFonts w:ascii="Symbol" w:hAnsi="Symbol" w:hint="default"/>
+        <w:sz w:val="20"/>
+      </w:rPr>
+    </w:lvl>
+    <w:lvl w:ilvl="4" w:tentative="1">
+      <w:start w:val="1"/>
+      <w:numFmt w:val="bullet"/>
+      <w:lvlText w:val=""/>
+      <w:lvlJc w:val="left"/>
+      <w:pPr>
+        <w:tabs>
+          <w:tab w:val="num" w:pos="3600"/>
+        </w:tabs>
+        <w:ind w:left="3600" w:hanging="360"/>
+      </w:pPr>
+      <w:rPr>
+        <w:rFonts w:ascii="Symbol" w:hAnsi="Symbol" w:hint="default"/>
+        <w:sz w:val="20"/>
+      </w:rPr>
+    </w:lvl>
+    <w:lvl w:ilvl="5" w:tentative="1">
+      <w:start w:val="1"/>
+      <w:numFmt w:val="bullet"/>
+      <w:lvlText w:val=""/>
+      <w:lvlJc w:val="left"/>
+      <w:pPr>
+        <w:tabs>
+          <w:tab w:val="num" w:pos="4320"/>
+        </w:tabs>
+        <w:ind w:left="4320" w:hanging="360"/>
+      </w:pPr>
+      <w:rPr>
+        <w:rFonts w:ascii="Symbol" w:hAnsi="Symbol" w:hint="default"/>
+        <w:sz w:val="20"/>
+      </w:rPr>
+    </w:lvl>
+    <w:lvl w:ilvl="6" w:tentative="1">
+      <w:start w:val="1"/>
+      <w:numFmt w:val="bullet"/>
+      <w:lvlText w:val=""/>
+      <w:lvlJc w:val="left"/>
+      <w:pPr>
+        <w:tabs>
+          <w:tab w:val="num" w:pos="5040"/>
+        </w:tabs>
+        <w:ind w:left="5040" w:hanging="360"/>
+      </w:pPr>
+      <w:rPr>
+        <w:rFonts w:ascii="Symbol" w:hAnsi="Symbol" w:hint="default"/>
+        <w:sz w:val="20"/>
+      </w:rPr>
+    </w:lvl>
+    <w:lvl w:ilvl="7" w:tentative="1">
+      <w:start w:val="1"/>
+      <w:numFmt w:val="bullet"/>
+      <w:lvlText w:val=""/>
+      <w:lvlJc w:val="left"/>
+      <w:pPr>
+        <w:tabs>
+          <w:tab w:val="num" w:pos="5760"/>
+        </w:tabs>
+        <w:ind w:left="5760" w:hanging="360"/>
+      </w:pPr>
+      <w:rPr>
+        <w:rFonts w:ascii="Symbol" w:hAnsi="Symbol" w:hint="default"/>
+        <w:sz w:val="20"/>
+      </w:rPr>
+    </w:lvl>
+    <w:lvl w:ilvl="8" w:tentative="1">
+      <w:start w:val="1"/>
+      <w:numFmt w:val="bullet"/>
+      <w:lvlText w:val=""/>
+      <w:lvlJc w:val="left"/>
+      <w:pPr>
+        <w:tabs>
+          <w:tab w:val="num" w:pos="6480"/>
+        </w:tabs>
+        <w:ind w:left="6480" w:hanging="360"/>
+      </w:pPr>
+      <w:rPr>
+        <w:rFonts w:ascii="Symbol" w:hAnsi="Symbol" w:hint="default"/>
+        <w:sz w:val="20"/>
+      </w:rPr>
+    </w:lvl>
+  </w:abstractNum>
+  <w:abstractNum w:abstractNumId="33" w15:restartNumberingAfterBreak="0">
+    <w:nsid w:val="73513571"/>
+    <w:multiLevelType w:val="multilevel"/>
+    <w:tmpl w:val="F2565370"/>
+    <w:lvl w:ilvl="0">
+      <w:start w:val="1"/>
+      <w:numFmt w:val="bullet"/>
+      <w:lvlText w:val=""/>
+      <w:lvlJc w:val="left"/>
+      <w:pPr>
+        <w:tabs>
+          <w:tab w:val="num" w:pos="720"/>
+        </w:tabs>
+        <w:ind w:left="720" w:hanging="360"/>
+      </w:pPr>
+      <w:rPr>
+        <w:rFonts w:ascii="Symbol" w:hAnsi="Symbol" w:hint="default"/>
+        <w:sz w:val="20"/>
+      </w:rPr>
+    </w:lvl>
+    <w:lvl w:ilvl="1" w:tentative="1">
+      <w:start w:val="1"/>
+      <w:numFmt w:val="bullet"/>
+      <w:lvlText w:val=""/>
+      <w:lvlJc w:val="left"/>
+      <w:pPr>
+        <w:tabs>
+          <w:tab w:val="num" w:pos="1440"/>
+        </w:tabs>
+        <w:ind w:left="1440" w:hanging="360"/>
+      </w:pPr>
+      <w:rPr>
+        <w:rFonts w:ascii="Symbol" w:hAnsi="Symbol" w:hint="default"/>
+        <w:sz w:val="20"/>
+      </w:rPr>
+    </w:lvl>
+    <w:lvl w:ilvl="2" w:tentative="1">
+      <w:start w:val="1"/>
+      <w:numFmt w:val="bullet"/>
+      <w:lvlText w:val=""/>
+      <w:lvlJc w:val="left"/>
+      <w:pPr>
+        <w:tabs>
+          <w:tab w:val="num" w:pos="2160"/>
+        </w:tabs>
+        <w:ind w:left="2160" w:hanging="360"/>
+      </w:pPr>
+      <w:rPr>
+        <w:rFonts w:ascii="Symbol" w:hAnsi="Symbol" w:hint="default"/>
+        <w:sz w:val="20"/>
+      </w:rPr>
+    </w:lvl>
+    <w:lvl w:ilvl="3" w:tentative="1">
+      <w:start w:val="1"/>
+      <w:numFmt w:val="bullet"/>
+      <w:lvlText w:val=""/>
+      <w:lvlJc w:val="left"/>
+      <w:pPr>
+        <w:tabs>
+          <w:tab w:val="num" w:pos="2880"/>
+        </w:tabs>
+        <w:ind w:left="2880" w:hanging="360"/>
+      </w:pPr>
+      <w:rPr>
+        <w:rFonts w:ascii="Symbol" w:hAnsi="Symbol" w:hint="default"/>
+        <w:sz w:val="20"/>
+      </w:rPr>
+    </w:lvl>
+    <w:lvl w:ilvl="4" w:tentative="1">
+      <w:start w:val="1"/>
+      <w:numFmt w:val="bullet"/>
+      <w:lvlText w:val=""/>
+      <w:lvlJc w:val="left"/>
+      <w:pPr>
+        <w:tabs>
+          <w:tab w:val="num" w:pos="3600"/>
+        </w:tabs>
+        <w:ind w:left="3600" w:hanging="360"/>
+      </w:pPr>
+      <w:rPr>
+        <w:rFonts w:ascii="Symbol" w:hAnsi="Symbol" w:hint="default"/>
+        <w:sz w:val="20"/>
+      </w:rPr>
+    </w:lvl>
+    <w:lvl w:ilvl="5" w:tentative="1">
+      <w:start w:val="1"/>
+      <w:numFmt w:val="bullet"/>
+      <w:lvlText w:val=""/>
+      <w:lvlJc w:val="left"/>
+      <w:pPr>
+        <w:tabs>
+          <w:tab w:val="num" w:pos="4320"/>
+        </w:tabs>
+        <w:ind w:left="4320" w:hanging="360"/>
+      </w:pPr>
+      <w:rPr>
+        <w:rFonts w:ascii="Symbol" w:hAnsi="Symbol" w:hint="default"/>
+        <w:sz w:val="20"/>
+      </w:rPr>
+    </w:lvl>
+    <w:lvl w:ilvl="6" w:tentative="1">
+      <w:start w:val="1"/>
+      <w:numFmt w:val="bullet"/>
+      <w:lvlText w:val=""/>
+      <w:lvlJc w:val="left"/>
+      <w:pPr>
+        <w:tabs>
+          <w:tab w:val="num" w:pos="5040"/>
+        </w:tabs>
+        <w:ind w:left="5040" w:hanging="360"/>
+      </w:pPr>
+      <w:rPr>
+        <w:rFonts w:ascii="Symbol" w:hAnsi="Symbol" w:hint="default"/>
+        <w:sz w:val="20"/>
+      </w:rPr>
+    </w:lvl>
+    <w:lvl w:ilvl="7" w:tentative="1">
+      <w:start w:val="1"/>
+      <w:numFmt w:val="bullet"/>
+      <w:lvlText w:val=""/>
+      <w:lvlJc w:val="left"/>
+      <w:pPr>
+        <w:tabs>
+          <w:tab w:val="num" w:pos="5760"/>
+        </w:tabs>
+        <w:ind w:left="5760" w:hanging="360"/>
+      </w:pPr>
+      <w:rPr>
+        <w:rFonts w:ascii="Symbol" w:hAnsi="Symbol" w:hint="default"/>
+        <w:sz w:val="20"/>
+      </w:rPr>
+    </w:lvl>
+    <w:lvl w:ilvl="8" w:tentative="1">
+      <w:start w:val="1"/>
+      <w:numFmt w:val="bullet"/>
+      <w:lvlText w:val=""/>
+      <w:lvlJc w:val="left"/>
+      <w:pPr>
+        <w:tabs>
+          <w:tab w:val="num" w:pos="6480"/>
+        </w:tabs>
+        <w:ind w:left="6480" w:hanging="360"/>
+      </w:pPr>
+      <w:rPr>
+        <w:rFonts w:ascii="Symbol" w:hAnsi="Symbol" w:hint="default"/>
+        <w:sz w:val="20"/>
+      </w:rPr>
+    </w:lvl>
+  </w:abstractNum>
+  <w:abstractNum w:abstractNumId="34" w15:restartNumberingAfterBreak="0">
+    <w:nsid w:val="74D271AC"/>
+    <w:multiLevelType w:val="multilevel"/>
+    <w:tmpl w:val="262E09D6"/>
+    <w:lvl w:ilvl="0">
+      <w:start w:val="1"/>
+      <w:numFmt w:val="bullet"/>
+      <w:lvlText w:val="o"/>
+      <w:lvlJc w:val="left"/>
+      <w:pPr>
+        <w:tabs>
+          <w:tab w:val="num" w:pos="720"/>
+        </w:tabs>
+        <w:ind w:left="720" w:hanging="360"/>
+      </w:pPr>
+      <w:rPr>
+        <w:rFonts w:ascii="Courier New" w:hAnsi="Courier New" w:hint="default"/>
+        <w:sz w:val="20"/>
+      </w:rPr>
+    </w:lvl>
+    <w:lvl w:ilvl="1" w:tentative="1">
+      <w:start w:val="1"/>
+      <w:numFmt w:val="bullet"/>
+      <w:lvlText w:val="o"/>
+      <w:lvlJc w:val="left"/>
+      <w:pPr>
+        <w:tabs>
+          <w:tab w:val="num" w:pos="1440"/>
+        </w:tabs>
+        <w:ind w:left="1440" w:hanging="360"/>
+      </w:pPr>
+      <w:rPr>
+        <w:rFonts w:ascii="Courier New" w:hAnsi="Courier New" w:hint="default"/>
+        <w:sz w:val="20"/>
+      </w:rPr>
+    </w:lvl>
+    <w:lvl w:ilvl="2" w:tentative="1">
+      <w:start w:val="1"/>
+      <w:numFmt w:val="bullet"/>
+      <w:lvlText w:val="o"/>
+      <w:lvlJc w:val="left"/>
+      <w:pPr>
+        <w:tabs>
+          <w:tab w:val="num" w:pos="2160"/>
+        </w:tabs>
+        <w:ind w:left="2160" w:hanging="360"/>
+      </w:pPr>
+      <w:rPr>
+        <w:rFonts w:ascii="Courier New" w:hAnsi="Courier New" w:hint="default"/>
+        <w:sz w:val="20"/>
+      </w:rPr>
+    </w:lvl>
+    <w:lvl w:ilvl="3" w:tentative="1">
+      <w:start w:val="1"/>
+      <w:numFmt w:val="bullet"/>
+      <w:lvlText w:val="o"/>
+      <w:lvlJc w:val="left"/>
+      <w:pPr>
+        <w:tabs>
+          <w:tab w:val="num" w:pos="2880"/>
+        </w:tabs>
+        <w:ind w:left="2880" w:hanging="360"/>
+      </w:pPr>
+      <w:rPr>
+        <w:rFonts w:ascii="Courier New" w:hAnsi="Courier New" w:hint="default"/>
+        <w:sz w:val="20"/>
+      </w:rPr>
+    </w:lvl>
+    <w:lvl w:ilvl="4" w:tentative="1">
+      <w:start w:val="1"/>
+      <w:numFmt w:val="bullet"/>
+      <w:lvlText w:val="o"/>
+      <w:lvlJc w:val="left"/>
+      <w:pPr>
+        <w:tabs>
+          <w:tab w:val="num" w:pos="3600"/>
+        </w:tabs>
+        <w:ind w:left="3600" w:hanging="360"/>
+      </w:pPr>
+      <w:rPr>
+        <w:rFonts w:ascii="Courier New" w:hAnsi="Courier New" w:hint="default"/>
+        <w:sz w:val="20"/>
+      </w:rPr>
+    </w:lvl>
+    <w:lvl w:ilvl="5" w:tentative="1">
+      <w:start w:val="1"/>
+      <w:numFmt w:val="bullet"/>
+      <w:lvlText w:val="o"/>
+      <w:lvlJc w:val="left"/>
+      <w:pPr>
+        <w:tabs>
+          <w:tab w:val="num" w:pos="4320"/>
+        </w:tabs>
+        <w:ind w:left="4320" w:hanging="360"/>
+      </w:pPr>
+      <w:rPr>
+        <w:rFonts w:ascii="Courier New" w:hAnsi="Courier New" w:hint="default"/>
+        <w:sz w:val="20"/>
+      </w:rPr>
+    </w:lvl>
+    <w:lvl w:ilvl="6" w:tentative="1">
+      <w:start w:val="1"/>
+      <w:numFmt w:val="bullet"/>
+      <w:lvlText w:val="o"/>
+      <w:lvlJc w:val="left"/>
+      <w:pPr>
+        <w:tabs>
+          <w:tab w:val="num" w:pos="5040"/>
+        </w:tabs>
+        <w:ind w:left="5040" w:hanging="360"/>
+      </w:pPr>
+      <w:rPr>
+        <w:rFonts w:ascii="Courier New" w:hAnsi="Courier New" w:hint="default"/>
+        <w:sz w:val="20"/>
+      </w:rPr>
+    </w:lvl>
+    <w:lvl w:ilvl="7" w:tentative="1">
+      <w:start w:val="1"/>
+      <w:numFmt w:val="bullet"/>
+      <w:lvlText w:val="o"/>
+      <w:lvlJc w:val="left"/>
+      <w:pPr>
+        <w:tabs>
+          <w:tab w:val="num" w:pos="5760"/>
+        </w:tabs>
+        <w:ind w:left="5760" w:hanging="360"/>
+      </w:pPr>
+      <w:rPr>
+        <w:rFonts w:ascii="Courier New" w:hAnsi="Courier New" w:hint="default"/>
+        <w:sz w:val="20"/>
+      </w:rPr>
+    </w:lvl>
+    <w:lvl w:ilvl="8" w:tentative="1">
+      <w:start w:val="1"/>
+      <w:numFmt w:val="bullet"/>
+      <w:lvlText w:val="o"/>
+      <w:lvlJc w:val="left"/>
+      <w:pPr>
+        <w:tabs>
+          <w:tab w:val="num" w:pos="6480"/>
+        </w:tabs>
+        <w:ind w:left="6480" w:hanging="360"/>
+      </w:pPr>
+      <w:rPr>
+        <w:rFonts w:ascii="Courier New" w:hAnsi="Courier New" w:hint="default"/>
+        <w:sz w:val="20"/>
+      </w:rPr>
+    </w:lvl>
+  </w:abstractNum>
+  <w:abstractNum w:abstractNumId="35" w15:restartNumberingAfterBreak="0">
     <w:nsid w:val="75DD6158"/>
     <w:multiLevelType w:val="multilevel"/>
     <w:tmpl w:val="6D721BF4"/>
@@ -14285,7 +19622,603 @@
       </w:pPr>
     </w:lvl>
   </w:abstractNum>
-  <w:abstractNum w:abstractNumId="12" w15:restartNumberingAfterBreak="0">
+  <w:abstractNum w:abstractNumId="36" w15:restartNumberingAfterBreak="0">
+    <w:nsid w:val="761F4D77"/>
+    <w:multiLevelType w:val="multilevel"/>
+    <w:tmpl w:val="497C98E8"/>
+    <w:lvl w:ilvl="0">
+      <w:start w:val="1"/>
+      <w:numFmt w:val="bullet"/>
+      <w:lvlText w:val=""/>
+      <w:lvlJc w:val="left"/>
+      <w:pPr>
+        <w:tabs>
+          <w:tab w:val="num" w:pos="720"/>
+        </w:tabs>
+        <w:ind w:left="720" w:hanging="360"/>
+      </w:pPr>
+      <w:rPr>
+        <w:rFonts w:ascii="Symbol" w:hAnsi="Symbol" w:hint="default"/>
+        <w:sz w:val="20"/>
+      </w:rPr>
+    </w:lvl>
+    <w:lvl w:ilvl="1" w:tentative="1">
+      <w:start w:val="1"/>
+      <w:numFmt w:val="bullet"/>
+      <w:lvlText w:val=""/>
+      <w:lvlJc w:val="left"/>
+      <w:pPr>
+        <w:tabs>
+          <w:tab w:val="num" w:pos="1440"/>
+        </w:tabs>
+        <w:ind w:left="1440" w:hanging="360"/>
+      </w:pPr>
+      <w:rPr>
+        <w:rFonts w:ascii="Symbol" w:hAnsi="Symbol" w:hint="default"/>
+        <w:sz w:val="20"/>
+      </w:rPr>
+    </w:lvl>
+    <w:lvl w:ilvl="2" w:tentative="1">
+      <w:start w:val="1"/>
+      <w:numFmt w:val="bullet"/>
+      <w:lvlText w:val=""/>
+      <w:lvlJc w:val="left"/>
+      <w:pPr>
+        <w:tabs>
+          <w:tab w:val="num" w:pos="2160"/>
+        </w:tabs>
+        <w:ind w:left="2160" w:hanging="360"/>
+      </w:pPr>
+      <w:rPr>
+        <w:rFonts w:ascii="Symbol" w:hAnsi="Symbol" w:hint="default"/>
+        <w:sz w:val="20"/>
+      </w:rPr>
+    </w:lvl>
+    <w:lvl w:ilvl="3" w:tentative="1">
+      <w:start w:val="1"/>
+      <w:numFmt w:val="bullet"/>
+      <w:lvlText w:val=""/>
+      <w:lvlJc w:val="left"/>
+      <w:pPr>
+        <w:tabs>
+          <w:tab w:val="num" w:pos="2880"/>
+        </w:tabs>
+        <w:ind w:left="2880" w:hanging="360"/>
+      </w:pPr>
+      <w:rPr>
+        <w:rFonts w:ascii="Symbol" w:hAnsi="Symbol" w:hint="default"/>
+        <w:sz w:val="20"/>
+      </w:rPr>
+    </w:lvl>
+    <w:lvl w:ilvl="4" w:tentative="1">
+      <w:start w:val="1"/>
+      <w:numFmt w:val="bullet"/>
+      <w:lvlText w:val=""/>
+      <w:lvlJc w:val="left"/>
+      <w:pPr>
+        <w:tabs>
+          <w:tab w:val="num" w:pos="3600"/>
+        </w:tabs>
+        <w:ind w:left="3600" w:hanging="360"/>
+      </w:pPr>
+      <w:rPr>
+        <w:rFonts w:ascii="Symbol" w:hAnsi="Symbol" w:hint="default"/>
+        <w:sz w:val="20"/>
+      </w:rPr>
+    </w:lvl>
+    <w:lvl w:ilvl="5" w:tentative="1">
+      <w:start w:val="1"/>
+      <w:numFmt w:val="bullet"/>
+      <w:lvlText w:val=""/>
+      <w:lvlJc w:val="left"/>
+      <w:pPr>
+        <w:tabs>
+          <w:tab w:val="num" w:pos="4320"/>
+        </w:tabs>
+        <w:ind w:left="4320" w:hanging="360"/>
+      </w:pPr>
+      <w:rPr>
+        <w:rFonts w:ascii="Symbol" w:hAnsi="Symbol" w:hint="default"/>
+        <w:sz w:val="20"/>
+      </w:rPr>
+    </w:lvl>
+    <w:lvl w:ilvl="6" w:tentative="1">
+      <w:start w:val="1"/>
+      <w:numFmt w:val="bullet"/>
+      <w:lvlText w:val=""/>
+      <w:lvlJc w:val="left"/>
+      <w:pPr>
+        <w:tabs>
+          <w:tab w:val="num" w:pos="5040"/>
+        </w:tabs>
+        <w:ind w:left="5040" w:hanging="360"/>
+      </w:pPr>
+      <w:rPr>
+        <w:rFonts w:ascii="Symbol" w:hAnsi="Symbol" w:hint="default"/>
+        <w:sz w:val="20"/>
+      </w:rPr>
+    </w:lvl>
+    <w:lvl w:ilvl="7" w:tentative="1">
+      <w:start w:val="1"/>
+      <w:numFmt w:val="bullet"/>
+      <w:lvlText w:val=""/>
+      <w:lvlJc w:val="left"/>
+      <w:pPr>
+        <w:tabs>
+          <w:tab w:val="num" w:pos="5760"/>
+        </w:tabs>
+        <w:ind w:left="5760" w:hanging="360"/>
+      </w:pPr>
+      <w:rPr>
+        <w:rFonts w:ascii="Symbol" w:hAnsi="Symbol" w:hint="default"/>
+        <w:sz w:val="20"/>
+      </w:rPr>
+    </w:lvl>
+    <w:lvl w:ilvl="8" w:tentative="1">
+      <w:start w:val="1"/>
+      <w:numFmt w:val="bullet"/>
+      <w:lvlText w:val=""/>
+      <w:lvlJc w:val="left"/>
+      <w:pPr>
+        <w:tabs>
+          <w:tab w:val="num" w:pos="6480"/>
+        </w:tabs>
+        <w:ind w:left="6480" w:hanging="360"/>
+      </w:pPr>
+      <w:rPr>
+        <w:rFonts w:ascii="Symbol" w:hAnsi="Symbol" w:hint="default"/>
+        <w:sz w:val="20"/>
+      </w:rPr>
+    </w:lvl>
+  </w:abstractNum>
+  <w:abstractNum w:abstractNumId="37" w15:restartNumberingAfterBreak="0">
+    <w:nsid w:val="76FD0748"/>
+    <w:multiLevelType w:val="multilevel"/>
+    <w:tmpl w:val="25D6FBC0"/>
+    <w:lvl w:ilvl="0">
+      <w:start w:val="1"/>
+      <w:numFmt w:val="bullet"/>
+      <w:lvlText w:val=""/>
+      <w:lvlJc w:val="left"/>
+      <w:pPr>
+        <w:tabs>
+          <w:tab w:val="num" w:pos="720"/>
+        </w:tabs>
+        <w:ind w:left="720" w:hanging="360"/>
+      </w:pPr>
+      <w:rPr>
+        <w:rFonts w:ascii="Symbol" w:hAnsi="Symbol" w:hint="default"/>
+        <w:sz w:val="20"/>
+      </w:rPr>
+    </w:lvl>
+    <w:lvl w:ilvl="1">
+      <w:start w:val="1"/>
+      <w:numFmt w:val="bullet"/>
+      <w:lvlText w:val=""/>
+      <w:lvlJc w:val="left"/>
+      <w:pPr>
+        <w:tabs>
+          <w:tab w:val="num" w:pos="1440"/>
+        </w:tabs>
+        <w:ind w:left="1440" w:hanging="360"/>
+      </w:pPr>
+      <w:rPr>
+        <w:rFonts w:ascii="Symbol" w:hAnsi="Symbol" w:hint="default"/>
+        <w:sz w:val="20"/>
+      </w:rPr>
+    </w:lvl>
+    <w:lvl w:ilvl="2" w:tentative="1">
+      <w:start w:val="1"/>
+      <w:numFmt w:val="bullet"/>
+      <w:lvlText w:val=""/>
+      <w:lvlJc w:val="left"/>
+      <w:pPr>
+        <w:tabs>
+          <w:tab w:val="num" w:pos="2160"/>
+        </w:tabs>
+        <w:ind w:left="2160" w:hanging="360"/>
+      </w:pPr>
+      <w:rPr>
+        <w:rFonts w:ascii="Symbol" w:hAnsi="Symbol" w:hint="default"/>
+        <w:sz w:val="20"/>
+      </w:rPr>
+    </w:lvl>
+    <w:lvl w:ilvl="3" w:tentative="1">
+      <w:start w:val="1"/>
+      <w:numFmt w:val="bullet"/>
+      <w:lvlText w:val=""/>
+      <w:lvlJc w:val="left"/>
+      <w:pPr>
+        <w:tabs>
+          <w:tab w:val="num" w:pos="2880"/>
+        </w:tabs>
+        <w:ind w:left="2880" w:hanging="360"/>
+      </w:pPr>
+      <w:rPr>
+        <w:rFonts w:ascii="Symbol" w:hAnsi="Symbol" w:hint="default"/>
+        <w:sz w:val="20"/>
+      </w:rPr>
+    </w:lvl>
+    <w:lvl w:ilvl="4" w:tentative="1">
+      <w:start w:val="1"/>
+      <w:numFmt w:val="bullet"/>
+      <w:lvlText w:val=""/>
+      <w:lvlJc w:val="left"/>
+      <w:pPr>
+        <w:tabs>
+          <w:tab w:val="num" w:pos="3600"/>
+        </w:tabs>
+        <w:ind w:left="3600" w:hanging="360"/>
+      </w:pPr>
+      <w:rPr>
+        <w:rFonts w:ascii="Symbol" w:hAnsi="Symbol" w:hint="default"/>
+        <w:sz w:val="20"/>
+      </w:rPr>
+    </w:lvl>
+    <w:lvl w:ilvl="5" w:tentative="1">
+      <w:start w:val="1"/>
+      <w:numFmt w:val="bullet"/>
+      <w:lvlText w:val=""/>
+      <w:lvlJc w:val="left"/>
+      <w:pPr>
+        <w:tabs>
+          <w:tab w:val="num" w:pos="4320"/>
+        </w:tabs>
+        <w:ind w:left="4320" w:hanging="360"/>
+      </w:pPr>
+      <w:rPr>
+        <w:rFonts w:ascii="Symbol" w:hAnsi="Symbol" w:hint="default"/>
+        <w:sz w:val="20"/>
+      </w:rPr>
+    </w:lvl>
+    <w:lvl w:ilvl="6" w:tentative="1">
+      <w:start w:val="1"/>
+      <w:numFmt w:val="bullet"/>
+      <w:lvlText w:val=""/>
+      <w:lvlJc w:val="left"/>
+      <w:pPr>
+        <w:tabs>
+          <w:tab w:val="num" w:pos="5040"/>
+        </w:tabs>
+        <w:ind w:left="5040" w:hanging="360"/>
+      </w:pPr>
+      <w:rPr>
+        <w:rFonts w:ascii="Symbol" w:hAnsi="Symbol" w:hint="default"/>
+        <w:sz w:val="20"/>
+      </w:rPr>
+    </w:lvl>
+    <w:lvl w:ilvl="7" w:tentative="1">
+      <w:start w:val="1"/>
+      <w:numFmt w:val="bullet"/>
+      <w:lvlText w:val=""/>
+      <w:lvlJc w:val="left"/>
+      <w:pPr>
+        <w:tabs>
+          <w:tab w:val="num" w:pos="5760"/>
+        </w:tabs>
+        <w:ind w:left="5760" w:hanging="360"/>
+      </w:pPr>
+      <w:rPr>
+        <w:rFonts w:ascii="Symbol" w:hAnsi="Symbol" w:hint="default"/>
+        <w:sz w:val="20"/>
+      </w:rPr>
+    </w:lvl>
+    <w:lvl w:ilvl="8" w:tentative="1">
+      <w:start w:val="1"/>
+      <w:numFmt w:val="bullet"/>
+      <w:lvlText w:val=""/>
+      <w:lvlJc w:val="left"/>
+      <w:pPr>
+        <w:tabs>
+          <w:tab w:val="num" w:pos="6480"/>
+        </w:tabs>
+        <w:ind w:left="6480" w:hanging="360"/>
+      </w:pPr>
+      <w:rPr>
+        <w:rFonts w:ascii="Symbol" w:hAnsi="Symbol" w:hint="default"/>
+        <w:sz w:val="20"/>
+      </w:rPr>
+    </w:lvl>
+  </w:abstractNum>
+  <w:abstractNum w:abstractNumId="38" w15:restartNumberingAfterBreak="0">
+    <w:nsid w:val="770C5D25"/>
+    <w:multiLevelType w:val="multilevel"/>
+    <w:tmpl w:val="17B4B282"/>
+    <w:lvl w:ilvl="0">
+      <w:start w:val="1"/>
+      <w:numFmt w:val="bullet"/>
+      <w:lvlText w:val="o"/>
+      <w:lvlJc w:val="left"/>
+      <w:pPr>
+        <w:tabs>
+          <w:tab w:val="num" w:pos="720"/>
+        </w:tabs>
+        <w:ind w:left="720" w:hanging="360"/>
+      </w:pPr>
+      <w:rPr>
+        <w:rFonts w:ascii="Courier New" w:hAnsi="Courier New" w:hint="default"/>
+        <w:sz w:val="20"/>
+      </w:rPr>
+    </w:lvl>
+    <w:lvl w:ilvl="1" w:tentative="1">
+      <w:start w:val="1"/>
+      <w:numFmt w:val="bullet"/>
+      <w:lvlText w:val="o"/>
+      <w:lvlJc w:val="left"/>
+      <w:pPr>
+        <w:tabs>
+          <w:tab w:val="num" w:pos="1440"/>
+        </w:tabs>
+        <w:ind w:left="1440" w:hanging="360"/>
+      </w:pPr>
+      <w:rPr>
+        <w:rFonts w:ascii="Courier New" w:hAnsi="Courier New" w:hint="default"/>
+        <w:sz w:val="20"/>
+      </w:rPr>
+    </w:lvl>
+    <w:lvl w:ilvl="2" w:tentative="1">
+      <w:start w:val="1"/>
+      <w:numFmt w:val="bullet"/>
+      <w:lvlText w:val="o"/>
+      <w:lvlJc w:val="left"/>
+      <w:pPr>
+        <w:tabs>
+          <w:tab w:val="num" w:pos="2160"/>
+        </w:tabs>
+        <w:ind w:left="2160" w:hanging="360"/>
+      </w:pPr>
+      <w:rPr>
+        <w:rFonts w:ascii="Courier New" w:hAnsi="Courier New" w:hint="default"/>
+        <w:sz w:val="20"/>
+      </w:rPr>
+    </w:lvl>
+    <w:lvl w:ilvl="3" w:tentative="1">
+      <w:start w:val="1"/>
+      <w:numFmt w:val="bullet"/>
+      <w:lvlText w:val="o"/>
+      <w:lvlJc w:val="left"/>
+      <w:pPr>
+        <w:tabs>
+          <w:tab w:val="num" w:pos="2880"/>
+        </w:tabs>
+        <w:ind w:left="2880" w:hanging="360"/>
+      </w:pPr>
+      <w:rPr>
+        <w:rFonts w:ascii="Courier New" w:hAnsi="Courier New" w:hint="default"/>
+        <w:sz w:val="20"/>
+      </w:rPr>
+    </w:lvl>
+    <w:lvl w:ilvl="4" w:tentative="1">
+      <w:start w:val="1"/>
+      <w:numFmt w:val="bullet"/>
+      <w:lvlText w:val="o"/>
+      <w:lvlJc w:val="left"/>
+      <w:pPr>
+        <w:tabs>
+          <w:tab w:val="num" w:pos="3600"/>
+        </w:tabs>
+        <w:ind w:left="3600" w:hanging="360"/>
+      </w:pPr>
+      <w:rPr>
+        <w:rFonts w:ascii="Courier New" w:hAnsi="Courier New" w:hint="default"/>
+        <w:sz w:val="20"/>
+      </w:rPr>
+    </w:lvl>
+    <w:lvl w:ilvl="5" w:tentative="1">
+      <w:start w:val="1"/>
+      <w:numFmt w:val="bullet"/>
+      <w:lvlText w:val="o"/>
+      <w:lvlJc w:val="left"/>
+      <w:pPr>
+        <w:tabs>
+          <w:tab w:val="num" w:pos="4320"/>
+        </w:tabs>
+        <w:ind w:left="4320" w:hanging="360"/>
+      </w:pPr>
+      <w:rPr>
+        <w:rFonts w:ascii="Courier New" w:hAnsi="Courier New" w:hint="default"/>
+        <w:sz w:val="20"/>
+      </w:rPr>
+    </w:lvl>
+    <w:lvl w:ilvl="6" w:tentative="1">
+      <w:start w:val="1"/>
+      <w:numFmt w:val="bullet"/>
+      <w:lvlText w:val="o"/>
+      <w:lvlJc w:val="left"/>
+      <w:pPr>
+        <w:tabs>
+          <w:tab w:val="num" w:pos="5040"/>
+        </w:tabs>
+        <w:ind w:left="5040" w:hanging="360"/>
+      </w:pPr>
+      <w:rPr>
+        <w:rFonts w:ascii="Courier New" w:hAnsi="Courier New" w:hint="default"/>
+        <w:sz w:val="20"/>
+      </w:rPr>
+    </w:lvl>
+    <w:lvl w:ilvl="7" w:tentative="1">
+      <w:start w:val="1"/>
+      <w:numFmt w:val="bullet"/>
+      <w:lvlText w:val="o"/>
+      <w:lvlJc w:val="left"/>
+      <w:pPr>
+        <w:tabs>
+          <w:tab w:val="num" w:pos="5760"/>
+        </w:tabs>
+        <w:ind w:left="5760" w:hanging="360"/>
+      </w:pPr>
+      <w:rPr>
+        <w:rFonts w:ascii="Courier New" w:hAnsi="Courier New" w:hint="default"/>
+        <w:sz w:val="20"/>
+      </w:rPr>
+    </w:lvl>
+    <w:lvl w:ilvl="8" w:tentative="1">
+      <w:start w:val="1"/>
+      <w:numFmt w:val="bullet"/>
+      <w:lvlText w:val="o"/>
+      <w:lvlJc w:val="left"/>
+      <w:pPr>
+        <w:tabs>
+          <w:tab w:val="num" w:pos="6480"/>
+        </w:tabs>
+        <w:ind w:left="6480" w:hanging="360"/>
+      </w:pPr>
+      <w:rPr>
+        <w:rFonts w:ascii="Courier New" w:hAnsi="Courier New" w:hint="default"/>
+        <w:sz w:val="20"/>
+      </w:rPr>
+    </w:lvl>
+  </w:abstractNum>
+  <w:abstractNum w:abstractNumId="39" w15:restartNumberingAfterBreak="0">
+    <w:nsid w:val="79590FDF"/>
+    <w:multiLevelType w:val="multilevel"/>
+    <w:tmpl w:val="257C8BA4"/>
+    <w:lvl w:ilvl="0">
+      <w:start w:val="1"/>
+      <w:numFmt w:val="bullet"/>
+      <w:lvlText w:val=""/>
+      <w:lvlJc w:val="left"/>
+      <w:pPr>
+        <w:tabs>
+          <w:tab w:val="num" w:pos="720"/>
+        </w:tabs>
+        <w:ind w:left="720" w:hanging="360"/>
+      </w:pPr>
+      <w:rPr>
+        <w:rFonts w:ascii="Symbol" w:hAnsi="Symbol" w:hint="default"/>
+        <w:sz w:val="20"/>
+      </w:rPr>
+    </w:lvl>
+    <w:lvl w:ilvl="1" w:tentative="1">
+      <w:start w:val="1"/>
+      <w:numFmt w:val="bullet"/>
+      <w:lvlText w:val=""/>
+      <w:lvlJc w:val="left"/>
+      <w:pPr>
+        <w:tabs>
+          <w:tab w:val="num" w:pos="1440"/>
+        </w:tabs>
+        <w:ind w:left="1440" w:hanging="360"/>
+      </w:pPr>
+      <w:rPr>
+        <w:rFonts w:ascii="Symbol" w:hAnsi="Symbol" w:hint="default"/>
+        <w:sz w:val="20"/>
+      </w:rPr>
+    </w:lvl>
+    <w:lvl w:ilvl="2" w:tentative="1">
+      <w:start w:val="1"/>
+      <w:numFmt w:val="bullet"/>
+      <w:lvlText w:val=""/>
+      <w:lvlJc w:val="left"/>
+      <w:pPr>
+        <w:tabs>
+          <w:tab w:val="num" w:pos="2160"/>
+        </w:tabs>
+        <w:ind w:left="2160" w:hanging="360"/>
+      </w:pPr>
+      <w:rPr>
+        <w:rFonts w:ascii="Symbol" w:hAnsi="Symbol" w:hint="default"/>
+        <w:sz w:val="20"/>
+      </w:rPr>
+    </w:lvl>
+    <w:lvl w:ilvl="3" w:tentative="1">
+      <w:start w:val="1"/>
+      <w:numFmt w:val="bullet"/>
+      <w:lvlText w:val=""/>
+      <w:lvlJc w:val="left"/>
+      <w:pPr>
+        <w:tabs>
+          <w:tab w:val="num" w:pos="2880"/>
+        </w:tabs>
+        <w:ind w:left="2880" w:hanging="360"/>
+      </w:pPr>
+      <w:rPr>
+        <w:rFonts w:ascii="Symbol" w:hAnsi="Symbol" w:hint="default"/>
+        <w:sz w:val="20"/>
+      </w:rPr>
+    </w:lvl>
+    <w:lvl w:ilvl="4" w:tentative="1">
+      <w:start w:val="1"/>
+      <w:numFmt w:val="bullet"/>
+      <w:lvlText w:val=""/>
+      <w:lvlJc w:val="left"/>
+      <w:pPr>
+        <w:tabs>
+          <w:tab w:val="num" w:pos="3600"/>
+        </w:tabs>
+        <w:ind w:left="3600" w:hanging="360"/>
+      </w:pPr>
+      <w:rPr>
+        <w:rFonts w:ascii="Symbol" w:hAnsi="Symbol" w:hint="default"/>
+        <w:sz w:val="20"/>
+      </w:rPr>
+    </w:lvl>
+    <w:lvl w:ilvl="5" w:tentative="1">
+      <w:start w:val="1"/>
+      <w:numFmt w:val="bullet"/>
+      <w:lvlText w:val=""/>
+      <w:lvlJc w:val="left"/>
+      <w:pPr>
+        <w:tabs>
+          <w:tab w:val="num" w:pos="4320"/>
+        </w:tabs>
+        <w:ind w:left="4320" w:hanging="360"/>
+      </w:pPr>
+      <w:rPr>
+        <w:rFonts w:ascii="Symbol" w:hAnsi="Symbol" w:hint="default"/>
+        <w:sz w:val="20"/>
+      </w:rPr>
+    </w:lvl>
+    <w:lvl w:ilvl="6" w:tentative="1">
+      <w:start w:val="1"/>
+      <w:numFmt w:val="bullet"/>
+      <w:lvlText w:val=""/>
+      <w:lvlJc w:val="left"/>
+      <w:pPr>
+        <w:tabs>
+          <w:tab w:val="num" w:pos="5040"/>
+        </w:tabs>
+        <w:ind w:left="5040" w:hanging="360"/>
+      </w:pPr>
+      <w:rPr>
+        <w:rFonts w:ascii="Symbol" w:hAnsi="Symbol" w:hint="default"/>
+        <w:sz w:val="20"/>
+      </w:rPr>
+    </w:lvl>
+    <w:lvl w:ilvl="7" w:tentative="1">
+      <w:start w:val="1"/>
+      <w:numFmt w:val="bullet"/>
+      <w:lvlText w:val=""/>
+      <w:lvlJc w:val="left"/>
+      <w:pPr>
+        <w:tabs>
+          <w:tab w:val="num" w:pos="5760"/>
+        </w:tabs>
+        <w:ind w:left="5760" w:hanging="360"/>
+      </w:pPr>
+      <w:rPr>
+        <w:rFonts w:ascii="Symbol" w:hAnsi="Symbol" w:hint="default"/>
+        <w:sz w:val="20"/>
+      </w:rPr>
+    </w:lvl>
+    <w:lvl w:ilvl="8" w:tentative="1">
+      <w:start w:val="1"/>
+      <w:numFmt w:val="bullet"/>
+      <w:lvlText w:val=""/>
+      <w:lvlJc w:val="left"/>
+      <w:pPr>
+        <w:tabs>
+          <w:tab w:val="num" w:pos="6480"/>
+        </w:tabs>
+        <w:ind w:left="6480" w:hanging="360"/>
+      </w:pPr>
+      <w:rPr>
+        <w:rFonts w:ascii="Symbol" w:hAnsi="Symbol" w:hint="default"/>
+        <w:sz w:val="20"/>
+      </w:rPr>
+    </w:lvl>
+  </w:abstractNum>
+  <w:abstractNum w:abstractNumId="40" w15:restartNumberingAfterBreak="0">
     <w:nsid w:val="7EDC09FC"/>
     <w:multiLevelType w:val="multilevel"/>
     <w:tmpl w:val="663A3684"/>
@@ -14435,22 +20368,22 @@
     </w:lvl>
   </w:abstractNum>
   <w:num w:numId="1" w16cid:durableId="2041929052">
-    <w:abstractNumId w:val="8"/>
+    <w:abstractNumId w:val="26"/>
   </w:num>
   <w:num w:numId="2" w16cid:durableId="1566647794">
-    <w:abstractNumId w:val="3"/>
+    <w:abstractNumId w:val="14"/>
   </w:num>
   <w:num w:numId="3" w16cid:durableId="1279798704">
-    <w:abstractNumId w:val="7"/>
+    <w:abstractNumId w:val="25"/>
   </w:num>
   <w:num w:numId="4" w16cid:durableId="270482141">
     <w:abstractNumId w:val="0"/>
   </w:num>
   <w:num w:numId="5" w16cid:durableId="1945771553">
-    <w:abstractNumId w:val="12"/>
+    <w:abstractNumId w:val="40"/>
   </w:num>
   <w:num w:numId="6" w16cid:durableId="1598950653">
-    <w:abstractNumId w:val="5"/>
+    <w:abstractNumId w:val="17"/>
   </w:num>
   <w:num w:numId="7" w16cid:durableId="1917546522">
     <w:abstractNumId w:val="1"/>
@@ -14462,34 +20395,145 @@
     </w:lvlOverride>
   </w:num>
   <w:num w:numId="9" w16cid:durableId="1789007620">
+    <w:abstractNumId w:val="15"/>
+    <w:lvlOverride w:ilvl="0">
+      <w:startOverride w:val="1"/>
+    </w:lvlOverride>
+  </w:num>
+  <w:num w:numId="10" w16cid:durableId="2047833265">
+    <w:abstractNumId w:val="10"/>
+    <w:lvlOverride w:ilvl="0">
+      <w:startOverride w:val="1"/>
+    </w:lvlOverride>
+  </w:num>
+  <w:num w:numId="11" w16cid:durableId="1444886475">
+    <w:abstractNumId w:val="29"/>
+    <w:lvlOverride w:ilvl="0">
+      <w:startOverride w:val="1"/>
+    </w:lvlOverride>
+  </w:num>
+  <w:num w:numId="12" w16cid:durableId="207691038">
+    <w:abstractNumId w:val="35"/>
+    <w:lvlOverride w:ilvl="0">
+      <w:startOverride w:val="1"/>
+    </w:lvlOverride>
+  </w:num>
+  <w:num w:numId="13" w16cid:durableId="1358459580">
+    <w:abstractNumId w:val="23"/>
+  </w:num>
+  <w:num w:numId="14" w16cid:durableId="1587886774">
+    <w:abstractNumId w:val="31"/>
+    <w:lvlOverride w:ilvl="0">
+      <w:startOverride w:val="1"/>
+    </w:lvlOverride>
+  </w:num>
+  <w:num w:numId="15" w16cid:durableId="1192571725">
+    <w:abstractNumId w:val="6"/>
+  </w:num>
+  <w:num w:numId="16" w16cid:durableId="1483500548">
+    <w:abstractNumId w:val="28"/>
+  </w:num>
+  <w:num w:numId="17" w16cid:durableId="1352223817">
+    <w:abstractNumId w:val="9"/>
+  </w:num>
+  <w:num w:numId="18" w16cid:durableId="1276516863">
+    <w:abstractNumId w:val="22"/>
+  </w:num>
+  <w:num w:numId="19" w16cid:durableId="1894078907">
+    <w:abstractNumId w:val="2"/>
+  </w:num>
+  <w:num w:numId="20" w16cid:durableId="670987138">
+    <w:abstractNumId w:val="24"/>
+  </w:num>
+  <w:num w:numId="21" w16cid:durableId="473791364">
+    <w:abstractNumId w:val="5"/>
+  </w:num>
+  <w:num w:numId="22" w16cid:durableId="1864203498">
+    <w:abstractNumId w:val="5"/>
+    <w:lvlOverride w:ilvl="2">
+      <w:startOverride w:val="1"/>
+    </w:lvlOverride>
+  </w:num>
+  <w:num w:numId="23" w16cid:durableId="1016032709">
+    <w:abstractNumId w:val="39"/>
+  </w:num>
+  <w:num w:numId="24" w16cid:durableId="986007309">
+    <w:abstractNumId w:val="36"/>
+  </w:num>
+  <w:num w:numId="25" w16cid:durableId="1590699678">
+    <w:abstractNumId w:val="37"/>
+  </w:num>
+  <w:num w:numId="26" w16cid:durableId="779489400">
+    <w:abstractNumId w:val="12"/>
+  </w:num>
+  <w:num w:numId="27" w16cid:durableId="734203479">
+    <w:abstractNumId w:val="33"/>
+  </w:num>
+  <w:num w:numId="28" w16cid:durableId="1797406131">
+    <w:abstractNumId w:val="21"/>
+    <w:lvlOverride w:ilvl="0">
+      <w:startOverride w:val="1"/>
+    </w:lvlOverride>
+  </w:num>
+  <w:num w:numId="29" w16cid:durableId="729962657">
+    <w:abstractNumId w:val="20"/>
+    <w:lvlOverride w:ilvl="0">
+      <w:startOverride w:val="1"/>
+    </w:lvlOverride>
+  </w:num>
+  <w:num w:numId="30" w16cid:durableId="553735789">
     <w:abstractNumId w:val="4"/>
     <w:lvlOverride w:ilvl="0">
       <w:startOverride w:val="1"/>
     </w:lvlOverride>
   </w:num>
-  <w:num w:numId="10" w16cid:durableId="2047833265">
-    <w:abstractNumId w:val="2"/>
+  <w:num w:numId="31" w16cid:durableId="1357077489">
+    <w:abstractNumId w:val="18"/>
+  </w:num>
+  <w:num w:numId="32" w16cid:durableId="1934968638">
+    <w:abstractNumId w:val="32"/>
+  </w:num>
+  <w:num w:numId="33" w16cid:durableId="398597505">
+    <w:abstractNumId w:val="19"/>
+  </w:num>
+  <w:num w:numId="34" w16cid:durableId="976833634">
+    <w:abstractNumId w:val="3"/>
+  </w:num>
+  <w:num w:numId="35" w16cid:durableId="201670268">
+    <w:abstractNumId w:val="16"/>
+  </w:num>
+  <w:num w:numId="36" w16cid:durableId="770203758">
+    <w:abstractNumId w:val="27"/>
     <w:lvlOverride w:ilvl="0">
       <w:startOverride w:val="1"/>
     </w:lvlOverride>
   </w:num>
-  <w:num w:numId="11" w16cid:durableId="1444886475">
-    <w:abstractNumId w:val="9"/>
+  <w:num w:numId="37" w16cid:durableId="1070689882">
+    <w:abstractNumId w:val="7"/>
     <w:lvlOverride w:ilvl="0">
       <w:startOverride w:val="1"/>
     </w:lvlOverride>
   </w:num>
-  <w:num w:numId="12" w16cid:durableId="207691038">
-    <w:abstractNumId w:val="11"/>
+  <w:num w:numId="38" w16cid:durableId="1941646293">
+    <w:abstractNumId w:val="13"/>
     <w:lvlOverride w:ilvl="0">
-      <w:startOverride w:val="1"/>
+      <w:startOverride w:val="3"/>
     </w:lvlOverride>
   </w:num>
-  <w:num w:numId="13" w16cid:durableId="1358459580">
-    <w:abstractNumId w:val="6"/>
+  <w:num w:numId="39" w16cid:durableId="887573251">
+    <w:abstractNumId w:val="8"/>
   </w:num>
-  <w:num w:numId="14" w16cid:durableId="1587886774">
-    <w:abstractNumId w:val="10"/>
+  <w:num w:numId="40" w16cid:durableId="1346249025">
+    <w:abstractNumId w:val="34"/>
+  </w:num>
+  <w:num w:numId="41" w16cid:durableId="1240138815">
+    <w:abstractNumId w:val="38"/>
+  </w:num>
+  <w:num w:numId="42" w16cid:durableId="271515704">
+    <w:abstractNumId w:val="30"/>
+  </w:num>
+  <w:num w:numId="43" w16cid:durableId="999652112">
+    <w:abstractNumId w:val="11"/>
     <w:lvlOverride w:ilvl="0">
       <w:startOverride w:val="1"/>
     </w:lvlOverride>

--- a/0_Documentation/0. Docs all.docx
+++ b/0_Documentation/0. Docs all.docx
@@ -9283,7 +9283,31 @@
         <w:t>Cập nhật ngầm (Background Sync/Chunking):</w:t>
       </w:r>
       <w:r>
-        <w:t xml:space="preserve"> Diễn ra liên tục ngay sau khi khởi tạo. Hệ thống âm thầm tải dữ liệu giao dịch (Act) theo từng gói nhỏ để lấp đầy bộ nhớ RAM mà không làm gián đoạn thao tác của người dùng. </w:t>
+        <w:t xml:space="preserve"> </w:t>
+      </w:r>
+      <w:r>
+        <w:t>Diễn ra liên tục ngay sau khi khởi tạo. Hệ thống âm thầm tải dữ liệu giao dịch (Act) theo từng gói nhỏ để lấp đầy bộ nhớ RAM mà không làm gián đoạn thao tác của người dùng (load ngư</w:t>
+      </w:r>
+      <w:r>
+        <w:rPr>
+          <w:lang w:val="vi-VN"/>
+        </w:rPr>
+        <w:t>ợ</w:t>
+      </w:r>
+      <w:r>
+        <w:t>c từ dòng cuối cùng lên dòng đầu tiên, do các khách hàng mới, giao dịch mới thư</w:t>
+      </w:r>
+      <w:r>
+        <w:rPr>
+          <w:lang w:val="vi-VN"/>
+        </w:rPr>
+        <w:t>ờ</w:t>
+      </w:r>
+      <w:r>
+        <w:t>ng nằm ở cuối cùng)</w:t>
+      </w:r>
+      <w:r>
+        <w:t xml:space="preserve">. </w:t>
       </w:r>
     </w:p>
     <w:p>

--- a/0_Documentation/0. Docs all.docx
+++ b/0_Documentation/0. Docs all.docx
@@ -2,6 +2,1241 @@
 <file path=word/document.xml><?xml version="1.0" encoding="utf-8"?>
 <w:document xmlns:wpc="http://schemas.microsoft.com/office/word/2010/wordprocessingCanvas" xmlns:cx="http://schemas.microsoft.com/office/drawing/2014/chartex" xmlns:cx1="http://schemas.microsoft.com/office/drawing/2015/9/8/chartex" xmlns:cx2="http://schemas.microsoft.com/office/drawing/2015/10/21/chartex" xmlns:cx3="http://schemas.microsoft.com/office/drawing/2016/5/9/chartex" xmlns:cx4="http://schemas.microsoft.com/office/drawing/2016/5/10/chartex" xmlns:cx5="http://schemas.microsoft.com/office/drawing/2016/5/11/chartex" xmlns:cx6="http://schemas.microsoft.com/office/drawing/2016/5/12/chartex" xmlns:cx7="http://schemas.microsoft.com/office/drawing/2016/5/13/chartex" xmlns:cx8="http://schemas.microsoft.com/office/drawing/2016/5/14/chartex" xmlns:mc="http://schemas.openxmlformats.org/markup-compatibility/2006" xmlns:aink="http://schemas.microsoft.com/office/drawing/2016/ink" xmlns:am3d="http://schemas.microsoft.com/office/drawing/2017/model3d" xmlns:o="urn:schemas-microsoft-com:office:office" xmlns:oel="http://schemas.microsoft.com/office/2019/extlst" xmlns:r="http://schemas.openxmlformats.org/officeDocument/2006/relationships" xmlns:m="http://schemas.openxmlformats.org/officeDocument/2006/math" xmlns:v="urn:schemas-microsoft-com:vml" xmlns:wp14="http://schemas.microsoft.com/office/word/2010/wordprocessingDrawing" xmlns:wp="http://schemas.openxmlformats.org/drawingml/2006/wordprocessingDrawing" xmlns:w10="urn:schemas-microsoft-com:office:word" xmlns:w="http://schemas.openxmlformats.org/wordprocessingml/2006/main" xmlns:w14="http://schemas.microsoft.com/office/word/2010/wordml" xmlns:w15="http://schemas.microsoft.com/office/word/2012/wordml" xmlns:w16cex="http://schemas.microsoft.com/office/word/2018/wordml/cex" xmlns:w16cid="http://schemas.microsoft.com/office/word/2016/wordml/cid" xmlns:w16="http://schemas.microsoft.com/office/word/2018/wordml" xmlns:w16du="http://schemas.microsoft.com/office/word/2023/wordml/word16du" xmlns:w16sdtdh="http://schemas.microsoft.com/office/word/2020/wordml/sdtdatahash" xmlns:w16sdtfl="http://schemas.microsoft.com/office/word/2024/wordml/sdtformatlock" xmlns:w16se="http://schemas.microsoft.com/office/word/2015/wordml/symex" xmlns:wpg="http://schemas.microsoft.com/office/word/2010/wordprocessingGroup" xmlns:wpi="http://schemas.microsoft.com/office/word/2010/wordprocessingInk" xmlns:wne="http://schemas.microsoft.com/office/word/2006/wordml" xmlns:wps="http://schemas.microsoft.com/office/word/2010/wordprocessingShape" mc:Ignorable="w14 w15 w16se w16cid w16 w16cex w16sdtdh w16sdtfl w16du wp14">
   <w:body>
+    <w:p>
+      <w:r>
+        <w:rPr>
+          <w:b/>
+          <w:bCs/>
+        </w:rPr>
+        <w:t>TÀI LIỆU 0: TỪ ĐIỂN TỪ KHÓA SHINCRM (SHIN-DICTIONARY)</w:t>
+      </w:r>
+    </w:p>
+    <w:p>
+      <w:r>
+        <w:t>Dưới đây là tất cả những gì bạn cần biết để không bao giờ "bỏ sót" khi cấu hình Schema.</w:t>
+      </w:r>
+    </w:p>
+    <w:p>
+      <w:r>
+        <w:rPr>
+          <w:b/>
+          <w:bCs/>
+        </w:rPr>
+        <w:t>1. Nhóm Kiểu Dữ Liệu (type)</w:t>
+      </w:r>
+    </w:p>
+    <w:p>
+      <w:r>
+        <w:rPr>
+          <w:i/>
+          <w:iCs/>
+        </w:rPr>
+        <w:t>Nhóm này quy định cách Server (Engine.gs) xử lý và so sánh dữ liệu.</w:t>
+      </w:r>
+    </w:p>
+    <w:tbl>
+      <w:tblPr>
+        <w:tblW w:w="0" w:type="auto"/>
+        <w:tblBorders>
+          <w:top w:val="single" w:sz="8" w:space="0" w:color="A3A3A3"/>
+          <w:left w:val="single" w:sz="8" w:space="0" w:color="A3A3A3"/>
+          <w:bottom w:val="single" w:sz="8" w:space="0" w:color="A3A3A3"/>
+          <w:right w:val="single" w:sz="8" w:space="0" w:color="A3A3A3"/>
+        </w:tblBorders>
+        <w:tblCellMar>
+          <w:left w:w="0" w:type="dxa"/>
+          <w:right w:w="0" w:type="dxa"/>
+        </w:tblCellMar>
+        <w:tblLook w:val="04A0" w:firstRow="1" w:lastRow="0" w:firstColumn="1" w:lastColumn="0" w:noHBand="0" w:noVBand="1"/>
+        <w:tblCaption w:val=""/>
+        <w:tblDescription w:val=""/>
+      </w:tblPr>
+      <w:tblGrid>
+        <w:gridCol w:w="1196"/>
+        <w:gridCol w:w="2368"/>
+        <w:gridCol w:w="6054"/>
+      </w:tblGrid>
+      <w:tr>
+        <w:tc>
+          <w:tcPr>
+            <w:tcW w:w="1214" w:type="dxa"/>
+            <w:tcBorders>
+              <w:top w:val="single" w:sz="8" w:space="0" w:color="A3A3A3"/>
+              <w:left w:val="single" w:sz="8" w:space="0" w:color="A3A3A3"/>
+              <w:bottom w:val="single" w:sz="8" w:space="0" w:color="A3A3A3"/>
+              <w:right w:val="single" w:sz="8" w:space="0" w:color="A3A3A3"/>
+            </w:tcBorders>
+            <w:tcMar>
+              <w:top w:w="40" w:type="dxa"/>
+              <w:left w:w="60" w:type="dxa"/>
+              <w:bottom w:w="40" w:type="dxa"/>
+              <w:right w:w="60" w:type="dxa"/>
+            </w:tcMar>
+            <w:hideMark/>
+          </w:tcPr>
+          <w:p>
+            <w:r>
+              <w:rPr>
+                <w:b/>
+                <w:bCs/>
+              </w:rPr>
+              <w:t>Từ khóa</w:t>
+            </w:r>
+          </w:p>
+        </w:tc>
+        <w:tc>
+          <w:tcPr>
+            <w:tcW w:w="2506" w:type="dxa"/>
+            <w:tcBorders>
+              <w:top w:val="single" w:sz="8" w:space="0" w:color="A3A3A3"/>
+              <w:left w:val="single" w:sz="8" w:space="0" w:color="A3A3A3"/>
+              <w:bottom w:val="single" w:sz="8" w:space="0" w:color="A3A3A3"/>
+              <w:right w:val="single" w:sz="8" w:space="0" w:color="A3A3A3"/>
+            </w:tcBorders>
+            <w:tcMar>
+              <w:top w:w="40" w:type="dxa"/>
+              <w:left w:w="60" w:type="dxa"/>
+              <w:bottom w:w="40" w:type="dxa"/>
+              <w:right w:w="60" w:type="dxa"/>
+            </w:tcMar>
+            <w:hideMark/>
+          </w:tcPr>
+          <w:p>
+            <w:r>
+              <w:rPr>
+                <w:b/>
+                <w:bCs/>
+              </w:rPr>
+              <w:t>Ý nghĩa kỹ thuật</w:t>
+            </w:r>
+          </w:p>
+        </w:tc>
+        <w:tc>
+          <w:tcPr>
+            <w:tcW w:w="6178" w:type="dxa"/>
+            <w:tcBorders>
+              <w:top w:val="single" w:sz="8" w:space="0" w:color="A3A3A3"/>
+              <w:left w:val="single" w:sz="8" w:space="0" w:color="A3A3A3"/>
+              <w:bottom w:val="single" w:sz="8" w:space="0" w:color="A3A3A3"/>
+              <w:right w:val="single" w:sz="8" w:space="0" w:color="A3A3A3"/>
+            </w:tcBorders>
+            <w:tcMar>
+              <w:top w:w="40" w:type="dxa"/>
+              <w:left w:w="60" w:type="dxa"/>
+              <w:bottom w:w="40" w:type="dxa"/>
+              <w:right w:w="60" w:type="dxa"/>
+            </w:tcMar>
+            <w:hideMark/>
+          </w:tcPr>
+          <w:p>
+            <w:r>
+              <w:rPr>
+                <w:b/>
+                <w:bCs/>
+              </w:rPr>
+              <w:t>Hàm xử lý tương ứng</w:t>
+            </w:r>
+          </w:p>
+        </w:tc>
+      </w:tr>
+      <w:tr>
+        <w:tc>
+          <w:tcPr>
+            <w:tcW w:w="1191" w:type="dxa"/>
+            <w:tcBorders>
+              <w:top w:val="single" w:sz="8" w:space="0" w:color="A3A3A3"/>
+              <w:left w:val="single" w:sz="8" w:space="0" w:color="A3A3A3"/>
+              <w:bottom w:val="single" w:sz="8" w:space="0" w:color="A3A3A3"/>
+              <w:right w:val="single" w:sz="8" w:space="0" w:color="A3A3A3"/>
+            </w:tcBorders>
+            <w:tcMar>
+              <w:top w:w="40" w:type="dxa"/>
+              <w:left w:w="60" w:type="dxa"/>
+              <w:bottom w:w="40" w:type="dxa"/>
+              <w:right w:w="60" w:type="dxa"/>
+            </w:tcMar>
+            <w:hideMark/>
+          </w:tcPr>
+          <w:p>
+            <w:r>
+              <w:rPr>
+                <w:b/>
+                <w:bCs/>
+              </w:rPr>
+              <w:t>String</w:t>
+            </w:r>
+          </w:p>
+        </w:tc>
+        <w:tc>
+          <w:tcPr>
+            <w:tcW w:w="2506" w:type="dxa"/>
+            <w:tcBorders>
+              <w:top w:val="single" w:sz="8" w:space="0" w:color="A3A3A3"/>
+              <w:left w:val="single" w:sz="8" w:space="0" w:color="A3A3A3"/>
+              <w:bottom w:val="single" w:sz="8" w:space="0" w:color="A3A3A3"/>
+              <w:right w:val="single" w:sz="8" w:space="0" w:color="A3A3A3"/>
+            </w:tcBorders>
+            <w:tcMar>
+              <w:top w:w="40" w:type="dxa"/>
+              <w:left w:w="60" w:type="dxa"/>
+              <w:bottom w:w="40" w:type="dxa"/>
+              <w:right w:w="60" w:type="dxa"/>
+            </w:tcMar>
+            <w:hideMark/>
+          </w:tcPr>
+          <w:p>
+            <w:r>
+              <w:t>Dữ liệu dạng văn bản thuần túy.</w:t>
+            </w:r>
+          </w:p>
+        </w:tc>
+        <w:tc>
+          <w:tcPr>
+            <w:tcW w:w="6288" w:type="dxa"/>
+            <w:tcBorders>
+              <w:top w:val="single" w:sz="8" w:space="0" w:color="A3A3A3"/>
+              <w:left w:val="single" w:sz="8" w:space="0" w:color="A3A3A3"/>
+              <w:bottom w:val="single" w:sz="8" w:space="0" w:color="A3A3A3"/>
+              <w:right w:val="single" w:sz="8" w:space="0" w:color="A3A3A3"/>
+            </w:tcBorders>
+            <w:tcMar>
+              <w:top w:w="40" w:type="dxa"/>
+              <w:left w:w="60" w:type="dxa"/>
+              <w:bottom w:w="40" w:type="dxa"/>
+              <w:right w:w="60" w:type="dxa"/>
+            </w:tcMar>
+            <w:hideMark/>
+          </w:tcPr>
+          <w:p>
+            <w:r>
+              <w:t>Sử dụng các hàm chuỗi tiêu chuẩn như .includes() hoặc .trim().</w:t>
+            </w:r>
+          </w:p>
+        </w:tc>
+      </w:tr>
+      <w:tr>
+        <w:tc>
+          <w:tcPr>
+            <w:tcW w:w="1197" w:type="dxa"/>
+            <w:tcBorders>
+              <w:top w:val="single" w:sz="8" w:space="0" w:color="A3A3A3"/>
+              <w:left w:val="single" w:sz="8" w:space="0" w:color="A3A3A3"/>
+              <w:bottom w:val="single" w:sz="8" w:space="0" w:color="A3A3A3"/>
+              <w:right w:val="single" w:sz="8" w:space="0" w:color="A3A3A3"/>
+            </w:tcBorders>
+            <w:tcMar>
+              <w:top w:w="40" w:type="dxa"/>
+              <w:left w:w="60" w:type="dxa"/>
+              <w:bottom w:w="40" w:type="dxa"/>
+              <w:right w:w="60" w:type="dxa"/>
+            </w:tcMar>
+            <w:hideMark/>
+          </w:tcPr>
+          <w:p>
+            <w:r>
+              <w:rPr>
+                <w:b/>
+                <w:bCs/>
+              </w:rPr>
+              <w:t>Number</w:t>
+            </w:r>
+          </w:p>
+        </w:tc>
+        <w:tc>
+          <w:tcPr>
+            <w:tcW w:w="2506" w:type="dxa"/>
+            <w:tcBorders>
+              <w:top w:val="single" w:sz="8" w:space="0" w:color="A3A3A3"/>
+              <w:left w:val="single" w:sz="8" w:space="0" w:color="A3A3A3"/>
+              <w:bottom w:val="single" w:sz="8" w:space="0" w:color="A3A3A3"/>
+              <w:right w:val="single" w:sz="8" w:space="0" w:color="A3A3A3"/>
+            </w:tcBorders>
+            <w:tcMar>
+              <w:top w:w="40" w:type="dxa"/>
+              <w:left w:w="60" w:type="dxa"/>
+              <w:bottom w:w="40" w:type="dxa"/>
+              <w:right w:w="60" w:type="dxa"/>
+            </w:tcMar>
+            <w:hideMark/>
+          </w:tcPr>
+          <w:p>
+            <w:r>
+              <w:t>Dữ liệu dạng số.</w:t>
+            </w:r>
+          </w:p>
+        </w:tc>
+        <w:tc>
+          <w:tcPr>
+            <w:tcW w:w="6391" w:type="dxa"/>
+            <w:tcBorders>
+              <w:top w:val="single" w:sz="8" w:space="0" w:color="A3A3A3"/>
+              <w:left w:val="single" w:sz="8" w:space="0" w:color="A3A3A3"/>
+              <w:bottom w:val="single" w:sz="8" w:space="0" w:color="A3A3A3"/>
+              <w:right w:val="single" w:sz="8" w:space="0" w:color="A3A3A3"/>
+            </w:tcBorders>
+            <w:tcMar>
+              <w:top w:w="40" w:type="dxa"/>
+              <w:left w:w="60" w:type="dxa"/>
+              <w:bottom w:w="40" w:type="dxa"/>
+              <w:right w:w="60" w:type="dxa"/>
+            </w:tcMar>
+            <w:hideMark/>
+          </w:tcPr>
+          <w:p>
+            <w:r>
+              <w:t>Phải dùng Number() hoặc parseFloat() để ép kiểu trước khi thực hiện phép tính + - * / hoặc so sánh &gt; &lt;.</w:t>
+            </w:r>
+          </w:p>
+        </w:tc>
+      </w:tr>
+      <w:tr>
+        <w:tc>
+          <w:tcPr>
+            <w:tcW w:w="1191" w:type="dxa"/>
+            <w:tcBorders>
+              <w:top w:val="single" w:sz="8" w:space="0" w:color="A3A3A3"/>
+              <w:left w:val="single" w:sz="8" w:space="0" w:color="A3A3A3"/>
+              <w:bottom w:val="single" w:sz="8" w:space="0" w:color="A3A3A3"/>
+              <w:right w:val="single" w:sz="8" w:space="0" w:color="A3A3A3"/>
+            </w:tcBorders>
+            <w:tcMar>
+              <w:top w:w="40" w:type="dxa"/>
+              <w:left w:w="60" w:type="dxa"/>
+              <w:bottom w:w="40" w:type="dxa"/>
+              <w:right w:w="60" w:type="dxa"/>
+            </w:tcMar>
+            <w:hideMark/>
+          </w:tcPr>
+          <w:p>
+            <w:r>
+              <w:rPr>
+                <w:b/>
+                <w:bCs/>
+              </w:rPr>
+              <w:t>Date</w:t>
+            </w:r>
+          </w:p>
+        </w:tc>
+        <w:tc>
+          <w:tcPr>
+            <w:tcW w:w="2506" w:type="dxa"/>
+            <w:tcBorders>
+              <w:top w:val="single" w:sz="8" w:space="0" w:color="A3A3A3"/>
+              <w:left w:val="single" w:sz="8" w:space="0" w:color="A3A3A3"/>
+              <w:bottom w:val="single" w:sz="8" w:space="0" w:color="A3A3A3"/>
+              <w:right w:val="single" w:sz="8" w:space="0" w:color="A3A3A3"/>
+            </w:tcBorders>
+            <w:tcMar>
+              <w:top w:w="40" w:type="dxa"/>
+              <w:left w:w="60" w:type="dxa"/>
+              <w:bottom w:w="40" w:type="dxa"/>
+              <w:right w:w="60" w:type="dxa"/>
+            </w:tcMar>
+            <w:hideMark/>
+          </w:tcPr>
+          <w:p>
+            <w:r>
+              <w:t>Dữ liệu ngày tháng.</w:t>
+            </w:r>
+          </w:p>
+        </w:tc>
+        <w:tc>
+          <w:tcPr>
+            <w:tcW w:w="6241" w:type="dxa"/>
+            <w:tcBorders>
+              <w:top w:val="single" w:sz="8" w:space="0" w:color="A3A3A3"/>
+              <w:left w:val="single" w:sz="8" w:space="0" w:color="A3A3A3"/>
+              <w:bottom w:val="single" w:sz="8" w:space="0" w:color="A3A3A3"/>
+              <w:right w:val="single" w:sz="8" w:space="0" w:color="A3A3A3"/>
+            </w:tcBorders>
+            <w:tcMar>
+              <w:top w:w="40" w:type="dxa"/>
+              <w:left w:w="60" w:type="dxa"/>
+              <w:bottom w:w="40" w:type="dxa"/>
+              <w:right w:w="60" w:type="dxa"/>
+            </w:tcMar>
+            <w:hideMark/>
+          </w:tcPr>
+          <w:p>
+            <w:r>
+              <w:rPr>
+                <w:b/>
+                <w:bCs/>
+              </w:rPr>
+              <w:t>Bắt buộc</w:t>
+            </w:r>
+            <w:r>
+              <w:t xml:space="preserve"> đi qua hàm getRawDateValue() trong Utils.js để chuyển dd-mm-yyyy thành số YYYYMMDD.</w:t>
+            </w:r>
+          </w:p>
+        </w:tc>
+      </w:tr>
+      <w:tr>
+        <w:tc>
+          <w:tcPr>
+            <w:tcW w:w="1191" w:type="dxa"/>
+            <w:tcBorders>
+              <w:top w:val="single" w:sz="8" w:space="0" w:color="A3A3A3"/>
+              <w:left w:val="single" w:sz="8" w:space="0" w:color="A3A3A3"/>
+              <w:bottom w:val="single" w:sz="8" w:space="0" w:color="A3A3A3"/>
+              <w:right w:val="single" w:sz="8" w:space="0" w:color="A3A3A3"/>
+            </w:tcBorders>
+            <w:tcMar>
+              <w:top w:w="40" w:type="dxa"/>
+              <w:left w:w="60" w:type="dxa"/>
+              <w:bottom w:w="40" w:type="dxa"/>
+              <w:right w:w="60" w:type="dxa"/>
+            </w:tcMar>
+            <w:hideMark/>
+          </w:tcPr>
+          <w:p>
+            <w:r>
+              <w:rPr>
+                <w:b/>
+                <w:bCs/>
+              </w:rPr>
+              <w:t>Mix</w:t>
+            </w:r>
+          </w:p>
+        </w:tc>
+        <w:tc>
+          <w:tcPr>
+            <w:tcW w:w="2506" w:type="dxa"/>
+            <w:tcBorders>
+              <w:top w:val="single" w:sz="8" w:space="0" w:color="A3A3A3"/>
+              <w:left w:val="single" w:sz="8" w:space="0" w:color="A3A3A3"/>
+              <w:bottom w:val="single" w:sz="8" w:space="0" w:color="A3A3A3"/>
+              <w:right w:val="single" w:sz="8" w:space="0" w:color="A3A3A3"/>
+            </w:tcBorders>
+            <w:tcMar>
+              <w:top w:w="40" w:type="dxa"/>
+              <w:left w:w="60" w:type="dxa"/>
+              <w:bottom w:w="40" w:type="dxa"/>
+              <w:right w:w="60" w:type="dxa"/>
+            </w:tcMar>
+            <w:hideMark/>
+          </w:tcPr>
+          <w:p>
+            <w:r>
+              <w:t>Dữ liệu hỗn hợp (vừa chữ vừa số).</w:t>
+            </w:r>
+          </w:p>
+        </w:tc>
+        <w:tc>
+          <w:tcPr>
+            <w:tcW w:w="6241" w:type="dxa"/>
+            <w:tcBorders>
+              <w:top w:val="single" w:sz="8" w:space="0" w:color="A3A3A3"/>
+              <w:left w:val="single" w:sz="8" w:space="0" w:color="A3A3A3"/>
+              <w:bottom w:val="single" w:sz="8" w:space="0" w:color="A3A3A3"/>
+              <w:right w:val="single" w:sz="8" w:space="0" w:color="A3A3A3"/>
+            </w:tcBorders>
+            <w:tcMar>
+              <w:top w:w="40" w:type="dxa"/>
+              <w:left w:w="60" w:type="dxa"/>
+              <w:bottom w:w="40" w:type="dxa"/>
+              <w:right w:w="60" w:type="dxa"/>
+            </w:tcMar>
+            <w:hideMark/>
+          </w:tcPr>
+          <w:p>
+            <w:r>
+              <w:t>Thường dùng cho các cột cấu hình ngầm định, xử lý linh hoạt tùy ngữ cảnh.</w:t>
+            </w:r>
+          </w:p>
+        </w:tc>
+      </w:tr>
+    </w:tbl>
+    <w:p>
+      <w:r>
+        <w:t> </w:t>
+      </w:r>
+    </w:p>
+    <w:p>
+      <w:r>
+        <w:rPr>
+          <w:b/>
+          <w:bCs/>
+        </w:rPr>
+        <w:t>2. Nhóm Điều Khiển Giao Diện (ui.control)</w:t>
+      </w:r>
+    </w:p>
+    <w:p>
+      <w:r>
+        <w:rPr>
+          <w:i/>
+          <w:iCs/>
+        </w:rPr>
+        <w:t>Nhóm này là "lệnh" cho UI_Factory.html biết phải vẽ cái gì lên màn hình.</w:t>
+      </w:r>
+    </w:p>
+    <w:tbl>
+      <w:tblPr>
+        <w:tblW w:w="0" w:type="auto"/>
+        <w:tblBorders>
+          <w:top w:val="single" w:sz="8" w:space="0" w:color="A3A3A3"/>
+          <w:left w:val="single" w:sz="8" w:space="0" w:color="A3A3A3"/>
+          <w:bottom w:val="single" w:sz="8" w:space="0" w:color="A3A3A3"/>
+          <w:right w:val="single" w:sz="8" w:space="0" w:color="A3A3A3"/>
+        </w:tblBorders>
+        <w:tblCellMar>
+          <w:left w:w="0" w:type="dxa"/>
+          <w:right w:w="0" w:type="dxa"/>
+        </w:tblCellMar>
+        <w:tblLook w:val="04A0" w:firstRow="1" w:lastRow="0" w:firstColumn="1" w:lastColumn="0" w:noHBand="0" w:noVBand="1"/>
+        <w:tblCaption w:val=""/>
+        <w:tblDescription w:val=""/>
+      </w:tblPr>
+      <w:tblGrid>
+        <w:gridCol w:w="1455"/>
+        <w:gridCol w:w="2272"/>
+        <w:gridCol w:w="5891"/>
+      </w:tblGrid>
+      <w:tr>
+        <w:tc>
+          <w:tcPr>
+            <w:tcW w:w="1464" w:type="dxa"/>
+            <w:tcBorders>
+              <w:top w:val="single" w:sz="8" w:space="0" w:color="A3A3A3"/>
+              <w:left w:val="single" w:sz="8" w:space="0" w:color="A3A3A3"/>
+              <w:bottom w:val="single" w:sz="8" w:space="0" w:color="A3A3A3"/>
+              <w:right w:val="single" w:sz="8" w:space="0" w:color="A3A3A3"/>
+            </w:tcBorders>
+            <w:tcMar>
+              <w:top w:w="40" w:type="dxa"/>
+              <w:left w:w="60" w:type="dxa"/>
+              <w:bottom w:w="40" w:type="dxa"/>
+              <w:right w:w="60" w:type="dxa"/>
+            </w:tcMar>
+            <w:hideMark/>
+          </w:tcPr>
+          <w:p>
+            <w:r>
+              <w:rPr>
+                <w:b/>
+                <w:bCs/>
+              </w:rPr>
+              <w:t>Từ khóa</w:t>
+            </w:r>
+          </w:p>
+        </w:tc>
+        <w:tc>
+          <w:tcPr>
+            <w:tcW w:w="2336" w:type="dxa"/>
+            <w:tcBorders>
+              <w:top w:val="single" w:sz="8" w:space="0" w:color="A3A3A3"/>
+              <w:left w:val="single" w:sz="8" w:space="0" w:color="A3A3A3"/>
+              <w:bottom w:val="single" w:sz="8" w:space="0" w:color="A3A3A3"/>
+              <w:right w:val="single" w:sz="8" w:space="0" w:color="A3A3A3"/>
+            </w:tcBorders>
+            <w:tcMar>
+              <w:top w:w="40" w:type="dxa"/>
+              <w:left w:w="60" w:type="dxa"/>
+              <w:bottom w:w="40" w:type="dxa"/>
+              <w:right w:w="60" w:type="dxa"/>
+            </w:tcMar>
+            <w:hideMark/>
+          </w:tcPr>
+          <w:p>
+            <w:r>
+              <w:rPr>
+                <w:b/>
+                <w:bCs/>
+              </w:rPr>
+              <w:t>Thẻ HTML sẽ được tạo ra</w:t>
+            </w:r>
+          </w:p>
+        </w:tc>
+        <w:tc>
+          <w:tcPr>
+            <w:tcW w:w="6097" w:type="dxa"/>
+            <w:tcBorders>
+              <w:top w:val="single" w:sz="8" w:space="0" w:color="A3A3A3"/>
+              <w:left w:val="single" w:sz="8" w:space="0" w:color="A3A3A3"/>
+              <w:bottom w:val="single" w:sz="8" w:space="0" w:color="A3A3A3"/>
+              <w:right w:val="single" w:sz="8" w:space="0" w:color="A3A3A3"/>
+            </w:tcBorders>
+            <w:tcMar>
+              <w:top w:w="40" w:type="dxa"/>
+              <w:left w:w="60" w:type="dxa"/>
+              <w:bottom w:w="40" w:type="dxa"/>
+              <w:right w:w="60" w:type="dxa"/>
+            </w:tcMar>
+            <w:hideMark/>
+          </w:tcPr>
+          <w:p>
+            <w:r>
+              <w:rPr>
+                <w:b/>
+                <w:bCs/>
+              </w:rPr>
+              <w:t>Class CSS sử dụng</w:t>
+            </w:r>
+          </w:p>
+        </w:tc>
+      </w:tr>
+      <w:tr>
+        <w:tc>
+          <w:tcPr>
+            <w:tcW w:w="1464" w:type="dxa"/>
+            <w:tcBorders>
+              <w:top w:val="single" w:sz="8" w:space="0" w:color="A3A3A3"/>
+              <w:left w:val="single" w:sz="8" w:space="0" w:color="A3A3A3"/>
+              <w:bottom w:val="single" w:sz="8" w:space="0" w:color="A3A3A3"/>
+              <w:right w:val="single" w:sz="8" w:space="0" w:color="A3A3A3"/>
+            </w:tcBorders>
+            <w:tcMar>
+              <w:top w:w="40" w:type="dxa"/>
+              <w:left w:w="60" w:type="dxa"/>
+              <w:bottom w:w="40" w:type="dxa"/>
+              <w:right w:w="60" w:type="dxa"/>
+            </w:tcMar>
+            <w:hideMark/>
+          </w:tcPr>
+          <w:p>
+            <w:r>
+              <w:rPr>
+                <w:b/>
+                <w:bCs/>
+              </w:rPr>
+              <w:t>Text</w:t>
+            </w:r>
+          </w:p>
+        </w:tc>
+        <w:tc>
+          <w:tcPr>
+            <w:tcW w:w="2308" w:type="dxa"/>
+            <w:tcBorders>
+              <w:top w:val="single" w:sz="8" w:space="0" w:color="A3A3A3"/>
+              <w:left w:val="single" w:sz="8" w:space="0" w:color="A3A3A3"/>
+              <w:bottom w:val="single" w:sz="8" w:space="0" w:color="A3A3A3"/>
+              <w:right w:val="single" w:sz="8" w:space="0" w:color="A3A3A3"/>
+            </w:tcBorders>
+            <w:tcMar>
+              <w:top w:w="40" w:type="dxa"/>
+              <w:left w:w="60" w:type="dxa"/>
+              <w:bottom w:w="40" w:type="dxa"/>
+              <w:right w:w="60" w:type="dxa"/>
+            </w:tcMar>
+            <w:hideMark/>
+          </w:tcPr>
+          <w:p>
+            <w:r>
+              <w:t>&lt;input type="text"&gt;</w:t>
+            </w:r>
+          </w:p>
+        </w:tc>
+        <w:tc>
+          <w:tcPr>
+            <w:tcW w:w="6126" w:type="dxa"/>
+            <w:tcBorders>
+              <w:top w:val="single" w:sz="8" w:space="0" w:color="A3A3A3"/>
+              <w:left w:val="single" w:sz="8" w:space="0" w:color="A3A3A3"/>
+              <w:bottom w:val="single" w:sz="8" w:space="0" w:color="A3A3A3"/>
+              <w:right w:val="single" w:sz="8" w:space="0" w:color="A3A3A3"/>
+            </w:tcBorders>
+            <w:tcMar>
+              <w:top w:w="40" w:type="dxa"/>
+              <w:left w:w="60" w:type="dxa"/>
+              <w:bottom w:w="40" w:type="dxa"/>
+              <w:right w:w="60" w:type="dxa"/>
+            </w:tcMar>
+            <w:hideMark/>
+          </w:tcPr>
+          <w:p>
+            <w:r>
+              <w:t>Sử dụng class .inp để có giao diện chuẩn Google.</w:t>
+            </w:r>
+          </w:p>
+        </w:tc>
+      </w:tr>
+      <w:tr>
+        <w:tc>
+          <w:tcPr>
+            <w:tcW w:w="1464" w:type="dxa"/>
+            <w:tcBorders>
+              <w:top w:val="single" w:sz="8" w:space="0" w:color="A3A3A3"/>
+              <w:left w:val="single" w:sz="8" w:space="0" w:color="A3A3A3"/>
+              <w:bottom w:val="single" w:sz="8" w:space="0" w:color="A3A3A3"/>
+              <w:right w:val="single" w:sz="8" w:space="0" w:color="A3A3A3"/>
+            </w:tcBorders>
+            <w:tcMar>
+              <w:top w:w="40" w:type="dxa"/>
+              <w:left w:w="60" w:type="dxa"/>
+              <w:bottom w:w="40" w:type="dxa"/>
+              <w:right w:w="60" w:type="dxa"/>
+            </w:tcMar>
+            <w:hideMark/>
+          </w:tcPr>
+          <w:p>
+            <w:r>
+              <w:rPr>
+                <w:b/>
+                <w:bCs/>
+              </w:rPr>
+              <w:t>Select</w:t>
+            </w:r>
+          </w:p>
+        </w:tc>
+        <w:tc>
+          <w:tcPr>
+            <w:tcW w:w="2308" w:type="dxa"/>
+            <w:tcBorders>
+              <w:top w:val="single" w:sz="8" w:space="0" w:color="A3A3A3"/>
+              <w:left w:val="single" w:sz="8" w:space="0" w:color="A3A3A3"/>
+              <w:bottom w:val="single" w:sz="8" w:space="0" w:color="A3A3A3"/>
+              <w:right w:val="single" w:sz="8" w:space="0" w:color="A3A3A3"/>
+            </w:tcBorders>
+            <w:tcMar>
+              <w:top w:w="40" w:type="dxa"/>
+              <w:left w:w="60" w:type="dxa"/>
+              <w:bottom w:w="40" w:type="dxa"/>
+              <w:right w:w="60" w:type="dxa"/>
+            </w:tcMar>
+            <w:hideMark/>
+          </w:tcPr>
+          <w:p>
+            <w:r>
+              <w:t>&lt;input&gt; + suggest-box</w:t>
+            </w:r>
+          </w:p>
+        </w:tc>
+        <w:tc>
+          <w:tcPr>
+            <w:tcW w:w="6316" w:type="dxa"/>
+            <w:tcBorders>
+              <w:top w:val="single" w:sz="8" w:space="0" w:color="A3A3A3"/>
+              <w:left w:val="single" w:sz="8" w:space="0" w:color="A3A3A3"/>
+              <w:bottom w:val="single" w:sz="8" w:space="0" w:color="A3A3A3"/>
+              <w:right w:val="single" w:sz="8" w:space="0" w:color="A3A3A3"/>
+            </w:tcBorders>
+            <w:tcMar>
+              <w:top w:w="40" w:type="dxa"/>
+              <w:left w:w="60" w:type="dxa"/>
+              <w:bottom w:w="40" w:type="dxa"/>
+              <w:right w:w="60" w:type="dxa"/>
+            </w:tcMar>
+            <w:hideMark/>
+          </w:tcPr>
+          <w:p>
+            <w:r>
+              <w:t>Kết hợp setupDropdown() để tạo menu tìm kiếm thông minh từ RAM.</w:t>
+            </w:r>
+          </w:p>
+        </w:tc>
+      </w:tr>
+      <w:tr>
+        <w:tc>
+          <w:tcPr>
+            <w:tcW w:w="1464" w:type="dxa"/>
+            <w:tcBorders>
+              <w:top w:val="single" w:sz="8" w:space="0" w:color="A3A3A3"/>
+              <w:left w:val="single" w:sz="8" w:space="0" w:color="A3A3A3"/>
+              <w:bottom w:val="single" w:sz="8" w:space="0" w:color="A3A3A3"/>
+              <w:right w:val="single" w:sz="8" w:space="0" w:color="A3A3A3"/>
+            </w:tcBorders>
+            <w:tcMar>
+              <w:top w:w="40" w:type="dxa"/>
+              <w:left w:w="60" w:type="dxa"/>
+              <w:bottom w:w="40" w:type="dxa"/>
+              <w:right w:w="60" w:type="dxa"/>
+            </w:tcMar>
+            <w:hideMark/>
+          </w:tcPr>
+          <w:p>
+            <w:r>
+              <w:rPr>
+                <w:b/>
+                <w:bCs/>
+              </w:rPr>
+              <w:t>Textarea</w:t>
+            </w:r>
+          </w:p>
+        </w:tc>
+        <w:tc>
+          <w:tcPr>
+            <w:tcW w:w="2308" w:type="dxa"/>
+            <w:tcBorders>
+              <w:top w:val="single" w:sz="8" w:space="0" w:color="A3A3A3"/>
+              <w:left w:val="single" w:sz="8" w:space="0" w:color="A3A3A3"/>
+              <w:bottom w:val="single" w:sz="8" w:space="0" w:color="A3A3A3"/>
+              <w:right w:val="single" w:sz="8" w:space="0" w:color="A3A3A3"/>
+            </w:tcBorders>
+            <w:tcMar>
+              <w:top w:w="40" w:type="dxa"/>
+              <w:left w:w="60" w:type="dxa"/>
+              <w:bottom w:w="40" w:type="dxa"/>
+              <w:right w:w="60" w:type="dxa"/>
+            </w:tcMar>
+            <w:hideMark/>
+          </w:tcPr>
+          <w:p>
+            <w:r>
+              <w:t>&lt;textarea&gt;</w:t>
+            </w:r>
+          </w:p>
+        </w:tc>
+        <w:tc>
+          <w:tcPr>
+            <w:tcW w:w="6126" w:type="dxa"/>
+            <w:tcBorders>
+              <w:top w:val="single" w:sz="8" w:space="0" w:color="A3A3A3"/>
+              <w:left w:val="single" w:sz="8" w:space="0" w:color="A3A3A3"/>
+              <w:bottom w:val="single" w:sz="8" w:space="0" w:color="A3A3A3"/>
+              <w:right w:val="single" w:sz="8" w:space="0" w:color="A3A3A3"/>
+            </w:tcBorders>
+            <w:tcMar>
+              <w:top w:w="40" w:type="dxa"/>
+              <w:left w:w="60" w:type="dxa"/>
+              <w:bottom w:w="40" w:type="dxa"/>
+              <w:right w:w="60" w:type="dxa"/>
+            </w:tcMar>
+            <w:hideMark/>
+          </w:tcPr>
+          <w:p>
+            <w:r>
+              <w:t>Dùng cho nội dung dài, tự động co giãn theo class .inp.</w:t>
+            </w:r>
+          </w:p>
+        </w:tc>
+      </w:tr>
+      <w:tr>
+        <w:tc>
+          <w:tcPr>
+            <w:tcW w:w="1476" w:type="dxa"/>
+            <w:tcBorders>
+              <w:top w:val="single" w:sz="8" w:space="0" w:color="A3A3A3"/>
+              <w:left w:val="single" w:sz="8" w:space="0" w:color="A3A3A3"/>
+              <w:bottom w:val="single" w:sz="8" w:space="0" w:color="A3A3A3"/>
+              <w:right w:val="single" w:sz="8" w:space="0" w:color="A3A3A3"/>
+            </w:tcBorders>
+            <w:tcMar>
+              <w:top w:w="40" w:type="dxa"/>
+              <w:left w:w="60" w:type="dxa"/>
+              <w:bottom w:w="40" w:type="dxa"/>
+              <w:right w:w="60" w:type="dxa"/>
+            </w:tcMar>
+            <w:hideMark/>
+          </w:tcPr>
+          <w:p>
+            <w:r>
+              <w:rPr>
+                <w:b/>
+                <w:bCs/>
+              </w:rPr>
+              <w:t>Datepicker</w:t>
+            </w:r>
+          </w:p>
+        </w:tc>
+        <w:tc>
+          <w:tcPr>
+            <w:tcW w:w="2311" w:type="dxa"/>
+            <w:tcBorders>
+              <w:top w:val="single" w:sz="8" w:space="0" w:color="A3A3A3"/>
+              <w:left w:val="single" w:sz="8" w:space="0" w:color="A3A3A3"/>
+              <w:bottom w:val="single" w:sz="8" w:space="0" w:color="A3A3A3"/>
+              <w:right w:val="single" w:sz="8" w:space="0" w:color="A3A3A3"/>
+            </w:tcBorders>
+            <w:tcMar>
+              <w:top w:w="40" w:type="dxa"/>
+              <w:left w:w="60" w:type="dxa"/>
+              <w:bottom w:w="40" w:type="dxa"/>
+              <w:right w:w="60" w:type="dxa"/>
+            </w:tcMar>
+            <w:hideMark/>
+          </w:tcPr>
+          <w:p>
+            <w:r>
+              <w:t>&lt;input type="date"&gt;</w:t>
+            </w:r>
+          </w:p>
+        </w:tc>
+        <w:tc>
+          <w:tcPr>
+            <w:tcW w:w="6165" w:type="dxa"/>
+            <w:tcBorders>
+              <w:top w:val="single" w:sz="8" w:space="0" w:color="A3A3A3"/>
+              <w:left w:val="single" w:sz="8" w:space="0" w:color="A3A3A3"/>
+              <w:bottom w:val="single" w:sz="8" w:space="0" w:color="A3A3A3"/>
+              <w:right w:val="single" w:sz="8" w:space="0" w:color="A3A3A3"/>
+            </w:tcBorders>
+            <w:tcMar>
+              <w:top w:w="40" w:type="dxa"/>
+              <w:left w:w="60" w:type="dxa"/>
+              <w:bottom w:w="40" w:type="dxa"/>
+              <w:right w:w="60" w:type="dxa"/>
+            </w:tcMar>
+            <w:hideMark/>
+          </w:tcPr>
+          <w:p>
+            <w:r>
+              <w:t>Sử dụng trình chọn ngày mặc định của trình duyệt cho nhẹ hệ thống.</w:t>
+            </w:r>
+          </w:p>
+        </w:tc>
+      </w:tr>
+      <w:tr>
+        <w:tc>
+          <w:tcPr>
+            <w:tcW w:w="1464" w:type="dxa"/>
+            <w:tcBorders>
+              <w:top w:val="single" w:sz="8" w:space="0" w:color="A3A3A3"/>
+              <w:left w:val="single" w:sz="8" w:space="0" w:color="A3A3A3"/>
+              <w:bottom w:val="single" w:sz="8" w:space="0" w:color="A3A3A3"/>
+              <w:right w:val="single" w:sz="8" w:space="0" w:color="A3A3A3"/>
+            </w:tcBorders>
+            <w:tcMar>
+              <w:top w:w="40" w:type="dxa"/>
+              <w:left w:w="60" w:type="dxa"/>
+              <w:bottom w:w="40" w:type="dxa"/>
+              <w:right w:w="60" w:type="dxa"/>
+            </w:tcMar>
+            <w:hideMark/>
+          </w:tcPr>
+          <w:p>
+            <w:r>
+              <w:rPr>
+                <w:b/>
+                <w:bCs/>
+              </w:rPr>
+              <w:t>Readonly</w:t>
+            </w:r>
+          </w:p>
+        </w:tc>
+        <w:tc>
+          <w:tcPr>
+            <w:tcW w:w="2308" w:type="dxa"/>
+            <w:tcBorders>
+              <w:top w:val="single" w:sz="8" w:space="0" w:color="A3A3A3"/>
+              <w:left w:val="single" w:sz="8" w:space="0" w:color="A3A3A3"/>
+              <w:bottom w:val="single" w:sz="8" w:space="0" w:color="A3A3A3"/>
+              <w:right w:val="single" w:sz="8" w:space="0" w:color="A3A3A3"/>
+            </w:tcBorders>
+            <w:tcMar>
+              <w:top w:w="40" w:type="dxa"/>
+              <w:left w:w="60" w:type="dxa"/>
+              <w:bottom w:w="40" w:type="dxa"/>
+              <w:right w:w="60" w:type="dxa"/>
+            </w:tcMar>
+            <w:hideMark/>
+          </w:tcPr>
+          <w:p>
+            <w:r>
+              <w:t>&lt;input readonly&gt;</w:t>
+            </w:r>
+          </w:p>
+        </w:tc>
+        <w:tc>
+          <w:tcPr>
+            <w:tcW w:w="6165" w:type="dxa"/>
+            <w:tcBorders>
+              <w:top w:val="single" w:sz="8" w:space="0" w:color="A3A3A3"/>
+              <w:left w:val="single" w:sz="8" w:space="0" w:color="A3A3A3"/>
+              <w:bottom w:val="single" w:sz="8" w:space="0" w:color="A3A3A3"/>
+              <w:right w:val="single" w:sz="8" w:space="0" w:color="A3A3A3"/>
+            </w:tcBorders>
+            <w:tcMar>
+              <w:top w:w="40" w:type="dxa"/>
+              <w:left w:w="60" w:type="dxa"/>
+              <w:bottom w:w="40" w:type="dxa"/>
+              <w:right w:w="60" w:type="dxa"/>
+            </w:tcMar>
+            <w:hideMark/>
+          </w:tcPr>
+          <w:p>
+            <w:r>
+              <w:t>Dùng cho các trường như "Ngày nhập liệu" để user không thể sửa tay.</w:t>
+            </w:r>
+          </w:p>
+        </w:tc>
+      </w:tr>
+      <w:tr>
+        <w:tc>
+          <w:tcPr>
+            <w:tcW w:w="1464" w:type="dxa"/>
+            <w:tcBorders>
+              <w:top w:val="single" w:sz="8" w:space="0" w:color="A3A3A3"/>
+              <w:left w:val="single" w:sz="8" w:space="0" w:color="A3A3A3"/>
+              <w:bottom w:val="single" w:sz="8" w:space="0" w:color="A3A3A3"/>
+              <w:right w:val="single" w:sz="8" w:space="0" w:color="A3A3A3"/>
+            </w:tcBorders>
+            <w:tcMar>
+              <w:top w:w="40" w:type="dxa"/>
+              <w:left w:w="60" w:type="dxa"/>
+              <w:bottom w:w="40" w:type="dxa"/>
+              <w:right w:w="60" w:type="dxa"/>
+            </w:tcMar>
+            <w:hideMark/>
+          </w:tcPr>
+          <w:p>
+            <w:r>
+              <w:rPr>
+                <w:b/>
+                <w:bCs/>
+              </w:rPr>
+              <w:t>Hidden</w:t>
+            </w:r>
+          </w:p>
+        </w:tc>
+        <w:tc>
+          <w:tcPr>
+            <w:tcW w:w="2308" w:type="dxa"/>
+            <w:tcBorders>
+              <w:top w:val="single" w:sz="8" w:space="0" w:color="A3A3A3"/>
+              <w:left w:val="single" w:sz="8" w:space="0" w:color="A3A3A3"/>
+              <w:bottom w:val="single" w:sz="8" w:space="0" w:color="A3A3A3"/>
+              <w:right w:val="single" w:sz="8" w:space="0" w:color="A3A3A3"/>
+            </w:tcBorders>
+            <w:tcMar>
+              <w:top w:w="40" w:type="dxa"/>
+              <w:left w:w="60" w:type="dxa"/>
+              <w:bottom w:w="40" w:type="dxa"/>
+              <w:right w:w="60" w:type="dxa"/>
+            </w:tcMar>
+            <w:hideMark/>
+          </w:tcPr>
+          <w:p>
+            <w:r>
+              <w:t>&lt;input type="hidden"&gt;</w:t>
+            </w:r>
+          </w:p>
+        </w:tc>
+        <w:tc>
+          <w:tcPr>
+            <w:tcW w:w="6316" w:type="dxa"/>
+            <w:tcBorders>
+              <w:top w:val="single" w:sz="8" w:space="0" w:color="A3A3A3"/>
+              <w:left w:val="single" w:sz="8" w:space="0" w:color="A3A3A3"/>
+              <w:bottom w:val="single" w:sz="8" w:space="0" w:color="A3A3A3"/>
+              <w:right w:val="single" w:sz="8" w:space="0" w:color="A3A3A3"/>
+            </w:tcBorders>
+            <w:tcMar>
+              <w:top w:w="40" w:type="dxa"/>
+              <w:left w:w="60" w:type="dxa"/>
+              <w:bottom w:w="40" w:type="dxa"/>
+              <w:right w:w="60" w:type="dxa"/>
+            </w:tcMar>
+            <w:hideMark/>
+          </w:tcPr>
+          <w:p>
+            <w:r>
+              <w:t>Dùng để lưu mã ngầm (như STT) phục vụ việc cập nhật dữ liệu mà không làm rối mắt user.</w:t>
+            </w:r>
+          </w:p>
+        </w:tc>
+      </w:tr>
+      <w:tr>
+        <w:tc>
+          <w:tcPr>
+            <w:tcW w:w="1464" w:type="dxa"/>
+            <w:tcBorders>
+              <w:top w:val="single" w:sz="8" w:space="0" w:color="A3A3A3"/>
+              <w:left w:val="single" w:sz="8" w:space="0" w:color="A3A3A3"/>
+              <w:bottom w:val="single" w:sz="8" w:space="0" w:color="A3A3A3"/>
+              <w:right w:val="single" w:sz="8" w:space="0" w:color="A3A3A3"/>
+            </w:tcBorders>
+            <w:tcMar>
+              <w:top w:w="40" w:type="dxa"/>
+              <w:left w:w="60" w:type="dxa"/>
+              <w:bottom w:w="40" w:type="dxa"/>
+              <w:right w:w="60" w:type="dxa"/>
+            </w:tcMar>
+            <w:hideMark/>
+          </w:tcPr>
+          <w:p>
+            <w:r>
+              <w:rPr>
+                <w:b/>
+                <w:bCs/>
+              </w:rPr>
+              <w:lastRenderedPageBreak/>
+              <w:t>Lookup</w:t>
+            </w:r>
+          </w:p>
+        </w:tc>
+        <w:tc>
+          <w:tcPr>
+            <w:tcW w:w="2336" w:type="dxa"/>
+            <w:tcBorders>
+              <w:top w:val="single" w:sz="8" w:space="0" w:color="A3A3A3"/>
+              <w:left w:val="single" w:sz="8" w:space="0" w:color="A3A3A3"/>
+              <w:bottom w:val="single" w:sz="8" w:space="0" w:color="A3A3A3"/>
+              <w:right w:val="single" w:sz="8" w:space="0" w:color="A3A3A3"/>
+            </w:tcBorders>
+            <w:tcMar>
+              <w:top w:w="40" w:type="dxa"/>
+              <w:left w:w="60" w:type="dxa"/>
+              <w:bottom w:w="40" w:type="dxa"/>
+              <w:right w:w="60" w:type="dxa"/>
+            </w:tcMar>
+            <w:hideMark/>
+          </w:tcPr>
+          <w:p>
+            <w:r>
+              <w:t>Giao diện như Select</w:t>
+            </w:r>
+          </w:p>
+        </w:tc>
+        <w:tc>
+          <w:tcPr>
+            <w:tcW w:w="6316" w:type="dxa"/>
+            <w:tcBorders>
+              <w:top w:val="single" w:sz="8" w:space="0" w:color="A3A3A3"/>
+              <w:left w:val="single" w:sz="8" w:space="0" w:color="A3A3A3"/>
+              <w:bottom w:val="single" w:sz="8" w:space="0" w:color="A3A3A3"/>
+              <w:right w:val="single" w:sz="8" w:space="0" w:color="A3A3A3"/>
+            </w:tcBorders>
+            <w:tcMar>
+              <w:top w:w="40" w:type="dxa"/>
+              <w:left w:w="60" w:type="dxa"/>
+              <w:bottom w:w="40" w:type="dxa"/>
+              <w:right w:w="60" w:type="dxa"/>
+            </w:tcMar>
+            <w:hideMark/>
+          </w:tcPr>
+          <w:p>
+            <w:r>
+              <w:t>Khác ở chỗ nguồn dữ liệu sẽ được lấy động từ các cột @KH_... thay vì sheet Help.</w:t>
+            </w:r>
+          </w:p>
+        </w:tc>
+      </w:tr>
+      <w:tr>
+        <w:tc>
+          <w:tcPr>
+            <w:tcW w:w="1464" w:type="dxa"/>
+            <w:tcBorders>
+              <w:top w:val="single" w:sz="8" w:space="0" w:color="A3A3A3"/>
+              <w:left w:val="single" w:sz="8" w:space="0" w:color="A3A3A3"/>
+              <w:bottom w:val="single" w:sz="8" w:space="0" w:color="A3A3A3"/>
+              <w:right w:val="single" w:sz="8" w:space="0" w:color="A3A3A3"/>
+            </w:tcBorders>
+            <w:tcMar>
+              <w:top w:w="40" w:type="dxa"/>
+              <w:left w:w="60" w:type="dxa"/>
+              <w:bottom w:w="40" w:type="dxa"/>
+              <w:right w:w="60" w:type="dxa"/>
+            </w:tcMar>
+            <w:hideMark/>
+          </w:tcPr>
+          <w:p>
+            <w:r>
+              <w:rPr>
+                <w:b/>
+                <w:bCs/>
+              </w:rPr>
+              <w:t>Input</w:t>
+            </w:r>
+          </w:p>
+        </w:tc>
+        <w:tc>
+          <w:tcPr>
+            <w:tcW w:w="2308" w:type="dxa"/>
+            <w:tcBorders>
+              <w:top w:val="single" w:sz="8" w:space="0" w:color="A3A3A3"/>
+              <w:left w:val="single" w:sz="8" w:space="0" w:color="A3A3A3"/>
+              <w:bottom w:val="single" w:sz="8" w:space="0" w:color="A3A3A3"/>
+              <w:right w:val="single" w:sz="8" w:space="0" w:color="A3A3A3"/>
+            </w:tcBorders>
+            <w:tcMar>
+              <w:top w:w="40" w:type="dxa"/>
+              <w:left w:w="60" w:type="dxa"/>
+              <w:bottom w:w="40" w:type="dxa"/>
+              <w:right w:w="60" w:type="dxa"/>
+            </w:tcMar>
+            <w:hideMark/>
+          </w:tcPr>
+          <w:p>
+            <w:r>
+              <w:t>&lt;input&gt; đơn giản</w:t>
+            </w:r>
+          </w:p>
+        </w:tc>
+        <w:tc>
+          <w:tcPr>
+            <w:tcW w:w="6126" w:type="dxa"/>
+            <w:tcBorders>
+              <w:top w:val="single" w:sz="8" w:space="0" w:color="A3A3A3"/>
+              <w:left w:val="single" w:sz="8" w:space="0" w:color="A3A3A3"/>
+              <w:bottom w:val="single" w:sz="8" w:space="0" w:color="A3A3A3"/>
+              <w:right w:val="single" w:sz="8" w:space="0" w:color="A3A3A3"/>
+            </w:tcBorders>
+            <w:tcMar>
+              <w:top w:w="40" w:type="dxa"/>
+              <w:left w:w="60" w:type="dxa"/>
+              <w:bottom w:w="40" w:type="dxa"/>
+              <w:right w:w="60" w:type="dxa"/>
+            </w:tcMar>
+            <w:hideMark/>
+          </w:tcPr>
+          <w:p>
+            <w:r>
+              <w:t>Dùng riêng cho các trường thiết lập trong sheet Help.</w:t>
+            </w:r>
+          </w:p>
+        </w:tc>
+      </w:tr>
+    </w:tbl>
+    <w:p>
+      <w:r>
+        <w:t> </w:t>
+      </w:r>
+    </w:p>
+    <w:p>
+      <w:r>
+        <w:rPr>
+          <w:b/>
+          <w:bCs/>
+        </w:rPr>
+        <w:t>3. Nhóm Ràng Buộc &amp; Logic (required, source)</w:t>
+      </w:r>
+    </w:p>
+    <w:p>
+      <w:r>
+        <w:rPr>
+          <w:i/>
+          <w:iCs/>
+        </w:rPr>
+        <w:t>Nhóm này quy định "luật chơi" của dữ liệu.</w:t>
+      </w:r>
+    </w:p>
+    <w:p>
+      <w:pPr>
+        <w:numPr>
+          <w:ilvl w:val="0"/>
+          <w:numId w:val="46"/>
+        </w:numPr>
+      </w:pPr>
+      <w:r>
+        <w:rPr>
+          <w:b/>
+          <w:bCs/>
+        </w:rPr>
+        <w:t>required: true / false</w:t>
+      </w:r>
+      <w:r>
+        <w:t>: Quyết định xem hàm validateForm trong UI_Logic.html có chặn người dùng lại và bôi đỏ ô (class .inp-error) nếu để trống hay không.</w:t>
+      </w:r>
+    </w:p>
+    <w:p>
+      <w:pPr>
+        <w:numPr>
+          <w:ilvl w:val="0"/>
+          <w:numId w:val="46"/>
+        </w:numPr>
+      </w:pPr>
+      <w:r>
+        <w:rPr>
+          <w:b/>
+          <w:bCs/>
+        </w:rPr>
+        <w:t>source: "@DM_..."</w:t>
+      </w:r>
+      <w:r>
+        <w:t>: Chỉ dẫn cho Api.js biết phải nạp mảng dữ liệu nào từ RAM vào Dropdown.</w:t>
+      </w:r>
+    </w:p>
+    <w:p/>
     <w:p>
       <w:r>
         <w:rPr>
@@ -584,7 +1819,11 @@
           </w:tcPr>
           <w:p>
             <w:r>
-              <w:t>Cung cấp list cho Dropdown</w:t>
+              <w:t xml:space="preserve">Cung cấp list cho </w:t>
+            </w:r>
+            <w:r>
+              <w:lastRenderedPageBreak/>
+              <w:t>Dropdown</w:t>
             </w:r>
           </w:p>
         </w:tc>
@@ -607,6 +1846,7 @@
           </w:tcPr>
           <w:p>
             <w:r>
+              <w:lastRenderedPageBreak/>
               <w:t>Nguồn của @ACT_CONG_VIEC</w:t>
             </w:r>
           </w:p>
@@ -958,7 +2198,6 @@
           </w:tcPr>
           <w:p>
             <w:r>
-              <w:lastRenderedPageBreak/>
               <w:t>@DM_FBM_STATUS</w:t>
             </w:r>
           </w:p>
@@ -1634,7 +2873,11 @@
           </w:tcPr>
           <w:p>
             <w:r>
-              <w:t>Mã cột Default</w:t>
+              <w:t xml:space="preserve">Mã cột </w:t>
+            </w:r>
+            <w:r>
+              <w:lastRenderedPageBreak/>
+              <w:t>Default</w:t>
             </w:r>
           </w:p>
         </w:tc>
@@ -1657,6 +2900,7 @@
           </w:tcPr>
           <w:p>
             <w:r>
+              <w:lastRenderedPageBreak/>
               <w:t>String</w:t>
             </w:r>
           </w:p>
@@ -1726,7 +2970,11 @@
           </w:tcPr>
           <w:p>
             <w:r>
-              <w:t>Khai báo mã cột cần gán giá trị mặc định</w:t>
+              <w:t xml:space="preserve">Khai báo mã cột </w:t>
+            </w:r>
+            <w:r>
+              <w:lastRenderedPageBreak/>
+              <w:t>cần gán giá trị mặc định</w:t>
             </w:r>
           </w:p>
         </w:tc>
@@ -1749,6 +2997,7 @@
           </w:tcPr>
           <w:p>
             <w:r>
+              <w:lastRenderedPageBreak/>
               <w:t>Hỗ trợ mọi mã @</w:t>
             </w:r>
           </w:p>
@@ -1987,7 +3236,6 @@
                 <w:b/>
                 <w:bCs/>
               </w:rPr>
-              <w:lastRenderedPageBreak/>
               <w:t>Mã cột</w:t>
             </w:r>
           </w:p>
@@ -3316,6 +4564,7 @@
           </w:tcPr>
           <w:p>
             <w:r>
+              <w:lastRenderedPageBreak/>
               <w:t>@KH_DIA_CHI</w:t>
             </w:r>
           </w:p>
@@ -3968,7 +5217,6 @@
           </w:tcPr>
           <w:p>
             <w:r>
-              <w:lastRenderedPageBreak/>
               <w:t>@KH_SAN_PHAM</w:t>
             </w:r>
           </w:p>
@@ -4784,6 +6032,7 @@
           </w:tcPr>
           <w:p>
             <w:r>
+              <w:lastRenderedPageBreak/>
               <w:t>@KH_NGUON_KH</w:t>
             </w:r>
           </w:p>
@@ -5160,7 +6409,6 @@
                 <w:b/>
                 <w:bCs/>
               </w:rPr>
-              <w:lastRenderedPageBreak/>
               <w:t>Mã cột</w:t>
             </w:r>
           </w:p>
@@ -5837,6 +7085,7 @@
           </w:tcPr>
           <w:p>
             <w:r>
+              <w:lastRenderedPageBreak/>
               <w:t>@ACT_CONG_VIEC</w:t>
             </w:r>
           </w:p>
@@ -6326,7 +7575,6 @@
           </w:tcPr>
           <w:p>
             <w:r>
-              <w:lastRenderedPageBreak/>
               <w:t>@ACT_GHIM</w:t>
             </w:r>
           </w:p>
@@ -7117,7 +8365,11 @@
           </w:tcPr>
           <w:p>
             <w:r>
-              <w:t>Chọn từ danh sách.</w:t>
+              <w:t xml:space="preserve">Chọn từ </w:t>
+            </w:r>
+            <w:r>
+              <w:lastRenderedPageBreak/>
+              <w:t>danh sách.</w:t>
             </w:r>
           </w:p>
         </w:tc>
@@ -7125,6 +8377,7 @@
     </w:tbl>
     <w:p>
       <w:r>
+        <w:lastRenderedPageBreak/>
         <w:t> </w:t>
       </w:r>
     </w:p>
@@ -7146,7 +8399,7 @@
       <w:pPr>
         <w:numPr>
           <w:ilvl w:val="0"/>
-          <w:numId w:val="15"/>
+          <w:numId w:val="47"/>
         </w:numPr>
       </w:pPr>
       <w:r>
@@ -7161,7 +8414,7 @@
       <w:pPr>
         <w:numPr>
           <w:ilvl w:val="1"/>
-          <w:numId w:val="15"/>
+          <w:numId w:val="47"/>
         </w:numPr>
       </w:pPr>
       <w:r>
@@ -7172,7 +8425,7 @@
       <w:pPr>
         <w:numPr>
           <w:ilvl w:val="1"/>
-          <w:numId w:val="15"/>
+          <w:numId w:val="47"/>
         </w:numPr>
       </w:pPr>
       <w:r>
@@ -7183,7 +8436,7 @@
       <w:pPr>
         <w:numPr>
           <w:ilvl w:val="0"/>
-          <w:numId w:val="15"/>
+          <w:numId w:val="47"/>
         </w:numPr>
       </w:pPr>
       <w:r>
@@ -7198,7 +8451,7 @@
       <w:pPr>
         <w:numPr>
           <w:ilvl w:val="1"/>
-          <w:numId w:val="15"/>
+          <w:numId w:val="47"/>
         </w:numPr>
       </w:pPr>
       <w:r>
@@ -7206,7 +8459,6 @@
           <w:b/>
           <w:bCs/>
         </w:rPr>
-        <w:lastRenderedPageBreak/>
         <w:t>Cột A, B:</w:t>
       </w:r>
       <w:r>
@@ -7217,7 +8469,7 @@
       <w:pPr>
         <w:numPr>
           <w:ilvl w:val="1"/>
-          <w:numId w:val="15"/>
+          <w:numId w:val="47"/>
         </w:numPr>
       </w:pPr>
       <w:r>
@@ -7235,7 +8487,7 @@
       <w:pPr>
         <w:numPr>
           <w:ilvl w:val="1"/>
-          <w:numId w:val="15"/>
+          <w:numId w:val="47"/>
         </w:numPr>
       </w:pPr>
       <w:r>
@@ -7253,7 +8505,7 @@
       <w:pPr>
         <w:numPr>
           <w:ilvl w:val="1"/>
-          <w:numId w:val="15"/>
+          <w:numId w:val="47"/>
         </w:numPr>
       </w:pPr>
       <w:r>
@@ -7271,7 +8523,7 @@
       <w:pPr>
         <w:numPr>
           <w:ilvl w:val="1"/>
-          <w:numId w:val="15"/>
+          <w:numId w:val="47"/>
         </w:numPr>
       </w:pPr>
       <w:r>
@@ -7289,7 +8541,7 @@
       <w:pPr>
         <w:numPr>
           <w:ilvl w:val="0"/>
-          <w:numId w:val="15"/>
+          <w:numId w:val="47"/>
         </w:numPr>
       </w:pPr>
       <w:r>
@@ -7304,7 +8556,7 @@
       <w:pPr>
         <w:numPr>
           <w:ilvl w:val="1"/>
-          <w:numId w:val="15"/>
+          <w:numId w:val="47"/>
         </w:numPr>
       </w:pPr>
       <w:r>
@@ -7315,7 +8567,7 @@
       <w:pPr>
         <w:numPr>
           <w:ilvl w:val="1"/>
-          <w:numId w:val="15"/>
+          <w:numId w:val="47"/>
         </w:numPr>
       </w:pPr>
       <w:r>
@@ -7821,6 +9073,7 @@
           </w:tcPr>
           <w:p>
             <w:r>
+              <w:lastRenderedPageBreak/>
               <w:t>@QL_SORT</w:t>
             </w:r>
           </w:p>
@@ -8346,11 +9599,7 @@
           </w:tcPr>
           <w:p>
             <w:r>
-              <w:t xml:space="preserve">Lọc data hàng dọc: &lt;&gt; (không chứa), " " (chính xác), - </w:t>
-            </w:r>
-            <w:r>
-              <w:lastRenderedPageBreak/>
-              <w:t>(khoảng), &gt;, &lt;. Mặc định: Chứa.</w:t>
+              <w:t>Lọc data hàng dọc: &lt;&gt; (không chứa), " " (chính xác), - (khoảng), &gt;, &lt;. Mặc định: Chứa.</w:t>
             </w:r>
           </w:p>
         </w:tc>
@@ -8373,18 +9622,14 @@
           </w:tcPr>
           <w:p>
             <w:r>
-              <w:lastRenderedPageBreak/>
-              <w:t xml:space="preserve">Không phân biệt </w:t>
-            </w:r>
-            <w:r>
-              <w:lastRenderedPageBreak/>
-              <w:t>hoa thường</w:t>
+              <w:t>Không phân biệt hoa thường</w:t>
             </w:r>
           </w:p>
         </w:tc>
       </w:tr>
     </w:tbl>
     <w:p/>
+    <w:p/>
     <w:p>
       <w:r>
         <w:rPr>
@@ -8462,7 +9707,7 @@
       <w:pPr>
         <w:numPr>
           <w:ilvl w:val="0"/>
-          <w:numId w:val="16"/>
+          <w:numId w:val="48"/>
         </w:numPr>
       </w:pPr>
       <w:r>
@@ -8477,7 +9722,7 @@
       <w:pPr>
         <w:numPr>
           <w:ilvl w:val="1"/>
-          <w:numId w:val="16"/>
+          <w:numId w:val="48"/>
         </w:numPr>
       </w:pPr>
       <w:r>
@@ -8495,7 +9740,7 @@
       <w:pPr>
         <w:numPr>
           <w:ilvl w:val="1"/>
-          <w:numId w:val="16"/>
+          <w:numId w:val="48"/>
         </w:numPr>
       </w:pPr>
       <w:r>
@@ -8513,7 +9758,7 @@
       <w:pPr>
         <w:numPr>
           <w:ilvl w:val="0"/>
-          <w:numId w:val="16"/>
+          <w:numId w:val="48"/>
         </w:numPr>
       </w:pPr>
       <w:r>
@@ -8528,7 +9773,7 @@
       <w:pPr>
         <w:numPr>
           <w:ilvl w:val="1"/>
-          <w:numId w:val="16"/>
+          <w:numId w:val="48"/>
         </w:numPr>
       </w:pPr>
       <w:r>
@@ -8536,6 +9781,7 @@
           <w:b/>
           <w:bCs/>
         </w:rPr>
+        <w:lastRenderedPageBreak/>
         <w:t>Trách nhiệm:</w:t>
       </w:r>
       <w:r>
@@ -8546,7 +9792,7 @@
       <w:pPr>
         <w:numPr>
           <w:ilvl w:val="1"/>
-          <w:numId w:val="16"/>
+          <w:numId w:val="48"/>
         </w:numPr>
       </w:pPr>
       <w:r>
@@ -8564,7 +9810,7 @@
       <w:pPr>
         <w:numPr>
           <w:ilvl w:val="0"/>
-          <w:numId w:val="16"/>
+          <w:numId w:val="48"/>
         </w:numPr>
       </w:pPr>
       <w:r>
@@ -8579,7 +9825,7 @@
       <w:pPr>
         <w:numPr>
           <w:ilvl w:val="1"/>
-          <w:numId w:val="16"/>
+          <w:numId w:val="48"/>
         </w:numPr>
       </w:pPr>
       <w:r>
@@ -8597,7 +9843,7 @@
       <w:pPr>
         <w:numPr>
           <w:ilvl w:val="1"/>
-          <w:numId w:val="16"/>
+          <w:numId w:val="48"/>
         </w:numPr>
       </w:pPr>
       <w:r>
@@ -8615,7 +9861,7 @@
       <w:pPr>
         <w:numPr>
           <w:ilvl w:val="0"/>
-          <w:numId w:val="16"/>
+          <w:numId w:val="48"/>
         </w:numPr>
       </w:pPr>
       <w:r>
@@ -8630,7 +9876,7 @@
       <w:pPr>
         <w:numPr>
           <w:ilvl w:val="1"/>
-          <w:numId w:val="16"/>
+          <w:numId w:val="48"/>
         </w:numPr>
       </w:pPr>
       <w:r>
@@ -8657,7 +9903,7 @@
       <w:pPr>
         <w:numPr>
           <w:ilvl w:val="0"/>
-          <w:numId w:val="17"/>
+          <w:numId w:val="49"/>
         </w:numPr>
       </w:pPr>
       <w:r>
@@ -8672,7 +9918,7 @@
       <w:pPr>
         <w:numPr>
           <w:ilvl w:val="1"/>
-          <w:numId w:val="17"/>
+          <w:numId w:val="49"/>
         </w:numPr>
       </w:pPr>
       <w:r>
@@ -8680,7 +9926,6 @@
           <w:b/>
           <w:bCs/>
         </w:rPr>
-        <w:lastRenderedPageBreak/>
         <w:t>Trách nhiệm:</w:t>
       </w:r>
       <w:r>
@@ -8691,7 +9936,7 @@
       <w:pPr>
         <w:numPr>
           <w:ilvl w:val="0"/>
-          <w:numId w:val="17"/>
+          <w:numId w:val="49"/>
         </w:numPr>
       </w:pPr>
       <w:r>
@@ -8706,7 +9951,7 @@
       <w:pPr>
         <w:numPr>
           <w:ilvl w:val="1"/>
-          <w:numId w:val="17"/>
+          <w:numId w:val="49"/>
         </w:numPr>
       </w:pPr>
       <w:r>
@@ -8724,7 +9969,7 @@
       <w:pPr>
         <w:numPr>
           <w:ilvl w:val="1"/>
-          <w:numId w:val="17"/>
+          <w:numId w:val="49"/>
         </w:numPr>
       </w:pPr>
       <w:r>
@@ -8742,7 +9987,7 @@
       <w:pPr>
         <w:numPr>
           <w:ilvl w:val="0"/>
-          <w:numId w:val="17"/>
+          <w:numId w:val="49"/>
         </w:numPr>
       </w:pPr>
       <w:r>
@@ -8757,7 +10002,7 @@
       <w:pPr>
         <w:numPr>
           <w:ilvl w:val="1"/>
-          <w:numId w:val="17"/>
+          <w:numId w:val="49"/>
         </w:numPr>
       </w:pPr>
       <w:r>
@@ -8784,7 +10029,7 @@
       <w:pPr>
         <w:numPr>
           <w:ilvl w:val="0"/>
-          <w:numId w:val="18"/>
+          <w:numId w:val="50"/>
         </w:numPr>
       </w:pPr>
       <w:r>
@@ -8802,7 +10047,7 @@
       <w:pPr>
         <w:numPr>
           <w:ilvl w:val="0"/>
-          <w:numId w:val="18"/>
+          <w:numId w:val="50"/>
         </w:numPr>
       </w:pPr>
       <w:r>
@@ -8817,7 +10062,7 @@
       <w:pPr>
         <w:numPr>
           <w:ilvl w:val="1"/>
-          <w:numId w:val="18"/>
+          <w:numId w:val="50"/>
         </w:numPr>
       </w:pPr>
       <w:r>
@@ -8845,7 +10090,7 @@
       <w:pPr>
         <w:numPr>
           <w:ilvl w:val="1"/>
-          <w:numId w:val="18"/>
+          <w:numId w:val="50"/>
         </w:numPr>
       </w:pPr>
       <w:r>
@@ -8872,7 +10117,7 @@
       <w:pPr>
         <w:numPr>
           <w:ilvl w:val="0"/>
-          <w:numId w:val="19"/>
+          <w:numId w:val="51"/>
         </w:numPr>
       </w:pPr>
       <w:r>
@@ -8890,7 +10135,7 @@
       <w:pPr>
         <w:numPr>
           <w:ilvl w:val="0"/>
-          <w:numId w:val="19"/>
+          <w:numId w:val="51"/>
         </w:numPr>
       </w:pPr>
       <w:r>
@@ -8898,6 +10143,7 @@
           <w:b/>
           <w:bCs/>
         </w:rPr>
+        <w:lastRenderedPageBreak/>
         <w:t>Pipeline 2: Initialization (Server → Sidebar):</w:t>
       </w:r>
       <w:r>
@@ -8918,7 +10164,7 @@
       <w:pPr>
         <w:numPr>
           <w:ilvl w:val="0"/>
-          <w:numId w:val="19"/>
+          <w:numId w:val="51"/>
         </w:numPr>
       </w:pPr>
       <w:r>
@@ -8962,6 +10208,7 @@
         <w:t> </w:t>
       </w:r>
     </w:p>
+    <w:p/>
     <w:p>
       <w:r>
         <w:rPr>
@@ -9010,7 +10257,6 @@
           <w:i/>
           <w:iCs/>
         </w:rPr>
-        <w:lastRenderedPageBreak/>
         <w:t xml:space="preserve">Đây là luồng cốt lõi, hoạt động 24/7 và </w:t>
       </w:r>
       <w:r>
@@ -9034,7 +10280,7 @@
       <w:pPr>
         <w:numPr>
           <w:ilvl w:val="0"/>
-          <w:numId w:val="20"/>
+          <w:numId w:val="52"/>
         </w:numPr>
       </w:pPr>
       <w:r>
@@ -9049,7 +10295,7 @@
       <w:pPr>
         <w:numPr>
           <w:ilvl w:val="1"/>
-          <w:numId w:val="20"/>
+          <w:numId w:val="52"/>
         </w:numPr>
       </w:pPr>
       <w:r>
@@ -9097,7 +10343,7 @@
       <w:pPr>
         <w:numPr>
           <w:ilvl w:val="1"/>
-          <w:numId w:val="20"/>
+          <w:numId w:val="52"/>
         </w:numPr>
       </w:pPr>
       <w:r>
@@ -9130,7 +10376,7 @@
       <w:pPr>
         <w:numPr>
           <w:ilvl w:val="0"/>
-          <w:numId w:val="21"/>
+          <w:numId w:val="53"/>
         </w:numPr>
       </w:pPr>
       <w:r>
@@ -9145,7 +10391,7 @@
       <w:pPr>
         <w:numPr>
           <w:ilvl w:val="1"/>
-          <w:numId w:val="21"/>
+          <w:numId w:val="53"/>
         </w:numPr>
       </w:pPr>
       <w:r>
@@ -9163,7 +10409,7 @@
       <w:pPr>
         <w:numPr>
           <w:ilvl w:val="1"/>
-          <w:numId w:val="21"/>
+          <w:numId w:val="53"/>
         </w:numPr>
       </w:pPr>
       <w:r>
@@ -9178,7 +10424,7 @@
       <w:pPr>
         <w:numPr>
           <w:ilvl w:val="2"/>
-          <w:numId w:val="22"/>
+          <w:numId w:val="54"/>
         </w:numPr>
       </w:pPr>
       <w:r>
@@ -9189,7 +10435,7 @@
       <w:pPr>
         <w:numPr>
           <w:ilvl w:val="2"/>
-          <w:numId w:val="22"/>
+          <w:numId w:val="54"/>
         </w:numPr>
       </w:pPr>
       <w:r>
@@ -9210,10 +10456,11 @@
       <w:pPr>
         <w:numPr>
           <w:ilvl w:val="2"/>
-          <w:numId w:val="22"/>
+          <w:numId w:val="54"/>
         </w:numPr>
       </w:pPr>
       <w:r>
+        <w:lastRenderedPageBreak/>
         <w:t xml:space="preserve">Nếu hết 3 giây không có chỉnh sửa mới à GAS tự động cưỡng chế Render lại </w:t>
       </w:r>
       <w:r>
@@ -9254,7 +10501,7 @@
       <w:pPr>
         <w:numPr>
           <w:ilvl w:val="0"/>
-          <w:numId w:val="23"/>
+          <w:numId w:val="55"/>
         </w:numPr>
       </w:pPr>
       <w:r>
@@ -9272,7 +10519,7 @@
       <w:pPr>
         <w:numPr>
           <w:ilvl w:val="0"/>
-          <w:numId w:val="23"/>
+          <w:numId w:val="55"/>
         </w:numPr>
       </w:pPr>
       <w:r>
@@ -9283,10 +10530,7 @@
         <w:t>Cập nhật ngầm (Background Sync/Chunking):</w:t>
       </w:r>
       <w:r>
-        <w:t xml:space="preserve"> </w:t>
-      </w:r>
-      <w:r>
-        <w:t>Diễn ra liên tục ngay sau khi khởi tạo. Hệ thống âm thầm tải dữ liệu giao dịch (Act) theo từng gói nhỏ để lấp đầy bộ nhớ RAM mà không làm gián đoạn thao tác của người dùng (load ngư</w:t>
+        <w:t xml:space="preserve"> Diễn ra liên tục ngay sau khi khởi tạo. Hệ thống âm thầm tải dữ liệu giao dịch (Act) theo từng gói nhỏ để lấp đầy bộ nhớ RAM mà không làm gián đoạn thao tác của người dùng (load ngư</w:t>
       </w:r>
       <w:r>
         <w:rPr>
@@ -9304,10 +10548,7 @@
         <w:t>ờ</w:t>
       </w:r>
       <w:r>
-        <w:t>ng nằm ở cuối cùng)</w:t>
-      </w:r>
-      <w:r>
-        <w:t xml:space="preserve">. </w:t>
+        <w:t xml:space="preserve">ng nằm ở cuối cùng). </w:t>
       </w:r>
     </w:p>
     <w:p>
@@ -9332,7 +10573,7 @@
       <w:pPr>
         <w:numPr>
           <w:ilvl w:val="0"/>
-          <w:numId w:val="24"/>
+          <w:numId w:val="56"/>
         </w:numPr>
       </w:pPr>
       <w:r>
@@ -9350,7 +10591,7 @@
       <w:pPr>
         <w:numPr>
           <w:ilvl w:val="0"/>
-          <w:numId w:val="24"/>
+          <w:numId w:val="56"/>
         </w:numPr>
       </w:pPr>
       <w:r>
@@ -9358,7 +10599,6 @@
           <w:b/>
           <w:bCs/>
         </w:rPr>
-        <w:lastRenderedPageBreak/>
         <w:t>Kỹ thuật:</w:t>
       </w:r>
       <w:r>
@@ -9369,7 +10609,7 @@
       <w:pPr>
         <w:numPr>
           <w:ilvl w:val="0"/>
-          <w:numId w:val="24"/>
+          <w:numId w:val="56"/>
         </w:numPr>
       </w:pPr>
       <w:r>
@@ -9396,7 +10636,7 @@
       <w:pPr>
         <w:numPr>
           <w:ilvl w:val="0"/>
-          <w:numId w:val="25"/>
+          <w:numId w:val="57"/>
         </w:numPr>
       </w:pPr>
       <w:r>
@@ -9414,7 +10654,7 @@
       <w:pPr>
         <w:numPr>
           <w:ilvl w:val="0"/>
-          <w:numId w:val="25"/>
+          <w:numId w:val="57"/>
         </w:numPr>
       </w:pPr>
       <w:r>
@@ -9432,7 +10672,7 @@
       <w:pPr>
         <w:numPr>
           <w:ilvl w:val="1"/>
-          <w:numId w:val="25"/>
+          <w:numId w:val="57"/>
         </w:numPr>
       </w:pPr>
       <w:r>
@@ -9443,7 +10683,7 @@
       <w:pPr>
         <w:numPr>
           <w:ilvl w:val="0"/>
-          <w:numId w:val="25"/>
+          <w:numId w:val="57"/>
         </w:numPr>
       </w:pPr>
       <w:r>
@@ -9470,7 +10710,7 @@
       <w:pPr>
         <w:numPr>
           <w:ilvl w:val="0"/>
-          <w:numId w:val="26"/>
+          <w:numId w:val="58"/>
         </w:numPr>
       </w:pPr>
       <w:r>
@@ -9488,7 +10728,7 @@
       <w:pPr>
         <w:numPr>
           <w:ilvl w:val="0"/>
-          <w:numId w:val="26"/>
+          <w:numId w:val="58"/>
         </w:numPr>
       </w:pPr>
       <w:r>
@@ -9506,7 +10746,7 @@
       <w:pPr>
         <w:numPr>
           <w:ilvl w:val="0"/>
-          <w:numId w:val="26"/>
+          <w:numId w:val="58"/>
         </w:numPr>
       </w:pPr>
       <w:r>
@@ -9514,6 +10754,7 @@
           <w:b/>
           <w:bCs/>
         </w:rPr>
+        <w:lastRenderedPageBreak/>
         <w:t>Kết quả:</w:t>
       </w:r>
       <w:r>
@@ -9533,7 +10774,7 @@
       <w:pPr>
         <w:numPr>
           <w:ilvl w:val="0"/>
-          <w:numId w:val="27"/>
+          <w:numId w:val="59"/>
         </w:numPr>
       </w:pPr>
       <w:r>
@@ -9551,7 +10792,7 @@
       <w:pPr>
         <w:numPr>
           <w:ilvl w:val="0"/>
-          <w:numId w:val="27"/>
+          <w:numId w:val="59"/>
         </w:numPr>
       </w:pPr>
       <w:r>
@@ -9569,7 +10810,7 @@
       <w:pPr>
         <w:numPr>
           <w:ilvl w:val="0"/>
-          <w:numId w:val="27"/>
+          <w:numId w:val="59"/>
         </w:numPr>
       </w:pPr>
       <w:r>
@@ -9596,7 +10837,7 @@
       <w:pPr>
         <w:numPr>
           <w:ilvl w:val="0"/>
-          <w:numId w:val="28"/>
+          <w:numId w:val="60"/>
         </w:numPr>
       </w:pPr>
       <w:r>
@@ -9614,7 +10855,7 @@
       <w:pPr>
         <w:numPr>
           <w:ilvl w:val="0"/>
-          <w:numId w:val="28"/>
+          <w:numId w:val="60"/>
         </w:numPr>
       </w:pPr>
       <w:r>
@@ -9632,7 +10873,7 @@
       <w:pPr>
         <w:numPr>
           <w:ilvl w:val="0"/>
-          <w:numId w:val="28"/>
+          <w:numId w:val="60"/>
         </w:numPr>
       </w:pPr>
       <w:r>
@@ -9661,7 +10902,6 @@
           <w:i/>
           <w:iCs/>
         </w:rPr>
-        <w:lastRenderedPageBreak/>
         <w:t>Luồng này giải quyết bài toán hiển thị dữ liệu lên Sidebar nhanh $&lt; 50ms$ khi click chuột trên Sheet !.</w:t>
       </w:r>
     </w:p>
@@ -9669,7 +10909,7 @@
       <w:pPr>
         <w:numPr>
           <w:ilvl w:val="0"/>
-          <w:numId w:val="29"/>
+          <w:numId w:val="61"/>
         </w:numPr>
       </w:pPr>
       <w:r>
@@ -9680,7 +10920,7 @@
       <w:pPr>
         <w:numPr>
           <w:ilvl w:val="0"/>
-          <w:numId w:val="29"/>
+          <w:numId w:val="61"/>
         </w:numPr>
       </w:pPr>
       <w:r>
@@ -9691,7 +10931,7 @@
       <w:pPr>
         <w:numPr>
           <w:ilvl w:val="0"/>
-          <w:numId w:val="29"/>
+          <w:numId w:val="61"/>
         </w:numPr>
       </w:pPr>
       <w:r>
@@ -9702,7 +10942,7 @@
       <w:pPr>
         <w:numPr>
           <w:ilvl w:val="0"/>
-          <w:numId w:val="29"/>
+          <w:numId w:val="61"/>
         </w:numPr>
       </w:pPr>
       <w:r>
@@ -9731,7 +10971,7 @@
       <w:pPr>
         <w:numPr>
           <w:ilvl w:val="0"/>
-          <w:numId w:val="30"/>
+          <w:numId w:val="62"/>
         </w:numPr>
       </w:pPr>
       <w:r>
@@ -9742,7 +10982,7 @@
       <w:pPr>
         <w:numPr>
           <w:ilvl w:val="0"/>
-          <w:numId w:val="30"/>
+          <w:numId w:val="62"/>
         </w:numPr>
       </w:pPr>
       <w:r>
@@ -9760,7 +11000,7 @@
       <w:pPr>
         <w:numPr>
           <w:ilvl w:val="0"/>
-          <w:numId w:val="30"/>
+          <w:numId w:val="62"/>
         </w:numPr>
       </w:pPr>
       <w:r>
@@ -9778,7 +11018,7 @@
       <w:pPr>
         <w:numPr>
           <w:ilvl w:val="0"/>
-          <w:numId w:val="30"/>
+          <w:numId w:val="62"/>
         </w:numPr>
       </w:pPr>
       <w:r>
@@ -9789,7 +11029,7 @@
       <w:pPr>
         <w:numPr>
           <w:ilvl w:val="0"/>
-          <w:numId w:val="30"/>
+          <w:numId w:val="62"/>
         </w:numPr>
       </w:pPr>
       <w:r>
@@ -9797,6 +11037,7 @@
           <w:b/>
           <w:bCs/>
         </w:rPr>
+        <w:lastRenderedPageBreak/>
         <w:t>Đồng bộ ngược (Smart Refresh):</w:t>
       </w:r>
       <w:r>
@@ -9808,6 +11049,8 @@
         <w:t> </w:t>
       </w:r>
     </w:p>
+    <w:p/>
+    <w:p/>
     <w:p>
       <w:r>
         <w:rPr>
@@ -9866,7 +11109,7 @@
       <w:pPr>
         <w:numPr>
           <w:ilvl w:val="0"/>
-          <w:numId w:val="31"/>
+          <w:numId w:val="63"/>
         </w:numPr>
       </w:pPr>
       <w:r>
@@ -9884,7 +11127,7 @@
       <w:pPr>
         <w:numPr>
           <w:ilvl w:val="1"/>
-          <w:numId w:val="31"/>
+          <w:numId w:val="63"/>
         </w:numPr>
       </w:pPr>
       <w:r>
@@ -9895,7 +11138,7 @@
       <w:pPr>
         <w:numPr>
           <w:ilvl w:val="1"/>
-          <w:numId w:val="31"/>
+          <w:numId w:val="63"/>
         </w:numPr>
       </w:pPr>
       <w:r>
@@ -9906,7 +11149,7 @@
       <w:pPr>
         <w:numPr>
           <w:ilvl w:val="0"/>
-          <w:numId w:val="31"/>
+          <w:numId w:val="63"/>
         </w:numPr>
       </w:pPr>
       <w:r>
@@ -9914,7 +11157,6 @@
           <w:b/>
           <w:bCs/>
         </w:rPr>
-        <w:lastRenderedPageBreak/>
         <w:t>Thanh tiến trình (Progress Bar):</w:t>
       </w:r>
       <w:r>
@@ -9925,7 +11167,7 @@
       <w:pPr>
         <w:numPr>
           <w:ilvl w:val="0"/>
-          <w:numId w:val="31"/>
+          <w:numId w:val="63"/>
         </w:numPr>
       </w:pPr>
       <w:r>
@@ -9940,7 +11182,7 @@
       <w:pPr>
         <w:numPr>
           <w:ilvl w:val="1"/>
-          <w:numId w:val="31"/>
+          <w:numId w:val="63"/>
         </w:numPr>
       </w:pPr>
       <w:r>
@@ -9951,7 +11193,7 @@
       <w:pPr>
         <w:numPr>
           <w:ilvl w:val="1"/>
-          <w:numId w:val="31"/>
+          <w:numId w:val="63"/>
         </w:numPr>
       </w:pPr>
       <w:r>
@@ -9976,7 +11218,7 @@
       <w:pPr>
         <w:numPr>
           <w:ilvl w:val="0"/>
-          <w:numId w:val="32"/>
+          <w:numId w:val="64"/>
         </w:numPr>
       </w:pPr>
       <w:r>
@@ -10004,7 +11246,7 @@
       <w:pPr>
         <w:numPr>
           <w:ilvl w:val="0"/>
-          <w:numId w:val="32"/>
+          <w:numId w:val="64"/>
         </w:numPr>
       </w:pPr>
       <w:r>
@@ -10022,7 +11264,7 @@
       <w:pPr>
         <w:numPr>
           <w:ilvl w:val="1"/>
-          <w:numId w:val="32"/>
+          <w:numId w:val="64"/>
         </w:numPr>
       </w:pPr>
       <w:r>
@@ -10033,7 +11275,7 @@
       <w:pPr>
         <w:numPr>
           <w:ilvl w:val="0"/>
-          <w:numId w:val="32"/>
+          <w:numId w:val="64"/>
         </w:numPr>
       </w:pPr>
       <w:r>
@@ -10048,7 +11290,7 @@
       <w:pPr>
         <w:numPr>
           <w:ilvl w:val="1"/>
-          <w:numId w:val="32"/>
+          <w:numId w:val="64"/>
         </w:numPr>
       </w:pPr>
       <w:r>
@@ -10059,7 +11301,7 @@
       <w:pPr>
         <w:numPr>
           <w:ilvl w:val="1"/>
-          <w:numId w:val="32"/>
+          <w:numId w:val="64"/>
         </w:numPr>
       </w:pPr>
       <w:r>
@@ -10072,6 +11314,7 @@
           <w:b/>
           <w:bCs/>
         </w:rPr>
+        <w:lastRenderedPageBreak/>
         <w:t xml:space="preserve">1.3. </w:t>
       </w:r>
     </w:p>
@@ -10084,7 +11327,7 @@
       <w:pPr>
         <w:numPr>
           <w:ilvl w:val="0"/>
-          <w:numId w:val="33"/>
+          <w:numId w:val="65"/>
         </w:numPr>
       </w:pPr>
       <w:r>
@@ -10102,7 +11345,7 @@
       <w:pPr>
         <w:numPr>
           <w:ilvl w:val="0"/>
-          <w:numId w:val="33"/>
+          <w:numId w:val="65"/>
         </w:numPr>
       </w:pPr>
       <w:r>
@@ -10117,7 +11360,7 @@
       <w:pPr>
         <w:numPr>
           <w:ilvl w:val="1"/>
-          <w:numId w:val="33"/>
+          <w:numId w:val="65"/>
         </w:numPr>
       </w:pPr>
       <w:r>
@@ -10128,7 +11371,7 @@
       <w:pPr>
         <w:numPr>
           <w:ilvl w:val="1"/>
-          <w:numId w:val="33"/>
+          <w:numId w:val="65"/>
         </w:numPr>
       </w:pPr>
       <w:r>
@@ -10139,7 +11382,7 @@
       <w:pPr>
         <w:numPr>
           <w:ilvl w:val="0"/>
-          <w:numId w:val="33"/>
+          <w:numId w:val="65"/>
         </w:numPr>
       </w:pPr>
       <w:r>
@@ -10171,7 +11414,7 @@
       <w:pPr>
         <w:numPr>
           <w:ilvl w:val="0"/>
-          <w:numId w:val="34"/>
+          <w:numId w:val="66"/>
         </w:numPr>
       </w:pPr>
       <w:r>
@@ -10189,7 +11432,7 @@
       <w:pPr>
         <w:numPr>
           <w:ilvl w:val="0"/>
-          <w:numId w:val="34"/>
+          <w:numId w:val="66"/>
         </w:numPr>
       </w:pPr>
       <w:r>
@@ -10207,7 +11450,7 @@
       <w:pPr>
         <w:numPr>
           <w:ilvl w:val="0"/>
-          <w:numId w:val="34"/>
+          <w:numId w:val="66"/>
         </w:numPr>
       </w:pPr>
       <w:r>
@@ -10222,7 +11465,7 @@
       <w:pPr>
         <w:numPr>
           <w:ilvl w:val="1"/>
-          <w:numId w:val="34"/>
+          <w:numId w:val="66"/>
         </w:numPr>
       </w:pPr>
       <w:r>
@@ -10240,7 +11483,7 @@
       <w:pPr>
         <w:numPr>
           <w:ilvl w:val="1"/>
-          <w:numId w:val="34"/>
+          <w:numId w:val="66"/>
         </w:numPr>
       </w:pPr>
       <w:r>
@@ -10261,7 +11504,6 @@
     </w:p>
     <w:p>
       <w:r>
-        <w:lastRenderedPageBreak/>
         <w:t xml:space="preserve">2. MÀN HÌNH THÊM/SỬA KHÁCH HÀNG (CUSTOMER FORM) </w:t>
       </w:r>
     </w:p>
@@ -10787,6 +12029,7 @@
                 <w:b/>
                 <w:bCs/>
               </w:rPr>
+              <w:lastRenderedPageBreak/>
               <w:t>Hàng 9</w:t>
             </w:r>
           </w:p>
@@ -11395,7 +12638,6 @@
                 <w:b/>
                 <w:bCs/>
               </w:rPr>
-              <w:lastRenderedPageBreak/>
               <w:t>Hàng 6</w:t>
             </w:r>
           </w:p>
@@ -11543,7 +12785,7 @@
       <w:pPr>
         <w:numPr>
           <w:ilvl w:val="0"/>
-          <w:numId w:val="35"/>
+          <w:numId w:val="67"/>
         </w:numPr>
       </w:pPr>
       <w:r>
@@ -11561,7 +12803,7 @@
       <w:pPr>
         <w:numPr>
           <w:ilvl w:val="0"/>
-          <w:numId w:val="35"/>
+          <w:numId w:val="67"/>
         </w:numPr>
       </w:pPr>
       <w:r>
@@ -11589,7 +12831,7 @@
       <w:pPr>
         <w:numPr>
           <w:ilvl w:val="0"/>
-          <w:numId w:val="36"/>
+          <w:numId w:val="68"/>
         </w:numPr>
       </w:pPr>
       <w:r>
@@ -11627,7 +12869,7 @@
       <w:pPr>
         <w:numPr>
           <w:ilvl w:val="0"/>
-          <w:numId w:val="36"/>
+          <w:numId w:val="68"/>
         </w:numPr>
       </w:pPr>
       <w:r>
@@ -11645,7 +12887,7 @@
       <w:pPr>
         <w:numPr>
           <w:ilvl w:val="0"/>
-          <w:numId w:val="36"/>
+          <w:numId w:val="68"/>
         </w:numPr>
       </w:pPr>
       <w:r>
@@ -11653,6 +12895,7 @@
           <w:b/>
           <w:bCs/>
         </w:rPr>
+        <w:lastRenderedPageBreak/>
         <w:t>Default Values:</w:t>
       </w:r>
       <w:r>
@@ -11724,7 +12967,7 @@
       <w:pPr>
         <w:numPr>
           <w:ilvl w:val="0"/>
-          <w:numId w:val="37"/>
+          <w:numId w:val="69"/>
         </w:numPr>
         <w:rPr>
           <w:b/>
@@ -11743,7 +12986,7 @@
       <w:pPr>
         <w:numPr>
           <w:ilvl w:val="1"/>
-          <w:numId w:val="37"/>
+          <w:numId w:val="69"/>
         </w:numPr>
         <w:rPr>
           <w:b/>
@@ -11762,7 +13005,7 @@
       <w:pPr>
         <w:numPr>
           <w:ilvl w:val="1"/>
-          <w:numId w:val="37"/>
+          <w:numId w:val="69"/>
         </w:numPr>
         <w:rPr>
           <w:b/>
@@ -11781,7 +13024,7 @@
       <w:pPr>
         <w:numPr>
           <w:ilvl w:val="0"/>
-          <w:numId w:val="37"/>
+          <w:numId w:val="69"/>
         </w:numPr>
         <w:rPr>
           <w:b/>
@@ -11800,7 +13043,7 @@
       <w:pPr>
         <w:numPr>
           <w:ilvl w:val="1"/>
-          <w:numId w:val="37"/>
+          <w:numId w:val="69"/>
         </w:numPr>
         <w:rPr>
           <w:b/>
@@ -11819,7 +13062,7 @@
       <w:pPr>
         <w:numPr>
           <w:ilvl w:val="0"/>
-          <w:numId w:val="38"/>
+          <w:numId w:val="70"/>
         </w:numPr>
         <w:rPr>
           <w:b/>
@@ -11831,7 +13074,6 @@
           <w:b/>
           <w:bCs/>
         </w:rPr>
-        <w:lastRenderedPageBreak/>
         <w:t>LOCAL FETCHING &amp; SEARCH</w:t>
       </w:r>
     </w:p>
@@ -11839,7 +13081,7 @@
       <w:pPr>
         <w:numPr>
           <w:ilvl w:val="1"/>
-          <w:numId w:val="38"/>
+          <w:numId w:val="70"/>
         </w:numPr>
         <w:rPr>
           <w:b/>
@@ -11858,7 +13100,7 @@
       <w:pPr>
         <w:numPr>
           <w:ilvl w:val="0"/>
-          <w:numId w:val="38"/>
+          <w:numId w:val="70"/>
         </w:numPr>
         <w:rPr>
           <w:b/>
@@ -12310,6 +13552,7 @@
                 <w:b/>
                 <w:bCs/>
               </w:rPr>
+              <w:lastRenderedPageBreak/>
               <w:t>Bắt đầu bằng</w:t>
             </w:r>
           </w:p>
@@ -12767,7 +14010,7 @@
       <w:pPr>
         <w:numPr>
           <w:ilvl w:val="0"/>
-          <w:numId w:val="39"/>
+          <w:numId w:val="71"/>
         </w:numPr>
       </w:pPr>
       <w:r>
@@ -12785,7 +14028,7 @@
       <w:pPr>
         <w:numPr>
           <w:ilvl w:val="0"/>
-          <w:numId w:val="39"/>
+          <w:numId w:val="71"/>
         </w:numPr>
       </w:pPr>
       <w:r>
@@ -12803,7 +14046,7 @@
       <w:pPr>
         <w:numPr>
           <w:ilvl w:val="0"/>
-          <w:numId w:val="39"/>
+          <w:numId w:val="71"/>
         </w:numPr>
       </w:pPr>
       <w:r>
@@ -12821,7 +14064,7 @@
       <w:pPr>
         <w:numPr>
           <w:ilvl w:val="0"/>
-          <w:numId w:val="39"/>
+          <w:numId w:val="71"/>
         </w:numPr>
       </w:pPr>
       <w:r>
@@ -12829,7 +14072,6 @@
           <w:b/>
           <w:bCs/>
         </w:rPr>
-        <w:lastRenderedPageBreak/>
         <w:t>Tính tinh gọn:</w:t>
       </w:r>
       <w:r>
@@ -12861,7 +14103,7 @@
       <w:pPr>
         <w:numPr>
           <w:ilvl w:val="0"/>
-          <w:numId w:val="40"/>
+          <w:numId w:val="72"/>
         </w:numPr>
       </w:pPr>
       <w:r>
@@ -12879,7 +14121,7 @@
       <w:pPr>
         <w:numPr>
           <w:ilvl w:val="0"/>
-          <w:numId w:val="40"/>
+          <w:numId w:val="72"/>
         </w:numPr>
       </w:pPr>
       <w:r>
@@ -12897,7 +14139,7 @@
       <w:pPr>
         <w:numPr>
           <w:ilvl w:val="0"/>
-          <w:numId w:val="40"/>
+          <w:numId w:val="72"/>
         </w:numPr>
       </w:pPr>
       <w:r>
@@ -12915,7 +14157,7 @@
       <w:pPr>
         <w:numPr>
           <w:ilvl w:val="0"/>
-          <w:numId w:val="40"/>
+          <w:numId w:val="72"/>
         </w:numPr>
       </w:pPr>
       <w:r>
@@ -12935,6 +14177,7 @@
           <w:b/>
           <w:bCs/>
         </w:rPr>
+        <w:lastRenderedPageBreak/>
         <w:t>7. QUY TẮC VẬN HÀNH SIDEBAR (INTERACTION RULES)</w:t>
       </w:r>
     </w:p>
@@ -12942,7 +14185,7 @@
       <w:pPr>
         <w:numPr>
           <w:ilvl w:val="0"/>
-          <w:numId w:val="41"/>
+          <w:numId w:val="73"/>
         </w:numPr>
       </w:pPr>
       <w:r>
@@ -12960,7 +14203,7 @@
       <w:pPr>
         <w:numPr>
           <w:ilvl w:val="0"/>
-          <w:numId w:val="41"/>
+          <w:numId w:val="73"/>
         </w:numPr>
       </w:pPr>
       <w:r>
@@ -12978,7 +14221,7 @@
       <w:pPr>
         <w:numPr>
           <w:ilvl w:val="0"/>
-          <w:numId w:val="41"/>
+          <w:numId w:val="73"/>
         </w:numPr>
       </w:pPr>
       <w:r>
@@ -13088,7 +14331,6 @@
                 <w:b/>
                 <w:bCs/>
               </w:rPr>
-              <w:lastRenderedPageBreak/>
               <w:t>Cấp độ</w:t>
             </w:r>
           </w:p>
@@ -13611,7 +14853,7 @@
       <w:pPr>
         <w:numPr>
           <w:ilvl w:val="0"/>
-          <w:numId w:val="42"/>
+          <w:numId w:val="74"/>
         </w:numPr>
       </w:pPr>
       <w:r>
@@ -13626,10 +14868,11 @@
       <w:pPr>
         <w:numPr>
           <w:ilvl w:val="1"/>
-          <w:numId w:val="42"/>
+          <w:numId w:val="74"/>
         </w:numPr>
       </w:pPr>
       <w:r>
+        <w:lastRenderedPageBreak/>
         <w:t>Khi gặp lỗi, ghi vào chrome.storage.local.</w:t>
       </w:r>
     </w:p>
@@ -13637,7 +14880,7 @@
       <w:pPr>
         <w:numPr>
           <w:ilvl w:val="1"/>
-          <w:numId w:val="42"/>
+          <w:numId w:val="74"/>
         </w:numPr>
       </w:pPr>
       <w:r>
@@ -13648,7 +14891,7 @@
       <w:pPr>
         <w:numPr>
           <w:ilvl w:val="0"/>
-          <w:numId w:val="42"/>
+          <w:numId w:val="74"/>
         </w:numPr>
       </w:pPr>
       <w:r>
@@ -13663,7 +14906,7 @@
       <w:pPr>
         <w:numPr>
           <w:ilvl w:val="1"/>
-          <w:numId w:val="42"/>
+          <w:numId w:val="74"/>
         </w:numPr>
       </w:pPr>
       <w:r>
@@ -13674,7 +14917,7 @@
       <w:pPr>
         <w:numPr>
           <w:ilvl w:val="1"/>
-          <w:numId w:val="42"/>
+          <w:numId w:val="74"/>
         </w:numPr>
       </w:pPr>
       <w:r>
@@ -13685,7 +14928,7 @@
       <w:pPr>
         <w:numPr>
           <w:ilvl w:val="0"/>
-          <w:numId w:val="42"/>
+          <w:numId w:val="74"/>
         </w:numPr>
       </w:pPr>
       <w:r>
@@ -13700,7 +14943,7 @@
       <w:pPr>
         <w:numPr>
           <w:ilvl w:val="1"/>
-          <w:numId w:val="42"/>
+          <w:numId w:val="74"/>
         </w:numPr>
       </w:pPr>
       <w:r>
@@ -13721,7 +14964,7 @@
       <w:pPr>
         <w:numPr>
           <w:ilvl w:val="1"/>
-          <w:numId w:val="42"/>
+          <w:numId w:val="74"/>
         </w:numPr>
       </w:pPr>
       <w:r>
@@ -13732,7 +14975,7 @@
       <w:pPr>
         <w:numPr>
           <w:ilvl w:val="1"/>
-          <w:numId w:val="42"/>
+          <w:numId w:val="74"/>
         </w:numPr>
       </w:pPr>
       <w:r>
@@ -14007,7 +15250,6 @@
                 <w:b/>
                 <w:bCs/>
               </w:rPr>
-              <w:lastRenderedPageBreak/>
               <w:t>ERR_NET_TIMEOUT</w:t>
             </w:r>
           </w:p>
@@ -14608,6 +15850,7 @@
     </w:p>
     <w:p>
       <w:r>
+        <w:lastRenderedPageBreak/>
         <w:t>Để tránh làm code phình to, tuyệt đối không viết if (Debug_Flag) ở khắp nơi. Phải sử dụng hàm bao (Wrapper) trong file Logger.gs và UI_Logic.html:</w:t>
       </w:r>
     </w:p>
@@ -14615,7 +15858,7 @@
       <w:pPr>
         <w:numPr>
           <w:ilvl w:val="0"/>
-          <w:numId w:val="43"/>
+          <w:numId w:val="75"/>
         </w:numPr>
       </w:pPr>
       <w:r>
@@ -14633,7 +15876,7 @@
       <w:pPr>
         <w:numPr>
           <w:ilvl w:val="0"/>
-          <w:numId w:val="43"/>
+          <w:numId w:val="75"/>
         </w:numPr>
       </w:pPr>
       <w:r>
@@ -14651,7 +15894,7 @@
       <w:pPr>
         <w:numPr>
           <w:ilvl w:val="0"/>
-          <w:numId w:val="43"/>
+          <w:numId w:val="75"/>
         </w:numPr>
       </w:pPr>
       <w:r>
@@ -14665,38 +15908,1573 @@
         <w:t xml:space="preserve"> Khi có lỗi ERROR, hệ thống phải ghi lại trạng thái của các biến quan trọng tại thời điểm đó (Snapshot) để phục vụ việc tái hiện lỗi.</w:t>
       </w:r>
     </w:p>
-    <w:p>
-      <w:r>
-        <w:t> </w:t>
-      </w:r>
-    </w:p>
-    <w:p>
-      <w:r>
-        <w:rPr>
-          <w:b/>
-          <w:bCs/>
-        </w:rPr>
-        <w:t>Tech Lead nhận xét:</w:t>
-      </w:r>
-      <w:r>
-        <w:t xml:space="preserve"> Với bản thiết kế này, bạn đã có một hệ thống quản trị lỗi đạt chuẩn Enterprise. Bạn có thể yên tâm để Debug_Flag = false cho nhẹ máy, vì khi có "biến" (ERROR), hệ thống sẽ tự động "la làng" lên Telegram cho bạn.</w:t>
-      </w:r>
-    </w:p>
-    <w:p>
-      <w:r>
-        <w:t xml:space="preserve">Pha 1 đã thực sự hoàn tất 100%. Bạn hãy lưu tài liệu này vào 0_Documentation/ERROR_CODES.md và chúng ta sẽ chuyển sang </w:t>
-      </w:r>
-      <w:r>
-        <w:rPr>
-          <w:b/>
-          <w:bCs/>
-        </w:rPr>
-        <w:t>PHA 2: ĐÓNG BĂNG VÀ PHẪU THUẬT CODE</w:t>
-      </w:r>
-      <w:r>
-        <w:t xml:space="preserve"> nhé!</w:t>
-      </w:r>
-    </w:p>
+    <w:p/>
+    <w:p>
+      <w:r>
+        <w:t>Kiến trúc cây thư mục:</w:t>
+      </w:r>
+    </w:p>
+    <w:p/>
+    <w:p>
+      <w:pPr>
+        <w:pStyle w:val="NormalWeb"/>
+        <w:spacing w:before="0" w:beforeAutospacing="0" w:after="0" w:afterAutospacing="0"/>
+        <w:rPr>
+          <w:rFonts w:ascii="Consolas" w:hAnsi="Consolas" w:cs="Calibri"/>
+          <w:sz w:val="20"/>
+          <w:szCs w:val="20"/>
+        </w:rPr>
+      </w:pPr>
+      <w:r>
+        <w:rPr>
+          <w:rFonts w:ascii="Consolas" w:hAnsi="Consolas" w:cs="Calibri"/>
+          <w:sz w:val="20"/>
+          <w:szCs w:val="20"/>
+        </w:rPr>
+        <w:t>ShinCRM_Master_Workspace/</w:t>
+      </w:r>
+    </w:p>
+    <w:p>
+      <w:pPr>
+        <w:pStyle w:val="NormalWeb"/>
+        <w:spacing w:before="0" w:beforeAutospacing="0" w:after="0" w:afterAutospacing="0"/>
+        <w:rPr>
+          <w:rFonts w:ascii="Consolas" w:hAnsi="Consolas" w:cs="Calibri"/>
+          <w:sz w:val="20"/>
+          <w:szCs w:val="20"/>
+        </w:rPr>
+      </w:pPr>
+      <w:r>
+        <w:rPr>
+          <w:rFonts w:ascii="Consolas" w:hAnsi="Consolas" w:cs="Calibri"/>
+          <w:sz w:val="20"/>
+          <w:szCs w:val="20"/>
+        </w:rPr>
+        <w:t>│</w:t>
+      </w:r>
+    </w:p>
+    <w:p>
+      <w:pPr>
+        <w:pStyle w:val="NormalWeb"/>
+        <w:spacing w:before="0" w:beforeAutospacing="0" w:after="0" w:afterAutospacing="0"/>
+        <w:rPr>
+          <w:rFonts w:ascii="Calibri" w:hAnsi="Calibri" w:cs="Calibri"/>
+          <w:sz w:val="20"/>
+          <w:szCs w:val="20"/>
+        </w:rPr>
+      </w:pPr>
+      <w:r>
+        <w:rPr>
+          <w:rFonts w:ascii="Consolas" w:hAnsi="Consolas" w:cs="Calibri"/>
+          <w:sz w:val="20"/>
+          <w:szCs w:val="20"/>
+        </w:rPr>
+        <w:t xml:space="preserve">├── </w:t>
+      </w:r>
+      <w:r>
+        <w:rPr>
+          <w:rFonts w:ascii="Segoe UI Emoji" w:hAnsi="Segoe UI Emoji" w:cs="Calibri"/>
+          <w:sz w:val="20"/>
+          <w:szCs w:val="20"/>
+        </w:rPr>
+        <w:t>📁</w:t>
+      </w:r>
+      <w:r>
+        <w:rPr>
+          <w:rFonts w:ascii="Consolas" w:hAnsi="Consolas" w:cs="Calibri"/>
+          <w:sz w:val="20"/>
+          <w:szCs w:val="20"/>
+        </w:rPr>
+        <w:t xml:space="preserve"> 0_Documentation/</w:t>
+      </w:r>
+    </w:p>
+    <w:p>
+      <w:pPr>
+        <w:pStyle w:val="NormalWeb"/>
+        <w:spacing w:before="0" w:beforeAutospacing="0" w:after="0" w:afterAutospacing="0"/>
+        <w:rPr>
+          <w:rFonts w:ascii="Consolas" w:hAnsi="Consolas" w:cs="Calibri"/>
+          <w:sz w:val="20"/>
+          <w:szCs w:val="20"/>
+        </w:rPr>
+      </w:pPr>
+      <w:r>
+        <w:rPr>
+          <w:rFonts w:ascii="Consolas" w:hAnsi="Consolas" w:cs="Calibri"/>
+          <w:sz w:val="20"/>
+          <w:szCs w:val="20"/>
+        </w:rPr>
+        <w:t>│   ├── ARCHITECTURE.md</w:t>
+      </w:r>
+    </w:p>
+    <w:p>
+      <w:pPr>
+        <w:pStyle w:val="NormalWeb"/>
+        <w:spacing w:before="0" w:beforeAutospacing="0" w:after="0" w:afterAutospacing="0"/>
+        <w:rPr>
+          <w:rFonts w:ascii="Consolas" w:hAnsi="Consolas" w:cs="Calibri"/>
+          <w:sz w:val="20"/>
+          <w:szCs w:val="20"/>
+        </w:rPr>
+      </w:pPr>
+      <w:r>
+        <w:rPr>
+          <w:rFonts w:ascii="Consolas" w:hAnsi="Consolas" w:cs="Calibri"/>
+          <w:sz w:val="20"/>
+          <w:szCs w:val="20"/>
+        </w:rPr>
+        <w:t>│   ├── CONTRACTS.md</w:t>
+      </w:r>
+    </w:p>
+    <w:p>
+      <w:pPr>
+        <w:pStyle w:val="NormalWeb"/>
+        <w:spacing w:before="0" w:beforeAutospacing="0" w:after="0" w:afterAutospacing="0"/>
+        <w:rPr>
+          <w:rFonts w:ascii="Calibri" w:hAnsi="Calibri" w:cs="Calibri"/>
+          <w:sz w:val="22"/>
+          <w:szCs w:val="22"/>
+        </w:rPr>
+      </w:pPr>
+      <w:r>
+        <w:rPr>
+          <w:rFonts w:ascii="Consolas" w:hAnsi="Consolas" w:cs="Calibri"/>
+          <w:sz w:val="20"/>
+          <w:szCs w:val="20"/>
+        </w:rPr>
+        <w:t xml:space="preserve">│   ├── </w:t>
+      </w:r>
+      <w:r>
+        <w:rPr>
+          <w:rFonts w:ascii="Calibri" w:hAnsi="Calibri" w:cs="Calibri"/>
+          <w:sz w:val="22"/>
+          <w:szCs w:val="22"/>
+        </w:rPr>
+        <w:t>UI_BLUEPRINTS</w:t>
+      </w:r>
+      <w:r>
+        <w:rPr>
+          <w:rFonts w:ascii="Consolas" w:hAnsi="Consolas" w:cs="Calibri"/>
+          <w:sz w:val="20"/>
+          <w:szCs w:val="20"/>
+        </w:rPr>
+        <w:t>.md</w:t>
+      </w:r>
+    </w:p>
+    <w:p>
+      <w:pPr>
+        <w:pStyle w:val="NormalWeb"/>
+        <w:spacing w:before="0" w:beforeAutospacing="0" w:after="0" w:afterAutospacing="0"/>
+        <w:rPr>
+          <w:rFonts w:ascii="Consolas" w:hAnsi="Consolas" w:cs="Calibri"/>
+          <w:sz w:val="20"/>
+          <w:szCs w:val="20"/>
+        </w:rPr>
+      </w:pPr>
+      <w:r>
+        <w:rPr>
+          <w:rFonts w:ascii="Consolas" w:hAnsi="Consolas" w:cs="Calibri"/>
+          <w:sz w:val="20"/>
+          <w:szCs w:val="20"/>
+        </w:rPr>
+        <w:t>│   ├── RELOAD_RULES.md</w:t>
+      </w:r>
+    </w:p>
+    <w:p>
+      <w:pPr>
+        <w:pStyle w:val="NormalWeb"/>
+        <w:spacing w:before="0" w:beforeAutospacing="0" w:after="0" w:afterAutospacing="0"/>
+        <w:rPr>
+          <w:rFonts w:ascii="Consolas" w:hAnsi="Consolas" w:cs="Calibri"/>
+          <w:sz w:val="20"/>
+          <w:szCs w:val="20"/>
+        </w:rPr>
+      </w:pPr>
+      <w:r>
+        <w:rPr>
+          <w:rFonts w:ascii="Consolas" w:hAnsi="Consolas" w:cs="Calibri"/>
+          <w:sz w:val="20"/>
+          <w:szCs w:val="20"/>
+        </w:rPr>
+        <w:t>│   ├── ERROR_CODES.md</w:t>
+      </w:r>
+    </w:p>
+    <w:p>
+      <w:pPr>
+        <w:pStyle w:val="NormalWeb"/>
+        <w:spacing w:before="0" w:beforeAutospacing="0" w:after="0" w:afterAutospacing="0"/>
+        <w:rPr>
+          <w:rFonts w:ascii="Consolas" w:hAnsi="Consolas" w:cs="Calibri"/>
+          <w:sz w:val="20"/>
+          <w:szCs w:val="20"/>
+        </w:rPr>
+      </w:pPr>
+      <w:r>
+        <w:rPr>
+          <w:rFonts w:ascii="Consolas" w:hAnsi="Consolas" w:cs="Calibri"/>
+          <w:sz w:val="20"/>
+          <w:szCs w:val="20"/>
+        </w:rPr>
+        <w:t>│   ├── HOW_TO_ADD_ADAPTER.md</w:t>
+      </w:r>
+    </w:p>
+    <w:p>
+      <w:pPr>
+        <w:pStyle w:val="NormalWeb"/>
+        <w:spacing w:before="0" w:beforeAutospacing="0" w:after="0" w:afterAutospacing="0"/>
+        <w:rPr>
+          <w:rFonts w:ascii="Consolas" w:hAnsi="Consolas" w:cs="Calibri"/>
+          <w:sz w:val="20"/>
+          <w:szCs w:val="20"/>
+        </w:rPr>
+      </w:pPr>
+      <w:r>
+        <w:rPr>
+          <w:rFonts w:ascii="Consolas" w:hAnsi="Consolas" w:cs="Calibri"/>
+          <w:sz w:val="20"/>
+          <w:szCs w:val="20"/>
+        </w:rPr>
+        <w:t>│   └── AI_RULES.md</w:t>
+      </w:r>
+    </w:p>
+    <w:p>
+      <w:pPr>
+        <w:pStyle w:val="NormalWeb"/>
+        <w:spacing w:before="0" w:beforeAutospacing="0" w:after="0" w:afterAutospacing="0"/>
+        <w:rPr>
+          <w:rFonts w:ascii="Consolas" w:hAnsi="Consolas" w:cs="Calibri"/>
+          <w:sz w:val="20"/>
+          <w:szCs w:val="20"/>
+        </w:rPr>
+      </w:pPr>
+      <w:r>
+        <w:rPr>
+          <w:rFonts w:ascii="Consolas" w:hAnsi="Consolas" w:cs="Calibri"/>
+          <w:sz w:val="20"/>
+          <w:szCs w:val="20"/>
+        </w:rPr>
+        <w:t>│</w:t>
+      </w:r>
+    </w:p>
+    <w:p>
+      <w:pPr>
+        <w:pStyle w:val="NormalWeb"/>
+        <w:spacing w:before="0" w:beforeAutospacing="0" w:after="0" w:afterAutospacing="0"/>
+        <w:rPr>
+          <w:rFonts w:ascii="Calibri" w:hAnsi="Calibri" w:cs="Calibri"/>
+          <w:sz w:val="20"/>
+          <w:szCs w:val="20"/>
+        </w:rPr>
+      </w:pPr>
+      <w:r>
+        <w:rPr>
+          <w:rFonts w:ascii="Consolas" w:hAnsi="Consolas" w:cs="Calibri"/>
+          <w:sz w:val="20"/>
+          <w:szCs w:val="20"/>
+        </w:rPr>
+        <w:t xml:space="preserve">├── </w:t>
+      </w:r>
+      <w:r>
+        <w:rPr>
+          <w:rFonts w:ascii="Segoe UI Emoji" w:hAnsi="Segoe UI Emoji" w:cs="Calibri"/>
+          <w:sz w:val="20"/>
+          <w:szCs w:val="20"/>
+        </w:rPr>
+        <w:t>📁</w:t>
+      </w:r>
+      <w:r>
+        <w:rPr>
+          <w:rFonts w:ascii="Consolas" w:hAnsi="Consolas" w:cs="Calibri"/>
+          <w:sz w:val="20"/>
+          <w:szCs w:val="20"/>
+        </w:rPr>
+        <w:t xml:space="preserve"> 1_ShinCRM_GAS/</w:t>
+      </w:r>
+    </w:p>
+    <w:p>
+      <w:pPr>
+        <w:pStyle w:val="NormalWeb"/>
+        <w:spacing w:before="0" w:beforeAutospacing="0" w:after="0" w:afterAutospacing="0"/>
+        <w:rPr>
+          <w:rFonts w:ascii="Consolas" w:hAnsi="Consolas" w:cs="Calibri"/>
+          <w:sz w:val="20"/>
+          <w:szCs w:val="20"/>
+        </w:rPr>
+      </w:pPr>
+      <w:r>
+        <w:rPr>
+          <w:rFonts w:ascii="Consolas" w:hAnsi="Consolas" w:cs="Calibri"/>
+          <w:sz w:val="20"/>
+          <w:szCs w:val="20"/>
+        </w:rPr>
+        <w:t>│   ├── .clasp.json</w:t>
+      </w:r>
+    </w:p>
+    <w:p>
+      <w:pPr>
+        <w:pStyle w:val="NormalWeb"/>
+        <w:spacing w:before="0" w:beforeAutospacing="0" w:after="0" w:afterAutospacing="0"/>
+        <w:rPr>
+          <w:rFonts w:ascii="Consolas" w:hAnsi="Consolas" w:cs="Calibri"/>
+          <w:sz w:val="20"/>
+          <w:szCs w:val="20"/>
+        </w:rPr>
+      </w:pPr>
+      <w:r>
+        <w:rPr>
+          <w:rFonts w:ascii="Consolas" w:hAnsi="Consolas" w:cs="Calibri"/>
+          <w:sz w:val="20"/>
+          <w:szCs w:val="20"/>
+        </w:rPr>
+        <w:t>│   ├── appsscript.json</w:t>
+      </w:r>
+    </w:p>
+    <w:p>
+      <w:pPr>
+        <w:pStyle w:val="NormalWeb"/>
+        <w:spacing w:before="0" w:beforeAutospacing="0" w:after="0" w:afterAutospacing="0"/>
+        <w:rPr>
+          <w:rFonts w:ascii="Calibri" w:hAnsi="Calibri" w:cs="Calibri"/>
+          <w:sz w:val="20"/>
+          <w:szCs w:val="20"/>
+        </w:rPr>
+      </w:pPr>
+      <w:r>
+        <w:rPr>
+          <w:rFonts w:ascii="Consolas" w:hAnsi="Consolas" w:cs="Calibri"/>
+          <w:sz w:val="20"/>
+          <w:szCs w:val="20"/>
+        </w:rPr>
+        <w:t xml:space="preserve">│   └── </w:t>
+      </w:r>
+      <w:r>
+        <w:rPr>
+          <w:rFonts w:ascii="Segoe UI Emoji" w:hAnsi="Segoe UI Emoji" w:cs="Calibri"/>
+          <w:sz w:val="20"/>
+          <w:szCs w:val="20"/>
+        </w:rPr>
+        <w:t>📁</w:t>
+      </w:r>
+      <w:r>
+        <w:rPr>
+          <w:rFonts w:ascii="Consolas" w:hAnsi="Consolas" w:cs="Calibri"/>
+          <w:sz w:val="20"/>
+          <w:szCs w:val="20"/>
+        </w:rPr>
+        <w:t xml:space="preserve"> src/</w:t>
+      </w:r>
+    </w:p>
+    <w:p>
+      <w:pPr>
+        <w:pStyle w:val="NormalWeb"/>
+        <w:spacing w:before="0" w:beforeAutospacing="0" w:after="0" w:afterAutospacing="0"/>
+        <w:rPr>
+          <w:rFonts w:ascii="Calibri" w:hAnsi="Calibri" w:cs="Calibri"/>
+          <w:sz w:val="20"/>
+          <w:szCs w:val="20"/>
+        </w:rPr>
+      </w:pPr>
+      <w:r>
+        <w:rPr>
+          <w:rFonts w:ascii="Consolas" w:hAnsi="Consolas" w:cs="Calibri"/>
+          <w:sz w:val="20"/>
+          <w:szCs w:val="20"/>
+        </w:rPr>
+        <w:t xml:space="preserve">│       ├── </w:t>
+      </w:r>
+      <w:r>
+        <w:rPr>
+          <w:rFonts w:ascii="Segoe UI Emoji" w:hAnsi="Segoe UI Emoji" w:cs="Calibri"/>
+          <w:sz w:val="20"/>
+          <w:szCs w:val="20"/>
+        </w:rPr>
+        <w:t>📁</w:t>
+      </w:r>
+      <w:r>
+        <w:rPr>
+          <w:rFonts w:ascii="Consolas" w:hAnsi="Consolas" w:cs="Calibri"/>
+          <w:sz w:val="20"/>
+          <w:szCs w:val="20"/>
+        </w:rPr>
+        <w:t xml:space="preserve"> core/</w:t>
+      </w:r>
+    </w:p>
+    <w:p>
+      <w:pPr>
+        <w:pStyle w:val="NormalWeb"/>
+        <w:spacing w:before="0" w:beforeAutospacing="0" w:after="0" w:afterAutospacing="0"/>
+        <w:rPr>
+          <w:rFonts w:ascii="Consolas" w:hAnsi="Consolas" w:cs="Calibri"/>
+          <w:sz w:val="20"/>
+          <w:szCs w:val="20"/>
+        </w:rPr>
+      </w:pPr>
+      <w:r>
+        <w:rPr>
+          <w:rFonts w:ascii="Consolas" w:hAnsi="Consolas" w:cs="Calibri"/>
+          <w:sz w:val="20"/>
+          <w:szCs w:val="20"/>
+        </w:rPr>
+        <w:t>│       │   ├── Init.gs</w:t>
+      </w:r>
+    </w:p>
+    <w:p>
+      <w:pPr>
+        <w:pStyle w:val="NormalWeb"/>
+        <w:spacing w:before="0" w:beforeAutospacing="0" w:after="0" w:afterAutospacing="0"/>
+        <w:rPr>
+          <w:rFonts w:ascii="Consolas" w:hAnsi="Consolas" w:cs="Calibri"/>
+          <w:sz w:val="20"/>
+          <w:szCs w:val="20"/>
+        </w:rPr>
+      </w:pPr>
+      <w:r>
+        <w:rPr>
+          <w:rFonts w:ascii="Consolas" w:hAnsi="Consolas" w:cs="Calibri"/>
+          <w:sz w:val="20"/>
+          <w:szCs w:val="20"/>
+        </w:rPr>
+        <w:t>│       │   ├── Schema.gs</w:t>
+      </w:r>
+    </w:p>
+    <w:p>
+      <w:pPr>
+        <w:pStyle w:val="NormalWeb"/>
+        <w:spacing w:before="0" w:beforeAutospacing="0" w:after="0" w:afterAutospacing="0"/>
+        <w:rPr>
+          <w:rFonts w:ascii="Consolas" w:hAnsi="Consolas" w:cs="Calibri"/>
+          <w:sz w:val="20"/>
+          <w:szCs w:val="20"/>
+        </w:rPr>
+      </w:pPr>
+      <w:r>
+        <w:rPr>
+          <w:rFonts w:ascii="Consolas" w:hAnsi="Consolas" w:cs="Calibri"/>
+          <w:sz w:val="20"/>
+          <w:szCs w:val="20"/>
+        </w:rPr>
+        <w:t>│       │   ├── Api.gs</w:t>
+      </w:r>
+    </w:p>
+    <w:p>
+      <w:pPr>
+        <w:pStyle w:val="NormalWeb"/>
+        <w:spacing w:before="0" w:beforeAutospacing="0" w:after="0" w:afterAutospacing="0"/>
+        <w:rPr>
+          <w:rFonts w:ascii="Consolas" w:hAnsi="Consolas" w:cs="Calibri"/>
+          <w:sz w:val="20"/>
+          <w:szCs w:val="20"/>
+        </w:rPr>
+      </w:pPr>
+      <w:r>
+        <w:rPr>
+          <w:rFonts w:ascii="Consolas" w:hAnsi="Consolas" w:cs="Calibri"/>
+          <w:sz w:val="20"/>
+          <w:szCs w:val="20"/>
+        </w:rPr>
+        <w:t>│       │   ├── Engine.gs</w:t>
+      </w:r>
+    </w:p>
+    <w:p>
+      <w:pPr>
+        <w:pStyle w:val="NormalWeb"/>
+        <w:spacing w:before="0" w:beforeAutospacing="0" w:after="0" w:afterAutospacing="0"/>
+        <w:rPr>
+          <w:rFonts w:ascii="Consolas" w:hAnsi="Consolas" w:cs="Calibri"/>
+          <w:sz w:val="20"/>
+          <w:szCs w:val="20"/>
+        </w:rPr>
+      </w:pPr>
+      <w:r>
+        <w:rPr>
+          <w:rFonts w:ascii="Consolas" w:hAnsi="Consolas" w:cs="Calibri"/>
+          <w:sz w:val="20"/>
+          <w:szCs w:val="20"/>
+        </w:rPr>
+        <w:t>│       │   ├── Logger.gs</w:t>
+      </w:r>
+    </w:p>
+    <w:p>
+      <w:pPr>
+        <w:pStyle w:val="NormalWeb"/>
+        <w:spacing w:before="0" w:beforeAutospacing="0" w:after="0" w:afterAutospacing="0"/>
+        <w:rPr>
+          <w:rFonts w:ascii="Consolas" w:hAnsi="Consolas" w:cs="Calibri"/>
+          <w:sz w:val="20"/>
+          <w:szCs w:val="20"/>
+        </w:rPr>
+      </w:pPr>
+      <w:r>
+        <w:rPr>
+          <w:rFonts w:ascii="Consolas" w:hAnsi="Consolas" w:cs="Calibri"/>
+          <w:sz w:val="20"/>
+          <w:szCs w:val="20"/>
+        </w:rPr>
+        <w:t>│       │   └── Utils.gs</w:t>
+      </w:r>
+    </w:p>
+    <w:p>
+      <w:pPr>
+        <w:pStyle w:val="NormalWeb"/>
+        <w:spacing w:before="0" w:beforeAutospacing="0" w:after="0" w:afterAutospacing="0"/>
+        <w:rPr>
+          <w:rFonts w:ascii="Consolas" w:hAnsi="Consolas" w:cs="Calibri"/>
+          <w:sz w:val="20"/>
+          <w:szCs w:val="20"/>
+        </w:rPr>
+      </w:pPr>
+      <w:r>
+        <w:rPr>
+          <w:rFonts w:ascii="Consolas" w:hAnsi="Consolas" w:cs="Calibri"/>
+          <w:sz w:val="20"/>
+          <w:szCs w:val="20"/>
+        </w:rPr>
+        <w:t>│       │</w:t>
+      </w:r>
+    </w:p>
+    <w:p>
+      <w:pPr>
+        <w:pStyle w:val="NormalWeb"/>
+        <w:spacing w:before="0" w:beforeAutospacing="0" w:after="0" w:afterAutospacing="0"/>
+        <w:rPr>
+          <w:rFonts w:ascii="Calibri" w:hAnsi="Calibri" w:cs="Calibri"/>
+          <w:sz w:val="20"/>
+          <w:szCs w:val="20"/>
+        </w:rPr>
+      </w:pPr>
+      <w:r>
+        <w:rPr>
+          <w:rFonts w:ascii="Consolas" w:hAnsi="Consolas" w:cs="Calibri"/>
+          <w:sz w:val="20"/>
+          <w:szCs w:val="20"/>
+        </w:rPr>
+        <w:t xml:space="preserve">│       ├── </w:t>
+      </w:r>
+      <w:r>
+        <w:rPr>
+          <w:rFonts w:ascii="Segoe UI Emoji" w:hAnsi="Segoe UI Emoji" w:cs="Calibri"/>
+          <w:sz w:val="20"/>
+          <w:szCs w:val="20"/>
+        </w:rPr>
+        <w:t>📁</w:t>
+      </w:r>
+      <w:r>
+        <w:rPr>
+          <w:rFonts w:ascii="Consolas" w:hAnsi="Consolas" w:cs="Calibri"/>
+          <w:sz w:val="20"/>
+          <w:szCs w:val="20"/>
+        </w:rPr>
+        <w:t xml:space="preserve"> modules/</w:t>
+      </w:r>
+    </w:p>
+    <w:p>
+      <w:pPr>
+        <w:pStyle w:val="NormalWeb"/>
+        <w:spacing w:before="0" w:beforeAutospacing="0" w:after="0" w:afterAutospacing="0"/>
+        <w:rPr>
+          <w:rFonts w:ascii="Calibri" w:hAnsi="Calibri" w:cs="Calibri"/>
+          <w:sz w:val="20"/>
+          <w:szCs w:val="20"/>
+        </w:rPr>
+      </w:pPr>
+      <w:r>
+        <w:rPr>
+          <w:rFonts w:ascii="Consolas" w:hAnsi="Consolas" w:cs="Calibri"/>
+          <w:sz w:val="20"/>
+          <w:szCs w:val="20"/>
+        </w:rPr>
+        <w:t xml:space="preserve">│       │   └── </w:t>
+      </w:r>
+      <w:r>
+        <w:rPr>
+          <w:rFonts w:ascii="Segoe UI Emoji" w:hAnsi="Segoe UI Emoji" w:cs="Calibri"/>
+          <w:sz w:val="20"/>
+          <w:szCs w:val="20"/>
+        </w:rPr>
+        <w:t>📁</w:t>
+      </w:r>
+      <w:r>
+        <w:rPr>
+          <w:rFonts w:ascii="Consolas" w:hAnsi="Consolas" w:cs="Calibri"/>
+          <w:sz w:val="20"/>
+          <w:szCs w:val="20"/>
+        </w:rPr>
+        <w:t>telegram/</w:t>
+      </w:r>
+    </w:p>
+    <w:p>
+      <w:pPr>
+        <w:pStyle w:val="NormalWeb"/>
+        <w:spacing w:before="0" w:beforeAutospacing="0" w:after="0" w:afterAutospacing="0"/>
+        <w:rPr>
+          <w:rFonts w:ascii="Consolas" w:hAnsi="Consolas" w:cs="Calibri"/>
+          <w:sz w:val="20"/>
+          <w:szCs w:val="20"/>
+        </w:rPr>
+      </w:pPr>
+      <w:r>
+        <w:rPr>
+          <w:rFonts w:ascii="Consolas" w:hAnsi="Consolas" w:cs="Calibri"/>
+          <w:sz w:val="20"/>
+          <w:szCs w:val="20"/>
+        </w:rPr>
+        <w:t>│       │       ├── TelegramBot.gs</w:t>
+      </w:r>
+    </w:p>
+    <w:p>
+      <w:pPr>
+        <w:pStyle w:val="NormalWeb"/>
+        <w:spacing w:before="0" w:beforeAutospacing="0" w:after="0" w:afterAutospacing="0"/>
+        <w:rPr>
+          <w:rFonts w:ascii="Consolas" w:hAnsi="Consolas" w:cs="Calibri"/>
+          <w:sz w:val="20"/>
+          <w:szCs w:val="20"/>
+        </w:rPr>
+      </w:pPr>
+      <w:r>
+        <w:rPr>
+          <w:rFonts w:ascii="Consolas" w:hAnsi="Consolas" w:cs="Calibri"/>
+          <w:sz w:val="20"/>
+          <w:szCs w:val="20"/>
+        </w:rPr>
+        <w:t>│       │       └── CronAlerts.gs</w:t>
+      </w:r>
+    </w:p>
+    <w:p>
+      <w:pPr>
+        <w:pStyle w:val="NormalWeb"/>
+        <w:spacing w:before="0" w:beforeAutospacing="0" w:after="0" w:afterAutospacing="0"/>
+        <w:rPr>
+          <w:rFonts w:ascii="Consolas" w:hAnsi="Consolas" w:cs="Calibri"/>
+          <w:sz w:val="20"/>
+          <w:szCs w:val="20"/>
+        </w:rPr>
+      </w:pPr>
+      <w:r>
+        <w:rPr>
+          <w:rFonts w:ascii="Consolas" w:hAnsi="Consolas" w:cs="Calibri"/>
+          <w:sz w:val="20"/>
+          <w:szCs w:val="20"/>
+        </w:rPr>
+        <w:t>│       │</w:t>
+      </w:r>
+    </w:p>
+    <w:p>
+      <w:pPr>
+        <w:pStyle w:val="NormalWeb"/>
+        <w:spacing w:before="0" w:beforeAutospacing="0" w:after="0" w:afterAutospacing="0"/>
+        <w:rPr>
+          <w:rFonts w:ascii="Calibri" w:hAnsi="Calibri" w:cs="Calibri"/>
+          <w:sz w:val="20"/>
+          <w:szCs w:val="20"/>
+        </w:rPr>
+      </w:pPr>
+      <w:r>
+        <w:rPr>
+          <w:rFonts w:ascii="Consolas" w:hAnsi="Consolas" w:cs="Calibri"/>
+          <w:sz w:val="20"/>
+          <w:szCs w:val="20"/>
+        </w:rPr>
+        <w:t xml:space="preserve">│       └── </w:t>
+      </w:r>
+      <w:r>
+        <w:rPr>
+          <w:rFonts w:ascii="Segoe UI Emoji" w:hAnsi="Segoe UI Emoji" w:cs="Calibri"/>
+          <w:sz w:val="20"/>
+          <w:szCs w:val="20"/>
+        </w:rPr>
+        <w:t>📁</w:t>
+      </w:r>
+      <w:r>
+        <w:rPr>
+          <w:rFonts w:ascii="Consolas" w:hAnsi="Consolas" w:cs="Calibri"/>
+          <w:sz w:val="20"/>
+          <w:szCs w:val="20"/>
+        </w:rPr>
+        <w:t xml:space="preserve"> ui/</w:t>
+      </w:r>
+    </w:p>
+    <w:p>
+      <w:pPr>
+        <w:pStyle w:val="NormalWeb"/>
+        <w:spacing w:before="0" w:beforeAutospacing="0" w:after="0" w:afterAutospacing="0"/>
+        <w:rPr>
+          <w:rFonts w:ascii="Consolas" w:hAnsi="Consolas" w:cs="Calibri"/>
+          <w:sz w:val="20"/>
+          <w:szCs w:val="20"/>
+        </w:rPr>
+      </w:pPr>
+      <w:r>
+        <w:rPr>
+          <w:rFonts w:ascii="Consolas" w:hAnsi="Consolas" w:cs="Calibri"/>
+          <w:sz w:val="20"/>
+          <w:szCs w:val="20"/>
+        </w:rPr>
+        <w:t>│           ├── Sidebar.html</w:t>
+      </w:r>
+    </w:p>
+    <w:p>
+      <w:pPr>
+        <w:pStyle w:val="NormalWeb"/>
+        <w:spacing w:before="0" w:beforeAutospacing="0" w:after="0" w:afterAutospacing="0"/>
+        <w:rPr>
+          <w:rFonts w:ascii="Consolas" w:hAnsi="Consolas" w:cs="Calibri"/>
+          <w:sz w:val="20"/>
+          <w:szCs w:val="20"/>
+        </w:rPr>
+      </w:pPr>
+      <w:r>
+        <w:rPr>
+          <w:rFonts w:ascii="Consolas" w:hAnsi="Consolas" w:cs="Calibri"/>
+          <w:sz w:val="20"/>
+          <w:szCs w:val="20"/>
+        </w:rPr>
+        <w:t>│           ├── Styles.html</w:t>
+      </w:r>
+    </w:p>
+    <w:p>
+      <w:pPr>
+        <w:pStyle w:val="NormalWeb"/>
+        <w:spacing w:before="0" w:beforeAutospacing="0" w:after="0" w:afterAutospacing="0"/>
+        <w:rPr>
+          <w:rFonts w:ascii="Consolas" w:hAnsi="Consolas" w:cs="Calibri"/>
+          <w:sz w:val="20"/>
+          <w:szCs w:val="20"/>
+        </w:rPr>
+      </w:pPr>
+      <w:r>
+        <w:rPr>
+          <w:rFonts w:ascii="Consolas" w:hAnsi="Consolas" w:cs="Calibri"/>
+          <w:sz w:val="20"/>
+          <w:szCs w:val="20"/>
+        </w:rPr>
+        <w:t>│           ├── UI_Factory.html</w:t>
+      </w:r>
+    </w:p>
+    <w:p>
+      <w:pPr>
+        <w:pStyle w:val="NormalWeb"/>
+        <w:spacing w:before="0" w:beforeAutospacing="0" w:after="0" w:afterAutospacing="0"/>
+        <w:rPr>
+          <w:rFonts w:ascii="Consolas" w:hAnsi="Consolas" w:cs="Calibri"/>
+          <w:sz w:val="20"/>
+          <w:szCs w:val="20"/>
+        </w:rPr>
+      </w:pPr>
+      <w:r>
+        <w:rPr>
+          <w:rFonts w:ascii="Consolas" w:hAnsi="Consolas" w:cs="Calibri"/>
+          <w:sz w:val="20"/>
+          <w:szCs w:val="20"/>
+        </w:rPr>
+        <w:t>│           ├── UI_Layouts.html</w:t>
+      </w:r>
+    </w:p>
+    <w:p>
+      <w:pPr>
+        <w:pStyle w:val="NormalWeb"/>
+        <w:spacing w:before="0" w:beforeAutospacing="0" w:after="0" w:afterAutospacing="0"/>
+        <w:rPr>
+          <w:rFonts w:ascii="Consolas" w:hAnsi="Consolas" w:cs="Calibri"/>
+          <w:sz w:val="20"/>
+          <w:szCs w:val="20"/>
+        </w:rPr>
+      </w:pPr>
+      <w:r>
+        <w:rPr>
+          <w:rFonts w:ascii="Consolas" w:hAnsi="Consolas" w:cs="Calibri"/>
+          <w:sz w:val="20"/>
+          <w:szCs w:val="20"/>
+        </w:rPr>
+        <w:t>│           ├── Store_Config.html</w:t>
+      </w:r>
+    </w:p>
+    <w:p>
+      <w:pPr>
+        <w:pStyle w:val="NormalWeb"/>
+        <w:spacing w:before="0" w:beforeAutospacing="0" w:after="0" w:afterAutospacing="0"/>
+        <w:rPr>
+          <w:rFonts w:ascii="Consolas" w:hAnsi="Consolas" w:cs="Calibri"/>
+          <w:sz w:val="20"/>
+          <w:szCs w:val="20"/>
+        </w:rPr>
+      </w:pPr>
+      <w:r>
+        <w:rPr>
+          <w:rFonts w:ascii="Consolas" w:hAnsi="Consolas" w:cs="Calibri"/>
+          <w:sz w:val="20"/>
+          <w:szCs w:val="20"/>
+        </w:rPr>
+        <w:t>│           ├── Store_RAM.html</w:t>
+      </w:r>
+    </w:p>
+    <w:p>
+      <w:pPr>
+        <w:pStyle w:val="NormalWeb"/>
+        <w:spacing w:before="0" w:beforeAutospacing="0" w:after="0" w:afterAutospacing="0"/>
+        <w:rPr>
+          <w:rFonts w:ascii="Consolas" w:hAnsi="Consolas" w:cs="Calibri"/>
+          <w:sz w:val="20"/>
+          <w:szCs w:val="20"/>
+        </w:rPr>
+      </w:pPr>
+      <w:r>
+        <w:rPr>
+          <w:rFonts w:ascii="Consolas" w:hAnsi="Consolas" w:cs="Calibri"/>
+          <w:sz w:val="20"/>
+          <w:szCs w:val="20"/>
+        </w:rPr>
+        <w:t>│           ├── UI_Logic.html</w:t>
+      </w:r>
+    </w:p>
+    <w:p>
+      <w:pPr>
+        <w:pStyle w:val="NormalWeb"/>
+        <w:spacing w:before="0" w:beforeAutospacing="0" w:after="0" w:afterAutospacing="0"/>
+        <w:rPr>
+          <w:rFonts w:ascii="Consolas" w:hAnsi="Consolas" w:cs="Calibri"/>
+          <w:sz w:val="20"/>
+          <w:szCs w:val="20"/>
+        </w:rPr>
+      </w:pPr>
+      <w:r>
+        <w:rPr>
+          <w:rFonts w:ascii="Consolas" w:hAnsi="Consolas" w:cs="Calibri"/>
+          <w:sz w:val="20"/>
+          <w:szCs w:val="20"/>
+        </w:rPr>
+        <w:t>│           └── UI_Debugger.html</w:t>
+      </w:r>
+    </w:p>
+    <w:p>
+      <w:pPr>
+        <w:pStyle w:val="NormalWeb"/>
+        <w:spacing w:before="0" w:beforeAutospacing="0" w:after="0" w:afterAutospacing="0"/>
+        <w:rPr>
+          <w:rFonts w:ascii="Consolas" w:hAnsi="Consolas" w:cs="Calibri"/>
+          <w:sz w:val="20"/>
+          <w:szCs w:val="20"/>
+        </w:rPr>
+      </w:pPr>
+      <w:r>
+        <w:rPr>
+          <w:rFonts w:ascii="Consolas" w:hAnsi="Consolas" w:cs="Calibri"/>
+          <w:sz w:val="20"/>
+          <w:szCs w:val="20"/>
+        </w:rPr>
+        <w:t>│</w:t>
+      </w:r>
+    </w:p>
+    <w:p>
+      <w:pPr>
+        <w:pStyle w:val="NormalWeb"/>
+        <w:spacing w:before="0" w:beforeAutospacing="0" w:after="0" w:afterAutospacing="0"/>
+        <w:rPr>
+          <w:rFonts w:ascii="Calibri" w:hAnsi="Calibri" w:cs="Calibri"/>
+          <w:sz w:val="20"/>
+          <w:szCs w:val="20"/>
+        </w:rPr>
+      </w:pPr>
+      <w:r>
+        <w:rPr>
+          <w:rFonts w:ascii="Consolas" w:hAnsi="Consolas" w:cs="Calibri"/>
+          <w:sz w:val="20"/>
+          <w:szCs w:val="20"/>
+        </w:rPr>
+        <w:t xml:space="preserve">└── </w:t>
+      </w:r>
+      <w:r>
+        <w:rPr>
+          <w:rFonts w:ascii="Segoe UI Emoji" w:hAnsi="Segoe UI Emoji" w:cs="Calibri"/>
+          <w:sz w:val="20"/>
+          <w:szCs w:val="20"/>
+        </w:rPr>
+        <w:t>📁</w:t>
+      </w:r>
+      <w:r>
+        <w:rPr>
+          <w:rFonts w:ascii="Consolas" w:hAnsi="Consolas" w:cs="Calibri"/>
+          <w:sz w:val="20"/>
+          <w:szCs w:val="20"/>
+        </w:rPr>
+        <w:t xml:space="preserve"> 2_ShinCRM_Extension/</w:t>
+      </w:r>
+    </w:p>
+    <w:p>
+      <w:pPr>
+        <w:pStyle w:val="NormalWeb"/>
+        <w:spacing w:before="0" w:beforeAutospacing="0" w:after="0" w:afterAutospacing="0"/>
+        <w:rPr>
+          <w:rFonts w:ascii="Consolas" w:hAnsi="Consolas" w:cs="Calibri"/>
+          <w:sz w:val="20"/>
+          <w:szCs w:val="20"/>
+        </w:rPr>
+      </w:pPr>
+      <w:r>
+        <w:rPr>
+          <w:rFonts w:ascii="Consolas" w:hAnsi="Consolas" w:cs="Calibri"/>
+          <w:sz w:val="20"/>
+          <w:szCs w:val="20"/>
+        </w:rPr>
+        <w:lastRenderedPageBreak/>
+        <w:t xml:space="preserve">    ├── manifest.json</w:t>
+      </w:r>
+    </w:p>
+    <w:p>
+      <w:pPr>
+        <w:pStyle w:val="NormalWeb"/>
+        <w:spacing w:before="0" w:beforeAutospacing="0" w:after="0" w:afterAutospacing="0"/>
+        <w:rPr>
+          <w:rFonts w:ascii="Calibri" w:hAnsi="Calibri" w:cs="Calibri"/>
+          <w:sz w:val="20"/>
+          <w:szCs w:val="20"/>
+        </w:rPr>
+      </w:pPr>
+      <w:r>
+        <w:rPr>
+          <w:rFonts w:ascii="Consolas" w:hAnsi="Consolas" w:cs="Calibri"/>
+          <w:sz w:val="20"/>
+          <w:szCs w:val="20"/>
+        </w:rPr>
+        <w:t xml:space="preserve">    ├── </w:t>
+      </w:r>
+      <w:r>
+        <w:rPr>
+          <w:rFonts w:ascii="Segoe UI Emoji" w:hAnsi="Segoe UI Emoji" w:cs="Calibri"/>
+          <w:sz w:val="20"/>
+          <w:szCs w:val="20"/>
+        </w:rPr>
+        <w:t>📁</w:t>
+      </w:r>
+      <w:r>
+        <w:rPr>
+          <w:rFonts w:ascii="Consolas" w:hAnsi="Consolas" w:cs="Calibri"/>
+          <w:sz w:val="20"/>
+          <w:szCs w:val="20"/>
+        </w:rPr>
+        <w:t xml:space="preserve"> background/</w:t>
+      </w:r>
+    </w:p>
+    <w:p>
+      <w:pPr>
+        <w:pStyle w:val="NormalWeb"/>
+        <w:spacing w:before="0" w:beforeAutospacing="0" w:after="0" w:afterAutospacing="0"/>
+        <w:rPr>
+          <w:rFonts w:ascii="Consolas" w:hAnsi="Consolas" w:cs="Calibri"/>
+          <w:sz w:val="20"/>
+          <w:szCs w:val="20"/>
+        </w:rPr>
+      </w:pPr>
+      <w:r>
+        <w:rPr>
+          <w:rFonts w:ascii="Consolas" w:hAnsi="Consolas" w:cs="Calibri"/>
+          <w:sz w:val="20"/>
+          <w:szCs w:val="20"/>
+        </w:rPr>
+        <w:t xml:space="preserve">    │   └── service_worker.js</w:t>
+      </w:r>
+    </w:p>
+    <w:p>
+      <w:pPr>
+        <w:pStyle w:val="NormalWeb"/>
+        <w:spacing w:before="0" w:beforeAutospacing="0" w:after="0" w:afterAutospacing="0"/>
+        <w:rPr>
+          <w:rFonts w:ascii="Calibri" w:hAnsi="Calibri" w:cs="Calibri"/>
+          <w:sz w:val="20"/>
+          <w:szCs w:val="20"/>
+        </w:rPr>
+      </w:pPr>
+      <w:r>
+        <w:rPr>
+          <w:rFonts w:ascii="Consolas" w:hAnsi="Consolas" w:cs="Calibri"/>
+          <w:sz w:val="20"/>
+          <w:szCs w:val="20"/>
+        </w:rPr>
+        <w:t xml:space="preserve">    ├── </w:t>
+      </w:r>
+      <w:r>
+        <w:rPr>
+          <w:rFonts w:ascii="Segoe UI Emoji" w:hAnsi="Segoe UI Emoji" w:cs="Calibri"/>
+          <w:sz w:val="20"/>
+          <w:szCs w:val="20"/>
+        </w:rPr>
+        <w:t>📁</w:t>
+      </w:r>
+      <w:r>
+        <w:rPr>
+          <w:rFonts w:ascii="Consolas" w:hAnsi="Consolas" w:cs="Calibri"/>
+          <w:sz w:val="20"/>
+          <w:szCs w:val="20"/>
+        </w:rPr>
+        <w:t xml:space="preserve"> popup/</w:t>
+      </w:r>
+    </w:p>
+    <w:p>
+      <w:pPr>
+        <w:pStyle w:val="NormalWeb"/>
+        <w:spacing w:before="0" w:beforeAutospacing="0" w:after="0" w:afterAutospacing="0"/>
+        <w:rPr>
+          <w:rFonts w:ascii="Consolas" w:hAnsi="Consolas" w:cs="Calibri"/>
+          <w:sz w:val="20"/>
+          <w:szCs w:val="20"/>
+        </w:rPr>
+      </w:pPr>
+      <w:r>
+        <w:rPr>
+          <w:rFonts w:ascii="Consolas" w:hAnsi="Consolas" w:cs="Calibri"/>
+          <w:sz w:val="20"/>
+          <w:szCs w:val="20"/>
+        </w:rPr>
+        <w:t xml:space="preserve">    │   ├── popup.html</w:t>
+      </w:r>
+    </w:p>
+    <w:p>
+      <w:pPr>
+        <w:pStyle w:val="NormalWeb"/>
+        <w:spacing w:before="0" w:beforeAutospacing="0" w:after="0" w:afterAutospacing="0"/>
+        <w:rPr>
+          <w:rFonts w:ascii="Consolas" w:hAnsi="Consolas" w:cs="Calibri"/>
+          <w:sz w:val="20"/>
+          <w:szCs w:val="20"/>
+        </w:rPr>
+      </w:pPr>
+      <w:r>
+        <w:rPr>
+          <w:rFonts w:ascii="Consolas" w:hAnsi="Consolas" w:cs="Calibri"/>
+          <w:sz w:val="20"/>
+          <w:szCs w:val="20"/>
+        </w:rPr>
+        <w:t xml:space="preserve">    │   ├── popup.css</w:t>
+      </w:r>
+    </w:p>
+    <w:p>
+      <w:pPr>
+        <w:pStyle w:val="NormalWeb"/>
+        <w:spacing w:before="0" w:beforeAutospacing="0" w:after="0" w:afterAutospacing="0"/>
+        <w:rPr>
+          <w:rFonts w:ascii="Consolas" w:hAnsi="Consolas" w:cs="Calibri"/>
+          <w:sz w:val="20"/>
+          <w:szCs w:val="20"/>
+        </w:rPr>
+      </w:pPr>
+      <w:r>
+        <w:rPr>
+          <w:rFonts w:ascii="Consolas" w:hAnsi="Consolas" w:cs="Calibri"/>
+          <w:sz w:val="20"/>
+          <w:szCs w:val="20"/>
+        </w:rPr>
+        <w:t xml:space="preserve">    │   └── popup.js</w:t>
+      </w:r>
+    </w:p>
+    <w:p>
+      <w:pPr>
+        <w:pStyle w:val="NormalWeb"/>
+        <w:spacing w:before="0" w:beforeAutospacing="0" w:after="0" w:afterAutospacing="0"/>
+        <w:rPr>
+          <w:rFonts w:ascii="Calibri" w:hAnsi="Calibri" w:cs="Calibri"/>
+          <w:sz w:val="20"/>
+          <w:szCs w:val="20"/>
+        </w:rPr>
+      </w:pPr>
+      <w:r>
+        <w:rPr>
+          <w:rFonts w:ascii="Consolas" w:hAnsi="Consolas" w:cs="Calibri"/>
+          <w:sz w:val="20"/>
+          <w:szCs w:val="20"/>
+        </w:rPr>
+        <w:t xml:space="preserve">    └── </w:t>
+      </w:r>
+      <w:r>
+        <w:rPr>
+          <w:rFonts w:ascii="Segoe UI Emoji" w:hAnsi="Segoe UI Emoji" w:cs="Calibri"/>
+          <w:sz w:val="20"/>
+          <w:szCs w:val="20"/>
+        </w:rPr>
+        <w:t>📁</w:t>
+      </w:r>
+      <w:r>
+        <w:rPr>
+          <w:rFonts w:ascii="Consolas" w:hAnsi="Consolas" w:cs="Calibri"/>
+          <w:sz w:val="20"/>
+          <w:szCs w:val="20"/>
+        </w:rPr>
+        <w:t xml:space="preserve"> content_scripts/</w:t>
+      </w:r>
+    </w:p>
+    <w:p>
+      <w:pPr>
+        <w:pStyle w:val="NormalWeb"/>
+        <w:spacing w:before="0" w:beforeAutospacing="0" w:after="0" w:afterAutospacing="0"/>
+        <w:rPr>
+          <w:rFonts w:ascii="Calibri" w:hAnsi="Calibri" w:cs="Calibri"/>
+          <w:sz w:val="20"/>
+          <w:szCs w:val="20"/>
+        </w:rPr>
+      </w:pPr>
+      <w:r>
+        <w:rPr>
+          <w:rFonts w:ascii="Consolas" w:hAnsi="Consolas" w:cs="Calibri"/>
+          <w:sz w:val="20"/>
+          <w:szCs w:val="20"/>
+        </w:rPr>
+        <w:t xml:space="preserve">        ├── </w:t>
+      </w:r>
+      <w:r>
+        <w:rPr>
+          <w:rFonts w:ascii="Segoe UI Emoji" w:hAnsi="Segoe UI Emoji" w:cs="Calibri"/>
+          <w:sz w:val="20"/>
+          <w:szCs w:val="20"/>
+        </w:rPr>
+        <w:t>📁</w:t>
+      </w:r>
+      <w:r>
+        <w:rPr>
+          <w:rFonts w:ascii="Consolas" w:hAnsi="Consolas" w:cs="Calibri"/>
+          <w:sz w:val="20"/>
+          <w:szCs w:val="20"/>
+        </w:rPr>
+        <w:t xml:space="preserve"> bridge/</w:t>
+      </w:r>
+    </w:p>
+    <w:p>
+      <w:pPr>
+        <w:pStyle w:val="NormalWeb"/>
+        <w:spacing w:before="0" w:beforeAutospacing="0" w:after="0" w:afterAutospacing="0"/>
+        <w:rPr>
+          <w:rFonts w:ascii="Consolas" w:hAnsi="Consolas" w:cs="Calibri"/>
+          <w:sz w:val="20"/>
+          <w:szCs w:val="20"/>
+        </w:rPr>
+      </w:pPr>
+      <w:r>
+        <w:rPr>
+          <w:rFonts w:ascii="Consolas" w:hAnsi="Consolas" w:cs="Calibri"/>
+          <w:sz w:val="20"/>
+          <w:szCs w:val="20"/>
+        </w:rPr>
+        <w:t xml:space="preserve">        │   └── iframe_bridge.js</w:t>
+      </w:r>
+    </w:p>
+    <w:p>
+      <w:pPr>
+        <w:pStyle w:val="NormalWeb"/>
+        <w:spacing w:before="0" w:beforeAutospacing="0" w:after="0" w:afterAutospacing="0"/>
+        <w:rPr>
+          <w:rFonts w:ascii="Calibri" w:hAnsi="Calibri" w:cs="Calibri"/>
+          <w:sz w:val="20"/>
+          <w:szCs w:val="20"/>
+        </w:rPr>
+      </w:pPr>
+      <w:r>
+        <w:rPr>
+          <w:rFonts w:ascii="Consolas" w:hAnsi="Consolas" w:cs="Calibri"/>
+          <w:sz w:val="20"/>
+          <w:szCs w:val="20"/>
+        </w:rPr>
+        <w:t xml:space="preserve">        ├── </w:t>
+      </w:r>
+      <w:r>
+        <w:rPr>
+          <w:rFonts w:ascii="Segoe UI Emoji" w:hAnsi="Segoe UI Emoji" w:cs="Calibri"/>
+          <w:sz w:val="20"/>
+          <w:szCs w:val="20"/>
+        </w:rPr>
+        <w:t>📁</w:t>
+      </w:r>
+      <w:r>
+        <w:rPr>
+          <w:rFonts w:ascii="Consolas" w:hAnsi="Consolas" w:cs="Calibri"/>
+          <w:sz w:val="20"/>
+          <w:szCs w:val="20"/>
+        </w:rPr>
+        <w:t xml:space="preserve"> scout/</w:t>
+      </w:r>
+    </w:p>
+    <w:p>
+      <w:pPr>
+        <w:pStyle w:val="NormalWeb"/>
+        <w:spacing w:before="0" w:beforeAutospacing="0" w:after="0" w:afterAutospacing="0"/>
+        <w:rPr>
+          <w:rFonts w:ascii="Consolas" w:hAnsi="Consolas" w:cs="Calibri"/>
+          <w:sz w:val="20"/>
+          <w:szCs w:val="20"/>
+        </w:rPr>
+      </w:pPr>
+      <w:r>
+        <w:rPr>
+          <w:rFonts w:ascii="Consolas" w:hAnsi="Consolas" w:cs="Calibri"/>
+          <w:sz w:val="20"/>
+          <w:szCs w:val="20"/>
+        </w:rPr>
+        <w:t xml:space="preserve">        │   └── sheet_scout.js</w:t>
+      </w:r>
+    </w:p>
+    <w:p>
+      <w:pPr>
+        <w:pStyle w:val="NormalWeb"/>
+        <w:spacing w:before="0" w:beforeAutospacing="0" w:after="0" w:afterAutospacing="0"/>
+        <w:rPr>
+          <w:rFonts w:ascii="Calibri" w:hAnsi="Calibri" w:cs="Calibri"/>
+          <w:sz w:val="20"/>
+          <w:szCs w:val="20"/>
+        </w:rPr>
+      </w:pPr>
+      <w:r>
+        <w:rPr>
+          <w:rFonts w:ascii="Consolas" w:hAnsi="Consolas" w:cs="Calibri"/>
+          <w:sz w:val="20"/>
+          <w:szCs w:val="20"/>
+        </w:rPr>
+        <w:t xml:space="preserve">        ├── </w:t>
+      </w:r>
+      <w:r>
+        <w:rPr>
+          <w:rFonts w:ascii="Segoe UI Emoji" w:hAnsi="Segoe UI Emoji" w:cs="Calibri"/>
+          <w:sz w:val="20"/>
+          <w:szCs w:val="20"/>
+        </w:rPr>
+        <w:t>📁</w:t>
+      </w:r>
+      <w:r>
+        <w:rPr>
+          <w:rFonts w:ascii="Consolas" w:hAnsi="Consolas" w:cs="Calibri"/>
+          <w:sz w:val="20"/>
+          <w:szCs w:val="20"/>
+        </w:rPr>
+        <w:t xml:space="preserve"> zalo_rpa/</w:t>
+      </w:r>
+    </w:p>
+    <w:p>
+      <w:pPr>
+        <w:pStyle w:val="NormalWeb"/>
+        <w:spacing w:before="0" w:beforeAutospacing="0" w:after="0" w:afterAutospacing="0"/>
+        <w:rPr>
+          <w:rFonts w:ascii="Consolas" w:hAnsi="Consolas" w:cs="Calibri"/>
+          <w:sz w:val="20"/>
+          <w:szCs w:val="20"/>
+        </w:rPr>
+      </w:pPr>
+      <w:r>
+        <w:rPr>
+          <w:rFonts w:ascii="Consolas" w:hAnsi="Consolas" w:cs="Calibri"/>
+          <w:sz w:val="20"/>
+          <w:szCs w:val="20"/>
+        </w:rPr>
+        <w:t xml:space="preserve">        │   ├── selectors.js</w:t>
+      </w:r>
+    </w:p>
+    <w:p>
+      <w:pPr>
+        <w:pStyle w:val="NormalWeb"/>
+        <w:spacing w:before="0" w:beforeAutospacing="0" w:after="0" w:afterAutospacing="0"/>
+        <w:rPr>
+          <w:rFonts w:ascii="Consolas" w:hAnsi="Consolas" w:cs="Calibri"/>
+          <w:sz w:val="20"/>
+          <w:szCs w:val="20"/>
+        </w:rPr>
+      </w:pPr>
+      <w:r>
+        <w:rPr>
+          <w:rFonts w:ascii="Consolas" w:hAnsi="Consolas" w:cs="Calibri"/>
+          <w:sz w:val="20"/>
+          <w:szCs w:val="20"/>
+        </w:rPr>
+        <w:t xml:space="preserve">        │   ├── actions.js</w:t>
+      </w:r>
+    </w:p>
+    <w:p>
+      <w:pPr>
+        <w:pStyle w:val="NormalWeb"/>
+        <w:spacing w:before="0" w:beforeAutospacing="0" w:after="0" w:afterAutospacing="0"/>
+        <w:rPr>
+          <w:rFonts w:ascii="Consolas" w:hAnsi="Consolas" w:cs="Calibri"/>
+          <w:sz w:val="20"/>
+          <w:szCs w:val="20"/>
+        </w:rPr>
+      </w:pPr>
+      <w:r>
+        <w:rPr>
+          <w:rFonts w:ascii="Consolas" w:hAnsi="Consolas" w:cs="Calibri"/>
+          <w:sz w:val="20"/>
+          <w:szCs w:val="20"/>
+        </w:rPr>
+        <w:t xml:space="preserve">        │   └── validator.js</w:t>
+      </w:r>
+    </w:p>
+    <w:p>
+      <w:pPr>
+        <w:pStyle w:val="NormalWeb"/>
+        <w:spacing w:before="0" w:beforeAutospacing="0" w:after="0" w:afterAutospacing="0"/>
+        <w:rPr>
+          <w:rFonts w:ascii="Calibri" w:hAnsi="Calibri" w:cs="Calibri"/>
+          <w:sz w:val="20"/>
+          <w:szCs w:val="20"/>
+        </w:rPr>
+      </w:pPr>
+      <w:r>
+        <w:rPr>
+          <w:rFonts w:ascii="Consolas" w:hAnsi="Consolas" w:cs="Calibri"/>
+          <w:sz w:val="20"/>
+          <w:szCs w:val="20"/>
+        </w:rPr>
+        <w:t xml:space="preserve">        ├── </w:t>
+      </w:r>
+      <w:r>
+        <w:rPr>
+          <w:rFonts w:ascii="Segoe UI Emoji" w:hAnsi="Segoe UI Emoji" w:cs="Calibri"/>
+          <w:sz w:val="20"/>
+          <w:szCs w:val="20"/>
+        </w:rPr>
+        <w:t>📁</w:t>
+      </w:r>
+      <w:r>
+        <w:rPr>
+          <w:rFonts w:ascii="Consolas" w:hAnsi="Consolas" w:cs="Calibri"/>
+          <w:sz w:val="20"/>
+          <w:szCs w:val="20"/>
+        </w:rPr>
+        <w:t xml:space="preserve"> fbm_sync/</w:t>
+      </w:r>
+    </w:p>
+    <w:p>
+      <w:pPr>
+        <w:pStyle w:val="NormalWeb"/>
+        <w:spacing w:before="0" w:beforeAutospacing="0" w:after="0" w:afterAutospacing="0"/>
+        <w:rPr>
+          <w:rFonts w:ascii="Consolas" w:hAnsi="Consolas" w:cs="Calibri"/>
+          <w:sz w:val="20"/>
+          <w:szCs w:val="20"/>
+        </w:rPr>
+      </w:pPr>
+      <w:r>
+        <w:rPr>
+          <w:rFonts w:ascii="Consolas" w:hAnsi="Consolas" w:cs="Calibri"/>
+          <w:sz w:val="20"/>
+          <w:szCs w:val="20"/>
+        </w:rPr>
+        <w:t xml:space="preserve">        │   ├── selectors.js</w:t>
+      </w:r>
+    </w:p>
+    <w:p>
+      <w:pPr>
+        <w:pStyle w:val="NormalWeb"/>
+        <w:spacing w:before="0" w:beforeAutospacing="0" w:after="0" w:afterAutospacing="0"/>
+        <w:rPr>
+          <w:rFonts w:ascii="Consolas" w:hAnsi="Consolas" w:cs="Calibri"/>
+          <w:sz w:val="20"/>
+          <w:szCs w:val="20"/>
+        </w:rPr>
+      </w:pPr>
+      <w:r>
+        <w:rPr>
+          <w:rFonts w:ascii="Consolas" w:hAnsi="Consolas" w:cs="Calibri"/>
+          <w:sz w:val="20"/>
+          <w:szCs w:val="20"/>
+        </w:rPr>
+        <w:t xml:space="preserve">        │   ├── scraper.js</w:t>
+      </w:r>
+    </w:p>
+    <w:p>
+      <w:pPr>
+        <w:pStyle w:val="NormalWeb"/>
+        <w:spacing w:before="0" w:beforeAutospacing="0" w:after="0" w:afterAutospacing="0"/>
+        <w:rPr>
+          <w:rFonts w:ascii="Consolas" w:hAnsi="Consolas" w:cs="Calibri"/>
+          <w:sz w:val="20"/>
+          <w:szCs w:val="20"/>
+        </w:rPr>
+      </w:pPr>
+      <w:r>
+        <w:rPr>
+          <w:rFonts w:ascii="Consolas" w:hAnsi="Consolas" w:cs="Calibri"/>
+          <w:sz w:val="20"/>
+          <w:szCs w:val="20"/>
+        </w:rPr>
+        <w:t xml:space="preserve">        │   └── filler.js</w:t>
+      </w:r>
+    </w:p>
+    <w:p>
+      <w:pPr>
+        <w:pStyle w:val="NormalWeb"/>
+        <w:spacing w:before="0" w:beforeAutospacing="0" w:after="0" w:afterAutospacing="0"/>
+        <w:rPr>
+          <w:rFonts w:ascii="Calibri" w:hAnsi="Calibri" w:cs="Calibri"/>
+          <w:sz w:val="20"/>
+          <w:szCs w:val="20"/>
+        </w:rPr>
+      </w:pPr>
+      <w:r>
+        <w:rPr>
+          <w:rFonts w:ascii="Consolas" w:hAnsi="Consolas" w:cs="Calibri"/>
+          <w:sz w:val="20"/>
+          <w:szCs w:val="20"/>
+        </w:rPr>
+        <w:t xml:space="preserve">        └── </w:t>
+      </w:r>
+      <w:r>
+        <w:rPr>
+          <w:rFonts w:ascii="Segoe UI Emoji" w:hAnsi="Segoe UI Emoji" w:cs="Calibri"/>
+          <w:sz w:val="20"/>
+          <w:szCs w:val="20"/>
+        </w:rPr>
+        <w:t>📁</w:t>
+      </w:r>
+      <w:r>
+        <w:rPr>
+          <w:rFonts w:ascii="Consolas" w:hAnsi="Consolas" w:cs="Calibri"/>
+          <w:sz w:val="20"/>
+          <w:szCs w:val="20"/>
+        </w:rPr>
+        <w:t xml:space="preserve"> crawler/</w:t>
+      </w:r>
+    </w:p>
+    <w:p>
+      <w:pPr>
+        <w:pStyle w:val="NormalWeb"/>
+        <w:spacing w:before="0" w:beforeAutospacing="0" w:after="0" w:afterAutospacing="0"/>
+        <w:rPr>
+          <w:rFonts w:ascii="Consolas" w:hAnsi="Consolas" w:cs="Calibri"/>
+          <w:sz w:val="20"/>
+          <w:szCs w:val="20"/>
+        </w:rPr>
+      </w:pPr>
+      <w:r>
+        <w:rPr>
+          <w:rFonts w:ascii="Consolas" w:hAnsi="Consolas" w:cs="Calibri"/>
+          <w:sz w:val="20"/>
+          <w:szCs w:val="20"/>
+        </w:rPr>
+        <w:t xml:space="preserve">            ├── core.js</w:t>
+      </w:r>
+    </w:p>
+    <w:p>
+      <w:pPr>
+        <w:pStyle w:val="NormalWeb"/>
+        <w:spacing w:before="0" w:beforeAutospacing="0" w:after="0" w:afterAutospacing="0"/>
+        <w:rPr>
+          <w:rFonts w:ascii="Calibri" w:hAnsi="Calibri" w:cs="Calibri"/>
+          <w:sz w:val="20"/>
+          <w:szCs w:val="20"/>
+        </w:rPr>
+      </w:pPr>
+      <w:r>
+        <w:rPr>
+          <w:rFonts w:ascii="Consolas" w:hAnsi="Consolas" w:cs="Calibri"/>
+          <w:sz w:val="20"/>
+          <w:szCs w:val="20"/>
+        </w:rPr>
+        <w:t xml:space="preserve">            ├── </w:t>
+      </w:r>
+      <w:r>
+        <w:rPr>
+          <w:rFonts w:ascii="Segoe UI Emoji" w:hAnsi="Segoe UI Emoji" w:cs="Calibri"/>
+          <w:sz w:val="20"/>
+          <w:szCs w:val="20"/>
+        </w:rPr>
+        <w:t>📁</w:t>
+      </w:r>
+      <w:r>
+        <w:rPr>
+          <w:rFonts w:ascii="Consolas" w:hAnsi="Consolas" w:cs="Calibri"/>
+          <w:sz w:val="20"/>
+          <w:szCs w:val="20"/>
+        </w:rPr>
+        <w:t xml:space="preserve"> strategies/</w:t>
+      </w:r>
+    </w:p>
+    <w:p>
+      <w:pPr>
+        <w:pStyle w:val="NormalWeb"/>
+        <w:spacing w:before="0" w:beforeAutospacing="0" w:after="0" w:afterAutospacing="0"/>
+        <w:rPr>
+          <w:rFonts w:ascii="Consolas" w:hAnsi="Consolas" w:cs="Calibri"/>
+          <w:sz w:val="20"/>
+          <w:szCs w:val="20"/>
+        </w:rPr>
+      </w:pPr>
+      <w:r>
+        <w:rPr>
+          <w:rFonts w:ascii="Consolas" w:hAnsi="Consolas" w:cs="Calibri"/>
+          <w:sz w:val="20"/>
+          <w:szCs w:val="20"/>
+        </w:rPr>
+        <w:t xml:space="preserve">            │   ├── mpa.js</w:t>
+      </w:r>
+    </w:p>
+    <w:p>
+      <w:pPr>
+        <w:pStyle w:val="NormalWeb"/>
+        <w:spacing w:before="0" w:beforeAutospacing="0" w:after="0" w:afterAutospacing="0"/>
+        <w:rPr>
+          <w:rFonts w:ascii="Consolas" w:hAnsi="Consolas" w:cs="Calibri"/>
+          <w:sz w:val="20"/>
+          <w:szCs w:val="20"/>
+        </w:rPr>
+      </w:pPr>
+      <w:r>
+        <w:rPr>
+          <w:rFonts w:ascii="Consolas" w:hAnsi="Consolas" w:cs="Calibri"/>
+          <w:sz w:val="20"/>
+          <w:szCs w:val="20"/>
+        </w:rPr>
+        <w:t xml:space="preserve">            │   ├── spa.js</w:t>
+      </w:r>
+    </w:p>
+    <w:p>
+      <w:pPr>
+        <w:pStyle w:val="NormalWeb"/>
+        <w:spacing w:before="0" w:beforeAutospacing="0" w:after="0" w:afterAutospacing="0"/>
+        <w:rPr>
+          <w:rFonts w:ascii="Consolas" w:hAnsi="Consolas" w:cs="Calibri"/>
+          <w:sz w:val="20"/>
+          <w:szCs w:val="20"/>
+        </w:rPr>
+      </w:pPr>
+      <w:r>
+        <w:rPr>
+          <w:rFonts w:ascii="Consolas" w:hAnsi="Consolas" w:cs="Calibri"/>
+          <w:sz w:val="20"/>
+          <w:szCs w:val="20"/>
+        </w:rPr>
+        <w:t xml:space="preserve">            │   └── scroll.js</w:t>
+      </w:r>
+    </w:p>
+    <w:p>
+      <w:pPr>
+        <w:pStyle w:val="NormalWeb"/>
+        <w:spacing w:before="0" w:beforeAutospacing="0" w:after="0" w:afterAutospacing="0"/>
+        <w:rPr>
+          <w:rFonts w:ascii="Calibri" w:hAnsi="Calibri" w:cs="Calibri"/>
+          <w:sz w:val="20"/>
+          <w:szCs w:val="20"/>
+        </w:rPr>
+      </w:pPr>
+      <w:r>
+        <w:rPr>
+          <w:rFonts w:ascii="Consolas" w:hAnsi="Consolas" w:cs="Calibri"/>
+          <w:sz w:val="20"/>
+          <w:szCs w:val="20"/>
+        </w:rPr>
+        <w:t xml:space="preserve">            └── </w:t>
+      </w:r>
+      <w:r>
+        <w:rPr>
+          <w:rFonts w:ascii="Segoe UI Emoji" w:hAnsi="Segoe UI Emoji" w:cs="Calibri"/>
+          <w:sz w:val="20"/>
+          <w:szCs w:val="20"/>
+        </w:rPr>
+        <w:t>📁</w:t>
+      </w:r>
+      <w:r>
+        <w:rPr>
+          <w:rFonts w:ascii="Consolas" w:hAnsi="Consolas" w:cs="Calibri"/>
+          <w:sz w:val="20"/>
+          <w:szCs w:val="20"/>
+        </w:rPr>
+        <w:t xml:space="preserve"> site_adapters/</w:t>
+      </w:r>
+    </w:p>
+    <w:p/>
     <w:p/>
     <w:sectPr>
       <w:pgSz w:w="11906" w:h="16838" w:code="9"/>
@@ -14860,6 +17638,304 @@
     </w:lvl>
   </w:abstractNum>
   <w:abstractNum w:abstractNumId="1" w15:restartNumberingAfterBreak="0">
+    <w:nsid w:val="05B63444"/>
+    <w:multiLevelType w:val="multilevel"/>
+    <w:tmpl w:val="C0BED414"/>
+    <w:lvl w:ilvl="0">
+      <w:start w:val="1"/>
+      <w:numFmt w:val="bullet"/>
+      <w:lvlText w:val=""/>
+      <w:lvlJc w:val="left"/>
+      <w:pPr>
+        <w:tabs>
+          <w:tab w:val="num" w:pos="720"/>
+        </w:tabs>
+        <w:ind w:left="720" w:hanging="360"/>
+      </w:pPr>
+      <w:rPr>
+        <w:rFonts w:ascii="Symbol" w:hAnsi="Symbol" w:hint="default"/>
+        <w:sz w:val="20"/>
+      </w:rPr>
+    </w:lvl>
+    <w:lvl w:ilvl="1">
+      <w:start w:val="1"/>
+      <w:numFmt w:val="bullet"/>
+      <w:lvlText w:val=""/>
+      <w:lvlJc w:val="left"/>
+      <w:pPr>
+        <w:tabs>
+          <w:tab w:val="num" w:pos="1440"/>
+        </w:tabs>
+        <w:ind w:left="1440" w:hanging="360"/>
+      </w:pPr>
+      <w:rPr>
+        <w:rFonts w:ascii="Symbol" w:hAnsi="Symbol" w:hint="default"/>
+        <w:sz w:val="20"/>
+      </w:rPr>
+    </w:lvl>
+    <w:lvl w:ilvl="2" w:tentative="1">
+      <w:start w:val="1"/>
+      <w:numFmt w:val="bullet"/>
+      <w:lvlText w:val=""/>
+      <w:lvlJc w:val="left"/>
+      <w:pPr>
+        <w:tabs>
+          <w:tab w:val="num" w:pos="2160"/>
+        </w:tabs>
+        <w:ind w:left="2160" w:hanging="360"/>
+      </w:pPr>
+      <w:rPr>
+        <w:rFonts w:ascii="Symbol" w:hAnsi="Symbol" w:hint="default"/>
+        <w:sz w:val="20"/>
+      </w:rPr>
+    </w:lvl>
+    <w:lvl w:ilvl="3" w:tentative="1">
+      <w:start w:val="1"/>
+      <w:numFmt w:val="bullet"/>
+      <w:lvlText w:val=""/>
+      <w:lvlJc w:val="left"/>
+      <w:pPr>
+        <w:tabs>
+          <w:tab w:val="num" w:pos="2880"/>
+        </w:tabs>
+        <w:ind w:left="2880" w:hanging="360"/>
+      </w:pPr>
+      <w:rPr>
+        <w:rFonts w:ascii="Symbol" w:hAnsi="Symbol" w:hint="default"/>
+        <w:sz w:val="20"/>
+      </w:rPr>
+    </w:lvl>
+    <w:lvl w:ilvl="4" w:tentative="1">
+      <w:start w:val="1"/>
+      <w:numFmt w:val="bullet"/>
+      <w:lvlText w:val=""/>
+      <w:lvlJc w:val="left"/>
+      <w:pPr>
+        <w:tabs>
+          <w:tab w:val="num" w:pos="3600"/>
+        </w:tabs>
+        <w:ind w:left="3600" w:hanging="360"/>
+      </w:pPr>
+      <w:rPr>
+        <w:rFonts w:ascii="Symbol" w:hAnsi="Symbol" w:hint="default"/>
+        <w:sz w:val="20"/>
+      </w:rPr>
+    </w:lvl>
+    <w:lvl w:ilvl="5" w:tentative="1">
+      <w:start w:val="1"/>
+      <w:numFmt w:val="bullet"/>
+      <w:lvlText w:val=""/>
+      <w:lvlJc w:val="left"/>
+      <w:pPr>
+        <w:tabs>
+          <w:tab w:val="num" w:pos="4320"/>
+        </w:tabs>
+        <w:ind w:left="4320" w:hanging="360"/>
+      </w:pPr>
+      <w:rPr>
+        <w:rFonts w:ascii="Symbol" w:hAnsi="Symbol" w:hint="default"/>
+        <w:sz w:val="20"/>
+      </w:rPr>
+    </w:lvl>
+    <w:lvl w:ilvl="6" w:tentative="1">
+      <w:start w:val="1"/>
+      <w:numFmt w:val="bullet"/>
+      <w:lvlText w:val=""/>
+      <w:lvlJc w:val="left"/>
+      <w:pPr>
+        <w:tabs>
+          <w:tab w:val="num" w:pos="5040"/>
+        </w:tabs>
+        <w:ind w:left="5040" w:hanging="360"/>
+      </w:pPr>
+      <w:rPr>
+        <w:rFonts w:ascii="Symbol" w:hAnsi="Symbol" w:hint="default"/>
+        <w:sz w:val="20"/>
+      </w:rPr>
+    </w:lvl>
+    <w:lvl w:ilvl="7" w:tentative="1">
+      <w:start w:val="1"/>
+      <w:numFmt w:val="bullet"/>
+      <w:lvlText w:val=""/>
+      <w:lvlJc w:val="left"/>
+      <w:pPr>
+        <w:tabs>
+          <w:tab w:val="num" w:pos="5760"/>
+        </w:tabs>
+        <w:ind w:left="5760" w:hanging="360"/>
+      </w:pPr>
+      <w:rPr>
+        <w:rFonts w:ascii="Symbol" w:hAnsi="Symbol" w:hint="default"/>
+        <w:sz w:val="20"/>
+      </w:rPr>
+    </w:lvl>
+    <w:lvl w:ilvl="8" w:tentative="1">
+      <w:start w:val="1"/>
+      <w:numFmt w:val="bullet"/>
+      <w:lvlText w:val=""/>
+      <w:lvlJc w:val="left"/>
+      <w:pPr>
+        <w:tabs>
+          <w:tab w:val="num" w:pos="6480"/>
+        </w:tabs>
+        <w:ind w:left="6480" w:hanging="360"/>
+      </w:pPr>
+      <w:rPr>
+        <w:rFonts w:ascii="Symbol" w:hAnsi="Symbol" w:hint="default"/>
+        <w:sz w:val="20"/>
+      </w:rPr>
+    </w:lvl>
+  </w:abstractNum>
+  <w:abstractNum w:abstractNumId="2" w15:restartNumberingAfterBreak="0">
+    <w:nsid w:val="06257672"/>
+    <w:multiLevelType w:val="multilevel"/>
+    <w:tmpl w:val="68F88C00"/>
+    <w:lvl w:ilvl="0">
+      <w:start w:val="1"/>
+      <w:numFmt w:val="bullet"/>
+      <w:lvlText w:val="o"/>
+      <w:lvlJc w:val="left"/>
+      <w:pPr>
+        <w:tabs>
+          <w:tab w:val="num" w:pos="720"/>
+        </w:tabs>
+        <w:ind w:left="720" w:hanging="360"/>
+      </w:pPr>
+      <w:rPr>
+        <w:rFonts w:ascii="Courier New" w:hAnsi="Courier New" w:hint="default"/>
+        <w:sz w:val="20"/>
+      </w:rPr>
+    </w:lvl>
+    <w:lvl w:ilvl="1" w:tentative="1">
+      <w:start w:val="1"/>
+      <w:numFmt w:val="bullet"/>
+      <w:lvlText w:val="o"/>
+      <w:lvlJc w:val="left"/>
+      <w:pPr>
+        <w:tabs>
+          <w:tab w:val="num" w:pos="1440"/>
+        </w:tabs>
+        <w:ind w:left="1440" w:hanging="360"/>
+      </w:pPr>
+      <w:rPr>
+        <w:rFonts w:ascii="Courier New" w:hAnsi="Courier New" w:hint="default"/>
+        <w:sz w:val="20"/>
+      </w:rPr>
+    </w:lvl>
+    <w:lvl w:ilvl="2" w:tentative="1">
+      <w:start w:val="1"/>
+      <w:numFmt w:val="bullet"/>
+      <w:lvlText w:val="o"/>
+      <w:lvlJc w:val="left"/>
+      <w:pPr>
+        <w:tabs>
+          <w:tab w:val="num" w:pos="2160"/>
+        </w:tabs>
+        <w:ind w:left="2160" w:hanging="360"/>
+      </w:pPr>
+      <w:rPr>
+        <w:rFonts w:ascii="Courier New" w:hAnsi="Courier New" w:hint="default"/>
+        <w:sz w:val="20"/>
+      </w:rPr>
+    </w:lvl>
+    <w:lvl w:ilvl="3" w:tentative="1">
+      <w:start w:val="1"/>
+      <w:numFmt w:val="bullet"/>
+      <w:lvlText w:val="o"/>
+      <w:lvlJc w:val="left"/>
+      <w:pPr>
+        <w:tabs>
+          <w:tab w:val="num" w:pos="2880"/>
+        </w:tabs>
+        <w:ind w:left="2880" w:hanging="360"/>
+      </w:pPr>
+      <w:rPr>
+        <w:rFonts w:ascii="Courier New" w:hAnsi="Courier New" w:hint="default"/>
+        <w:sz w:val="20"/>
+      </w:rPr>
+    </w:lvl>
+    <w:lvl w:ilvl="4" w:tentative="1">
+      <w:start w:val="1"/>
+      <w:numFmt w:val="bullet"/>
+      <w:lvlText w:val="o"/>
+      <w:lvlJc w:val="left"/>
+      <w:pPr>
+        <w:tabs>
+          <w:tab w:val="num" w:pos="3600"/>
+        </w:tabs>
+        <w:ind w:left="3600" w:hanging="360"/>
+      </w:pPr>
+      <w:rPr>
+        <w:rFonts w:ascii="Courier New" w:hAnsi="Courier New" w:hint="default"/>
+        <w:sz w:val="20"/>
+      </w:rPr>
+    </w:lvl>
+    <w:lvl w:ilvl="5" w:tentative="1">
+      <w:start w:val="1"/>
+      <w:numFmt w:val="bullet"/>
+      <w:lvlText w:val="o"/>
+      <w:lvlJc w:val="left"/>
+      <w:pPr>
+        <w:tabs>
+          <w:tab w:val="num" w:pos="4320"/>
+        </w:tabs>
+        <w:ind w:left="4320" w:hanging="360"/>
+      </w:pPr>
+      <w:rPr>
+        <w:rFonts w:ascii="Courier New" w:hAnsi="Courier New" w:hint="default"/>
+        <w:sz w:val="20"/>
+      </w:rPr>
+    </w:lvl>
+    <w:lvl w:ilvl="6" w:tentative="1">
+      <w:start w:val="1"/>
+      <w:numFmt w:val="bullet"/>
+      <w:lvlText w:val="o"/>
+      <w:lvlJc w:val="left"/>
+      <w:pPr>
+        <w:tabs>
+          <w:tab w:val="num" w:pos="5040"/>
+        </w:tabs>
+        <w:ind w:left="5040" w:hanging="360"/>
+      </w:pPr>
+      <w:rPr>
+        <w:rFonts w:ascii="Courier New" w:hAnsi="Courier New" w:hint="default"/>
+        <w:sz w:val="20"/>
+      </w:rPr>
+    </w:lvl>
+    <w:lvl w:ilvl="7" w:tentative="1">
+      <w:start w:val="1"/>
+      <w:numFmt w:val="bullet"/>
+      <w:lvlText w:val="o"/>
+      <w:lvlJc w:val="left"/>
+      <w:pPr>
+        <w:tabs>
+          <w:tab w:val="num" w:pos="5760"/>
+        </w:tabs>
+        <w:ind w:left="5760" w:hanging="360"/>
+      </w:pPr>
+      <w:rPr>
+        <w:rFonts w:ascii="Courier New" w:hAnsi="Courier New" w:hint="default"/>
+        <w:sz w:val="20"/>
+      </w:rPr>
+    </w:lvl>
+    <w:lvl w:ilvl="8" w:tentative="1">
+      <w:start w:val="1"/>
+      <w:numFmt w:val="bullet"/>
+      <w:lvlText w:val="o"/>
+      <w:lvlJc w:val="left"/>
+      <w:pPr>
+        <w:tabs>
+          <w:tab w:val="num" w:pos="6480"/>
+        </w:tabs>
+        <w:ind w:left="6480" w:hanging="360"/>
+      </w:pPr>
+      <w:rPr>
+        <w:rFonts w:ascii="Courier New" w:hAnsi="Courier New" w:hint="default"/>
+        <w:sz w:val="20"/>
+      </w:rPr>
+    </w:lvl>
+  </w:abstractNum>
+  <w:abstractNum w:abstractNumId="3" w15:restartNumberingAfterBreak="0">
     <w:nsid w:val="06C01316"/>
     <w:multiLevelType w:val="multilevel"/>
     <w:tmpl w:val="D6DEB54E"/>
@@ -15004,7 +18080,7 @@
       </w:rPr>
     </w:lvl>
   </w:abstractNum>
-  <w:abstractNum w:abstractNumId="2" w15:restartNumberingAfterBreak="0">
+  <w:abstractNum w:abstractNumId="4" w15:restartNumberingAfterBreak="0">
     <w:nsid w:val="0CAC4F00"/>
     <w:multiLevelType w:val="multilevel"/>
     <w:tmpl w:val="057A7AF0"/>
@@ -15153,7 +18229,7 @@
       </w:rPr>
     </w:lvl>
   </w:abstractNum>
-  <w:abstractNum w:abstractNumId="3" w15:restartNumberingAfterBreak="0">
+  <w:abstractNum w:abstractNumId="5" w15:restartNumberingAfterBreak="0">
     <w:nsid w:val="0DF46C39"/>
     <w:multiLevelType w:val="multilevel"/>
     <w:tmpl w:val="2842C8A2"/>
@@ -15302,7 +18378,7 @@
       </w:rPr>
     </w:lvl>
   </w:abstractNum>
-  <w:abstractNum w:abstractNumId="4" w15:restartNumberingAfterBreak="0">
+  <w:abstractNum w:abstractNumId="6" w15:restartNumberingAfterBreak="0">
     <w:nsid w:val="10AA04D4"/>
     <w:multiLevelType w:val="multilevel"/>
     <w:tmpl w:val="DB2E1B6A"/>
@@ -15415,7 +18491,120 @@
       </w:pPr>
     </w:lvl>
   </w:abstractNum>
-  <w:abstractNum w:abstractNumId="5" w15:restartNumberingAfterBreak="0">
+  <w:abstractNum w:abstractNumId="7" w15:restartNumberingAfterBreak="0">
+    <w:nsid w:val="13D04204"/>
+    <w:multiLevelType w:val="multilevel"/>
+    <w:tmpl w:val="A29E0DEE"/>
+    <w:lvl w:ilvl="0">
+      <w:start w:val="1"/>
+      <w:numFmt w:val="decimal"/>
+      <w:lvlText w:val="%1."/>
+      <w:lvlJc w:val="left"/>
+      <w:pPr>
+        <w:tabs>
+          <w:tab w:val="num" w:pos="720"/>
+        </w:tabs>
+        <w:ind w:left="720" w:hanging="360"/>
+      </w:pPr>
+    </w:lvl>
+    <w:lvl w:ilvl="1" w:tentative="1">
+      <w:start w:val="1"/>
+      <w:numFmt w:val="decimal"/>
+      <w:lvlText w:val="%2."/>
+      <w:lvlJc w:val="left"/>
+      <w:pPr>
+        <w:tabs>
+          <w:tab w:val="num" w:pos="1440"/>
+        </w:tabs>
+        <w:ind w:left="1440" w:hanging="360"/>
+      </w:pPr>
+    </w:lvl>
+    <w:lvl w:ilvl="2" w:tentative="1">
+      <w:start w:val="1"/>
+      <w:numFmt w:val="decimal"/>
+      <w:lvlText w:val="%3."/>
+      <w:lvlJc w:val="left"/>
+      <w:pPr>
+        <w:tabs>
+          <w:tab w:val="num" w:pos="2160"/>
+        </w:tabs>
+        <w:ind w:left="2160" w:hanging="360"/>
+      </w:pPr>
+    </w:lvl>
+    <w:lvl w:ilvl="3" w:tentative="1">
+      <w:start w:val="1"/>
+      <w:numFmt w:val="decimal"/>
+      <w:lvlText w:val="%4."/>
+      <w:lvlJc w:val="left"/>
+      <w:pPr>
+        <w:tabs>
+          <w:tab w:val="num" w:pos="2880"/>
+        </w:tabs>
+        <w:ind w:left="2880" w:hanging="360"/>
+      </w:pPr>
+    </w:lvl>
+    <w:lvl w:ilvl="4" w:tentative="1">
+      <w:start w:val="1"/>
+      <w:numFmt w:val="decimal"/>
+      <w:lvlText w:val="%5."/>
+      <w:lvlJc w:val="left"/>
+      <w:pPr>
+        <w:tabs>
+          <w:tab w:val="num" w:pos="3600"/>
+        </w:tabs>
+        <w:ind w:left="3600" w:hanging="360"/>
+      </w:pPr>
+    </w:lvl>
+    <w:lvl w:ilvl="5" w:tentative="1">
+      <w:start w:val="1"/>
+      <w:numFmt w:val="decimal"/>
+      <w:lvlText w:val="%6."/>
+      <w:lvlJc w:val="left"/>
+      <w:pPr>
+        <w:tabs>
+          <w:tab w:val="num" w:pos="4320"/>
+        </w:tabs>
+        <w:ind w:left="4320" w:hanging="360"/>
+      </w:pPr>
+    </w:lvl>
+    <w:lvl w:ilvl="6" w:tentative="1">
+      <w:start w:val="1"/>
+      <w:numFmt w:val="decimal"/>
+      <w:lvlText w:val="%7."/>
+      <w:lvlJc w:val="left"/>
+      <w:pPr>
+        <w:tabs>
+          <w:tab w:val="num" w:pos="5040"/>
+        </w:tabs>
+        <w:ind w:left="5040" w:hanging="360"/>
+      </w:pPr>
+    </w:lvl>
+    <w:lvl w:ilvl="7" w:tentative="1">
+      <w:start w:val="1"/>
+      <w:numFmt w:val="decimal"/>
+      <w:lvlText w:val="%8."/>
+      <w:lvlJc w:val="left"/>
+      <w:pPr>
+        <w:tabs>
+          <w:tab w:val="num" w:pos="5760"/>
+        </w:tabs>
+        <w:ind w:left="5760" w:hanging="360"/>
+      </w:pPr>
+    </w:lvl>
+    <w:lvl w:ilvl="8" w:tentative="1">
+      <w:start w:val="1"/>
+      <w:numFmt w:val="decimal"/>
+      <w:lvlText w:val="%9."/>
+      <w:lvlJc w:val="left"/>
+      <w:pPr>
+        <w:tabs>
+          <w:tab w:val="num" w:pos="6480"/>
+        </w:tabs>
+        <w:ind w:left="6480" w:hanging="360"/>
+      </w:pPr>
+    </w:lvl>
+  </w:abstractNum>
+  <w:abstractNum w:abstractNumId="8" w15:restartNumberingAfterBreak="0">
     <w:nsid w:val="18D02111"/>
     <w:multiLevelType w:val="multilevel"/>
     <w:tmpl w:val="A2169AD4"/>
@@ -15560,7 +18749,156 @@
       </w:rPr>
     </w:lvl>
   </w:abstractNum>
-  <w:abstractNum w:abstractNumId="6" w15:restartNumberingAfterBreak="0">
+  <w:abstractNum w:abstractNumId="9" w15:restartNumberingAfterBreak="0">
+    <w:nsid w:val="19284966"/>
+    <w:multiLevelType w:val="multilevel"/>
+    <w:tmpl w:val="32E4AFC2"/>
+    <w:lvl w:ilvl="0">
+      <w:start w:val="1"/>
+      <w:numFmt w:val="bullet"/>
+      <w:lvlText w:val=""/>
+      <w:lvlJc w:val="left"/>
+      <w:pPr>
+        <w:tabs>
+          <w:tab w:val="num" w:pos="720"/>
+        </w:tabs>
+        <w:ind w:left="720" w:hanging="360"/>
+      </w:pPr>
+      <w:rPr>
+        <w:rFonts w:ascii="Symbol" w:hAnsi="Symbol" w:hint="default"/>
+        <w:sz w:val="20"/>
+      </w:rPr>
+    </w:lvl>
+    <w:lvl w:ilvl="1">
+      <w:start w:val="1"/>
+      <w:numFmt w:val="bullet"/>
+      <w:lvlText w:val=""/>
+      <w:lvlJc w:val="left"/>
+      <w:pPr>
+        <w:tabs>
+          <w:tab w:val="num" w:pos="1440"/>
+        </w:tabs>
+        <w:ind w:left="1440" w:hanging="360"/>
+      </w:pPr>
+      <w:rPr>
+        <w:rFonts w:ascii="Symbol" w:hAnsi="Symbol" w:hint="default"/>
+        <w:sz w:val="20"/>
+      </w:rPr>
+    </w:lvl>
+    <w:lvl w:ilvl="2" w:tentative="1">
+      <w:start w:val="1"/>
+      <w:numFmt w:val="bullet"/>
+      <w:lvlText w:val=""/>
+      <w:lvlJc w:val="left"/>
+      <w:pPr>
+        <w:tabs>
+          <w:tab w:val="num" w:pos="2160"/>
+        </w:tabs>
+        <w:ind w:left="2160" w:hanging="360"/>
+      </w:pPr>
+      <w:rPr>
+        <w:rFonts w:ascii="Symbol" w:hAnsi="Symbol" w:hint="default"/>
+        <w:sz w:val="20"/>
+      </w:rPr>
+    </w:lvl>
+    <w:lvl w:ilvl="3" w:tentative="1">
+      <w:start w:val="1"/>
+      <w:numFmt w:val="bullet"/>
+      <w:lvlText w:val=""/>
+      <w:lvlJc w:val="left"/>
+      <w:pPr>
+        <w:tabs>
+          <w:tab w:val="num" w:pos="2880"/>
+        </w:tabs>
+        <w:ind w:left="2880" w:hanging="360"/>
+      </w:pPr>
+      <w:rPr>
+        <w:rFonts w:ascii="Symbol" w:hAnsi="Symbol" w:hint="default"/>
+        <w:sz w:val="20"/>
+      </w:rPr>
+    </w:lvl>
+    <w:lvl w:ilvl="4" w:tentative="1">
+      <w:start w:val="1"/>
+      <w:numFmt w:val="bullet"/>
+      <w:lvlText w:val=""/>
+      <w:lvlJc w:val="left"/>
+      <w:pPr>
+        <w:tabs>
+          <w:tab w:val="num" w:pos="3600"/>
+        </w:tabs>
+        <w:ind w:left="3600" w:hanging="360"/>
+      </w:pPr>
+      <w:rPr>
+        <w:rFonts w:ascii="Symbol" w:hAnsi="Symbol" w:hint="default"/>
+        <w:sz w:val="20"/>
+      </w:rPr>
+    </w:lvl>
+    <w:lvl w:ilvl="5" w:tentative="1">
+      <w:start w:val="1"/>
+      <w:numFmt w:val="bullet"/>
+      <w:lvlText w:val=""/>
+      <w:lvlJc w:val="left"/>
+      <w:pPr>
+        <w:tabs>
+          <w:tab w:val="num" w:pos="4320"/>
+        </w:tabs>
+        <w:ind w:left="4320" w:hanging="360"/>
+      </w:pPr>
+      <w:rPr>
+        <w:rFonts w:ascii="Symbol" w:hAnsi="Symbol" w:hint="default"/>
+        <w:sz w:val="20"/>
+      </w:rPr>
+    </w:lvl>
+    <w:lvl w:ilvl="6" w:tentative="1">
+      <w:start w:val="1"/>
+      <w:numFmt w:val="bullet"/>
+      <w:lvlText w:val=""/>
+      <w:lvlJc w:val="left"/>
+      <w:pPr>
+        <w:tabs>
+          <w:tab w:val="num" w:pos="5040"/>
+        </w:tabs>
+        <w:ind w:left="5040" w:hanging="360"/>
+      </w:pPr>
+      <w:rPr>
+        <w:rFonts w:ascii="Symbol" w:hAnsi="Symbol" w:hint="default"/>
+        <w:sz w:val="20"/>
+      </w:rPr>
+    </w:lvl>
+    <w:lvl w:ilvl="7" w:tentative="1">
+      <w:start w:val="1"/>
+      <w:numFmt w:val="bullet"/>
+      <w:lvlText w:val=""/>
+      <w:lvlJc w:val="left"/>
+      <w:pPr>
+        <w:tabs>
+          <w:tab w:val="num" w:pos="5760"/>
+        </w:tabs>
+        <w:ind w:left="5760" w:hanging="360"/>
+      </w:pPr>
+      <w:rPr>
+        <w:rFonts w:ascii="Symbol" w:hAnsi="Symbol" w:hint="default"/>
+        <w:sz w:val="20"/>
+      </w:rPr>
+    </w:lvl>
+    <w:lvl w:ilvl="8" w:tentative="1">
+      <w:start w:val="1"/>
+      <w:numFmt w:val="bullet"/>
+      <w:lvlText w:val=""/>
+      <w:lvlJc w:val="left"/>
+      <w:pPr>
+        <w:tabs>
+          <w:tab w:val="num" w:pos="6480"/>
+        </w:tabs>
+        <w:ind w:left="6480" w:hanging="360"/>
+      </w:pPr>
+      <w:rPr>
+        <w:rFonts w:ascii="Symbol" w:hAnsi="Symbol" w:hint="default"/>
+        <w:sz w:val="20"/>
+      </w:rPr>
+    </w:lvl>
+  </w:abstractNum>
+  <w:abstractNum w:abstractNumId="10" w15:restartNumberingAfterBreak="0">
     <w:nsid w:val="192E2682"/>
     <w:multiLevelType w:val="multilevel"/>
     <w:tmpl w:val="12C2DBEC"/>
@@ -15709,7 +19047,120 @@
       </w:rPr>
     </w:lvl>
   </w:abstractNum>
-  <w:abstractNum w:abstractNumId="7" w15:restartNumberingAfterBreak="0">
+  <w:abstractNum w:abstractNumId="11" w15:restartNumberingAfterBreak="0">
+    <w:nsid w:val="1C07669A"/>
+    <w:multiLevelType w:val="multilevel"/>
+    <w:tmpl w:val="00C28CB2"/>
+    <w:lvl w:ilvl="0">
+      <w:start w:val="1"/>
+      <w:numFmt w:val="decimal"/>
+      <w:lvlText w:val="%1."/>
+      <w:lvlJc w:val="left"/>
+      <w:pPr>
+        <w:tabs>
+          <w:tab w:val="num" w:pos="720"/>
+        </w:tabs>
+        <w:ind w:left="720" w:hanging="360"/>
+      </w:pPr>
+    </w:lvl>
+    <w:lvl w:ilvl="1" w:tentative="1">
+      <w:start w:val="1"/>
+      <w:numFmt w:val="decimal"/>
+      <w:lvlText w:val="%2."/>
+      <w:lvlJc w:val="left"/>
+      <w:pPr>
+        <w:tabs>
+          <w:tab w:val="num" w:pos="1440"/>
+        </w:tabs>
+        <w:ind w:left="1440" w:hanging="360"/>
+      </w:pPr>
+    </w:lvl>
+    <w:lvl w:ilvl="2" w:tentative="1">
+      <w:start w:val="1"/>
+      <w:numFmt w:val="decimal"/>
+      <w:lvlText w:val="%3."/>
+      <w:lvlJc w:val="left"/>
+      <w:pPr>
+        <w:tabs>
+          <w:tab w:val="num" w:pos="2160"/>
+        </w:tabs>
+        <w:ind w:left="2160" w:hanging="360"/>
+      </w:pPr>
+    </w:lvl>
+    <w:lvl w:ilvl="3" w:tentative="1">
+      <w:start w:val="1"/>
+      <w:numFmt w:val="decimal"/>
+      <w:lvlText w:val="%4."/>
+      <w:lvlJc w:val="left"/>
+      <w:pPr>
+        <w:tabs>
+          <w:tab w:val="num" w:pos="2880"/>
+        </w:tabs>
+        <w:ind w:left="2880" w:hanging="360"/>
+      </w:pPr>
+    </w:lvl>
+    <w:lvl w:ilvl="4" w:tentative="1">
+      <w:start w:val="1"/>
+      <w:numFmt w:val="decimal"/>
+      <w:lvlText w:val="%5."/>
+      <w:lvlJc w:val="left"/>
+      <w:pPr>
+        <w:tabs>
+          <w:tab w:val="num" w:pos="3600"/>
+        </w:tabs>
+        <w:ind w:left="3600" w:hanging="360"/>
+      </w:pPr>
+    </w:lvl>
+    <w:lvl w:ilvl="5" w:tentative="1">
+      <w:start w:val="1"/>
+      <w:numFmt w:val="decimal"/>
+      <w:lvlText w:val="%6."/>
+      <w:lvlJc w:val="left"/>
+      <w:pPr>
+        <w:tabs>
+          <w:tab w:val="num" w:pos="4320"/>
+        </w:tabs>
+        <w:ind w:left="4320" w:hanging="360"/>
+      </w:pPr>
+    </w:lvl>
+    <w:lvl w:ilvl="6" w:tentative="1">
+      <w:start w:val="1"/>
+      <w:numFmt w:val="decimal"/>
+      <w:lvlText w:val="%7."/>
+      <w:lvlJc w:val="left"/>
+      <w:pPr>
+        <w:tabs>
+          <w:tab w:val="num" w:pos="5040"/>
+        </w:tabs>
+        <w:ind w:left="5040" w:hanging="360"/>
+      </w:pPr>
+    </w:lvl>
+    <w:lvl w:ilvl="7" w:tentative="1">
+      <w:start w:val="1"/>
+      <w:numFmt w:val="decimal"/>
+      <w:lvlText w:val="%8."/>
+      <w:lvlJc w:val="left"/>
+      <w:pPr>
+        <w:tabs>
+          <w:tab w:val="num" w:pos="5760"/>
+        </w:tabs>
+        <w:ind w:left="5760" w:hanging="360"/>
+      </w:pPr>
+    </w:lvl>
+    <w:lvl w:ilvl="8" w:tentative="1">
+      <w:start w:val="1"/>
+      <w:numFmt w:val="decimal"/>
+      <w:lvlText w:val="%9."/>
+      <w:lvlJc w:val="left"/>
+      <w:pPr>
+        <w:tabs>
+          <w:tab w:val="num" w:pos="6480"/>
+        </w:tabs>
+        <w:ind w:left="6480" w:hanging="360"/>
+      </w:pPr>
+    </w:lvl>
+  </w:abstractNum>
+  <w:abstractNum w:abstractNumId="12" w15:restartNumberingAfterBreak="0">
     <w:nsid w:val="1CEB0D1F"/>
     <w:multiLevelType w:val="multilevel"/>
     <w:tmpl w:val="4694F2C4"/>
@@ -15826,7 +19277,237 @@
       </w:pPr>
     </w:lvl>
   </w:abstractNum>
-  <w:abstractNum w:abstractNumId="8" w15:restartNumberingAfterBreak="0">
+  <w:abstractNum w:abstractNumId="13" w15:restartNumberingAfterBreak="0">
+    <w:nsid w:val="1DEA4CF3"/>
+    <w:multiLevelType w:val="multilevel"/>
+    <w:tmpl w:val="739A6D0E"/>
+    <w:lvl w:ilvl="0">
+      <w:start w:val="1"/>
+      <w:numFmt w:val="decimal"/>
+      <w:lvlText w:val="%1."/>
+      <w:lvlJc w:val="left"/>
+      <w:pPr>
+        <w:tabs>
+          <w:tab w:val="num" w:pos="720"/>
+        </w:tabs>
+        <w:ind w:left="720" w:hanging="360"/>
+      </w:pPr>
+    </w:lvl>
+    <w:lvl w:ilvl="1">
+      <w:start w:val="1"/>
+      <w:numFmt w:val="bullet"/>
+      <w:lvlText w:val="o"/>
+      <w:lvlJc w:val="left"/>
+      <w:pPr>
+        <w:tabs>
+          <w:tab w:val="num" w:pos="1440"/>
+        </w:tabs>
+        <w:ind w:left="1440" w:hanging="360"/>
+      </w:pPr>
+      <w:rPr>
+        <w:rFonts w:ascii="Courier New" w:hAnsi="Courier New" w:hint="default"/>
+        <w:sz w:val="20"/>
+      </w:rPr>
+    </w:lvl>
+    <w:lvl w:ilvl="2" w:tentative="1">
+      <w:start w:val="1"/>
+      <w:numFmt w:val="decimal"/>
+      <w:lvlText w:val="%3."/>
+      <w:lvlJc w:val="left"/>
+      <w:pPr>
+        <w:tabs>
+          <w:tab w:val="num" w:pos="2160"/>
+        </w:tabs>
+        <w:ind w:left="2160" w:hanging="360"/>
+      </w:pPr>
+    </w:lvl>
+    <w:lvl w:ilvl="3" w:tentative="1">
+      <w:start w:val="1"/>
+      <w:numFmt w:val="decimal"/>
+      <w:lvlText w:val="%4."/>
+      <w:lvlJc w:val="left"/>
+      <w:pPr>
+        <w:tabs>
+          <w:tab w:val="num" w:pos="2880"/>
+        </w:tabs>
+        <w:ind w:left="2880" w:hanging="360"/>
+      </w:pPr>
+    </w:lvl>
+    <w:lvl w:ilvl="4" w:tentative="1">
+      <w:start w:val="1"/>
+      <w:numFmt w:val="decimal"/>
+      <w:lvlText w:val="%5."/>
+      <w:lvlJc w:val="left"/>
+      <w:pPr>
+        <w:tabs>
+          <w:tab w:val="num" w:pos="3600"/>
+        </w:tabs>
+        <w:ind w:left="3600" w:hanging="360"/>
+      </w:pPr>
+    </w:lvl>
+    <w:lvl w:ilvl="5" w:tentative="1">
+      <w:start w:val="1"/>
+      <w:numFmt w:val="decimal"/>
+      <w:lvlText w:val="%6."/>
+      <w:lvlJc w:val="left"/>
+      <w:pPr>
+        <w:tabs>
+          <w:tab w:val="num" w:pos="4320"/>
+        </w:tabs>
+        <w:ind w:left="4320" w:hanging="360"/>
+      </w:pPr>
+    </w:lvl>
+    <w:lvl w:ilvl="6" w:tentative="1">
+      <w:start w:val="1"/>
+      <w:numFmt w:val="decimal"/>
+      <w:lvlText w:val="%7."/>
+      <w:lvlJc w:val="left"/>
+      <w:pPr>
+        <w:tabs>
+          <w:tab w:val="num" w:pos="5040"/>
+        </w:tabs>
+        <w:ind w:left="5040" w:hanging="360"/>
+      </w:pPr>
+    </w:lvl>
+    <w:lvl w:ilvl="7" w:tentative="1">
+      <w:start w:val="1"/>
+      <w:numFmt w:val="decimal"/>
+      <w:lvlText w:val="%8."/>
+      <w:lvlJc w:val="left"/>
+      <w:pPr>
+        <w:tabs>
+          <w:tab w:val="num" w:pos="5760"/>
+        </w:tabs>
+        <w:ind w:left="5760" w:hanging="360"/>
+      </w:pPr>
+    </w:lvl>
+    <w:lvl w:ilvl="8" w:tentative="1">
+      <w:start w:val="1"/>
+      <w:numFmt w:val="decimal"/>
+      <w:lvlText w:val="%9."/>
+      <w:lvlJc w:val="left"/>
+      <w:pPr>
+        <w:tabs>
+          <w:tab w:val="num" w:pos="6480"/>
+        </w:tabs>
+        <w:ind w:left="6480" w:hanging="360"/>
+      </w:pPr>
+    </w:lvl>
+  </w:abstractNum>
+  <w:abstractNum w:abstractNumId="14" w15:restartNumberingAfterBreak="0">
+    <w:nsid w:val="1E4858BF"/>
+    <w:multiLevelType w:val="multilevel"/>
+    <w:tmpl w:val="C6E863B8"/>
+    <w:lvl w:ilvl="0">
+      <w:start w:val="1"/>
+      <w:numFmt w:val="decimal"/>
+      <w:lvlText w:val="%1."/>
+      <w:lvlJc w:val="left"/>
+      <w:pPr>
+        <w:tabs>
+          <w:tab w:val="num" w:pos="720"/>
+        </w:tabs>
+        <w:ind w:left="720" w:hanging="360"/>
+      </w:pPr>
+    </w:lvl>
+    <w:lvl w:ilvl="1" w:tentative="1">
+      <w:start w:val="1"/>
+      <w:numFmt w:val="decimal"/>
+      <w:lvlText w:val="%2."/>
+      <w:lvlJc w:val="left"/>
+      <w:pPr>
+        <w:tabs>
+          <w:tab w:val="num" w:pos="1440"/>
+        </w:tabs>
+        <w:ind w:left="1440" w:hanging="360"/>
+      </w:pPr>
+    </w:lvl>
+    <w:lvl w:ilvl="2" w:tentative="1">
+      <w:start w:val="1"/>
+      <w:numFmt w:val="decimal"/>
+      <w:lvlText w:val="%3."/>
+      <w:lvlJc w:val="left"/>
+      <w:pPr>
+        <w:tabs>
+          <w:tab w:val="num" w:pos="2160"/>
+        </w:tabs>
+        <w:ind w:left="2160" w:hanging="360"/>
+      </w:pPr>
+    </w:lvl>
+    <w:lvl w:ilvl="3" w:tentative="1">
+      <w:start w:val="1"/>
+      <w:numFmt w:val="decimal"/>
+      <w:lvlText w:val="%4."/>
+      <w:lvlJc w:val="left"/>
+      <w:pPr>
+        <w:tabs>
+          <w:tab w:val="num" w:pos="2880"/>
+        </w:tabs>
+        <w:ind w:left="2880" w:hanging="360"/>
+      </w:pPr>
+    </w:lvl>
+    <w:lvl w:ilvl="4" w:tentative="1">
+      <w:start w:val="1"/>
+      <w:numFmt w:val="decimal"/>
+      <w:lvlText w:val="%5."/>
+      <w:lvlJc w:val="left"/>
+      <w:pPr>
+        <w:tabs>
+          <w:tab w:val="num" w:pos="3600"/>
+        </w:tabs>
+        <w:ind w:left="3600" w:hanging="360"/>
+      </w:pPr>
+    </w:lvl>
+    <w:lvl w:ilvl="5" w:tentative="1">
+      <w:start w:val="1"/>
+      <w:numFmt w:val="decimal"/>
+      <w:lvlText w:val="%6."/>
+      <w:lvlJc w:val="left"/>
+      <w:pPr>
+        <w:tabs>
+          <w:tab w:val="num" w:pos="4320"/>
+        </w:tabs>
+        <w:ind w:left="4320" w:hanging="360"/>
+      </w:pPr>
+    </w:lvl>
+    <w:lvl w:ilvl="6" w:tentative="1">
+      <w:start w:val="1"/>
+      <w:numFmt w:val="decimal"/>
+      <w:lvlText w:val="%7."/>
+      <w:lvlJc w:val="left"/>
+      <w:pPr>
+        <w:tabs>
+          <w:tab w:val="num" w:pos="5040"/>
+        </w:tabs>
+        <w:ind w:left="5040" w:hanging="360"/>
+      </w:pPr>
+    </w:lvl>
+    <w:lvl w:ilvl="7" w:tentative="1">
+      <w:start w:val="1"/>
+      <w:numFmt w:val="decimal"/>
+      <w:lvlText w:val="%8."/>
+      <w:lvlJc w:val="left"/>
+      <w:pPr>
+        <w:tabs>
+          <w:tab w:val="num" w:pos="5760"/>
+        </w:tabs>
+        <w:ind w:left="5760" w:hanging="360"/>
+      </w:pPr>
+    </w:lvl>
+    <w:lvl w:ilvl="8" w:tentative="1">
+      <w:start w:val="1"/>
+      <w:numFmt w:val="decimal"/>
+      <w:lvlText w:val="%9."/>
+      <w:lvlJc w:val="left"/>
+      <w:pPr>
+        <w:tabs>
+          <w:tab w:val="num" w:pos="6480"/>
+        </w:tabs>
+        <w:ind w:left="6480" w:hanging="360"/>
+      </w:pPr>
+    </w:lvl>
+  </w:abstractNum>
+  <w:abstractNum w:abstractNumId="15" w15:restartNumberingAfterBreak="0">
     <w:nsid w:val="2257173C"/>
     <w:multiLevelType w:val="multilevel"/>
     <w:tmpl w:val="3E666134"/>
@@ -15975,7 +19656,156 @@
       </w:rPr>
     </w:lvl>
   </w:abstractNum>
-  <w:abstractNum w:abstractNumId="9" w15:restartNumberingAfterBreak="0">
+  <w:abstractNum w:abstractNumId="16" w15:restartNumberingAfterBreak="0">
+    <w:nsid w:val="2304075E"/>
+    <w:multiLevelType w:val="multilevel"/>
+    <w:tmpl w:val="C0E46A62"/>
+    <w:lvl w:ilvl="0">
+      <w:start w:val="1"/>
+      <w:numFmt w:val="bullet"/>
+      <w:lvlText w:val=""/>
+      <w:lvlJc w:val="left"/>
+      <w:pPr>
+        <w:tabs>
+          <w:tab w:val="num" w:pos="720"/>
+        </w:tabs>
+        <w:ind w:left="720" w:hanging="360"/>
+      </w:pPr>
+      <w:rPr>
+        <w:rFonts w:ascii="Symbol" w:hAnsi="Symbol" w:hint="default"/>
+        <w:sz w:val="20"/>
+      </w:rPr>
+    </w:lvl>
+    <w:lvl w:ilvl="1">
+      <w:start w:val="1"/>
+      <w:numFmt w:val="bullet"/>
+      <w:lvlText w:val=""/>
+      <w:lvlJc w:val="left"/>
+      <w:pPr>
+        <w:tabs>
+          <w:tab w:val="num" w:pos="1440"/>
+        </w:tabs>
+        <w:ind w:left="1440" w:hanging="360"/>
+      </w:pPr>
+      <w:rPr>
+        <w:rFonts w:ascii="Symbol" w:hAnsi="Symbol" w:hint="default"/>
+        <w:sz w:val="20"/>
+      </w:rPr>
+    </w:lvl>
+    <w:lvl w:ilvl="2" w:tentative="1">
+      <w:start w:val="1"/>
+      <w:numFmt w:val="bullet"/>
+      <w:lvlText w:val=""/>
+      <w:lvlJc w:val="left"/>
+      <w:pPr>
+        <w:tabs>
+          <w:tab w:val="num" w:pos="2160"/>
+        </w:tabs>
+        <w:ind w:left="2160" w:hanging="360"/>
+      </w:pPr>
+      <w:rPr>
+        <w:rFonts w:ascii="Symbol" w:hAnsi="Symbol" w:hint="default"/>
+        <w:sz w:val="20"/>
+      </w:rPr>
+    </w:lvl>
+    <w:lvl w:ilvl="3" w:tentative="1">
+      <w:start w:val="1"/>
+      <w:numFmt w:val="bullet"/>
+      <w:lvlText w:val=""/>
+      <w:lvlJc w:val="left"/>
+      <w:pPr>
+        <w:tabs>
+          <w:tab w:val="num" w:pos="2880"/>
+        </w:tabs>
+        <w:ind w:left="2880" w:hanging="360"/>
+      </w:pPr>
+      <w:rPr>
+        <w:rFonts w:ascii="Symbol" w:hAnsi="Symbol" w:hint="default"/>
+        <w:sz w:val="20"/>
+      </w:rPr>
+    </w:lvl>
+    <w:lvl w:ilvl="4" w:tentative="1">
+      <w:start w:val="1"/>
+      <w:numFmt w:val="bullet"/>
+      <w:lvlText w:val=""/>
+      <w:lvlJc w:val="left"/>
+      <w:pPr>
+        <w:tabs>
+          <w:tab w:val="num" w:pos="3600"/>
+        </w:tabs>
+        <w:ind w:left="3600" w:hanging="360"/>
+      </w:pPr>
+      <w:rPr>
+        <w:rFonts w:ascii="Symbol" w:hAnsi="Symbol" w:hint="default"/>
+        <w:sz w:val="20"/>
+      </w:rPr>
+    </w:lvl>
+    <w:lvl w:ilvl="5" w:tentative="1">
+      <w:start w:val="1"/>
+      <w:numFmt w:val="bullet"/>
+      <w:lvlText w:val=""/>
+      <w:lvlJc w:val="left"/>
+      <w:pPr>
+        <w:tabs>
+          <w:tab w:val="num" w:pos="4320"/>
+        </w:tabs>
+        <w:ind w:left="4320" w:hanging="360"/>
+      </w:pPr>
+      <w:rPr>
+        <w:rFonts w:ascii="Symbol" w:hAnsi="Symbol" w:hint="default"/>
+        <w:sz w:val="20"/>
+      </w:rPr>
+    </w:lvl>
+    <w:lvl w:ilvl="6" w:tentative="1">
+      <w:start w:val="1"/>
+      <w:numFmt w:val="bullet"/>
+      <w:lvlText w:val=""/>
+      <w:lvlJc w:val="left"/>
+      <w:pPr>
+        <w:tabs>
+          <w:tab w:val="num" w:pos="5040"/>
+        </w:tabs>
+        <w:ind w:left="5040" w:hanging="360"/>
+      </w:pPr>
+      <w:rPr>
+        <w:rFonts w:ascii="Symbol" w:hAnsi="Symbol" w:hint="default"/>
+        <w:sz w:val="20"/>
+      </w:rPr>
+    </w:lvl>
+    <w:lvl w:ilvl="7" w:tentative="1">
+      <w:start w:val="1"/>
+      <w:numFmt w:val="bullet"/>
+      <w:lvlText w:val=""/>
+      <w:lvlJc w:val="left"/>
+      <w:pPr>
+        <w:tabs>
+          <w:tab w:val="num" w:pos="5760"/>
+        </w:tabs>
+        <w:ind w:left="5760" w:hanging="360"/>
+      </w:pPr>
+      <w:rPr>
+        <w:rFonts w:ascii="Symbol" w:hAnsi="Symbol" w:hint="default"/>
+        <w:sz w:val="20"/>
+      </w:rPr>
+    </w:lvl>
+    <w:lvl w:ilvl="8" w:tentative="1">
+      <w:start w:val="1"/>
+      <w:numFmt w:val="bullet"/>
+      <w:lvlText w:val=""/>
+      <w:lvlJc w:val="left"/>
+      <w:pPr>
+        <w:tabs>
+          <w:tab w:val="num" w:pos="6480"/>
+        </w:tabs>
+        <w:ind w:left="6480" w:hanging="360"/>
+      </w:pPr>
+      <w:rPr>
+        <w:rFonts w:ascii="Symbol" w:hAnsi="Symbol" w:hint="default"/>
+        <w:sz w:val="20"/>
+      </w:rPr>
+    </w:lvl>
+  </w:abstractNum>
+  <w:abstractNum w:abstractNumId="17" w15:restartNumberingAfterBreak="0">
     <w:nsid w:val="26387441"/>
     <w:multiLevelType w:val="multilevel"/>
     <w:tmpl w:val="68CE3572"/>
@@ -16124,7 +19954,7 @@
       </w:rPr>
     </w:lvl>
   </w:abstractNum>
-  <w:abstractNum w:abstractNumId="10" w15:restartNumberingAfterBreak="0">
+  <w:abstractNum w:abstractNumId="18" w15:restartNumberingAfterBreak="0">
     <w:nsid w:val="27034C2D"/>
     <w:multiLevelType w:val="multilevel"/>
     <w:tmpl w:val="3CA62ED8"/>
@@ -16237,7 +20067,7 @@
       </w:pPr>
     </w:lvl>
   </w:abstractNum>
-  <w:abstractNum w:abstractNumId="11" w15:restartNumberingAfterBreak="0">
+  <w:abstractNum w:abstractNumId="19" w15:restartNumberingAfterBreak="0">
     <w:nsid w:val="27620F9F"/>
     <w:multiLevelType w:val="multilevel"/>
     <w:tmpl w:val="14DCA178"/>
@@ -16350,7 +20180,7 @@
       </w:pPr>
     </w:lvl>
   </w:abstractNum>
-  <w:abstractNum w:abstractNumId="12" w15:restartNumberingAfterBreak="0">
+  <w:abstractNum w:abstractNumId="20" w15:restartNumberingAfterBreak="0">
     <w:nsid w:val="28D77731"/>
     <w:multiLevelType w:val="multilevel"/>
     <w:tmpl w:val="BADE59BE"/>
@@ -16499,7 +20329,7 @@
       </w:rPr>
     </w:lvl>
   </w:abstractNum>
-  <w:abstractNum w:abstractNumId="13" w15:restartNumberingAfterBreak="0">
+  <w:abstractNum w:abstractNumId="21" w15:restartNumberingAfterBreak="0">
     <w:nsid w:val="295268A7"/>
     <w:multiLevelType w:val="multilevel"/>
     <w:tmpl w:val="2F88DB9A"/>
@@ -16616,7 +20446,7 @@
       </w:pPr>
     </w:lvl>
   </w:abstractNum>
-  <w:abstractNum w:abstractNumId="14" w15:restartNumberingAfterBreak="0">
+  <w:abstractNum w:abstractNumId="22" w15:restartNumberingAfterBreak="0">
     <w:nsid w:val="2BAC2218"/>
     <w:multiLevelType w:val="multilevel"/>
     <w:tmpl w:val="7AB4E6DA"/>
@@ -16765,7 +20595,301 @@
       </w:rPr>
     </w:lvl>
   </w:abstractNum>
-  <w:abstractNum w:abstractNumId="15" w15:restartNumberingAfterBreak="0">
+  <w:abstractNum w:abstractNumId="23" w15:restartNumberingAfterBreak="0">
+    <w:nsid w:val="2EB50C8A"/>
+    <w:multiLevelType w:val="multilevel"/>
+    <w:tmpl w:val="8190F84C"/>
+    <w:lvl w:ilvl="0">
+      <w:start w:val="1"/>
+      <w:numFmt w:val="bullet"/>
+      <w:lvlText w:val=""/>
+      <w:lvlJc w:val="left"/>
+      <w:pPr>
+        <w:tabs>
+          <w:tab w:val="num" w:pos="720"/>
+        </w:tabs>
+        <w:ind w:left="720" w:hanging="360"/>
+      </w:pPr>
+      <w:rPr>
+        <w:rFonts w:ascii="Symbol" w:hAnsi="Symbol" w:hint="default"/>
+        <w:sz w:val="20"/>
+      </w:rPr>
+    </w:lvl>
+    <w:lvl w:ilvl="1">
+      <w:start w:val="1"/>
+      <w:numFmt w:val="bullet"/>
+      <w:lvlText w:val=""/>
+      <w:lvlJc w:val="left"/>
+      <w:pPr>
+        <w:tabs>
+          <w:tab w:val="num" w:pos="1440"/>
+        </w:tabs>
+        <w:ind w:left="1440" w:hanging="360"/>
+      </w:pPr>
+      <w:rPr>
+        <w:rFonts w:ascii="Symbol" w:hAnsi="Symbol" w:hint="default"/>
+        <w:sz w:val="20"/>
+      </w:rPr>
+    </w:lvl>
+    <w:lvl w:ilvl="2" w:tentative="1">
+      <w:start w:val="1"/>
+      <w:numFmt w:val="bullet"/>
+      <w:lvlText w:val=""/>
+      <w:lvlJc w:val="left"/>
+      <w:pPr>
+        <w:tabs>
+          <w:tab w:val="num" w:pos="2160"/>
+        </w:tabs>
+        <w:ind w:left="2160" w:hanging="360"/>
+      </w:pPr>
+      <w:rPr>
+        <w:rFonts w:ascii="Symbol" w:hAnsi="Symbol" w:hint="default"/>
+        <w:sz w:val="20"/>
+      </w:rPr>
+    </w:lvl>
+    <w:lvl w:ilvl="3" w:tentative="1">
+      <w:start w:val="1"/>
+      <w:numFmt w:val="bullet"/>
+      <w:lvlText w:val=""/>
+      <w:lvlJc w:val="left"/>
+      <w:pPr>
+        <w:tabs>
+          <w:tab w:val="num" w:pos="2880"/>
+        </w:tabs>
+        <w:ind w:left="2880" w:hanging="360"/>
+      </w:pPr>
+      <w:rPr>
+        <w:rFonts w:ascii="Symbol" w:hAnsi="Symbol" w:hint="default"/>
+        <w:sz w:val="20"/>
+      </w:rPr>
+    </w:lvl>
+    <w:lvl w:ilvl="4" w:tentative="1">
+      <w:start w:val="1"/>
+      <w:numFmt w:val="bullet"/>
+      <w:lvlText w:val=""/>
+      <w:lvlJc w:val="left"/>
+      <w:pPr>
+        <w:tabs>
+          <w:tab w:val="num" w:pos="3600"/>
+        </w:tabs>
+        <w:ind w:left="3600" w:hanging="360"/>
+      </w:pPr>
+      <w:rPr>
+        <w:rFonts w:ascii="Symbol" w:hAnsi="Symbol" w:hint="default"/>
+        <w:sz w:val="20"/>
+      </w:rPr>
+    </w:lvl>
+    <w:lvl w:ilvl="5" w:tentative="1">
+      <w:start w:val="1"/>
+      <w:numFmt w:val="bullet"/>
+      <w:lvlText w:val=""/>
+      <w:lvlJc w:val="left"/>
+      <w:pPr>
+        <w:tabs>
+          <w:tab w:val="num" w:pos="4320"/>
+        </w:tabs>
+        <w:ind w:left="4320" w:hanging="360"/>
+      </w:pPr>
+      <w:rPr>
+        <w:rFonts w:ascii="Symbol" w:hAnsi="Symbol" w:hint="default"/>
+        <w:sz w:val="20"/>
+      </w:rPr>
+    </w:lvl>
+    <w:lvl w:ilvl="6" w:tentative="1">
+      <w:start w:val="1"/>
+      <w:numFmt w:val="bullet"/>
+      <w:lvlText w:val=""/>
+      <w:lvlJc w:val="left"/>
+      <w:pPr>
+        <w:tabs>
+          <w:tab w:val="num" w:pos="5040"/>
+        </w:tabs>
+        <w:ind w:left="5040" w:hanging="360"/>
+      </w:pPr>
+      <w:rPr>
+        <w:rFonts w:ascii="Symbol" w:hAnsi="Symbol" w:hint="default"/>
+        <w:sz w:val="20"/>
+      </w:rPr>
+    </w:lvl>
+    <w:lvl w:ilvl="7" w:tentative="1">
+      <w:start w:val="1"/>
+      <w:numFmt w:val="bullet"/>
+      <w:lvlText w:val=""/>
+      <w:lvlJc w:val="left"/>
+      <w:pPr>
+        <w:tabs>
+          <w:tab w:val="num" w:pos="5760"/>
+        </w:tabs>
+        <w:ind w:left="5760" w:hanging="360"/>
+      </w:pPr>
+      <w:rPr>
+        <w:rFonts w:ascii="Symbol" w:hAnsi="Symbol" w:hint="default"/>
+        <w:sz w:val="20"/>
+      </w:rPr>
+    </w:lvl>
+    <w:lvl w:ilvl="8" w:tentative="1">
+      <w:start w:val="1"/>
+      <w:numFmt w:val="bullet"/>
+      <w:lvlText w:val=""/>
+      <w:lvlJc w:val="left"/>
+      <w:pPr>
+        <w:tabs>
+          <w:tab w:val="num" w:pos="6480"/>
+        </w:tabs>
+        <w:ind w:left="6480" w:hanging="360"/>
+      </w:pPr>
+      <w:rPr>
+        <w:rFonts w:ascii="Symbol" w:hAnsi="Symbol" w:hint="default"/>
+        <w:sz w:val="20"/>
+      </w:rPr>
+    </w:lvl>
+  </w:abstractNum>
+  <w:abstractNum w:abstractNumId="24" w15:restartNumberingAfterBreak="0">
+    <w:nsid w:val="31F36DF7"/>
+    <w:multiLevelType w:val="multilevel"/>
+    <w:tmpl w:val="B7DE648E"/>
+    <w:lvl w:ilvl="0">
+      <w:start w:val="1"/>
+      <w:numFmt w:val="bullet"/>
+      <w:lvlText w:val=""/>
+      <w:lvlJc w:val="left"/>
+      <w:pPr>
+        <w:tabs>
+          <w:tab w:val="num" w:pos="720"/>
+        </w:tabs>
+        <w:ind w:left="720" w:hanging="360"/>
+      </w:pPr>
+      <w:rPr>
+        <w:rFonts w:ascii="Symbol" w:hAnsi="Symbol" w:hint="default"/>
+        <w:sz w:val="20"/>
+      </w:rPr>
+    </w:lvl>
+    <w:lvl w:ilvl="1">
+      <w:start w:val="1"/>
+      <w:numFmt w:val="bullet"/>
+      <w:lvlText w:val=""/>
+      <w:lvlJc w:val="left"/>
+      <w:pPr>
+        <w:tabs>
+          <w:tab w:val="num" w:pos="1440"/>
+        </w:tabs>
+        <w:ind w:left="1440" w:hanging="360"/>
+      </w:pPr>
+      <w:rPr>
+        <w:rFonts w:ascii="Symbol" w:hAnsi="Symbol" w:hint="default"/>
+        <w:sz w:val="20"/>
+      </w:rPr>
+    </w:lvl>
+    <w:lvl w:ilvl="2">
+      <w:start w:val="1"/>
+      <w:numFmt w:val="decimal"/>
+      <w:lvlText w:val="%3."/>
+      <w:lvlJc w:val="left"/>
+      <w:pPr>
+        <w:tabs>
+          <w:tab w:val="num" w:pos="2160"/>
+        </w:tabs>
+        <w:ind w:left="2160" w:hanging="360"/>
+      </w:pPr>
+    </w:lvl>
+    <w:lvl w:ilvl="3" w:tentative="1">
+      <w:start w:val="1"/>
+      <w:numFmt w:val="bullet"/>
+      <w:lvlText w:val=""/>
+      <w:lvlJc w:val="left"/>
+      <w:pPr>
+        <w:tabs>
+          <w:tab w:val="num" w:pos="2880"/>
+        </w:tabs>
+        <w:ind w:left="2880" w:hanging="360"/>
+      </w:pPr>
+      <w:rPr>
+        <w:rFonts w:ascii="Symbol" w:hAnsi="Symbol" w:hint="default"/>
+        <w:sz w:val="20"/>
+      </w:rPr>
+    </w:lvl>
+    <w:lvl w:ilvl="4" w:tentative="1">
+      <w:start w:val="1"/>
+      <w:numFmt w:val="bullet"/>
+      <w:lvlText w:val=""/>
+      <w:lvlJc w:val="left"/>
+      <w:pPr>
+        <w:tabs>
+          <w:tab w:val="num" w:pos="3600"/>
+        </w:tabs>
+        <w:ind w:left="3600" w:hanging="360"/>
+      </w:pPr>
+      <w:rPr>
+        <w:rFonts w:ascii="Symbol" w:hAnsi="Symbol" w:hint="default"/>
+        <w:sz w:val="20"/>
+      </w:rPr>
+    </w:lvl>
+    <w:lvl w:ilvl="5" w:tentative="1">
+      <w:start w:val="1"/>
+      <w:numFmt w:val="bullet"/>
+      <w:lvlText w:val=""/>
+      <w:lvlJc w:val="left"/>
+      <w:pPr>
+        <w:tabs>
+          <w:tab w:val="num" w:pos="4320"/>
+        </w:tabs>
+        <w:ind w:left="4320" w:hanging="360"/>
+      </w:pPr>
+      <w:rPr>
+        <w:rFonts w:ascii="Symbol" w:hAnsi="Symbol" w:hint="default"/>
+        <w:sz w:val="20"/>
+      </w:rPr>
+    </w:lvl>
+    <w:lvl w:ilvl="6" w:tentative="1">
+      <w:start w:val="1"/>
+      <w:numFmt w:val="bullet"/>
+      <w:lvlText w:val=""/>
+      <w:lvlJc w:val="left"/>
+      <w:pPr>
+        <w:tabs>
+          <w:tab w:val="num" w:pos="5040"/>
+        </w:tabs>
+        <w:ind w:left="5040" w:hanging="360"/>
+      </w:pPr>
+      <w:rPr>
+        <w:rFonts w:ascii="Symbol" w:hAnsi="Symbol" w:hint="default"/>
+        <w:sz w:val="20"/>
+      </w:rPr>
+    </w:lvl>
+    <w:lvl w:ilvl="7" w:tentative="1">
+      <w:start w:val="1"/>
+      <w:numFmt w:val="bullet"/>
+      <w:lvlText w:val=""/>
+      <w:lvlJc w:val="left"/>
+      <w:pPr>
+        <w:tabs>
+          <w:tab w:val="num" w:pos="5760"/>
+        </w:tabs>
+        <w:ind w:left="5760" w:hanging="360"/>
+      </w:pPr>
+      <w:rPr>
+        <w:rFonts w:ascii="Symbol" w:hAnsi="Symbol" w:hint="default"/>
+        <w:sz w:val="20"/>
+      </w:rPr>
+    </w:lvl>
+    <w:lvl w:ilvl="8" w:tentative="1">
+      <w:start w:val="1"/>
+      <w:numFmt w:val="bullet"/>
+      <w:lvlText w:val=""/>
+      <w:lvlJc w:val="left"/>
+      <w:pPr>
+        <w:tabs>
+          <w:tab w:val="num" w:pos="6480"/>
+        </w:tabs>
+        <w:ind w:left="6480" w:hanging="360"/>
+      </w:pPr>
+      <w:rPr>
+        <w:rFonts w:ascii="Symbol" w:hAnsi="Symbol" w:hint="default"/>
+        <w:sz w:val="20"/>
+      </w:rPr>
+    </w:lvl>
+  </w:abstractNum>
+  <w:abstractNum w:abstractNumId="25" w15:restartNumberingAfterBreak="0">
     <w:nsid w:val="351353EF"/>
     <w:multiLevelType w:val="multilevel"/>
     <w:tmpl w:val="8E666302"/>
@@ -16878,7 +21002,273 @@
       </w:pPr>
     </w:lvl>
   </w:abstractNum>
-  <w:abstractNum w:abstractNumId="16" w15:restartNumberingAfterBreak="0">
+  <w:abstractNum w:abstractNumId="26" w15:restartNumberingAfterBreak="0">
+    <w:nsid w:val="35414322"/>
+    <w:multiLevelType w:val="multilevel"/>
+    <w:tmpl w:val="5468810A"/>
+    <w:lvl w:ilvl="0">
+      <w:start w:val="1"/>
+      <w:numFmt w:val="decimal"/>
+      <w:lvlText w:val="%1."/>
+      <w:lvlJc w:val="left"/>
+      <w:pPr>
+        <w:tabs>
+          <w:tab w:val="num" w:pos="720"/>
+        </w:tabs>
+        <w:ind w:left="720" w:hanging="360"/>
+      </w:pPr>
+    </w:lvl>
+    <w:lvl w:ilvl="1">
+      <w:start w:val="1"/>
+      <w:numFmt w:val="bullet"/>
+      <w:lvlText w:val="o"/>
+      <w:lvlJc w:val="left"/>
+      <w:pPr>
+        <w:tabs>
+          <w:tab w:val="num" w:pos="1440"/>
+        </w:tabs>
+        <w:ind w:left="1440" w:hanging="360"/>
+      </w:pPr>
+      <w:rPr>
+        <w:rFonts w:ascii="Courier New" w:hAnsi="Courier New" w:hint="default"/>
+        <w:sz w:val="20"/>
+      </w:rPr>
+    </w:lvl>
+    <w:lvl w:ilvl="2" w:tentative="1">
+      <w:start w:val="1"/>
+      <w:numFmt w:val="decimal"/>
+      <w:lvlText w:val="%3."/>
+      <w:lvlJc w:val="left"/>
+      <w:pPr>
+        <w:tabs>
+          <w:tab w:val="num" w:pos="2160"/>
+        </w:tabs>
+        <w:ind w:left="2160" w:hanging="360"/>
+      </w:pPr>
+    </w:lvl>
+    <w:lvl w:ilvl="3" w:tentative="1">
+      <w:start w:val="1"/>
+      <w:numFmt w:val="decimal"/>
+      <w:lvlText w:val="%4."/>
+      <w:lvlJc w:val="left"/>
+      <w:pPr>
+        <w:tabs>
+          <w:tab w:val="num" w:pos="2880"/>
+        </w:tabs>
+        <w:ind w:left="2880" w:hanging="360"/>
+      </w:pPr>
+    </w:lvl>
+    <w:lvl w:ilvl="4" w:tentative="1">
+      <w:start w:val="1"/>
+      <w:numFmt w:val="decimal"/>
+      <w:lvlText w:val="%5."/>
+      <w:lvlJc w:val="left"/>
+      <w:pPr>
+        <w:tabs>
+          <w:tab w:val="num" w:pos="3600"/>
+        </w:tabs>
+        <w:ind w:left="3600" w:hanging="360"/>
+      </w:pPr>
+    </w:lvl>
+    <w:lvl w:ilvl="5" w:tentative="1">
+      <w:start w:val="1"/>
+      <w:numFmt w:val="decimal"/>
+      <w:lvlText w:val="%6."/>
+      <w:lvlJc w:val="left"/>
+      <w:pPr>
+        <w:tabs>
+          <w:tab w:val="num" w:pos="4320"/>
+        </w:tabs>
+        <w:ind w:left="4320" w:hanging="360"/>
+      </w:pPr>
+    </w:lvl>
+    <w:lvl w:ilvl="6" w:tentative="1">
+      <w:start w:val="1"/>
+      <w:numFmt w:val="decimal"/>
+      <w:lvlText w:val="%7."/>
+      <w:lvlJc w:val="left"/>
+      <w:pPr>
+        <w:tabs>
+          <w:tab w:val="num" w:pos="5040"/>
+        </w:tabs>
+        <w:ind w:left="5040" w:hanging="360"/>
+      </w:pPr>
+    </w:lvl>
+    <w:lvl w:ilvl="7" w:tentative="1">
+      <w:start w:val="1"/>
+      <w:numFmt w:val="decimal"/>
+      <w:lvlText w:val="%8."/>
+      <w:lvlJc w:val="left"/>
+      <w:pPr>
+        <w:tabs>
+          <w:tab w:val="num" w:pos="5760"/>
+        </w:tabs>
+        <w:ind w:left="5760" w:hanging="360"/>
+      </w:pPr>
+    </w:lvl>
+    <w:lvl w:ilvl="8" w:tentative="1">
+      <w:start w:val="1"/>
+      <w:numFmt w:val="decimal"/>
+      <w:lvlText w:val="%9."/>
+      <w:lvlJc w:val="left"/>
+      <w:pPr>
+        <w:tabs>
+          <w:tab w:val="num" w:pos="6480"/>
+        </w:tabs>
+        <w:ind w:left="6480" w:hanging="360"/>
+      </w:pPr>
+    </w:lvl>
+  </w:abstractNum>
+  <w:abstractNum w:abstractNumId="27" w15:restartNumberingAfterBreak="0">
+    <w:nsid w:val="391E7627"/>
+    <w:multiLevelType w:val="multilevel"/>
+    <w:tmpl w:val="0E0AE6D4"/>
+    <w:lvl w:ilvl="0">
+      <w:start w:val="1"/>
+      <w:numFmt w:val="bullet"/>
+      <w:lvlText w:val=""/>
+      <w:lvlJc w:val="left"/>
+      <w:pPr>
+        <w:tabs>
+          <w:tab w:val="num" w:pos="720"/>
+        </w:tabs>
+        <w:ind w:left="720" w:hanging="360"/>
+      </w:pPr>
+      <w:rPr>
+        <w:rFonts w:ascii="Symbol" w:hAnsi="Symbol" w:hint="default"/>
+        <w:sz w:val="20"/>
+      </w:rPr>
+    </w:lvl>
+    <w:lvl w:ilvl="1">
+      <w:start w:val="1"/>
+      <w:numFmt w:val="bullet"/>
+      <w:lvlText w:val=""/>
+      <w:lvlJc w:val="left"/>
+      <w:pPr>
+        <w:tabs>
+          <w:tab w:val="num" w:pos="1440"/>
+        </w:tabs>
+        <w:ind w:left="1440" w:hanging="360"/>
+      </w:pPr>
+      <w:rPr>
+        <w:rFonts w:ascii="Symbol" w:hAnsi="Symbol" w:hint="default"/>
+        <w:sz w:val="20"/>
+      </w:rPr>
+    </w:lvl>
+    <w:lvl w:ilvl="2" w:tentative="1">
+      <w:start w:val="1"/>
+      <w:numFmt w:val="bullet"/>
+      <w:lvlText w:val=""/>
+      <w:lvlJc w:val="left"/>
+      <w:pPr>
+        <w:tabs>
+          <w:tab w:val="num" w:pos="2160"/>
+        </w:tabs>
+        <w:ind w:left="2160" w:hanging="360"/>
+      </w:pPr>
+      <w:rPr>
+        <w:rFonts w:ascii="Symbol" w:hAnsi="Symbol" w:hint="default"/>
+        <w:sz w:val="20"/>
+      </w:rPr>
+    </w:lvl>
+    <w:lvl w:ilvl="3" w:tentative="1">
+      <w:start w:val="1"/>
+      <w:numFmt w:val="bullet"/>
+      <w:lvlText w:val=""/>
+      <w:lvlJc w:val="left"/>
+      <w:pPr>
+        <w:tabs>
+          <w:tab w:val="num" w:pos="2880"/>
+        </w:tabs>
+        <w:ind w:left="2880" w:hanging="360"/>
+      </w:pPr>
+      <w:rPr>
+        <w:rFonts w:ascii="Symbol" w:hAnsi="Symbol" w:hint="default"/>
+        <w:sz w:val="20"/>
+      </w:rPr>
+    </w:lvl>
+    <w:lvl w:ilvl="4" w:tentative="1">
+      <w:start w:val="1"/>
+      <w:numFmt w:val="bullet"/>
+      <w:lvlText w:val=""/>
+      <w:lvlJc w:val="left"/>
+      <w:pPr>
+        <w:tabs>
+          <w:tab w:val="num" w:pos="3600"/>
+        </w:tabs>
+        <w:ind w:left="3600" w:hanging="360"/>
+      </w:pPr>
+      <w:rPr>
+        <w:rFonts w:ascii="Symbol" w:hAnsi="Symbol" w:hint="default"/>
+        <w:sz w:val="20"/>
+      </w:rPr>
+    </w:lvl>
+    <w:lvl w:ilvl="5" w:tentative="1">
+      <w:start w:val="1"/>
+      <w:numFmt w:val="bullet"/>
+      <w:lvlText w:val=""/>
+      <w:lvlJc w:val="left"/>
+      <w:pPr>
+        <w:tabs>
+          <w:tab w:val="num" w:pos="4320"/>
+        </w:tabs>
+        <w:ind w:left="4320" w:hanging="360"/>
+      </w:pPr>
+      <w:rPr>
+        <w:rFonts w:ascii="Symbol" w:hAnsi="Symbol" w:hint="default"/>
+        <w:sz w:val="20"/>
+      </w:rPr>
+    </w:lvl>
+    <w:lvl w:ilvl="6" w:tentative="1">
+      <w:start w:val="1"/>
+      <w:numFmt w:val="bullet"/>
+      <w:lvlText w:val=""/>
+      <w:lvlJc w:val="left"/>
+      <w:pPr>
+        <w:tabs>
+          <w:tab w:val="num" w:pos="5040"/>
+        </w:tabs>
+        <w:ind w:left="5040" w:hanging="360"/>
+      </w:pPr>
+      <w:rPr>
+        <w:rFonts w:ascii="Symbol" w:hAnsi="Symbol" w:hint="default"/>
+        <w:sz w:val="20"/>
+      </w:rPr>
+    </w:lvl>
+    <w:lvl w:ilvl="7" w:tentative="1">
+      <w:start w:val="1"/>
+      <w:numFmt w:val="bullet"/>
+      <w:lvlText w:val=""/>
+      <w:lvlJc w:val="left"/>
+      <w:pPr>
+        <w:tabs>
+          <w:tab w:val="num" w:pos="5760"/>
+        </w:tabs>
+        <w:ind w:left="5760" w:hanging="360"/>
+      </w:pPr>
+      <w:rPr>
+        <w:rFonts w:ascii="Symbol" w:hAnsi="Symbol" w:hint="default"/>
+        <w:sz w:val="20"/>
+      </w:rPr>
+    </w:lvl>
+    <w:lvl w:ilvl="8" w:tentative="1">
+      <w:start w:val="1"/>
+      <w:numFmt w:val="bullet"/>
+      <w:lvlText w:val=""/>
+      <w:lvlJc w:val="left"/>
+      <w:pPr>
+        <w:tabs>
+          <w:tab w:val="num" w:pos="6480"/>
+        </w:tabs>
+        <w:ind w:left="6480" w:hanging="360"/>
+      </w:pPr>
+      <w:rPr>
+        <w:rFonts w:ascii="Symbol" w:hAnsi="Symbol" w:hint="default"/>
+        <w:sz w:val="20"/>
+      </w:rPr>
+    </w:lvl>
+  </w:abstractNum>
+  <w:abstractNum w:abstractNumId="28" w15:restartNumberingAfterBreak="0">
     <w:nsid w:val="3C293778"/>
     <w:multiLevelType w:val="multilevel"/>
     <w:tmpl w:val="4B12487C"/>
@@ -17027,7 +21417,7 @@
       </w:rPr>
     </w:lvl>
   </w:abstractNum>
-  <w:abstractNum w:abstractNumId="17" w15:restartNumberingAfterBreak="0">
+  <w:abstractNum w:abstractNumId="29" w15:restartNumberingAfterBreak="0">
     <w:nsid w:val="3C4D18F6"/>
     <w:multiLevelType w:val="multilevel"/>
     <w:tmpl w:val="7BB42604"/>
@@ -17176,7 +21566,156 @@
       </w:rPr>
     </w:lvl>
   </w:abstractNum>
-  <w:abstractNum w:abstractNumId="18" w15:restartNumberingAfterBreak="0">
+  <w:abstractNum w:abstractNumId="30" w15:restartNumberingAfterBreak="0">
+    <w:nsid w:val="3F5E4940"/>
+    <w:multiLevelType w:val="multilevel"/>
+    <w:tmpl w:val="DE5E5A4A"/>
+    <w:lvl w:ilvl="0">
+      <w:start w:val="1"/>
+      <w:numFmt w:val="bullet"/>
+      <w:lvlText w:val=""/>
+      <w:lvlJc w:val="left"/>
+      <w:pPr>
+        <w:tabs>
+          <w:tab w:val="num" w:pos="720"/>
+        </w:tabs>
+        <w:ind w:left="720" w:hanging="360"/>
+      </w:pPr>
+      <w:rPr>
+        <w:rFonts w:ascii="Symbol" w:hAnsi="Symbol" w:hint="default"/>
+        <w:sz w:val="20"/>
+      </w:rPr>
+    </w:lvl>
+    <w:lvl w:ilvl="1" w:tentative="1">
+      <w:start w:val="1"/>
+      <w:numFmt w:val="bullet"/>
+      <w:lvlText w:val=""/>
+      <w:lvlJc w:val="left"/>
+      <w:pPr>
+        <w:tabs>
+          <w:tab w:val="num" w:pos="1440"/>
+        </w:tabs>
+        <w:ind w:left="1440" w:hanging="360"/>
+      </w:pPr>
+      <w:rPr>
+        <w:rFonts w:ascii="Symbol" w:hAnsi="Symbol" w:hint="default"/>
+        <w:sz w:val="20"/>
+      </w:rPr>
+    </w:lvl>
+    <w:lvl w:ilvl="2" w:tentative="1">
+      <w:start w:val="1"/>
+      <w:numFmt w:val="bullet"/>
+      <w:lvlText w:val=""/>
+      <w:lvlJc w:val="left"/>
+      <w:pPr>
+        <w:tabs>
+          <w:tab w:val="num" w:pos="2160"/>
+        </w:tabs>
+        <w:ind w:left="2160" w:hanging="360"/>
+      </w:pPr>
+      <w:rPr>
+        <w:rFonts w:ascii="Symbol" w:hAnsi="Symbol" w:hint="default"/>
+        <w:sz w:val="20"/>
+      </w:rPr>
+    </w:lvl>
+    <w:lvl w:ilvl="3" w:tentative="1">
+      <w:start w:val="1"/>
+      <w:numFmt w:val="bullet"/>
+      <w:lvlText w:val=""/>
+      <w:lvlJc w:val="left"/>
+      <w:pPr>
+        <w:tabs>
+          <w:tab w:val="num" w:pos="2880"/>
+        </w:tabs>
+        <w:ind w:left="2880" w:hanging="360"/>
+      </w:pPr>
+      <w:rPr>
+        <w:rFonts w:ascii="Symbol" w:hAnsi="Symbol" w:hint="default"/>
+        <w:sz w:val="20"/>
+      </w:rPr>
+    </w:lvl>
+    <w:lvl w:ilvl="4" w:tentative="1">
+      <w:start w:val="1"/>
+      <w:numFmt w:val="bullet"/>
+      <w:lvlText w:val=""/>
+      <w:lvlJc w:val="left"/>
+      <w:pPr>
+        <w:tabs>
+          <w:tab w:val="num" w:pos="3600"/>
+        </w:tabs>
+        <w:ind w:left="3600" w:hanging="360"/>
+      </w:pPr>
+      <w:rPr>
+        <w:rFonts w:ascii="Symbol" w:hAnsi="Symbol" w:hint="default"/>
+        <w:sz w:val="20"/>
+      </w:rPr>
+    </w:lvl>
+    <w:lvl w:ilvl="5" w:tentative="1">
+      <w:start w:val="1"/>
+      <w:numFmt w:val="bullet"/>
+      <w:lvlText w:val=""/>
+      <w:lvlJc w:val="left"/>
+      <w:pPr>
+        <w:tabs>
+          <w:tab w:val="num" w:pos="4320"/>
+        </w:tabs>
+        <w:ind w:left="4320" w:hanging="360"/>
+      </w:pPr>
+      <w:rPr>
+        <w:rFonts w:ascii="Symbol" w:hAnsi="Symbol" w:hint="default"/>
+        <w:sz w:val="20"/>
+      </w:rPr>
+    </w:lvl>
+    <w:lvl w:ilvl="6" w:tentative="1">
+      <w:start w:val="1"/>
+      <w:numFmt w:val="bullet"/>
+      <w:lvlText w:val=""/>
+      <w:lvlJc w:val="left"/>
+      <w:pPr>
+        <w:tabs>
+          <w:tab w:val="num" w:pos="5040"/>
+        </w:tabs>
+        <w:ind w:left="5040" w:hanging="360"/>
+      </w:pPr>
+      <w:rPr>
+        <w:rFonts w:ascii="Symbol" w:hAnsi="Symbol" w:hint="default"/>
+        <w:sz w:val="20"/>
+      </w:rPr>
+    </w:lvl>
+    <w:lvl w:ilvl="7" w:tentative="1">
+      <w:start w:val="1"/>
+      <w:numFmt w:val="bullet"/>
+      <w:lvlText w:val=""/>
+      <w:lvlJc w:val="left"/>
+      <w:pPr>
+        <w:tabs>
+          <w:tab w:val="num" w:pos="5760"/>
+        </w:tabs>
+        <w:ind w:left="5760" w:hanging="360"/>
+      </w:pPr>
+      <w:rPr>
+        <w:rFonts w:ascii="Symbol" w:hAnsi="Symbol" w:hint="default"/>
+        <w:sz w:val="20"/>
+      </w:rPr>
+    </w:lvl>
+    <w:lvl w:ilvl="8" w:tentative="1">
+      <w:start w:val="1"/>
+      <w:numFmt w:val="bullet"/>
+      <w:lvlText w:val=""/>
+      <w:lvlJc w:val="left"/>
+      <w:pPr>
+        <w:tabs>
+          <w:tab w:val="num" w:pos="6480"/>
+        </w:tabs>
+        <w:ind w:left="6480" w:hanging="360"/>
+      </w:pPr>
+      <w:rPr>
+        <w:rFonts w:ascii="Symbol" w:hAnsi="Symbol" w:hint="default"/>
+        <w:sz w:val="20"/>
+      </w:rPr>
+    </w:lvl>
+  </w:abstractNum>
+  <w:abstractNum w:abstractNumId="31" w15:restartNumberingAfterBreak="0">
     <w:nsid w:val="434C03F6"/>
     <w:multiLevelType w:val="multilevel"/>
     <w:tmpl w:val="571AF00C"/>
@@ -17325,7 +21864,305 @@
       </w:rPr>
     </w:lvl>
   </w:abstractNum>
-  <w:abstractNum w:abstractNumId="19" w15:restartNumberingAfterBreak="0">
+  <w:abstractNum w:abstractNumId="32" w15:restartNumberingAfterBreak="0">
+    <w:nsid w:val="47247BCD"/>
+    <w:multiLevelType w:val="multilevel"/>
+    <w:tmpl w:val="5942D418"/>
+    <w:lvl w:ilvl="0">
+      <w:start w:val="1"/>
+      <w:numFmt w:val="bullet"/>
+      <w:lvlText w:val=""/>
+      <w:lvlJc w:val="left"/>
+      <w:pPr>
+        <w:tabs>
+          <w:tab w:val="num" w:pos="720"/>
+        </w:tabs>
+        <w:ind w:left="720" w:hanging="360"/>
+      </w:pPr>
+      <w:rPr>
+        <w:rFonts w:ascii="Symbol" w:hAnsi="Symbol" w:hint="default"/>
+        <w:sz w:val="20"/>
+      </w:rPr>
+    </w:lvl>
+    <w:lvl w:ilvl="1" w:tentative="1">
+      <w:start w:val="1"/>
+      <w:numFmt w:val="bullet"/>
+      <w:lvlText w:val=""/>
+      <w:lvlJc w:val="left"/>
+      <w:pPr>
+        <w:tabs>
+          <w:tab w:val="num" w:pos="1440"/>
+        </w:tabs>
+        <w:ind w:left="1440" w:hanging="360"/>
+      </w:pPr>
+      <w:rPr>
+        <w:rFonts w:ascii="Symbol" w:hAnsi="Symbol" w:hint="default"/>
+        <w:sz w:val="20"/>
+      </w:rPr>
+    </w:lvl>
+    <w:lvl w:ilvl="2" w:tentative="1">
+      <w:start w:val="1"/>
+      <w:numFmt w:val="bullet"/>
+      <w:lvlText w:val=""/>
+      <w:lvlJc w:val="left"/>
+      <w:pPr>
+        <w:tabs>
+          <w:tab w:val="num" w:pos="2160"/>
+        </w:tabs>
+        <w:ind w:left="2160" w:hanging="360"/>
+      </w:pPr>
+      <w:rPr>
+        <w:rFonts w:ascii="Symbol" w:hAnsi="Symbol" w:hint="default"/>
+        <w:sz w:val="20"/>
+      </w:rPr>
+    </w:lvl>
+    <w:lvl w:ilvl="3" w:tentative="1">
+      <w:start w:val="1"/>
+      <w:numFmt w:val="bullet"/>
+      <w:lvlText w:val=""/>
+      <w:lvlJc w:val="left"/>
+      <w:pPr>
+        <w:tabs>
+          <w:tab w:val="num" w:pos="2880"/>
+        </w:tabs>
+        <w:ind w:left="2880" w:hanging="360"/>
+      </w:pPr>
+      <w:rPr>
+        <w:rFonts w:ascii="Symbol" w:hAnsi="Symbol" w:hint="default"/>
+        <w:sz w:val="20"/>
+      </w:rPr>
+    </w:lvl>
+    <w:lvl w:ilvl="4" w:tentative="1">
+      <w:start w:val="1"/>
+      <w:numFmt w:val="bullet"/>
+      <w:lvlText w:val=""/>
+      <w:lvlJc w:val="left"/>
+      <w:pPr>
+        <w:tabs>
+          <w:tab w:val="num" w:pos="3600"/>
+        </w:tabs>
+        <w:ind w:left="3600" w:hanging="360"/>
+      </w:pPr>
+      <w:rPr>
+        <w:rFonts w:ascii="Symbol" w:hAnsi="Symbol" w:hint="default"/>
+        <w:sz w:val="20"/>
+      </w:rPr>
+    </w:lvl>
+    <w:lvl w:ilvl="5" w:tentative="1">
+      <w:start w:val="1"/>
+      <w:numFmt w:val="bullet"/>
+      <w:lvlText w:val=""/>
+      <w:lvlJc w:val="left"/>
+      <w:pPr>
+        <w:tabs>
+          <w:tab w:val="num" w:pos="4320"/>
+        </w:tabs>
+        <w:ind w:left="4320" w:hanging="360"/>
+      </w:pPr>
+      <w:rPr>
+        <w:rFonts w:ascii="Symbol" w:hAnsi="Symbol" w:hint="default"/>
+        <w:sz w:val="20"/>
+      </w:rPr>
+    </w:lvl>
+    <w:lvl w:ilvl="6" w:tentative="1">
+      <w:start w:val="1"/>
+      <w:numFmt w:val="bullet"/>
+      <w:lvlText w:val=""/>
+      <w:lvlJc w:val="left"/>
+      <w:pPr>
+        <w:tabs>
+          <w:tab w:val="num" w:pos="5040"/>
+        </w:tabs>
+        <w:ind w:left="5040" w:hanging="360"/>
+      </w:pPr>
+      <w:rPr>
+        <w:rFonts w:ascii="Symbol" w:hAnsi="Symbol" w:hint="default"/>
+        <w:sz w:val="20"/>
+      </w:rPr>
+    </w:lvl>
+    <w:lvl w:ilvl="7" w:tentative="1">
+      <w:start w:val="1"/>
+      <w:numFmt w:val="bullet"/>
+      <w:lvlText w:val=""/>
+      <w:lvlJc w:val="left"/>
+      <w:pPr>
+        <w:tabs>
+          <w:tab w:val="num" w:pos="5760"/>
+        </w:tabs>
+        <w:ind w:left="5760" w:hanging="360"/>
+      </w:pPr>
+      <w:rPr>
+        <w:rFonts w:ascii="Symbol" w:hAnsi="Symbol" w:hint="default"/>
+        <w:sz w:val="20"/>
+      </w:rPr>
+    </w:lvl>
+    <w:lvl w:ilvl="8" w:tentative="1">
+      <w:start w:val="1"/>
+      <w:numFmt w:val="bullet"/>
+      <w:lvlText w:val=""/>
+      <w:lvlJc w:val="left"/>
+      <w:pPr>
+        <w:tabs>
+          <w:tab w:val="num" w:pos="6480"/>
+        </w:tabs>
+        <w:ind w:left="6480" w:hanging="360"/>
+      </w:pPr>
+      <w:rPr>
+        <w:rFonts w:ascii="Symbol" w:hAnsi="Symbol" w:hint="default"/>
+        <w:sz w:val="20"/>
+      </w:rPr>
+    </w:lvl>
+  </w:abstractNum>
+  <w:abstractNum w:abstractNumId="33" w15:restartNumberingAfterBreak="0">
+    <w:nsid w:val="47AB2757"/>
+    <w:multiLevelType w:val="multilevel"/>
+    <w:tmpl w:val="EF681C4C"/>
+    <w:lvl w:ilvl="0">
+      <w:start w:val="1"/>
+      <w:numFmt w:val="bullet"/>
+      <w:lvlText w:val=""/>
+      <w:lvlJc w:val="left"/>
+      <w:pPr>
+        <w:tabs>
+          <w:tab w:val="num" w:pos="720"/>
+        </w:tabs>
+        <w:ind w:left="720" w:hanging="360"/>
+      </w:pPr>
+      <w:rPr>
+        <w:rFonts w:ascii="Symbol" w:hAnsi="Symbol" w:hint="default"/>
+        <w:sz w:val="20"/>
+      </w:rPr>
+    </w:lvl>
+    <w:lvl w:ilvl="1" w:tentative="1">
+      <w:start w:val="1"/>
+      <w:numFmt w:val="bullet"/>
+      <w:lvlText w:val=""/>
+      <w:lvlJc w:val="left"/>
+      <w:pPr>
+        <w:tabs>
+          <w:tab w:val="num" w:pos="1440"/>
+        </w:tabs>
+        <w:ind w:left="1440" w:hanging="360"/>
+      </w:pPr>
+      <w:rPr>
+        <w:rFonts w:ascii="Symbol" w:hAnsi="Symbol" w:hint="default"/>
+        <w:sz w:val="20"/>
+      </w:rPr>
+    </w:lvl>
+    <w:lvl w:ilvl="2" w:tentative="1">
+      <w:start w:val="1"/>
+      <w:numFmt w:val="bullet"/>
+      <w:lvlText w:val=""/>
+      <w:lvlJc w:val="left"/>
+      <w:pPr>
+        <w:tabs>
+          <w:tab w:val="num" w:pos="2160"/>
+        </w:tabs>
+        <w:ind w:left="2160" w:hanging="360"/>
+      </w:pPr>
+      <w:rPr>
+        <w:rFonts w:ascii="Symbol" w:hAnsi="Symbol" w:hint="default"/>
+        <w:sz w:val="20"/>
+      </w:rPr>
+    </w:lvl>
+    <w:lvl w:ilvl="3" w:tentative="1">
+      <w:start w:val="1"/>
+      <w:numFmt w:val="bullet"/>
+      <w:lvlText w:val=""/>
+      <w:lvlJc w:val="left"/>
+      <w:pPr>
+        <w:tabs>
+          <w:tab w:val="num" w:pos="2880"/>
+        </w:tabs>
+        <w:ind w:left="2880" w:hanging="360"/>
+      </w:pPr>
+      <w:rPr>
+        <w:rFonts w:ascii="Symbol" w:hAnsi="Symbol" w:hint="default"/>
+        <w:sz w:val="20"/>
+      </w:rPr>
+    </w:lvl>
+    <w:lvl w:ilvl="4" w:tentative="1">
+      <w:start w:val="1"/>
+      <w:numFmt w:val="bullet"/>
+      <w:lvlText w:val=""/>
+      <w:lvlJc w:val="left"/>
+      <w:pPr>
+        <w:tabs>
+          <w:tab w:val="num" w:pos="3600"/>
+        </w:tabs>
+        <w:ind w:left="3600" w:hanging="360"/>
+      </w:pPr>
+      <w:rPr>
+        <w:rFonts w:ascii="Symbol" w:hAnsi="Symbol" w:hint="default"/>
+        <w:sz w:val="20"/>
+      </w:rPr>
+    </w:lvl>
+    <w:lvl w:ilvl="5" w:tentative="1">
+      <w:start w:val="1"/>
+      <w:numFmt w:val="bullet"/>
+      <w:lvlText w:val=""/>
+      <w:lvlJc w:val="left"/>
+      <w:pPr>
+        <w:tabs>
+          <w:tab w:val="num" w:pos="4320"/>
+        </w:tabs>
+        <w:ind w:left="4320" w:hanging="360"/>
+      </w:pPr>
+      <w:rPr>
+        <w:rFonts w:ascii="Symbol" w:hAnsi="Symbol" w:hint="default"/>
+        <w:sz w:val="20"/>
+      </w:rPr>
+    </w:lvl>
+    <w:lvl w:ilvl="6" w:tentative="1">
+      <w:start w:val="1"/>
+      <w:numFmt w:val="bullet"/>
+      <w:lvlText w:val=""/>
+      <w:lvlJc w:val="left"/>
+      <w:pPr>
+        <w:tabs>
+          <w:tab w:val="num" w:pos="5040"/>
+        </w:tabs>
+        <w:ind w:left="5040" w:hanging="360"/>
+      </w:pPr>
+      <w:rPr>
+        <w:rFonts w:ascii="Symbol" w:hAnsi="Symbol" w:hint="default"/>
+        <w:sz w:val="20"/>
+      </w:rPr>
+    </w:lvl>
+    <w:lvl w:ilvl="7" w:tentative="1">
+      <w:start w:val="1"/>
+      <w:numFmt w:val="bullet"/>
+      <w:lvlText w:val=""/>
+      <w:lvlJc w:val="left"/>
+      <w:pPr>
+        <w:tabs>
+          <w:tab w:val="num" w:pos="5760"/>
+        </w:tabs>
+        <w:ind w:left="5760" w:hanging="360"/>
+      </w:pPr>
+      <w:rPr>
+        <w:rFonts w:ascii="Symbol" w:hAnsi="Symbol" w:hint="default"/>
+        <w:sz w:val="20"/>
+      </w:rPr>
+    </w:lvl>
+    <w:lvl w:ilvl="8" w:tentative="1">
+      <w:start w:val="1"/>
+      <w:numFmt w:val="bullet"/>
+      <w:lvlText w:val=""/>
+      <w:lvlJc w:val="left"/>
+      <w:pPr>
+        <w:tabs>
+          <w:tab w:val="num" w:pos="6480"/>
+        </w:tabs>
+        <w:ind w:left="6480" w:hanging="360"/>
+      </w:pPr>
+      <w:rPr>
+        <w:rFonts w:ascii="Symbol" w:hAnsi="Symbol" w:hint="default"/>
+        <w:sz w:val="20"/>
+      </w:rPr>
+    </w:lvl>
+  </w:abstractNum>
+  <w:abstractNum w:abstractNumId="34" w15:restartNumberingAfterBreak="0">
     <w:nsid w:val="49AB5B7F"/>
     <w:multiLevelType w:val="multilevel"/>
     <w:tmpl w:val="DE5031F6"/>
@@ -17474,7 +22311,305 @@
       </w:rPr>
     </w:lvl>
   </w:abstractNum>
-  <w:abstractNum w:abstractNumId="20" w15:restartNumberingAfterBreak="0">
+  <w:abstractNum w:abstractNumId="35" w15:restartNumberingAfterBreak="0">
+    <w:nsid w:val="4E7770E3"/>
+    <w:multiLevelType w:val="multilevel"/>
+    <w:tmpl w:val="16003E20"/>
+    <w:lvl w:ilvl="0">
+      <w:start w:val="1"/>
+      <w:numFmt w:val="bullet"/>
+      <w:lvlText w:val=""/>
+      <w:lvlJc w:val="left"/>
+      <w:pPr>
+        <w:tabs>
+          <w:tab w:val="num" w:pos="720"/>
+        </w:tabs>
+        <w:ind w:left="720" w:hanging="360"/>
+      </w:pPr>
+      <w:rPr>
+        <w:rFonts w:ascii="Symbol" w:hAnsi="Symbol" w:hint="default"/>
+        <w:sz w:val="20"/>
+      </w:rPr>
+    </w:lvl>
+    <w:lvl w:ilvl="1">
+      <w:start w:val="1"/>
+      <w:numFmt w:val="bullet"/>
+      <w:lvlText w:val=""/>
+      <w:lvlJc w:val="left"/>
+      <w:pPr>
+        <w:tabs>
+          <w:tab w:val="num" w:pos="1440"/>
+        </w:tabs>
+        <w:ind w:left="1440" w:hanging="360"/>
+      </w:pPr>
+      <w:rPr>
+        <w:rFonts w:ascii="Symbol" w:hAnsi="Symbol" w:hint="default"/>
+        <w:sz w:val="20"/>
+      </w:rPr>
+    </w:lvl>
+    <w:lvl w:ilvl="2" w:tentative="1">
+      <w:start w:val="1"/>
+      <w:numFmt w:val="bullet"/>
+      <w:lvlText w:val=""/>
+      <w:lvlJc w:val="left"/>
+      <w:pPr>
+        <w:tabs>
+          <w:tab w:val="num" w:pos="2160"/>
+        </w:tabs>
+        <w:ind w:left="2160" w:hanging="360"/>
+      </w:pPr>
+      <w:rPr>
+        <w:rFonts w:ascii="Symbol" w:hAnsi="Symbol" w:hint="default"/>
+        <w:sz w:val="20"/>
+      </w:rPr>
+    </w:lvl>
+    <w:lvl w:ilvl="3" w:tentative="1">
+      <w:start w:val="1"/>
+      <w:numFmt w:val="bullet"/>
+      <w:lvlText w:val=""/>
+      <w:lvlJc w:val="left"/>
+      <w:pPr>
+        <w:tabs>
+          <w:tab w:val="num" w:pos="2880"/>
+        </w:tabs>
+        <w:ind w:left="2880" w:hanging="360"/>
+      </w:pPr>
+      <w:rPr>
+        <w:rFonts w:ascii="Symbol" w:hAnsi="Symbol" w:hint="default"/>
+        <w:sz w:val="20"/>
+      </w:rPr>
+    </w:lvl>
+    <w:lvl w:ilvl="4" w:tentative="1">
+      <w:start w:val="1"/>
+      <w:numFmt w:val="bullet"/>
+      <w:lvlText w:val=""/>
+      <w:lvlJc w:val="left"/>
+      <w:pPr>
+        <w:tabs>
+          <w:tab w:val="num" w:pos="3600"/>
+        </w:tabs>
+        <w:ind w:left="3600" w:hanging="360"/>
+      </w:pPr>
+      <w:rPr>
+        <w:rFonts w:ascii="Symbol" w:hAnsi="Symbol" w:hint="default"/>
+        <w:sz w:val="20"/>
+      </w:rPr>
+    </w:lvl>
+    <w:lvl w:ilvl="5" w:tentative="1">
+      <w:start w:val="1"/>
+      <w:numFmt w:val="bullet"/>
+      <w:lvlText w:val=""/>
+      <w:lvlJc w:val="left"/>
+      <w:pPr>
+        <w:tabs>
+          <w:tab w:val="num" w:pos="4320"/>
+        </w:tabs>
+        <w:ind w:left="4320" w:hanging="360"/>
+      </w:pPr>
+      <w:rPr>
+        <w:rFonts w:ascii="Symbol" w:hAnsi="Symbol" w:hint="default"/>
+        <w:sz w:val="20"/>
+      </w:rPr>
+    </w:lvl>
+    <w:lvl w:ilvl="6" w:tentative="1">
+      <w:start w:val="1"/>
+      <w:numFmt w:val="bullet"/>
+      <w:lvlText w:val=""/>
+      <w:lvlJc w:val="left"/>
+      <w:pPr>
+        <w:tabs>
+          <w:tab w:val="num" w:pos="5040"/>
+        </w:tabs>
+        <w:ind w:left="5040" w:hanging="360"/>
+      </w:pPr>
+      <w:rPr>
+        <w:rFonts w:ascii="Symbol" w:hAnsi="Symbol" w:hint="default"/>
+        <w:sz w:val="20"/>
+      </w:rPr>
+    </w:lvl>
+    <w:lvl w:ilvl="7" w:tentative="1">
+      <w:start w:val="1"/>
+      <w:numFmt w:val="bullet"/>
+      <w:lvlText w:val=""/>
+      <w:lvlJc w:val="left"/>
+      <w:pPr>
+        <w:tabs>
+          <w:tab w:val="num" w:pos="5760"/>
+        </w:tabs>
+        <w:ind w:left="5760" w:hanging="360"/>
+      </w:pPr>
+      <w:rPr>
+        <w:rFonts w:ascii="Symbol" w:hAnsi="Symbol" w:hint="default"/>
+        <w:sz w:val="20"/>
+      </w:rPr>
+    </w:lvl>
+    <w:lvl w:ilvl="8" w:tentative="1">
+      <w:start w:val="1"/>
+      <w:numFmt w:val="bullet"/>
+      <w:lvlText w:val=""/>
+      <w:lvlJc w:val="left"/>
+      <w:pPr>
+        <w:tabs>
+          <w:tab w:val="num" w:pos="6480"/>
+        </w:tabs>
+        <w:ind w:left="6480" w:hanging="360"/>
+      </w:pPr>
+      <w:rPr>
+        <w:rFonts w:ascii="Symbol" w:hAnsi="Symbol" w:hint="default"/>
+        <w:sz w:val="20"/>
+      </w:rPr>
+    </w:lvl>
+  </w:abstractNum>
+  <w:abstractNum w:abstractNumId="36" w15:restartNumberingAfterBreak="0">
+    <w:nsid w:val="521362DE"/>
+    <w:multiLevelType w:val="multilevel"/>
+    <w:tmpl w:val="4FBEAF34"/>
+    <w:lvl w:ilvl="0">
+      <w:start w:val="1"/>
+      <w:numFmt w:val="bullet"/>
+      <w:lvlText w:val=""/>
+      <w:lvlJc w:val="left"/>
+      <w:pPr>
+        <w:tabs>
+          <w:tab w:val="num" w:pos="720"/>
+        </w:tabs>
+        <w:ind w:left="720" w:hanging="360"/>
+      </w:pPr>
+      <w:rPr>
+        <w:rFonts w:ascii="Symbol" w:hAnsi="Symbol" w:hint="default"/>
+        <w:sz w:val="20"/>
+      </w:rPr>
+    </w:lvl>
+    <w:lvl w:ilvl="1" w:tentative="1">
+      <w:start w:val="1"/>
+      <w:numFmt w:val="bullet"/>
+      <w:lvlText w:val=""/>
+      <w:lvlJc w:val="left"/>
+      <w:pPr>
+        <w:tabs>
+          <w:tab w:val="num" w:pos="1440"/>
+        </w:tabs>
+        <w:ind w:left="1440" w:hanging="360"/>
+      </w:pPr>
+      <w:rPr>
+        <w:rFonts w:ascii="Symbol" w:hAnsi="Symbol" w:hint="default"/>
+        <w:sz w:val="20"/>
+      </w:rPr>
+    </w:lvl>
+    <w:lvl w:ilvl="2" w:tentative="1">
+      <w:start w:val="1"/>
+      <w:numFmt w:val="bullet"/>
+      <w:lvlText w:val=""/>
+      <w:lvlJc w:val="left"/>
+      <w:pPr>
+        <w:tabs>
+          <w:tab w:val="num" w:pos="2160"/>
+        </w:tabs>
+        <w:ind w:left="2160" w:hanging="360"/>
+      </w:pPr>
+      <w:rPr>
+        <w:rFonts w:ascii="Symbol" w:hAnsi="Symbol" w:hint="default"/>
+        <w:sz w:val="20"/>
+      </w:rPr>
+    </w:lvl>
+    <w:lvl w:ilvl="3" w:tentative="1">
+      <w:start w:val="1"/>
+      <w:numFmt w:val="bullet"/>
+      <w:lvlText w:val=""/>
+      <w:lvlJc w:val="left"/>
+      <w:pPr>
+        <w:tabs>
+          <w:tab w:val="num" w:pos="2880"/>
+        </w:tabs>
+        <w:ind w:left="2880" w:hanging="360"/>
+      </w:pPr>
+      <w:rPr>
+        <w:rFonts w:ascii="Symbol" w:hAnsi="Symbol" w:hint="default"/>
+        <w:sz w:val="20"/>
+      </w:rPr>
+    </w:lvl>
+    <w:lvl w:ilvl="4" w:tentative="1">
+      <w:start w:val="1"/>
+      <w:numFmt w:val="bullet"/>
+      <w:lvlText w:val=""/>
+      <w:lvlJc w:val="left"/>
+      <w:pPr>
+        <w:tabs>
+          <w:tab w:val="num" w:pos="3600"/>
+        </w:tabs>
+        <w:ind w:left="3600" w:hanging="360"/>
+      </w:pPr>
+      <w:rPr>
+        <w:rFonts w:ascii="Symbol" w:hAnsi="Symbol" w:hint="default"/>
+        <w:sz w:val="20"/>
+      </w:rPr>
+    </w:lvl>
+    <w:lvl w:ilvl="5" w:tentative="1">
+      <w:start w:val="1"/>
+      <w:numFmt w:val="bullet"/>
+      <w:lvlText w:val=""/>
+      <w:lvlJc w:val="left"/>
+      <w:pPr>
+        <w:tabs>
+          <w:tab w:val="num" w:pos="4320"/>
+        </w:tabs>
+        <w:ind w:left="4320" w:hanging="360"/>
+      </w:pPr>
+      <w:rPr>
+        <w:rFonts w:ascii="Symbol" w:hAnsi="Symbol" w:hint="default"/>
+        <w:sz w:val="20"/>
+      </w:rPr>
+    </w:lvl>
+    <w:lvl w:ilvl="6" w:tentative="1">
+      <w:start w:val="1"/>
+      <w:numFmt w:val="bullet"/>
+      <w:lvlText w:val=""/>
+      <w:lvlJc w:val="left"/>
+      <w:pPr>
+        <w:tabs>
+          <w:tab w:val="num" w:pos="5040"/>
+        </w:tabs>
+        <w:ind w:left="5040" w:hanging="360"/>
+      </w:pPr>
+      <w:rPr>
+        <w:rFonts w:ascii="Symbol" w:hAnsi="Symbol" w:hint="default"/>
+        <w:sz w:val="20"/>
+      </w:rPr>
+    </w:lvl>
+    <w:lvl w:ilvl="7" w:tentative="1">
+      <w:start w:val="1"/>
+      <w:numFmt w:val="bullet"/>
+      <w:lvlText w:val=""/>
+      <w:lvlJc w:val="left"/>
+      <w:pPr>
+        <w:tabs>
+          <w:tab w:val="num" w:pos="5760"/>
+        </w:tabs>
+        <w:ind w:left="5760" w:hanging="360"/>
+      </w:pPr>
+      <w:rPr>
+        <w:rFonts w:ascii="Symbol" w:hAnsi="Symbol" w:hint="default"/>
+        <w:sz w:val="20"/>
+      </w:rPr>
+    </w:lvl>
+    <w:lvl w:ilvl="8" w:tentative="1">
+      <w:start w:val="1"/>
+      <w:numFmt w:val="bullet"/>
+      <w:lvlText w:val=""/>
+      <w:lvlJc w:val="left"/>
+      <w:pPr>
+        <w:tabs>
+          <w:tab w:val="num" w:pos="6480"/>
+        </w:tabs>
+        <w:ind w:left="6480" w:hanging="360"/>
+      </w:pPr>
+      <w:rPr>
+        <w:rFonts w:ascii="Symbol" w:hAnsi="Symbol" w:hint="default"/>
+        <w:sz w:val="20"/>
+      </w:rPr>
+    </w:lvl>
+  </w:abstractNum>
+  <w:abstractNum w:abstractNumId="37" w15:restartNumberingAfterBreak="0">
     <w:nsid w:val="53C31EA6"/>
     <w:multiLevelType w:val="multilevel"/>
     <w:tmpl w:val="1F240FDA"/>
@@ -17587,7 +22722,7 @@
       </w:pPr>
     </w:lvl>
   </w:abstractNum>
-  <w:abstractNum w:abstractNumId="21" w15:restartNumberingAfterBreak="0">
+  <w:abstractNum w:abstractNumId="38" w15:restartNumberingAfterBreak="0">
     <w:nsid w:val="552F3FB6"/>
     <w:multiLevelType w:val="multilevel"/>
     <w:tmpl w:val="B50AD3DE"/>
@@ -17700,7 +22835,7 @@
       </w:pPr>
     </w:lvl>
   </w:abstractNum>
-  <w:abstractNum w:abstractNumId="22" w15:restartNumberingAfterBreak="0">
+  <w:abstractNum w:abstractNumId="39" w15:restartNumberingAfterBreak="0">
     <w:nsid w:val="55C36C73"/>
     <w:multiLevelType w:val="multilevel"/>
     <w:tmpl w:val="9FE6E624"/>
@@ -17849,7 +22984,7 @@
       </w:rPr>
     </w:lvl>
   </w:abstractNum>
-  <w:abstractNum w:abstractNumId="23" w15:restartNumberingAfterBreak="0">
+  <w:abstractNum w:abstractNumId="40" w15:restartNumberingAfterBreak="0">
     <w:nsid w:val="5AC74309"/>
     <w:multiLevelType w:val="multilevel"/>
     <w:tmpl w:val="CCD461E2"/>
@@ -17998,7 +23133,156 @@
       </w:rPr>
     </w:lvl>
   </w:abstractNum>
-  <w:abstractNum w:abstractNumId="24" w15:restartNumberingAfterBreak="0">
+  <w:abstractNum w:abstractNumId="41" w15:restartNumberingAfterBreak="0">
+    <w:nsid w:val="5B4D60D5"/>
+    <w:multiLevelType w:val="multilevel"/>
+    <w:tmpl w:val="416E868C"/>
+    <w:lvl w:ilvl="0">
+      <w:start w:val="1"/>
+      <w:numFmt w:val="bullet"/>
+      <w:lvlText w:val="o"/>
+      <w:lvlJc w:val="left"/>
+      <w:pPr>
+        <w:tabs>
+          <w:tab w:val="num" w:pos="720"/>
+        </w:tabs>
+        <w:ind w:left="720" w:hanging="360"/>
+      </w:pPr>
+      <w:rPr>
+        <w:rFonts w:ascii="Courier New" w:hAnsi="Courier New" w:hint="default"/>
+        <w:sz w:val="20"/>
+      </w:rPr>
+    </w:lvl>
+    <w:lvl w:ilvl="1" w:tentative="1">
+      <w:start w:val="1"/>
+      <w:numFmt w:val="bullet"/>
+      <w:lvlText w:val="o"/>
+      <w:lvlJc w:val="left"/>
+      <w:pPr>
+        <w:tabs>
+          <w:tab w:val="num" w:pos="1440"/>
+        </w:tabs>
+        <w:ind w:left="1440" w:hanging="360"/>
+      </w:pPr>
+      <w:rPr>
+        <w:rFonts w:ascii="Courier New" w:hAnsi="Courier New" w:hint="default"/>
+        <w:sz w:val="20"/>
+      </w:rPr>
+    </w:lvl>
+    <w:lvl w:ilvl="2" w:tentative="1">
+      <w:start w:val="1"/>
+      <w:numFmt w:val="bullet"/>
+      <w:lvlText w:val="o"/>
+      <w:lvlJc w:val="left"/>
+      <w:pPr>
+        <w:tabs>
+          <w:tab w:val="num" w:pos="2160"/>
+        </w:tabs>
+        <w:ind w:left="2160" w:hanging="360"/>
+      </w:pPr>
+      <w:rPr>
+        <w:rFonts w:ascii="Courier New" w:hAnsi="Courier New" w:hint="default"/>
+        <w:sz w:val="20"/>
+      </w:rPr>
+    </w:lvl>
+    <w:lvl w:ilvl="3" w:tentative="1">
+      <w:start w:val="1"/>
+      <w:numFmt w:val="bullet"/>
+      <w:lvlText w:val="o"/>
+      <w:lvlJc w:val="left"/>
+      <w:pPr>
+        <w:tabs>
+          <w:tab w:val="num" w:pos="2880"/>
+        </w:tabs>
+        <w:ind w:left="2880" w:hanging="360"/>
+      </w:pPr>
+      <w:rPr>
+        <w:rFonts w:ascii="Courier New" w:hAnsi="Courier New" w:hint="default"/>
+        <w:sz w:val="20"/>
+      </w:rPr>
+    </w:lvl>
+    <w:lvl w:ilvl="4" w:tentative="1">
+      <w:start w:val="1"/>
+      <w:numFmt w:val="bullet"/>
+      <w:lvlText w:val="o"/>
+      <w:lvlJc w:val="left"/>
+      <w:pPr>
+        <w:tabs>
+          <w:tab w:val="num" w:pos="3600"/>
+        </w:tabs>
+        <w:ind w:left="3600" w:hanging="360"/>
+      </w:pPr>
+      <w:rPr>
+        <w:rFonts w:ascii="Courier New" w:hAnsi="Courier New" w:hint="default"/>
+        <w:sz w:val="20"/>
+      </w:rPr>
+    </w:lvl>
+    <w:lvl w:ilvl="5" w:tentative="1">
+      <w:start w:val="1"/>
+      <w:numFmt w:val="bullet"/>
+      <w:lvlText w:val="o"/>
+      <w:lvlJc w:val="left"/>
+      <w:pPr>
+        <w:tabs>
+          <w:tab w:val="num" w:pos="4320"/>
+        </w:tabs>
+        <w:ind w:left="4320" w:hanging="360"/>
+      </w:pPr>
+      <w:rPr>
+        <w:rFonts w:ascii="Courier New" w:hAnsi="Courier New" w:hint="default"/>
+        <w:sz w:val="20"/>
+      </w:rPr>
+    </w:lvl>
+    <w:lvl w:ilvl="6" w:tentative="1">
+      <w:start w:val="1"/>
+      <w:numFmt w:val="bullet"/>
+      <w:lvlText w:val="o"/>
+      <w:lvlJc w:val="left"/>
+      <w:pPr>
+        <w:tabs>
+          <w:tab w:val="num" w:pos="5040"/>
+        </w:tabs>
+        <w:ind w:left="5040" w:hanging="360"/>
+      </w:pPr>
+      <w:rPr>
+        <w:rFonts w:ascii="Courier New" w:hAnsi="Courier New" w:hint="default"/>
+        <w:sz w:val="20"/>
+      </w:rPr>
+    </w:lvl>
+    <w:lvl w:ilvl="7" w:tentative="1">
+      <w:start w:val="1"/>
+      <w:numFmt w:val="bullet"/>
+      <w:lvlText w:val="o"/>
+      <w:lvlJc w:val="left"/>
+      <w:pPr>
+        <w:tabs>
+          <w:tab w:val="num" w:pos="5760"/>
+        </w:tabs>
+        <w:ind w:left="5760" w:hanging="360"/>
+      </w:pPr>
+      <w:rPr>
+        <w:rFonts w:ascii="Courier New" w:hAnsi="Courier New" w:hint="default"/>
+        <w:sz w:val="20"/>
+      </w:rPr>
+    </w:lvl>
+    <w:lvl w:ilvl="8" w:tentative="1">
+      <w:start w:val="1"/>
+      <w:numFmt w:val="bullet"/>
+      <w:lvlText w:val="o"/>
+      <w:lvlJc w:val="left"/>
+      <w:pPr>
+        <w:tabs>
+          <w:tab w:val="num" w:pos="6480"/>
+        </w:tabs>
+        <w:ind w:left="6480" w:hanging="360"/>
+      </w:pPr>
+      <w:rPr>
+        <w:rFonts w:ascii="Courier New" w:hAnsi="Courier New" w:hint="default"/>
+        <w:sz w:val="20"/>
+      </w:rPr>
+    </w:lvl>
+  </w:abstractNum>
+  <w:abstractNum w:abstractNumId="42" w15:restartNumberingAfterBreak="0">
     <w:nsid w:val="5EAC4773"/>
     <w:multiLevelType w:val="multilevel"/>
     <w:tmpl w:val="7BB8C3FC"/>
@@ -18147,7 +23431,7 @@
       </w:rPr>
     </w:lvl>
   </w:abstractNum>
-  <w:abstractNum w:abstractNumId="25" w15:restartNumberingAfterBreak="0">
+  <w:abstractNum w:abstractNumId="43" w15:restartNumberingAfterBreak="0">
     <w:nsid w:val="6047506E"/>
     <w:multiLevelType w:val="multilevel"/>
     <w:tmpl w:val="C1207DC6"/>
@@ -18296,7 +23580,7 @@
       </w:rPr>
     </w:lvl>
   </w:abstractNum>
-  <w:abstractNum w:abstractNumId="26" w15:restartNumberingAfterBreak="0">
+  <w:abstractNum w:abstractNumId="44" w15:restartNumberingAfterBreak="0">
     <w:nsid w:val="615F42BD"/>
     <w:multiLevelType w:val="multilevel"/>
     <w:tmpl w:val="05F25630"/>
@@ -18445,7 +23729,305 @@
       </w:rPr>
     </w:lvl>
   </w:abstractNum>
-  <w:abstractNum w:abstractNumId="27" w15:restartNumberingAfterBreak="0">
+  <w:abstractNum w:abstractNumId="45" w15:restartNumberingAfterBreak="0">
+    <w:nsid w:val="62385810"/>
+    <w:multiLevelType w:val="multilevel"/>
+    <w:tmpl w:val="269EC6FC"/>
+    <w:lvl w:ilvl="0">
+      <w:start w:val="1"/>
+      <w:numFmt w:val="bullet"/>
+      <w:lvlText w:val=""/>
+      <w:lvlJc w:val="left"/>
+      <w:pPr>
+        <w:tabs>
+          <w:tab w:val="num" w:pos="720"/>
+        </w:tabs>
+        <w:ind w:left="720" w:hanging="360"/>
+      </w:pPr>
+      <w:rPr>
+        <w:rFonts w:ascii="Symbol" w:hAnsi="Symbol" w:hint="default"/>
+        <w:sz w:val="20"/>
+      </w:rPr>
+    </w:lvl>
+    <w:lvl w:ilvl="1" w:tentative="1">
+      <w:start w:val="1"/>
+      <w:numFmt w:val="bullet"/>
+      <w:lvlText w:val=""/>
+      <w:lvlJc w:val="left"/>
+      <w:pPr>
+        <w:tabs>
+          <w:tab w:val="num" w:pos="1440"/>
+        </w:tabs>
+        <w:ind w:left="1440" w:hanging="360"/>
+      </w:pPr>
+      <w:rPr>
+        <w:rFonts w:ascii="Symbol" w:hAnsi="Symbol" w:hint="default"/>
+        <w:sz w:val="20"/>
+      </w:rPr>
+    </w:lvl>
+    <w:lvl w:ilvl="2" w:tentative="1">
+      <w:start w:val="1"/>
+      <w:numFmt w:val="bullet"/>
+      <w:lvlText w:val=""/>
+      <w:lvlJc w:val="left"/>
+      <w:pPr>
+        <w:tabs>
+          <w:tab w:val="num" w:pos="2160"/>
+        </w:tabs>
+        <w:ind w:left="2160" w:hanging="360"/>
+      </w:pPr>
+      <w:rPr>
+        <w:rFonts w:ascii="Symbol" w:hAnsi="Symbol" w:hint="default"/>
+        <w:sz w:val="20"/>
+      </w:rPr>
+    </w:lvl>
+    <w:lvl w:ilvl="3" w:tentative="1">
+      <w:start w:val="1"/>
+      <w:numFmt w:val="bullet"/>
+      <w:lvlText w:val=""/>
+      <w:lvlJc w:val="left"/>
+      <w:pPr>
+        <w:tabs>
+          <w:tab w:val="num" w:pos="2880"/>
+        </w:tabs>
+        <w:ind w:left="2880" w:hanging="360"/>
+      </w:pPr>
+      <w:rPr>
+        <w:rFonts w:ascii="Symbol" w:hAnsi="Symbol" w:hint="default"/>
+        <w:sz w:val="20"/>
+      </w:rPr>
+    </w:lvl>
+    <w:lvl w:ilvl="4" w:tentative="1">
+      <w:start w:val="1"/>
+      <w:numFmt w:val="bullet"/>
+      <w:lvlText w:val=""/>
+      <w:lvlJc w:val="left"/>
+      <w:pPr>
+        <w:tabs>
+          <w:tab w:val="num" w:pos="3600"/>
+        </w:tabs>
+        <w:ind w:left="3600" w:hanging="360"/>
+      </w:pPr>
+      <w:rPr>
+        <w:rFonts w:ascii="Symbol" w:hAnsi="Symbol" w:hint="default"/>
+        <w:sz w:val="20"/>
+      </w:rPr>
+    </w:lvl>
+    <w:lvl w:ilvl="5" w:tentative="1">
+      <w:start w:val="1"/>
+      <w:numFmt w:val="bullet"/>
+      <w:lvlText w:val=""/>
+      <w:lvlJc w:val="left"/>
+      <w:pPr>
+        <w:tabs>
+          <w:tab w:val="num" w:pos="4320"/>
+        </w:tabs>
+        <w:ind w:left="4320" w:hanging="360"/>
+      </w:pPr>
+      <w:rPr>
+        <w:rFonts w:ascii="Symbol" w:hAnsi="Symbol" w:hint="default"/>
+        <w:sz w:val="20"/>
+      </w:rPr>
+    </w:lvl>
+    <w:lvl w:ilvl="6" w:tentative="1">
+      <w:start w:val="1"/>
+      <w:numFmt w:val="bullet"/>
+      <w:lvlText w:val=""/>
+      <w:lvlJc w:val="left"/>
+      <w:pPr>
+        <w:tabs>
+          <w:tab w:val="num" w:pos="5040"/>
+        </w:tabs>
+        <w:ind w:left="5040" w:hanging="360"/>
+      </w:pPr>
+      <w:rPr>
+        <w:rFonts w:ascii="Symbol" w:hAnsi="Symbol" w:hint="default"/>
+        <w:sz w:val="20"/>
+      </w:rPr>
+    </w:lvl>
+    <w:lvl w:ilvl="7" w:tentative="1">
+      <w:start w:val="1"/>
+      <w:numFmt w:val="bullet"/>
+      <w:lvlText w:val=""/>
+      <w:lvlJc w:val="left"/>
+      <w:pPr>
+        <w:tabs>
+          <w:tab w:val="num" w:pos="5760"/>
+        </w:tabs>
+        <w:ind w:left="5760" w:hanging="360"/>
+      </w:pPr>
+      <w:rPr>
+        <w:rFonts w:ascii="Symbol" w:hAnsi="Symbol" w:hint="default"/>
+        <w:sz w:val="20"/>
+      </w:rPr>
+    </w:lvl>
+    <w:lvl w:ilvl="8" w:tentative="1">
+      <w:start w:val="1"/>
+      <w:numFmt w:val="bullet"/>
+      <w:lvlText w:val=""/>
+      <w:lvlJc w:val="left"/>
+      <w:pPr>
+        <w:tabs>
+          <w:tab w:val="num" w:pos="6480"/>
+        </w:tabs>
+        <w:ind w:left="6480" w:hanging="360"/>
+      </w:pPr>
+      <w:rPr>
+        <w:rFonts w:ascii="Symbol" w:hAnsi="Symbol" w:hint="default"/>
+        <w:sz w:val="20"/>
+      </w:rPr>
+    </w:lvl>
+  </w:abstractNum>
+  <w:abstractNum w:abstractNumId="46" w15:restartNumberingAfterBreak="0">
+    <w:nsid w:val="64432852"/>
+    <w:multiLevelType w:val="multilevel"/>
+    <w:tmpl w:val="F55C742A"/>
+    <w:lvl w:ilvl="0">
+      <w:start w:val="1"/>
+      <w:numFmt w:val="bullet"/>
+      <w:lvlText w:val=""/>
+      <w:lvlJc w:val="left"/>
+      <w:pPr>
+        <w:tabs>
+          <w:tab w:val="num" w:pos="720"/>
+        </w:tabs>
+        <w:ind w:left="720" w:hanging="360"/>
+      </w:pPr>
+      <w:rPr>
+        <w:rFonts w:ascii="Symbol" w:hAnsi="Symbol" w:hint="default"/>
+        <w:sz w:val="20"/>
+      </w:rPr>
+    </w:lvl>
+    <w:lvl w:ilvl="1">
+      <w:start w:val="1"/>
+      <w:numFmt w:val="bullet"/>
+      <w:lvlText w:val=""/>
+      <w:lvlJc w:val="left"/>
+      <w:pPr>
+        <w:tabs>
+          <w:tab w:val="num" w:pos="1440"/>
+        </w:tabs>
+        <w:ind w:left="1440" w:hanging="360"/>
+      </w:pPr>
+      <w:rPr>
+        <w:rFonts w:ascii="Symbol" w:hAnsi="Symbol" w:hint="default"/>
+        <w:sz w:val="20"/>
+      </w:rPr>
+    </w:lvl>
+    <w:lvl w:ilvl="2" w:tentative="1">
+      <w:start w:val="1"/>
+      <w:numFmt w:val="bullet"/>
+      <w:lvlText w:val=""/>
+      <w:lvlJc w:val="left"/>
+      <w:pPr>
+        <w:tabs>
+          <w:tab w:val="num" w:pos="2160"/>
+        </w:tabs>
+        <w:ind w:left="2160" w:hanging="360"/>
+      </w:pPr>
+      <w:rPr>
+        <w:rFonts w:ascii="Symbol" w:hAnsi="Symbol" w:hint="default"/>
+        <w:sz w:val="20"/>
+      </w:rPr>
+    </w:lvl>
+    <w:lvl w:ilvl="3" w:tentative="1">
+      <w:start w:val="1"/>
+      <w:numFmt w:val="bullet"/>
+      <w:lvlText w:val=""/>
+      <w:lvlJc w:val="left"/>
+      <w:pPr>
+        <w:tabs>
+          <w:tab w:val="num" w:pos="2880"/>
+        </w:tabs>
+        <w:ind w:left="2880" w:hanging="360"/>
+      </w:pPr>
+      <w:rPr>
+        <w:rFonts w:ascii="Symbol" w:hAnsi="Symbol" w:hint="default"/>
+        <w:sz w:val="20"/>
+      </w:rPr>
+    </w:lvl>
+    <w:lvl w:ilvl="4" w:tentative="1">
+      <w:start w:val="1"/>
+      <w:numFmt w:val="bullet"/>
+      <w:lvlText w:val=""/>
+      <w:lvlJc w:val="left"/>
+      <w:pPr>
+        <w:tabs>
+          <w:tab w:val="num" w:pos="3600"/>
+        </w:tabs>
+        <w:ind w:left="3600" w:hanging="360"/>
+      </w:pPr>
+      <w:rPr>
+        <w:rFonts w:ascii="Symbol" w:hAnsi="Symbol" w:hint="default"/>
+        <w:sz w:val="20"/>
+      </w:rPr>
+    </w:lvl>
+    <w:lvl w:ilvl="5" w:tentative="1">
+      <w:start w:val="1"/>
+      <w:numFmt w:val="bullet"/>
+      <w:lvlText w:val=""/>
+      <w:lvlJc w:val="left"/>
+      <w:pPr>
+        <w:tabs>
+          <w:tab w:val="num" w:pos="4320"/>
+        </w:tabs>
+        <w:ind w:left="4320" w:hanging="360"/>
+      </w:pPr>
+      <w:rPr>
+        <w:rFonts w:ascii="Symbol" w:hAnsi="Symbol" w:hint="default"/>
+        <w:sz w:val="20"/>
+      </w:rPr>
+    </w:lvl>
+    <w:lvl w:ilvl="6" w:tentative="1">
+      <w:start w:val="1"/>
+      <w:numFmt w:val="bullet"/>
+      <w:lvlText w:val=""/>
+      <w:lvlJc w:val="left"/>
+      <w:pPr>
+        <w:tabs>
+          <w:tab w:val="num" w:pos="5040"/>
+        </w:tabs>
+        <w:ind w:left="5040" w:hanging="360"/>
+      </w:pPr>
+      <w:rPr>
+        <w:rFonts w:ascii="Symbol" w:hAnsi="Symbol" w:hint="default"/>
+        <w:sz w:val="20"/>
+      </w:rPr>
+    </w:lvl>
+    <w:lvl w:ilvl="7" w:tentative="1">
+      <w:start w:val="1"/>
+      <w:numFmt w:val="bullet"/>
+      <w:lvlText w:val=""/>
+      <w:lvlJc w:val="left"/>
+      <w:pPr>
+        <w:tabs>
+          <w:tab w:val="num" w:pos="5760"/>
+        </w:tabs>
+        <w:ind w:left="5760" w:hanging="360"/>
+      </w:pPr>
+      <w:rPr>
+        <w:rFonts w:ascii="Symbol" w:hAnsi="Symbol" w:hint="default"/>
+        <w:sz w:val="20"/>
+      </w:rPr>
+    </w:lvl>
+    <w:lvl w:ilvl="8" w:tentative="1">
+      <w:start w:val="1"/>
+      <w:numFmt w:val="bullet"/>
+      <w:lvlText w:val=""/>
+      <w:lvlJc w:val="left"/>
+      <w:pPr>
+        <w:tabs>
+          <w:tab w:val="num" w:pos="6480"/>
+        </w:tabs>
+        <w:ind w:left="6480" w:hanging="360"/>
+      </w:pPr>
+      <w:rPr>
+        <w:rFonts w:ascii="Symbol" w:hAnsi="Symbol" w:hint="default"/>
+        <w:sz w:val="20"/>
+      </w:rPr>
+    </w:lvl>
+  </w:abstractNum>
+  <w:abstractNum w:abstractNumId="47" w15:restartNumberingAfterBreak="0">
     <w:nsid w:val="65DC6B37"/>
     <w:multiLevelType w:val="multilevel"/>
     <w:tmpl w:val="BB0C6A70"/>
@@ -18558,7 +24140,716 @@
       </w:pPr>
     </w:lvl>
   </w:abstractNum>
-  <w:abstractNum w:abstractNumId="28" w15:restartNumberingAfterBreak="0">
+  <w:abstractNum w:abstractNumId="48" w15:restartNumberingAfterBreak="0">
+    <w:nsid w:val="67740E83"/>
+    <w:multiLevelType w:val="multilevel"/>
+    <w:tmpl w:val="C2C45712"/>
+    <w:lvl w:ilvl="0">
+      <w:start w:val="1"/>
+      <w:numFmt w:val="bullet"/>
+      <w:lvlText w:val=""/>
+      <w:lvlJc w:val="left"/>
+      <w:pPr>
+        <w:tabs>
+          <w:tab w:val="num" w:pos="720"/>
+        </w:tabs>
+        <w:ind w:left="720" w:hanging="360"/>
+      </w:pPr>
+      <w:rPr>
+        <w:rFonts w:ascii="Symbol" w:hAnsi="Symbol" w:hint="default"/>
+        <w:sz w:val="20"/>
+      </w:rPr>
+    </w:lvl>
+    <w:lvl w:ilvl="1">
+      <w:start w:val="1"/>
+      <w:numFmt w:val="bullet"/>
+      <w:lvlText w:val=""/>
+      <w:lvlJc w:val="left"/>
+      <w:pPr>
+        <w:tabs>
+          <w:tab w:val="num" w:pos="1440"/>
+        </w:tabs>
+        <w:ind w:left="1440" w:hanging="360"/>
+      </w:pPr>
+      <w:rPr>
+        <w:rFonts w:ascii="Symbol" w:hAnsi="Symbol" w:hint="default"/>
+        <w:sz w:val="20"/>
+      </w:rPr>
+    </w:lvl>
+    <w:lvl w:ilvl="2" w:tentative="1">
+      <w:start w:val="1"/>
+      <w:numFmt w:val="bullet"/>
+      <w:lvlText w:val=""/>
+      <w:lvlJc w:val="left"/>
+      <w:pPr>
+        <w:tabs>
+          <w:tab w:val="num" w:pos="2160"/>
+        </w:tabs>
+        <w:ind w:left="2160" w:hanging="360"/>
+      </w:pPr>
+      <w:rPr>
+        <w:rFonts w:ascii="Symbol" w:hAnsi="Symbol" w:hint="default"/>
+        <w:sz w:val="20"/>
+      </w:rPr>
+    </w:lvl>
+    <w:lvl w:ilvl="3" w:tentative="1">
+      <w:start w:val="1"/>
+      <w:numFmt w:val="bullet"/>
+      <w:lvlText w:val=""/>
+      <w:lvlJc w:val="left"/>
+      <w:pPr>
+        <w:tabs>
+          <w:tab w:val="num" w:pos="2880"/>
+        </w:tabs>
+        <w:ind w:left="2880" w:hanging="360"/>
+      </w:pPr>
+      <w:rPr>
+        <w:rFonts w:ascii="Symbol" w:hAnsi="Symbol" w:hint="default"/>
+        <w:sz w:val="20"/>
+      </w:rPr>
+    </w:lvl>
+    <w:lvl w:ilvl="4" w:tentative="1">
+      <w:start w:val="1"/>
+      <w:numFmt w:val="bullet"/>
+      <w:lvlText w:val=""/>
+      <w:lvlJc w:val="left"/>
+      <w:pPr>
+        <w:tabs>
+          <w:tab w:val="num" w:pos="3600"/>
+        </w:tabs>
+        <w:ind w:left="3600" w:hanging="360"/>
+      </w:pPr>
+      <w:rPr>
+        <w:rFonts w:ascii="Symbol" w:hAnsi="Symbol" w:hint="default"/>
+        <w:sz w:val="20"/>
+      </w:rPr>
+    </w:lvl>
+    <w:lvl w:ilvl="5" w:tentative="1">
+      <w:start w:val="1"/>
+      <w:numFmt w:val="bullet"/>
+      <w:lvlText w:val=""/>
+      <w:lvlJc w:val="left"/>
+      <w:pPr>
+        <w:tabs>
+          <w:tab w:val="num" w:pos="4320"/>
+        </w:tabs>
+        <w:ind w:left="4320" w:hanging="360"/>
+      </w:pPr>
+      <w:rPr>
+        <w:rFonts w:ascii="Symbol" w:hAnsi="Symbol" w:hint="default"/>
+        <w:sz w:val="20"/>
+      </w:rPr>
+    </w:lvl>
+    <w:lvl w:ilvl="6" w:tentative="1">
+      <w:start w:val="1"/>
+      <w:numFmt w:val="bullet"/>
+      <w:lvlText w:val=""/>
+      <w:lvlJc w:val="left"/>
+      <w:pPr>
+        <w:tabs>
+          <w:tab w:val="num" w:pos="5040"/>
+        </w:tabs>
+        <w:ind w:left="5040" w:hanging="360"/>
+      </w:pPr>
+      <w:rPr>
+        <w:rFonts w:ascii="Symbol" w:hAnsi="Symbol" w:hint="default"/>
+        <w:sz w:val="20"/>
+      </w:rPr>
+    </w:lvl>
+    <w:lvl w:ilvl="7" w:tentative="1">
+      <w:start w:val="1"/>
+      <w:numFmt w:val="bullet"/>
+      <w:lvlText w:val=""/>
+      <w:lvlJc w:val="left"/>
+      <w:pPr>
+        <w:tabs>
+          <w:tab w:val="num" w:pos="5760"/>
+        </w:tabs>
+        <w:ind w:left="5760" w:hanging="360"/>
+      </w:pPr>
+      <w:rPr>
+        <w:rFonts w:ascii="Symbol" w:hAnsi="Symbol" w:hint="default"/>
+        <w:sz w:val="20"/>
+      </w:rPr>
+    </w:lvl>
+    <w:lvl w:ilvl="8" w:tentative="1">
+      <w:start w:val="1"/>
+      <w:numFmt w:val="bullet"/>
+      <w:lvlText w:val=""/>
+      <w:lvlJc w:val="left"/>
+      <w:pPr>
+        <w:tabs>
+          <w:tab w:val="num" w:pos="6480"/>
+        </w:tabs>
+        <w:ind w:left="6480" w:hanging="360"/>
+      </w:pPr>
+      <w:rPr>
+        <w:rFonts w:ascii="Symbol" w:hAnsi="Symbol" w:hint="default"/>
+        <w:sz w:val="20"/>
+      </w:rPr>
+    </w:lvl>
+  </w:abstractNum>
+  <w:abstractNum w:abstractNumId="49" w15:restartNumberingAfterBreak="0">
+    <w:nsid w:val="69094560"/>
+    <w:multiLevelType w:val="multilevel"/>
+    <w:tmpl w:val="571C409E"/>
+    <w:lvl w:ilvl="0">
+      <w:start w:val="1"/>
+      <w:numFmt w:val="bullet"/>
+      <w:lvlText w:val=""/>
+      <w:lvlJc w:val="left"/>
+      <w:pPr>
+        <w:tabs>
+          <w:tab w:val="num" w:pos="720"/>
+        </w:tabs>
+        <w:ind w:left="720" w:hanging="360"/>
+      </w:pPr>
+      <w:rPr>
+        <w:rFonts w:ascii="Symbol" w:hAnsi="Symbol" w:hint="default"/>
+        <w:sz w:val="20"/>
+      </w:rPr>
+    </w:lvl>
+    <w:lvl w:ilvl="1" w:tentative="1">
+      <w:start w:val="1"/>
+      <w:numFmt w:val="bullet"/>
+      <w:lvlText w:val=""/>
+      <w:lvlJc w:val="left"/>
+      <w:pPr>
+        <w:tabs>
+          <w:tab w:val="num" w:pos="1440"/>
+        </w:tabs>
+        <w:ind w:left="1440" w:hanging="360"/>
+      </w:pPr>
+      <w:rPr>
+        <w:rFonts w:ascii="Symbol" w:hAnsi="Symbol" w:hint="default"/>
+        <w:sz w:val="20"/>
+      </w:rPr>
+    </w:lvl>
+    <w:lvl w:ilvl="2" w:tentative="1">
+      <w:start w:val="1"/>
+      <w:numFmt w:val="bullet"/>
+      <w:lvlText w:val=""/>
+      <w:lvlJc w:val="left"/>
+      <w:pPr>
+        <w:tabs>
+          <w:tab w:val="num" w:pos="2160"/>
+        </w:tabs>
+        <w:ind w:left="2160" w:hanging="360"/>
+      </w:pPr>
+      <w:rPr>
+        <w:rFonts w:ascii="Symbol" w:hAnsi="Symbol" w:hint="default"/>
+        <w:sz w:val="20"/>
+      </w:rPr>
+    </w:lvl>
+    <w:lvl w:ilvl="3" w:tentative="1">
+      <w:start w:val="1"/>
+      <w:numFmt w:val="bullet"/>
+      <w:lvlText w:val=""/>
+      <w:lvlJc w:val="left"/>
+      <w:pPr>
+        <w:tabs>
+          <w:tab w:val="num" w:pos="2880"/>
+        </w:tabs>
+        <w:ind w:left="2880" w:hanging="360"/>
+      </w:pPr>
+      <w:rPr>
+        <w:rFonts w:ascii="Symbol" w:hAnsi="Symbol" w:hint="default"/>
+        <w:sz w:val="20"/>
+      </w:rPr>
+    </w:lvl>
+    <w:lvl w:ilvl="4" w:tentative="1">
+      <w:start w:val="1"/>
+      <w:numFmt w:val="bullet"/>
+      <w:lvlText w:val=""/>
+      <w:lvlJc w:val="left"/>
+      <w:pPr>
+        <w:tabs>
+          <w:tab w:val="num" w:pos="3600"/>
+        </w:tabs>
+        <w:ind w:left="3600" w:hanging="360"/>
+      </w:pPr>
+      <w:rPr>
+        <w:rFonts w:ascii="Symbol" w:hAnsi="Symbol" w:hint="default"/>
+        <w:sz w:val="20"/>
+      </w:rPr>
+    </w:lvl>
+    <w:lvl w:ilvl="5" w:tentative="1">
+      <w:start w:val="1"/>
+      <w:numFmt w:val="bullet"/>
+      <w:lvlText w:val=""/>
+      <w:lvlJc w:val="left"/>
+      <w:pPr>
+        <w:tabs>
+          <w:tab w:val="num" w:pos="4320"/>
+        </w:tabs>
+        <w:ind w:left="4320" w:hanging="360"/>
+      </w:pPr>
+      <w:rPr>
+        <w:rFonts w:ascii="Symbol" w:hAnsi="Symbol" w:hint="default"/>
+        <w:sz w:val="20"/>
+      </w:rPr>
+    </w:lvl>
+    <w:lvl w:ilvl="6" w:tentative="1">
+      <w:start w:val="1"/>
+      <w:numFmt w:val="bullet"/>
+      <w:lvlText w:val=""/>
+      <w:lvlJc w:val="left"/>
+      <w:pPr>
+        <w:tabs>
+          <w:tab w:val="num" w:pos="5040"/>
+        </w:tabs>
+        <w:ind w:left="5040" w:hanging="360"/>
+      </w:pPr>
+      <w:rPr>
+        <w:rFonts w:ascii="Symbol" w:hAnsi="Symbol" w:hint="default"/>
+        <w:sz w:val="20"/>
+      </w:rPr>
+    </w:lvl>
+    <w:lvl w:ilvl="7" w:tentative="1">
+      <w:start w:val="1"/>
+      <w:numFmt w:val="bullet"/>
+      <w:lvlText w:val=""/>
+      <w:lvlJc w:val="left"/>
+      <w:pPr>
+        <w:tabs>
+          <w:tab w:val="num" w:pos="5760"/>
+        </w:tabs>
+        <w:ind w:left="5760" w:hanging="360"/>
+      </w:pPr>
+      <w:rPr>
+        <w:rFonts w:ascii="Symbol" w:hAnsi="Symbol" w:hint="default"/>
+        <w:sz w:val="20"/>
+      </w:rPr>
+    </w:lvl>
+    <w:lvl w:ilvl="8" w:tentative="1">
+      <w:start w:val="1"/>
+      <w:numFmt w:val="bullet"/>
+      <w:lvlText w:val=""/>
+      <w:lvlJc w:val="left"/>
+      <w:pPr>
+        <w:tabs>
+          <w:tab w:val="num" w:pos="6480"/>
+        </w:tabs>
+        <w:ind w:left="6480" w:hanging="360"/>
+      </w:pPr>
+      <w:rPr>
+        <w:rFonts w:ascii="Symbol" w:hAnsi="Symbol" w:hint="default"/>
+        <w:sz w:val="20"/>
+      </w:rPr>
+    </w:lvl>
+  </w:abstractNum>
+  <w:abstractNum w:abstractNumId="50" w15:restartNumberingAfterBreak="0">
+    <w:nsid w:val="693F7115"/>
+    <w:multiLevelType w:val="multilevel"/>
+    <w:tmpl w:val="F6E430D4"/>
+    <w:lvl w:ilvl="0">
+      <w:start w:val="1"/>
+      <w:numFmt w:val="bullet"/>
+      <w:lvlText w:val=""/>
+      <w:lvlJc w:val="left"/>
+      <w:pPr>
+        <w:tabs>
+          <w:tab w:val="num" w:pos="720"/>
+        </w:tabs>
+        <w:ind w:left="720" w:hanging="360"/>
+      </w:pPr>
+      <w:rPr>
+        <w:rFonts w:ascii="Symbol" w:hAnsi="Symbol" w:hint="default"/>
+        <w:sz w:val="20"/>
+      </w:rPr>
+    </w:lvl>
+    <w:lvl w:ilvl="1">
+      <w:start w:val="1"/>
+      <w:numFmt w:val="bullet"/>
+      <w:lvlText w:val=""/>
+      <w:lvlJc w:val="left"/>
+      <w:pPr>
+        <w:tabs>
+          <w:tab w:val="num" w:pos="1440"/>
+        </w:tabs>
+        <w:ind w:left="1440" w:hanging="360"/>
+      </w:pPr>
+      <w:rPr>
+        <w:rFonts w:ascii="Symbol" w:hAnsi="Symbol" w:hint="default"/>
+        <w:sz w:val="20"/>
+      </w:rPr>
+    </w:lvl>
+    <w:lvl w:ilvl="2" w:tentative="1">
+      <w:start w:val="1"/>
+      <w:numFmt w:val="bullet"/>
+      <w:lvlText w:val=""/>
+      <w:lvlJc w:val="left"/>
+      <w:pPr>
+        <w:tabs>
+          <w:tab w:val="num" w:pos="2160"/>
+        </w:tabs>
+        <w:ind w:left="2160" w:hanging="360"/>
+      </w:pPr>
+      <w:rPr>
+        <w:rFonts w:ascii="Symbol" w:hAnsi="Symbol" w:hint="default"/>
+        <w:sz w:val="20"/>
+      </w:rPr>
+    </w:lvl>
+    <w:lvl w:ilvl="3" w:tentative="1">
+      <w:start w:val="1"/>
+      <w:numFmt w:val="bullet"/>
+      <w:lvlText w:val=""/>
+      <w:lvlJc w:val="left"/>
+      <w:pPr>
+        <w:tabs>
+          <w:tab w:val="num" w:pos="2880"/>
+        </w:tabs>
+        <w:ind w:left="2880" w:hanging="360"/>
+      </w:pPr>
+      <w:rPr>
+        <w:rFonts w:ascii="Symbol" w:hAnsi="Symbol" w:hint="default"/>
+        <w:sz w:val="20"/>
+      </w:rPr>
+    </w:lvl>
+    <w:lvl w:ilvl="4" w:tentative="1">
+      <w:start w:val="1"/>
+      <w:numFmt w:val="bullet"/>
+      <w:lvlText w:val=""/>
+      <w:lvlJc w:val="left"/>
+      <w:pPr>
+        <w:tabs>
+          <w:tab w:val="num" w:pos="3600"/>
+        </w:tabs>
+        <w:ind w:left="3600" w:hanging="360"/>
+      </w:pPr>
+      <w:rPr>
+        <w:rFonts w:ascii="Symbol" w:hAnsi="Symbol" w:hint="default"/>
+        <w:sz w:val="20"/>
+      </w:rPr>
+    </w:lvl>
+    <w:lvl w:ilvl="5" w:tentative="1">
+      <w:start w:val="1"/>
+      <w:numFmt w:val="bullet"/>
+      <w:lvlText w:val=""/>
+      <w:lvlJc w:val="left"/>
+      <w:pPr>
+        <w:tabs>
+          <w:tab w:val="num" w:pos="4320"/>
+        </w:tabs>
+        <w:ind w:left="4320" w:hanging="360"/>
+      </w:pPr>
+      <w:rPr>
+        <w:rFonts w:ascii="Symbol" w:hAnsi="Symbol" w:hint="default"/>
+        <w:sz w:val="20"/>
+      </w:rPr>
+    </w:lvl>
+    <w:lvl w:ilvl="6" w:tentative="1">
+      <w:start w:val="1"/>
+      <w:numFmt w:val="bullet"/>
+      <w:lvlText w:val=""/>
+      <w:lvlJc w:val="left"/>
+      <w:pPr>
+        <w:tabs>
+          <w:tab w:val="num" w:pos="5040"/>
+        </w:tabs>
+        <w:ind w:left="5040" w:hanging="360"/>
+      </w:pPr>
+      <w:rPr>
+        <w:rFonts w:ascii="Symbol" w:hAnsi="Symbol" w:hint="default"/>
+        <w:sz w:val="20"/>
+      </w:rPr>
+    </w:lvl>
+    <w:lvl w:ilvl="7" w:tentative="1">
+      <w:start w:val="1"/>
+      <w:numFmt w:val="bullet"/>
+      <w:lvlText w:val=""/>
+      <w:lvlJc w:val="left"/>
+      <w:pPr>
+        <w:tabs>
+          <w:tab w:val="num" w:pos="5760"/>
+        </w:tabs>
+        <w:ind w:left="5760" w:hanging="360"/>
+      </w:pPr>
+      <w:rPr>
+        <w:rFonts w:ascii="Symbol" w:hAnsi="Symbol" w:hint="default"/>
+        <w:sz w:val="20"/>
+      </w:rPr>
+    </w:lvl>
+    <w:lvl w:ilvl="8" w:tentative="1">
+      <w:start w:val="1"/>
+      <w:numFmt w:val="bullet"/>
+      <w:lvlText w:val=""/>
+      <w:lvlJc w:val="left"/>
+      <w:pPr>
+        <w:tabs>
+          <w:tab w:val="num" w:pos="6480"/>
+        </w:tabs>
+        <w:ind w:left="6480" w:hanging="360"/>
+      </w:pPr>
+      <w:rPr>
+        <w:rFonts w:ascii="Symbol" w:hAnsi="Symbol" w:hint="default"/>
+        <w:sz w:val="20"/>
+      </w:rPr>
+    </w:lvl>
+  </w:abstractNum>
+  <w:abstractNum w:abstractNumId="51" w15:restartNumberingAfterBreak="0">
+    <w:nsid w:val="6A0F0C75"/>
+    <w:multiLevelType w:val="multilevel"/>
+    <w:tmpl w:val="3C48015C"/>
+    <w:lvl w:ilvl="0">
+      <w:start w:val="1"/>
+      <w:numFmt w:val="bullet"/>
+      <w:lvlText w:val=""/>
+      <w:lvlJc w:val="left"/>
+      <w:pPr>
+        <w:tabs>
+          <w:tab w:val="num" w:pos="720"/>
+        </w:tabs>
+        <w:ind w:left="720" w:hanging="360"/>
+      </w:pPr>
+      <w:rPr>
+        <w:rFonts w:ascii="Symbol" w:hAnsi="Symbol" w:hint="default"/>
+        <w:sz w:val="20"/>
+      </w:rPr>
+    </w:lvl>
+    <w:lvl w:ilvl="1">
+      <w:start w:val="1"/>
+      <w:numFmt w:val="bullet"/>
+      <w:lvlText w:val=""/>
+      <w:lvlJc w:val="left"/>
+      <w:pPr>
+        <w:tabs>
+          <w:tab w:val="num" w:pos="1440"/>
+        </w:tabs>
+        <w:ind w:left="1440" w:hanging="360"/>
+      </w:pPr>
+      <w:rPr>
+        <w:rFonts w:ascii="Symbol" w:hAnsi="Symbol" w:hint="default"/>
+        <w:sz w:val="20"/>
+      </w:rPr>
+    </w:lvl>
+    <w:lvl w:ilvl="2" w:tentative="1">
+      <w:start w:val="1"/>
+      <w:numFmt w:val="bullet"/>
+      <w:lvlText w:val=""/>
+      <w:lvlJc w:val="left"/>
+      <w:pPr>
+        <w:tabs>
+          <w:tab w:val="num" w:pos="2160"/>
+        </w:tabs>
+        <w:ind w:left="2160" w:hanging="360"/>
+      </w:pPr>
+      <w:rPr>
+        <w:rFonts w:ascii="Symbol" w:hAnsi="Symbol" w:hint="default"/>
+        <w:sz w:val="20"/>
+      </w:rPr>
+    </w:lvl>
+    <w:lvl w:ilvl="3" w:tentative="1">
+      <w:start w:val="1"/>
+      <w:numFmt w:val="bullet"/>
+      <w:lvlText w:val=""/>
+      <w:lvlJc w:val="left"/>
+      <w:pPr>
+        <w:tabs>
+          <w:tab w:val="num" w:pos="2880"/>
+        </w:tabs>
+        <w:ind w:left="2880" w:hanging="360"/>
+      </w:pPr>
+      <w:rPr>
+        <w:rFonts w:ascii="Symbol" w:hAnsi="Symbol" w:hint="default"/>
+        <w:sz w:val="20"/>
+      </w:rPr>
+    </w:lvl>
+    <w:lvl w:ilvl="4" w:tentative="1">
+      <w:start w:val="1"/>
+      <w:numFmt w:val="bullet"/>
+      <w:lvlText w:val=""/>
+      <w:lvlJc w:val="left"/>
+      <w:pPr>
+        <w:tabs>
+          <w:tab w:val="num" w:pos="3600"/>
+        </w:tabs>
+        <w:ind w:left="3600" w:hanging="360"/>
+      </w:pPr>
+      <w:rPr>
+        <w:rFonts w:ascii="Symbol" w:hAnsi="Symbol" w:hint="default"/>
+        <w:sz w:val="20"/>
+      </w:rPr>
+    </w:lvl>
+    <w:lvl w:ilvl="5" w:tentative="1">
+      <w:start w:val="1"/>
+      <w:numFmt w:val="bullet"/>
+      <w:lvlText w:val=""/>
+      <w:lvlJc w:val="left"/>
+      <w:pPr>
+        <w:tabs>
+          <w:tab w:val="num" w:pos="4320"/>
+        </w:tabs>
+        <w:ind w:left="4320" w:hanging="360"/>
+      </w:pPr>
+      <w:rPr>
+        <w:rFonts w:ascii="Symbol" w:hAnsi="Symbol" w:hint="default"/>
+        <w:sz w:val="20"/>
+      </w:rPr>
+    </w:lvl>
+    <w:lvl w:ilvl="6" w:tentative="1">
+      <w:start w:val="1"/>
+      <w:numFmt w:val="bullet"/>
+      <w:lvlText w:val=""/>
+      <w:lvlJc w:val="left"/>
+      <w:pPr>
+        <w:tabs>
+          <w:tab w:val="num" w:pos="5040"/>
+        </w:tabs>
+        <w:ind w:left="5040" w:hanging="360"/>
+      </w:pPr>
+      <w:rPr>
+        <w:rFonts w:ascii="Symbol" w:hAnsi="Symbol" w:hint="default"/>
+        <w:sz w:val="20"/>
+      </w:rPr>
+    </w:lvl>
+    <w:lvl w:ilvl="7" w:tentative="1">
+      <w:start w:val="1"/>
+      <w:numFmt w:val="bullet"/>
+      <w:lvlText w:val=""/>
+      <w:lvlJc w:val="left"/>
+      <w:pPr>
+        <w:tabs>
+          <w:tab w:val="num" w:pos="5760"/>
+        </w:tabs>
+        <w:ind w:left="5760" w:hanging="360"/>
+      </w:pPr>
+      <w:rPr>
+        <w:rFonts w:ascii="Symbol" w:hAnsi="Symbol" w:hint="default"/>
+        <w:sz w:val="20"/>
+      </w:rPr>
+    </w:lvl>
+    <w:lvl w:ilvl="8" w:tentative="1">
+      <w:start w:val="1"/>
+      <w:numFmt w:val="bullet"/>
+      <w:lvlText w:val=""/>
+      <w:lvlJc w:val="left"/>
+      <w:pPr>
+        <w:tabs>
+          <w:tab w:val="num" w:pos="6480"/>
+        </w:tabs>
+        <w:ind w:left="6480" w:hanging="360"/>
+      </w:pPr>
+      <w:rPr>
+        <w:rFonts w:ascii="Symbol" w:hAnsi="Symbol" w:hint="default"/>
+        <w:sz w:val="20"/>
+      </w:rPr>
+    </w:lvl>
+  </w:abstractNum>
+  <w:abstractNum w:abstractNumId="52" w15:restartNumberingAfterBreak="0">
+    <w:nsid w:val="6CAE0BE6"/>
+    <w:multiLevelType w:val="multilevel"/>
+    <w:tmpl w:val="4FC256EA"/>
+    <w:lvl w:ilvl="0">
+      <w:start w:val="1"/>
+      <w:numFmt w:val="decimal"/>
+      <w:lvlText w:val="%1."/>
+      <w:lvlJc w:val="left"/>
+      <w:pPr>
+        <w:tabs>
+          <w:tab w:val="num" w:pos="720"/>
+        </w:tabs>
+        <w:ind w:left="720" w:hanging="360"/>
+      </w:pPr>
+    </w:lvl>
+    <w:lvl w:ilvl="1" w:tentative="1">
+      <w:start w:val="1"/>
+      <w:numFmt w:val="decimal"/>
+      <w:lvlText w:val="%2."/>
+      <w:lvlJc w:val="left"/>
+      <w:pPr>
+        <w:tabs>
+          <w:tab w:val="num" w:pos="1440"/>
+        </w:tabs>
+        <w:ind w:left="1440" w:hanging="360"/>
+      </w:pPr>
+    </w:lvl>
+    <w:lvl w:ilvl="2" w:tentative="1">
+      <w:start w:val="1"/>
+      <w:numFmt w:val="decimal"/>
+      <w:lvlText w:val="%3."/>
+      <w:lvlJc w:val="left"/>
+      <w:pPr>
+        <w:tabs>
+          <w:tab w:val="num" w:pos="2160"/>
+        </w:tabs>
+        <w:ind w:left="2160" w:hanging="360"/>
+      </w:pPr>
+    </w:lvl>
+    <w:lvl w:ilvl="3" w:tentative="1">
+      <w:start w:val="1"/>
+      <w:numFmt w:val="decimal"/>
+      <w:lvlText w:val="%4."/>
+      <w:lvlJc w:val="left"/>
+      <w:pPr>
+        <w:tabs>
+          <w:tab w:val="num" w:pos="2880"/>
+        </w:tabs>
+        <w:ind w:left="2880" w:hanging="360"/>
+      </w:pPr>
+    </w:lvl>
+    <w:lvl w:ilvl="4" w:tentative="1">
+      <w:start w:val="1"/>
+      <w:numFmt w:val="decimal"/>
+      <w:lvlText w:val="%5."/>
+      <w:lvlJc w:val="left"/>
+      <w:pPr>
+        <w:tabs>
+          <w:tab w:val="num" w:pos="3600"/>
+        </w:tabs>
+        <w:ind w:left="3600" w:hanging="360"/>
+      </w:pPr>
+    </w:lvl>
+    <w:lvl w:ilvl="5" w:tentative="1">
+      <w:start w:val="1"/>
+      <w:numFmt w:val="decimal"/>
+      <w:lvlText w:val="%6."/>
+      <w:lvlJc w:val="left"/>
+      <w:pPr>
+        <w:tabs>
+          <w:tab w:val="num" w:pos="4320"/>
+        </w:tabs>
+        <w:ind w:left="4320" w:hanging="360"/>
+      </w:pPr>
+    </w:lvl>
+    <w:lvl w:ilvl="6" w:tentative="1">
+      <w:start w:val="1"/>
+      <w:numFmt w:val="decimal"/>
+      <w:lvlText w:val="%7."/>
+      <w:lvlJc w:val="left"/>
+      <w:pPr>
+        <w:tabs>
+          <w:tab w:val="num" w:pos="5040"/>
+        </w:tabs>
+        <w:ind w:left="5040" w:hanging="360"/>
+      </w:pPr>
+    </w:lvl>
+    <w:lvl w:ilvl="7" w:tentative="1">
+      <w:start w:val="1"/>
+      <w:numFmt w:val="decimal"/>
+      <w:lvlText w:val="%8."/>
+      <w:lvlJc w:val="left"/>
+      <w:pPr>
+        <w:tabs>
+          <w:tab w:val="num" w:pos="5760"/>
+        </w:tabs>
+        <w:ind w:left="5760" w:hanging="360"/>
+      </w:pPr>
+    </w:lvl>
+    <w:lvl w:ilvl="8" w:tentative="1">
+      <w:start w:val="1"/>
+      <w:numFmt w:val="decimal"/>
+      <w:lvlText w:val="%9."/>
+      <w:lvlJc w:val="left"/>
+      <w:pPr>
+        <w:tabs>
+          <w:tab w:val="num" w:pos="6480"/>
+        </w:tabs>
+        <w:ind w:left="6480" w:hanging="360"/>
+      </w:pPr>
+    </w:lvl>
+  </w:abstractNum>
+  <w:abstractNum w:abstractNumId="53" w15:restartNumberingAfterBreak="0">
     <w:nsid w:val="6D6757A7"/>
     <w:multiLevelType w:val="multilevel"/>
     <w:tmpl w:val="D830421C"/>
@@ -18707,7 +24998,305 @@
       </w:rPr>
     </w:lvl>
   </w:abstractNum>
-  <w:abstractNum w:abstractNumId="29" w15:restartNumberingAfterBreak="0">
+  <w:abstractNum w:abstractNumId="54" w15:restartNumberingAfterBreak="0">
+    <w:nsid w:val="6F236D27"/>
+    <w:multiLevelType w:val="multilevel"/>
+    <w:tmpl w:val="5B7E58AC"/>
+    <w:lvl w:ilvl="0">
+      <w:start w:val="1"/>
+      <w:numFmt w:val="bullet"/>
+      <w:lvlText w:val=""/>
+      <w:lvlJc w:val="left"/>
+      <w:pPr>
+        <w:tabs>
+          <w:tab w:val="num" w:pos="720"/>
+        </w:tabs>
+        <w:ind w:left="720" w:hanging="360"/>
+      </w:pPr>
+      <w:rPr>
+        <w:rFonts w:ascii="Symbol" w:hAnsi="Symbol" w:hint="default"/>
+        <w:sz w:val="20"/>
+      </w:rPr>
+    </w:lvl>
+    <w:lvl w:ilvl="1" w:tentative="1">
+      <w:start w:val="1"/>
+      <w:numFmt w:val="bullet"/>
+      <w:lvlText w:val=""/>
+      <w:lvlJc w:val="left"/>
+      <w:pPr>
+        <w:tabs>
+          <w:tab w:val="num" w:pos="1440"/>
+        </w:tabs>
+        <w:ind w:left="1440" w:hanging="360"/>
+      </w:pPr>
+      <w:rPr>
+        <w:rFonts w:ascii="Symbol" w:hAnsi="Symbol" w:hint="default"/>
+        <w:sz w:val="20"/>
+      </w:rPr>
+    </w:lvl>
+    <w:lvl w:ilvl="2" w:tentative="1">
+      <w:start w:val="1"/>
+      <w:numFmt w:val="bullet"/>
+      <w:lvlText w:val=""/>
+      <w:lvlJc w:val="left"/>
+      <w:pPr>
+        <w:tabs>
+          <w:tab w:val="num" w:pos="2160"/>
+        </w:tabs>
+        <w:ind w:left="2160" w:hanging="360"/>
+      </w:pPr>
+      <w:rPr>
+        <w:rFonts w:ascii="Symbol" w:hAnsi="Symbol" w:hint="default"/>
+        <w:sz w:val="20"/>
+      </w:rPr>
+    </w:lvl>
+    <w:lvl w:ilvl="3" w:tentative="1">
+      <w:start w:val="1"/>
+      <w:numFmt w:val="bullet"/>
+      <w:lvlText w:val=""/>
+      <w:lvlJc w:val="left"/>
+      <w:pPr>
+        <w:tabs>
+          <w:tab w:val="num" w:pos="2880"/>
+        </w:tabs>
+        <w:ind w:left="2880" w:hanging="360"/>
+      </w:pPr>
+      <w:rPr>
+        <w:rFonts w:ascii="Symbol" w:hAnsi="Symbol" w:hint="default"/>
+        <w:sz w:val="20"/>
+      </w:rPr>
+    </w:lvl>
+    <w:lvl w:ilvl="4" w:tentative="1">
+      <w:start w:val="1"/>
+      <w:numFmt w:val="bullet"/>
+      <w:lvlText w:val=""/>
+      <w:lvlJc w:val="left"/>
+      <w:pPr>
+        <w:tabs>
+          <w:tab w:val="num" w:pos="3600"/>
+        </w:tabs>
+        <w:ind w:left="3600" w:hanging="360"/>
+      </w:pPr>
+      <w:rPr>
+        <w:rFonts w:ascii="Symbol" w:hAnsi="Symbol" w:hint="default"/>
+        <w:sz w:val="20"/>
+      </w:rPr>
+    </w:lvl>
+    <w:lvl w:ilvl="5" w:tentative="1">
+      <w:start w:val="1"/>
+      <w:numFmt w:val="bullet"/>
+      <w:lvlText w:val=""/>
+      <w:lvlJc w:val="left"/>
+      <w:pPr>
+        <w:tabs>
+          <w:tab w:val="num" w:pos="4320"/>
+        </w:tabs>
+        <w:ind w:left="4320" w:hanging="360"/>
+      </w:pPr>
+      <w:rPr>
+        <w:rFonts w:ascii="Symbol" w:hAnsi="Symbol" w:hint="default"/>
+        <w:sz w:val="20"/>
+      </w:rPr>
+    </w:lvl>
+    <w:lvl w:ilvl="6" w:tentative="1">
+      <w:start w:val="1"/>
+      <w:numFmt w:val="bullet"/>
+      <w:lvlText w:val=""/>
+      <w:lvlJc w:val="left"/>
+      <w:pPr>
+        <w:tabs>
+          <w:tab w:val="num" w:pos="5040"/>
+        </w:tabs>
+        <w:ind w:left="5040" w:hanging="360"/>
+      </w:pPr>
+      <w:rPr>
+        <w:rFonts w:ascii="Symbol" w:hAnsi="Symbol" w:hint="default"/>
+        <w:sz w:val="20"/>
+      </w:rPr>
+    </w:lvl>
+    <w:lvl w:ilvl="7" w:tentative="1">
+      <w:start w:val="1"/>
+      <w:numFmt w:val="bullet"/>
+      <w:lvlText w:val=""/>
+      <w:lvlJc w:val="left"/>
+      <w:pPr>
+        <w:tabs>
+          <w:tab w:val="num" w:pos="5760"/>
+        </w:tabs>
+        <w:ind w:left="5760" w:hanging="360"/>
+      </w:pPr>
+      <w:rPr>
+        <w:rFonts w:ascii="Symbol" w:hAnsi="Symbol" w:hint="default"/>
+        <w:sz w:val="20"/>
+      </w:rPr>
+    </w:lvl>
+    <w:lvl w:ilvl="8" w:tentative="1">
+      <w:start w:val="1"/>
+      <w:numFmt w:val="bullet"/>
+      <w:lvlText w:val=""/>
+      <w:lvlJc w:val="left"/>
+      <w:pPr>
+        <w:tabs>
+          <w:tab w:val="num" w:pos="6480"/>
+        </w:tabs>
+        <w:ind w:left="6480" w:hanging="360"/>
+      </w:pPr>
+      <w:rPr>
+        <w:rFonts w:ascii="Symbol" w:hAnsi="Symbol" w:hint="default"/>
+        <w:sz w:val="20"/>
+      </w:rPr>
+    </w:lvl>
+  </w:abstractNum>
+  <w:abstractNum w:abstractNumId="55" w15:restartNumberingAfterBreak="0">
+    <w:nsid w:val="6FC707E0"/>
+    <w:multiLevelType w:val="multilevel"/>
+    <w:tmpl w:val="BD446038"/>
+    <w:lvl w:ilvl="0">
+      <w:start w:val="1"/>
+      <w:numFmt w:val="bullet"/>
+      <w:lvlText w:val="o"/>
+      <w:lvlJc w:val="left"/>
+      <w:pPr>
+        <w:tabs>
+          <w:tab w:val="num" w:pos="720"/>
+        </w:tabs>
+        <w:ind w:left="720" w:hanging="360"/>
+      </w:pPr>
+      <w:rPr>
+        <w:rFonts w:ascii="Courier New" w:hAnsi="Courier New" w:hint="default"/>
+        <w:sz w:val="20"/>
+      </w:rPr>
+    </w:lvl>
+    <w:lvl w:ilvl="1" w:tentative="1">
+      <w:start w:val="1"/>
+      <w:numFmt w:val="bullet"/>
+      <w:lvlText w:val="o"/>
+      <w:lvlJc w:val="left"/>
+      <w:pPr>
+        <w:tabs>
+          <w:tab w:val="num" w:pos="1440"/>
+        </w:tabs>
+        <w:ind w:left="1440" w:hanging="360"/>
+      </w:pPr>
+      <w:rPr>
+        <w:rFonts w:ascii="Courier New" w:hAnsi="Courier New" w:hint="default"/>
+        <w:sz w:val="20"/>
+      </w:rPr>
+    </w:lvl>
+    <w:lvl w:ilvl="2" w:tentative="1">
+      <w:start w:val="1"/>
+      <w:numFmt w:val="bullet"/>
+      <w:lvlText w:val="o"/>
+      <w:lvlJc w:val="left"/>
+      <w:pPr>
+        <w:tabs>
+          <w:tab w:val="num" w:pos="2160"/>
+        </w:tabs>
+        <w:ind w:left="2160" w:hanging="360"/>
+      </w:pPr>
+      <w:rPr>
+        <w:rFonts w:ascii="Courier New" w:hAnsi="Courier New" w:hint="default"/>
+        <w:sz w:val="20"/>
+      </w:rPr>
+    </w:lvl>
+    <w:lvl w:ilvl="3" w:tentative="1">
+      <w:start w:val="1"/>
+      <w:numFmt w:val="bullet"/>
+      <w:lvlText w:val="o"/>
+      <w:lvlJc w:val="left"/>
+      <w:pPr>
+        <w:tabs>
+          <w:tab w:val="num" w:pos="2880"/>
+        </w:tabs>
+        <w:ind w:left="2880" w:hanging="360"/>
+      </w:pPr>
+      <w:rPr>
+        <w:rFonts w:ascii="Courier New" w:hAnsi="Courier New" w:hint="default"/>
+        <w:sz w:val="20"/>
+      </w:rPr>
+    </w:lvl>
+    <w:lvl w:ilvl="4" w:tentative="1">
+      <w:start w:val="1"/>
+      <w:numFmt w:val="bullet"/>
+      <w:lvlText w:val="o"/>
+      <w:lvlJc w:val="left"/>
+      <w:pPr>
+        <w:tabs>
+          <w:tab w:val="num" w:pos="3600"/>
+        </w:tabs>
+        <w:ind w:left="3600" w:hanging="360"/>
+      </w:pPr>
+      <w:rPr>
+        <w:rFonts w:ascii="Courier New" w:hAnsi="Courier New" w:hint="default"/>
+        <w:sz w:val="20"/>
+      </w:rPr>
+    </w:lvl>
+    <w:lvl w:ilvl="5" w:tentative="1">
+      <w:start w:val="1"/>
+      <w:numFmt w:val="bullet"/>
+      <w:lvlText w:val="o"/>
+      <w:lvlJc w:val="left"/>
+      <w:pPr>
+        <w:tabs>
+          <w:tab w:val="num" w:pos="4320"/>
+        </w:tabs>
+        <w:ind w:left="4320" w:hanging="360"/>
+      </w:pPr>
+      <w:rPr>
+        <w:rFonts w:ascii="Courier New" w:hAnsi="Courier New" w:hint="default"/>
+        <w:sz w:val="20"/>
+      </w:rPr>
+    </w:lvl>
+    <w:lvl w:ilvl="6" w:tentative="1">
+      <w:start w:val="1"/>
+      <w:numFmt w:val="bullet"/>
+      <w:lvlText w:val="o"/>
+      <w:lvlJc w:val="left"/>
+      <w:pPr>
+        <w:tabs>
+          <w:tab w:val="num" w:pos="5040"/>
+        </w:tabs>
+        <w:ind w:left="5040" w:hanging="360"/>
+      </w:pPr>
+      <w:rPr>
+        <w:rFonts w:ascii="Courier New" w:hAnsi="Courier New" w:hint="default"/>
+        <w:sz w:val="20"/>
+      </w:rPr>
+    </w:lvl>
+    <w:lvl w:ilvl="7" w:tentative="1">
+      <w:start w:val="1"/>
+      <w:numFmt w:val="bullet"/>
+      <w:lvlText w:val="o"/>
+      <w:lvlJc w:val="left"/>
+      <w:pPr>
+        <w:tabs>
+          <w:tab w:val="num" w:pos="5760"/>
+        </w:tabs>
+        <w:ind w:left="5760" w:hanging="360"/>
+      </w:pPr>
+      <w:rPr>
+        <w:rFonts w:ascii="Courier New" w:hAnsi="Courier New" w:hint="default"/>
+        <w:sz w:val="20"/>
+      </w:rPr>
+    </w:lvl>
+    <w:lvl w:ilvl="8" w:tentative="1">
+      <w:start w:val="1"/>
+      <w:numFmt w:val="bullet"/>
+      <w:lvlText w:val="o"/>
+      <w:lvlJc w:val="left"/>
+      <w:pPr>
+        <w:tabs>
+          <w:tab w:val="num" w:pos="6480"/>
+        </w:tabs>
+        <w:ind w:left="6480" w:hanging="360"/>
+      </w:pPr>
+      <w:rPr>
+        <w:rFonts w:ascii="Courier New" w:hAnsi="Courier New" w:hint="default"/>
+        <w:sz w:val="20"/>
+      </w:rPr>
+    </w:lvl>
+  </w:abstractNum>
+  <w:abstractNum w:abstractNumId="56" w15:restartNumberingAfterBreak="0">
     <w:nsid w:val="7013665B"/>
     <w:multiLevelType w:val="multilevel"/>
     <w:tmpl w:val="E424F26A"/>
@@ -18820,7 +25409,156 @@
       </w:pPr>
     </w:lvl>
   </w:abstractNum>
-  <w:abstractNum w:abstractNumId="30" w15:restartNumberingAfterBreak="0">
+  <w:abstractNum w:abstractNumId="57" w15:restartNumberingAfterBreak="0">
+    <w:nsid w:val="71337471"/>
+    <w:multiLevelType w:val="multilevel"/>
+    <w:tmpl w:val="BC06A5B4"/>
+    <w:lvl w:ilvl="0">
+      <w:start w:val="1"/>
+      <w:numFmt w:val="bullet"/>
+      <w:lvlText w:val=""/>
+      <w:lvlJc w:val="left"/>
+      <w:pPr>
+        <w:tabs>
+          <w:tab w:val="num" w:pos="720"/>
+        </w:tabs>
+        <w:ind w:left="720" w:hanging="360"/>
+      </w:pPr>
+      <w:rPr>
+        <w:rFonts w:ascii="Symbol" w:hAnsi="Symbol" w:hint="default"/>
+        <w:sz w:val="20"/>
+      </w:rPr>
+    </w:lvl>
+    <w:lvl w:ilvl="1" w:tentative="1">
+      <w:start w:val="1"/>
+      <w:numFmt w:val="bullet"/>
+      <w:lvlText w:val=""/>
+      <w:lvlJc w:val="left"/>
+      <w:pPr>
+        <w:tabs>
+          <w:tab w:val="num" w:pos="1440"/>
+        </w:tabs>
+        <w:ind w:left="1440" w:hanging="360"/>
+      </w:pPr>
+      <w:rPr>
+        <w:rFonts w:ascii="Symbol" w:hAnsi="Symbol" w:hint="default"/>
+        <w:sz w:val="20"/>
+      </w:rPr>
+    </w:lvl>
+    <w:lvl w:ilvl="2" w:tentative="1">
+      <w:start w:val="1"/>
+      <w:numFmt w:val="bullet"/>
+      <w:lvlText w:val=""/>
+      <w:lvlJc w:val="left"/>
+      <w:pPr>
+        <w:tabs>
+          <w:tab w:val="num" w:pos="2160"/>
+        </w:tabs>
+        <w:ind w:left="2160" w:hanging="360"/>
+      </w:pPr>
+      <w:rPr>
+        <w:rFonts w:ascii="Symbol" w:hAnsi="Symbol" w:hint="default"/>
+        <w:sz w:val="20"/>
+      </w:rPr>
+    </w:lvl>
+    <w:lvl w:ilvl="3" w:tentative="1">
+      <w:start w:val="1"/>
+      <w:numFmt w:val="bullet"/>
+      <w:lvlText w:val=""/>
+      <w:lvlJc w:val="left"/>
+      <w:pPr>
+        <w:tabs>
+          <w:tab w:val="num" w:pos="2880"/>
+        </w:tabs>
+        <w:ind w:left="2880" w:hanging="360"/>
+      </w:pPr>
+      <w:rPr>
+        <w:rFonts w:ascii="Symbol" w:hAnsi="Symbol" w:hint="default"/>
+        <w:sz w:val="20"/>
+      </w:rPr>
+    </w:lvl>
+    <w:lvl w:ilvl="4" w:tentative="1">
+      <w:start w:val="1"/>
+      <w:numFmt w:val="bullet"/>
+      <w:lvlText w:val=""/>
+      <w:lvlJc w:val="left"/>
+      <w:pPr>
+        <w:tabs>
+          <w:tab w:val="num" w:pos="3600"/>
+        </w:tabs>
+        <w:ind w:left="3600" w:hanging="360"/>
+      </w:pPr>
+      <w:rPr>
+        <w:rFonts w:ascii="Symbol" w:hAnsi="Symbol" w:hint="default"/>
+        <w:sz w:val="20"/>
+      </w:rPr>
+    </w:lvl>
+    <w:lvl w:ilvl="5" w:tentative="1">
+      <w:start w:val="1"/>
+      <w:numFmt w:val="bullet"/>
+      <w:lvlText w:val=""/>
+      <w:lvlJc w:val="left"/>
+      <w:pPr>
+        <w:tabs>
+          <w:tab w:val="num" w:pos="4320"/>
+        </w:tabs>
+        <w:ind w:left="4320" w:hanging="360"/>
+      </w:pPr>
+      <w:rPr>
+        <w:rFonts w:ascii="Symbol" w:hAnsi="Symbol" w:hint="default"/>
+        <w:sz w:val="20"/>
+      </w:rPr>
+    </w:lvl>
+    <w:lvl w:ilvl="6" w:tentative="1">
+      <w:start w:val="1"/>
+      <w:numFmt w:val="bullet"/>
+      <w:lvlText w:val=""/>
+      <w:lvlJc w:val="left"/>
+      <w:pPr>
+        <w:tabs>
+          <w:tab w:val="num" w:pos="5040"/>
+        </w:tabs>
+        <w:ind w:left="5040" w:hanging="360"/>
+      </w:pPr>
+      <w:rPr>
+        <w:rFonts w:ascii="Symbol" w:hAnsi="Symbol" w:hint="default"/>
+        <w:sz w:val="20"/>
+      </w:rPr>
+    </w:lvl>
+    <w:lvl w:ilvl="7" w:tentative="1">
+      <w:start w:val="1"/>
+      <w:numFmt w:val="bullet"/>
+      <w:lvlText w:val=""/>
+      <w:lvlJc w:val="left"/>
+      <w:pPr>
+        <w:tabs>
+          <w:tab w:val="num" w:pos="5760"/>
+        </w:tabs>
+        <w:ind w:left="5760" w:hanging="360"/>
+      </w:pPr>
+      <w:rPr>
+        <w:rFonts w:ascii="Symbol" w:hAnsi="Symbol" w:hint="default"/>
+        <w:sz w:val="20"/>
+      </w:rPr>
+    </w:lvl>
+    <w:lvl w:ilvl="8" w:tentative="1">
+      <w:start w:val="1"/>
+      <w:numFmt w:val="bullet"/>
+      <w:lvlText w:val=""/>
+      <w:lvlJc w:val="left"/>
+      <w:pPr>
+        <w:tabs>
+          <w:tab w:val="num" w:pos="6480"/>
+        </w:tabs>
+        <w:ind w:left="6480" w:hanging="360"/>
+      </w:pPr>
+      <w:rPr>
+        <w:rFonts w:ascii="Symbol" w:hAnsi="Symbol" w:hint="default"/>
+        <w:sz w:val="20"/>
+      </w:rPr>
+    </w:lvl>
+  </w:abstractNum>
+  <w:abstractNum w:abstractNumId="58" w15:restartNumberingAfterBreak="0">
     <w:nsid w:val="719416C9"/>
     <w:multiLevelType w:val="multilevel"/>
     <w:tmpl w:val="A52615A8"/>
@@ -18969,7 +25707,7 @@
       </w:rPr>
     </w:lvl>
   </w:abstractNum>
-  <w:abstractNum w:abstractNumId="31" w15:restartNumberingAfterBreak="0">
+  <w:abstractNum w:abstractNumId="59" w15:restartNumberingAfterBreak="0">
     <w:nsid w:val="72F27E9B"/>
     <w:multiLevelType w:val="multilevel"/>
     <w:tmpl w:val="AD2AAD48"/>
@@ -19082,7 +25820,7 @@
       </w:pPr>
     </w:lvl>
   </w:abstractNum>
-  <w:abstractNum w:abstractNumId="32" w15:restartNumberingAfterBreak="0">
+  <w:abstractNum w:abstractNumId="60" w15:restartNumberingAfterBreak="0">
     <w:nsid w:val="73106ADF"/>
     <w:multiLevelType w:val="multilevel"/>
     <w:tmpl w:val="6F2A15F6"/>
@@ -19231,7 +25969,7 @@
       </w:rPr>
     </w:lvl>
   </w:abstractNum>
-  <w:abstractNum w:abstractNumId="33" w15:restartNumberingAfterBreak="0">
+  <w:abstractNum w:abstractNumId="61" w15:restartNumberingAfterBreak="0">
     <w:nsid w:val="73513571"/>
     <w:multiLevelType w:val="multilevel"/>
     <w:tmpl w:val="F2565370"/>
@@ -19380,7 +26118,7 @@
       </w:rPr>
     </w:lvl>
   </w:abstractNum>
-  <w:abstractNum w:abstractNumId="34" w15:restartNumberingAfterBreak="0">
+  <w:abstractNum w:abstractNumId="62" w15:restartNumberingAfterBreak="0">
     <w:nsid w:val="74D271AC"/>
     <w:multiLevelType w:val="multilevel"/>
     <w:tmpl w:val="262E09D6"/>
@@ -19529,7 +26267,7 @@
       </w:rPr>
     </w:lvl>
   </w:abstractNum>
-  <w:abstractNum w:abstractNumId="35" w15:restartNumberingAfterBreak="0">
+  <w:abstractNum w:abstractNumId="63" w15:restartNumberingAfterBreak="0">
     <w:nsid w:val="75DD6158"/>
     <w:multiLevelType w:val="multilevel"/>
     <w:tmpl w:val="6D721BF4"/>
@@ -19646,7 +26384,120 @@
       </w:pPr>
     </w:lvl>
   </w:abstractNum>
-  <w:abstractNum w:abstractNumId="36" w15:restartNumberingAfterBreak="0">
+  <w:abstractNum w:abstractNumId="64" w15:restartNumberingAfterBreak="0">
+    <w:nsid w:val="76060FEA"/>
+    <w:multiLevelType w:val="multilevel"/>
+    <w:tmpl w:val="6E844624"/>
+    <w:lvl w:ilvl="0">
+      <w:start w:val="1"/>
+      <w:numFmt w:val="decimal"/>
+      <w:lvlText w:val="%1."/>
+      <w:lvlJc w:val="left"/>
+      <w:pPr>
+        <w:tabs>
+          <w:tab w:val="num" w:pos="720"/>
+        </w:tabs>
+        <w:ind w:left="720" w:hanging="360"/>
+      </w:pPr>
+    </w:lvl>
+    <w:lvl w:ilvl="1" w:tentative="1">
+      <w:start w:val="1"/>
+      <w:numFmt w:val="decimal"/>
+      <w:lvlText w:val="%2."/>
+      <w:lvlJc w:val="left"/>
+      <w:pPr>
+        <w:tabs>
+          <w:tab w:val="num" w:pos="1440"/>
+        </w:tabs>
+        <w:ind w:left="1440" w:hanging="360"/>
+      </w:pPr>
+    </w:lvl>
+    <w:lvl w:ilvl="2" w:tentative="1">
+      <w:start w:val="1"/>
+      <w:numFmt w:val="decimal"/>
+      <w:lvlText w:val="%3."/>
+      <w:lvlJc w:val="left"/>
+      <w:pPr>
+        <w:tabs>
+          <w:tab w:val="num" w:pos="2160"/>
+        </w:tabs>
+        <w:ind w:left="2160" w:hanging="360"/>
+      </w:pPr>
+    </w:lvl>
+    <w:lvl w:ilvl="3" w:tentative="1">
+      <w:start w:val="1"/>
+      <w:numFmt w:val="decimal"/>
+      <w:lvlText w:val="%4."/>
+      <w:lvlJc w:val="left"/>
+      <w:pPr>
+        <w:tabs>
+          <w:tab w:val="num" w:pos="2880"/>
+        </w:tabs>
+        <w:ind w:left="2880" w:hanging="360"/>
+      </w:pPr>
+    </w:lvl>
+    <w:lvl w:ilvl="4" w:tentative="1">
+      <w:start w:val="1"/>
+      <w:numFmt w:val="decimal"/>
+      <w:lvlText w:val="%5."/>
+      <w:lvlJc w:val="left"/>
+      <w:pPr>
+        <w:tabs>
+          <w:tab w:val="num" w:pos="3600"/>
+        </w:tabs>
+        <w:ind w:left="3600" w:hanging="360"/>
+      </w:pPr>
+    </w:lvl>
+    <w:lvl w:ilvl="5" w:tentative="1">
+      <w:start w:val="1"/>
+      <w:numFmt w:val="decimal"/>
+      <w:lvlText w:val="%6."/>
+      <w:lvlJc w:val="left"/>
+      <w:pPr>
+        <w:tabs>
+          <w:tab w:val="num" w:pos="4320"/>
+        </w:tabs>
+        <w:ind w:left="4320" w:hanging="360"/>
+      </w:pPr>
+    </w:lvl>
+    <w:lvl w:ilvl="6" w:tentative="1">
+      <w:start w:val="1"/>
+      <w:numFmt w:val="decimal"/>
+      <w:lvlText w:val="%7."/>
+      <w:lvlJc w:val="left"/>
+      <w:pPr>
+        <w:tabs>
+          <w:tab w:val="num" w:pos="5040"/>
+        </w:tabs>
+        <w:ind w:left="5040" w:hanging="360"/>
+      </w:pPr>
+    </w:lvl>
+    <w:lvl w:ilvl="7" w:tentative="1">
+      <w:start w:val="1"/>
+      <w:numFmt w:val="decimal"/>
+      <w:lvlText w:val="%8."/>
+      <w:lvlJc w:val="left"/>
+      <w:pPr>
+        <w:tabs>
+          <w:tab w:val="num" w:pos="5760"/>
+        </w:tabs>
+        <w:ind w:left="5760" w:hanging="360"/>
+      </w:pPr>
+    </w:lvl>
+    <w:lvl w:ilvl="8" w:tentative="1">
+      <w:start w:val="1"/>
+      <w:numFmt w:val="decimal"/>
+      <w:lvlText w:val="%9."/>
+      <w:lvlJc w:val="left"/>
+      <w:pPr>
+        <w:tabs>
+          <w:tab w:val="num" w:pos="6480"/>
+        </w:tabs>
+        <w:ind w:left="6480" w:hanging="360"/>
+      </w:pPr>
+    </w:lvl>
+  </w:abstractNum>
+  <w:abstractNum w:abstractNumId="65" w15:restartNumberingAfterBreak="0">
     <w:nsid w:val="761F4D77"/>
     <w:multiLevelType w:val="multilevel"/>
     <w:tmpl w:val="497C98E8"/>
@@ -19795,7 +26646,7 @@
       </w:rPr>
     </w:lvl>
   </w:abstractNum>
-  <w:abstractNum w:abstractNumId="37" w15:restartNumberingAfterBreak="0">
+  <w:abstractNum w:abstractNumId="66" w15:restartNumberingAfterBreak="0">
     <w:nsid w:val="76FD0748"/>
     <w:multiLevelType w:val="multilevel"/>
     <w:tmpl w:val="25D6FBC0"/>
@@ -19944,7 +26795,7 @@
       </w:rPr>
     </w:lvl>
   </w:abstractNum>
-  <w:abstractNum w:abstractNumId="38" w15:restartNumberingAfterBreak="0">
+  <w:abstractNum w:abstractNumId="67" w15:restartNumberingAfterBreak="0">
     <w:nsid w:val="770C5D25"/>
     <w:multiLevelType w:val="multilevel"/>
     <w:tmpl w:val="17B4B282"/>
@@ -20093,7 +26944,7 @@
       </w:rPr>
     </w:lvl>
   </w:abstractNum>
-  <w:abstractNum w:abstractNumId="39" w15:restartNumberingAfterBreak="0">
+  <w:abstractNum w:abstractNumId="68" w15:restartNumberingAfterBreak="0">
     <w:nsid w:val="79590FDF"/>
     <w:multiLevelType w:val="multilevel"/>
     <w:tmpl w:val="257C8BA4"/>
@@ -20242,7 +27093,156 @@
       </w:rPr>
     </w:lvl>
   </w:abstractNum>
-  <w:abstractNum w:abstractNumId="40" w15:restartNumberingAfterBreak="0">
+  <w:abstractNum w:abstractNumId="69" w15:restartNumberingAfterBreak="0">
+    <w:nsid w:val="7A351C61"/>
+    <w:multiLevelType w:val="multilevel"/>
+    <w:tmpl w:val="C9D69AFE"/>
+    <w:lvl w:ilvl="0">
+      <w:start w:val="1"/>
+      <w:numFmt w:val="bullet"/>
+      <w:lvlText w:val=""/>
+      <w:lvlJc w:val="left"/>
+      <w:pPr>
+        <w:tabs>
+          <w:tab w:val="num" w:pos="720"/>
+        </w:tabs>
+        <w:ind w:left="720" w:hanging="360"/>
+      </w:pPr>
+      <w:rPr>
+        <w:rFonts w:ascii="Symbol" w:hAnsi="Symbol" w:hint="default"/>
+        <w:sz w:val="20"/>
+      </w:rPr>
+    </w:lvl>
+    <w:lvl w:ilvl="1" w:tentative="1">
+      <w:start w:val="1"/>
+      <w:numFmt w:val="bullet"/>
+      <w:lvlText w:val=""/>
+      <w:lvlJc w:val="left"/>
+      <w:pPr>
+        <w:tabs>
+          <w:tab w:val="num" w:pos="1440"/>
+        </w:tabs>
+        <w:ind w:left="1440" w:hanging="360"/>
+      </w:pPr>
+      <w:rPr>
+        <w:rFonts w:ascii="Symbol" w:hAnsi="Symbol" w:hint="default"/>
+        <w:sz w:val="20"/>
+      </w:rPr>
+    </w:lvl>
+    <w:lvl w:ilvl="2" w:tentative="1">
+      <w:start w:val="1"/>
+      <w:numFmt w:val="bullet"/>
+      <w:lvlText w:val=""/>
+      <w:lvlJc w:val="left"/>
+      <w:pPr>
+        <w:tabs>
+          <w:tab w:val="num" w:pos="2160"/>
+        </w:tabs>
+        <w:ind w:left="2160" w:hanging="360"/>
+      </w:pPr>
+      <w:rPr>
+        <w:rFonts w:ascii="Symbol" w:hAnsi="Symbol" w:hint="default"/>
+        <w:sz w:val="20"/>
+      </w:rPr>
+    </w:lvl>
+    <w:lvl w:ilvl="3" w:tentative="1">
+      <w:start w:val="1"/>
+      <w:numFmt w:val="bullet"/>
+      <w:lvlText w:val=""/>
+      <w:lvlJc w:val="left"/>
+      <w:pPr>
+        <w:tabs>
+          <w:tab w:val="num" w:pos="2880"/>
+        </w:tabs>
+        <w:ind w:left="2880" w:hanging="360"/>
+      </w:pPr>
+      <w:rPr>
+        <w:rFonts w:ascii="Symbol" w:hAnsi="Symbol" w:hint="default"/>
+        <w:sz w:val="20"/>
+      </w:rPr>
+    </w:lvl>
+    <w:lvl w:ilvl="4" w:tentative="1">
+      <w:start w:val="1"/>
+      <w:numFmt w:val="bullet"/>
+      <w:lvlText w:val=""/>
+      <w:lvlJc w:val="left"/>
+      <w:pPr>
+        <w:tabs>
+          <w:tab w:val="num" w:pos="3600"/>
+        </w:tabs>
+        <w:ind w:left="3600" w:hanging="360"/>
+      </w:pPr>
+      <w:rPr>
+        <w:rFonts w:ascii="Symbol" w:hAnsi="Symbol" w:hint="default"/>
+        <w:sz w:val="20"/>
+      </w:rPr>
+    </w:lvl>
+    <w:lvl w:ilvl="5" w:tentative="1">
+      <w:start w:val="1"/>
+      <w:numFmt w:val="bullet"/>
+      <w:lvlText w:val=""/>
+      <w:lvlJc w:val="left"/>
+      <w:pPr>
+        <w:tabs>
+          <w:tab w:val="num" w:pos="4320"/>
+        </w:tabs>
+        <w:ind w:left="4320" w:hanging="360"/>
+      </w:pPr>
+      <w:rPr>
+        <w:rFonts w:ascii="Symbol" w:hAnsi="Symbol" w:hint="default"/>
+        <w:sz w:val="20"/>
+      </w:rPr>
+    </w:lvl>
+    <w:lvl w:ilvl="6" w:tentative="1">
+      <w:start w:val="1"/>
+      <w:numFmt w:val="bullet"/>
+      <w:lvlText w:val=""/>
+      <w:lvlJc w:val="left"/>
+      <w:pPr>
+        <w:tabs>
+          <w:tab w:val="num" w:pos="5040"/>
+        </w:tabs>
+        <w:ind w:left="5040" w:hanging="360"/>
+      </w:pPr>
+      <w:rPr>
+        <w:rFonts w:ascii="Symbol" w:hAnsi="Symbol" w:hint="default"/>
+        <w:sz w:val="20"/>
+      </w:rPr>
+    </w:lvl>
+    <w:lvl w:ilvl="7" w:tentative="1">
+      <w:start w:val="1"/>
+      <w:numFmt w:val="bullet"/>
+      <w:lvlText w:val=""/>
+      <w:lvlJc w:val="left"/>
+      <w:pPr>
+        <w:tabs>
+          <w:tab w:val="num" w:pos="5760"/>
+        </w:tabs>
+        <w:ind w:left="5760" w:hanging="360"/>
+      </w:pPr>
+      <w:rPr>
+        <w:rFonts w:ascii="Symbol" w:hAnsi="Symbol" w:hint="default"/>
+        <w:sz w:val="20"/>
+      </w:rPr>
+    </w:lvl>
+    <w:lvl w:ilvl="8" w:tentative="1">
+      <w:start w:val="1"/>
+      <w:numFmt w:val="bullet"/>
+      <w:lvlText w:val=""/>
+      <w:lvlJc w:val="left"/>
+      <w:pPr>
+        <w:tabs>
+          <w:tab w:val="num" w:pos="6480"/>
+        </w:tabs>
+        <w:ind w:left="6480" w:hanging="360"/>
+      </w:pPr>
+      <w:rPr>
+        <w:rFonts w:ascii="Symbol" w:hAnsi="Symbol" w:hint="default"/>
+        <w:sz w:val="20"/>
+      </w:rPr>
+    </w:lvl>
+  </w:abstractNum>
+  <w:abstractNum w:abstractNumId="70" w15:restartNumberingAfterBreak="0">
     <w:nsid w:val="7EDC09FC"/>
     <w:multiLevelType w:val="multilevel"/>
     <w:tmpl w:val="663A3684"/>
@@ -20391,173 +27391,442 @@
       </w:rPr>
     </w:lvl>
   </w:abstractNum>
+  <w:abstractNum w:abstractNumId="71" w15:restartNumberingAfterBreak="0">
+    <w:nsid w:val="7F0A6E76"/>
+    <w:multiLevelType w:val="multilevel"/>
+    <w:tmpl w:val="D8FCC65A"/>
+    <w:lvl w:ilvl="0">
+      <w:start w:val="1"/>
+      <w:numFmt w:val="bullet"/>
+      <w:lvlText w:val=""/>
+      <w:lvlJc w:val="left"/>
+      <w:pPr>
+        <w:tabs>
+          <w:tab w:val="num" w:pos="720"/>
+        </w:tabs>
+        <w:ind w:left="720" w:hanging="360"/>
+      </w:pPr>
+      <w:rPr>
+        <w:rFonts w:ascii="Symbol" w:hAnsi="Symbol" w:hint="default"/>
+        <w:sz w:val="20"/>
+      </w:rPr>
+    </w:lvl>
+    <w:lvl w:ilvl="1">
+      <w:start w:val="1"/>
+      <w:numFmt w:val="bullet"/>
+      <w:lvlText w:val=""/>
+      <w:lvlJc w:val="left"/>
+      <w:pPr>
+        <w:tabs>
+          <w:tab w:val="num" w:pos="1440"/>
+        </w:tabs>
+        <w:ind w:left="1440" w:hanging="360"/>
+      </w:pPr>
+      <w:rPr>
+        <w:rFonts w:ascii="Symbol" w:hAnsi="Symbol" w:hint="default"/>
+        <w:sz w:val="20"/>
+      </w:rPr>
+    </w:lvl>
+    <w:lvl w:ilvl="2" w:tentative="1">
+      <w:start w:val="1"/>
+      <w:numFmt w:val="bullet"/>
+      <w:lvlText w:val=""/>
+      <w:lvlJc w:val="left"/>
+      <w:pPr>
+        <w:tabs>
+          <w:tab w:val="num" w:pos="2160"/>
+        </w:tabs>
+        <w:ind w:left="2160" w:hanging="360"/>
+      </w:pPr>
+      <w:rPr>
+        <w:rFonts w:ascii="Symbol" w:hAnsi="Symbol" w:hint="default"/>
+        <w:sz w:val="20"/>
+      </w:rPr>
+    </w:lvl>
+    <w:lvl w:ilvl="3" w:tentative="1">
+      <w:start w:val="1"/>
+      <w:numFmt w:val="bullet"/>
+      <w:lvlText w:val=""/>
+      <w:lvlJc w:val="left"/>
+      <w:pPr>
+        <w:tabs>
+          <w:tab w:val="num" w:pos="2880"/>
+        </w:tabs>
+        <w:ind w:left="2880" w:hanging="360"/>
+      </w:pPr>
+      <w:rPr>
+        <w:rFonts w:ascii="Symbol" w:hAnsi="Symbol" w:hint="default"/>
+        <w:sz w:val="20"/>
+      </w:rPr>
+    </w:lvl>
+    <w:lvl w:ilvl="4" w:tentative="1">
+      <w:start w:val="1"/>
+      <w:numFmt w:val="bullet"/>
+      <w:lvlText w:val=""/>
+      <w:lvlJc w:val="left"/>
+      <w:pPr>
+        <w:tabs>
+          <w:tab w:val="num" w:pos="3600"/>
+        </w:tabs>
+        <w:ind w:left="3600" w:hanging="360"/>
+      </w:pPr>
+      <w:rPr>
+        <w:rFonts w:ascii="Symbol" w:hAnsi="Symbol" w:hint="default"/>
+        <w:sz w:val="20"/>
+      </w:rPr>
+    </w:lvl>
+    <w:lvl w:ilvl="5" w:tentative="1">
+      <w:start w:val="1"/>
+      <w:numFmt w:val="bullet"/>
+      <w:lvlText w:val=""/>
+      <w:lvlJc w:val="left"/>
+      <w:pPr>
+        <w:tabs>
+          <w:tab w:val="num" w:pos="4320"/>
+        </w:tabs>
+        <w:ind w:left="4320" w:hanging="360"/>
+      </w:pPr>
+      <w:rPr>
+        <w:rFonts w:ascii="Symbol" w:hAnsi="Symbol" w:hint="default"/>
+        <w:sz w:val="20"/>
+      </w:rPr>
+    </w:lvl>
+    <w:lvl w:ilvl="6" w:tentative="1">
+      <w:start w:val="1"/>
+      <w:numFmt w:val="bullet"/>
+      <w:lvlText w:val=""/>
+      <w:lvlJc w:val="left"/>
+      <w:pPr>
+        <w:tabs>
+          <w:tab w:val="num" w:pos="5040"/>
+        </w:tabs>
+        <w:ind w:left="5040" w:hanging="360"/>
+      </w:pPr>
+      <w:rPr>
+        <w:rFonts w:ascii="Symbol" w:hAnsi="Symbol" w:hint="default"/>
+        <w:sz w:val="20"/>
+      </w:rPr>
+    </w:lvl>
+    <w:lvl w:ilvl="7" w:tentative="1">
+      <w:start w:val="1"/>
+      <w:numFmt w:val="bullet"/>
+      <w:lvlText w:val=""/>
+      <w:lvlJc w:val="left"/>
+      <w:pPr>
+        <w:tabs>
+          <w:tab w:val="num" w:pos="5760"/>
+        </w:tabs>
+        <w:ind w:left="5760" w:hanging="360"/>
+      </w:pPr>
+      <w:rPr>
+        <w:rFonts w:ascii="Symbol" w:hAnsi="Symbol" w:hint="default"/>
+        <w:sz w:val="20"/>
+      </w:rPr>
+    </w:lvl>
+    <w:lvl w:ilvl="8" w:tentative="1">
+      <w:start w:val="1"/>
+      <w:numFmt w:val="bullet"/>
+      <w:lvlText w:val=""/>
+      <w:lvlJc w:val="left"/>
+      <w:pPr>
+        <w:tabs>
+          <w:tab w:val="num" w:pos="6480"/>
+        </w:tabs>
+        <w:ind w:left="6480" w:hanging="360"/>
+      </w:pPr>
+      <w:rPr>
+        <w:rFonts w:ascii="Symbol" w:hAnsi="Symbol" w:hint="default"/>
+        <w:sz w:val="20"/>
+      </w:rPr>
+    </w:lvl>
+  </w:abstractNum>
   <w:num w:numId="1" w16cid:durableId="2041929052">
-    <w:abstractNumId w:val="26"/>
+    <w:abstractNumId w:val="44"/>
   </w:num>
   <w:num w:numId="2" w16cid:durableId="1566647794">
-    <w:abstractNumId w:val="14"/>
+    <w:abstractNumId w:val="22"/>
   </w:num>
   <w:num w:numId="3" w16cid:durableId="1279798704">
-    <w:abstractNumId w:val="25"/>
+    <w:abstractNumId w:val="43"/>
   </w:num>
   <w:num w:numId="4" w16cid:durableId="270482141">
     <w:abstractNumId w:val="0"/>
   </w:num>
   <w:num w:numId="5" w16cid:durableId="1945771553">
-    <w:abstractNumId w:val="40"/>
+    <w:abstractNumId w:val="70"/>
   </w:num>
   <w:num w:numId="6" w16cid:durableId="1598950653">
-    <w:abstractNumId w:val="17"/>
+    <w:abstractNumId w:val="29"/>
   </w:num>
   <w:num w:numId="7" w16cid:durableId="1917546522">
-    <w:abstractNumId w:val="1"/>
+    <w:abstractNumId w:val="3"/>
   </w:num>
   <w:num w:numId="8" w16cid:durableId="1990330634">
-    <w:abstractNumId w:val="1"/>
+    <w:abstractNumId w:val="3"/>
     <w:lvlOverride w:ilvl="2">
       <w:startOverride w:val="1"/>
     </w:lvlOverride>
   </w:num>
   <w:num w:numId="9" w16cid:durableId="1789007620">
-    <w:abstractNumId w:val="15"/>
+    <w:abstractNumId w:val="25"/>
     <w:lvlOverride w:ilvl="0">
       <w:startOverride w:val="1"/>
     </w:lvlOverride>
   </w:num>
   <w:num w:numId="10" w16cid:durableId="2047833265">
-    <w:abstractNumId w:val="10"/>
+    <w:abstractNumId w:val="18"/>
     <w:lvlOverride w:ilvl="0">
       <w:startOverride w:val="1"/>
     </w:lvlOverride>
   </w:num>
   <w:num w:numId="11" w16cid:durableId="1444886475">
-    <w:abstractNumId w:val="29"/>
+    <w:abstractNumId w:val="56"/>
     <w:lvlOverride w:ilvl="0">
       <w:startOverride w:val="1"/>
     </w:lvlOverride>
   </w:num>
   <w:num w:numId="12" w16cid:durableId="207691038">
-    <w:abstractNumId w:val="35"/>
+    <w:abstractNumId w:val="63"/>
     <w:lvlOverride w:ilvl="0">
       <w:startOverride w:val="1"/>
     </w:lvlOverride>
   </w:num>
   <w:num w:numId="13" w16cid:durableId="1358459580">
-    <w:abstractNumId w:val="23"/>
+    <w:abstractNumId w:val="40"/>
   </w:num>
   <w:num w:numId="14" w16cid:durableId="1587886774">
-    <w:abstractNumId w:val="31"/>
+    <w:abstractNumId w:val="59"/>
     <w:lvlOverride w:ilvl="0">
       <w:startOverride w:val="1"/>
     </w:lvlOverride>
   </w:num>
   <w:num w:numId="15" w16cid:durableId="1192571725">
-    <w:abstractNumId w:val="6"/>
+    <w:abstractNumId w:val="10"/>
   </w:num>
   <w:num w:numId="16" w16cid:durableId="1483500548">
-    <w:abstractNumId w:val="28"/>
+    <w:abstractNumId w:val="53"/>
   </w:num>
   <w:num w:numId="17" w16cid:durableId="1352223817">
-    <w:abstractNumId w:val="9"/>
+    <w:abstractNumId w:val="17"/>
   </w:num>
   <w:num w:numId="18" w16cid:durableId="1276516863">
-    <w:abstractNumId w:val="22"/>
+    <w:abstractNumId w:val="39"/>
   </w:num>
   <w:num w:numId="19" w16cid:durableId="1894078907">
-    <w:abstractNumId w:val="2"/>
+    <w:abstractNumId w:val="4"/>
   </w:num>
   <w:num w:numId="20" w16cid:durableId="670987138">
-    <w:abstractNumId w:val="24"/>
+    <w:abstractNumId w:val="42"/>
   </w:num>
   <w:num w:numId="21" w16cid:durableId="473791364">
-    <w:abstractNumId w:val="5"/>
+    <w:abstractNumId w:val="8"/>
   </w:num>
   <w:num w:numId="22" w16cid:durableId="1864203498">
-    <w:abstractNumId w:val="5"/>
+    <w:abstractNumId w:val="8"/>
     <w:lvlOverride w:ilvl="2">
       <w:startOverride w:val="1"/>
     </w:lvlOverride>
   </w:num>
   <w:num w:numId="23" w16cid:durableId="1016032709">
-    <w:abstractNumId w:val="39"/>
+    <w:abstractNumId w:val="68"/>
   </w:num>
   <w:num w:numId="24" w16cid:durableId="986007309">
-    <w:abstractNumId w:val="36"/>
+    <w:abstractNumId w:val="65"/>
   </w:num>
   <w:num w:numId="25" w16cid:durableId="1590699678">
-    <w:abstractNumId w:val="37"/>
+    <w:abstractNumId w:val="66"/>
   </w:num>
   <w:num w:numId="26" w16cid:durableId="779489400">
-    <w:abstractNumId w:val="12"/>
+    <w:abstractNumId w:val="20"/>
   </w:num>
   <w:num w:numId="27" w16cid:durableId="734203479">
-    <w:abstractNumId w:val="33"/>
+    <w:abstractNumId w:val="61"/>
   </w:num>
   <w:num w:numId="28" w16cid:durableId="1797406131">
-    <w:abstractNumId w:val="21"/>
+    <w:abstractNumId w:val="38"/>
     <w:lvlOverride w:ilvl="0">
       <w:startOverride w:val="1"/>
     </w:lvlOverride>
   </w:num>
   <w:num w:numId="29" w16cid:durableId="729962657">
-    <w:abstractNumId w:val="20"/>
+    <w:abstractNumId w:val="37"/>
     <w:lvlOverride w:ilvl="0">
       <w:startOverride w:val="1"/>
     </w:lvlOverride>
   </w:num>
   <w:num w:numId="30" w16cid:durableId="553735789">
-    <w:abstractNumId w:val="4"/>
+    <w:abstractNumId w:val="6"/>
     <w:lvlOverride w:ilvl="0">
       <w:startOverride w:val="1"/>
     </w:lvlOverride>
   </w:num>
   <w:num w:numId="31" w16cid:durableId="1357077489">
-    <w:abstractNumId w:val="18"/>
+    <w:abstractNumId w:val="31"/>
   </w:num>
   <w:num w:numId="32" w16cid:durableId="1934968638">
-    <w:abstractNumId w:val="32"/>
+    <w:abstractNumId w:val="60"/>
   </w:num>
   <w:num w:numId="33" w16cid:durableId="398597505">
-    <w:abstractNumId w:val="19"/>
+    <w:abstractNumId w:val="34"/>
   </w:num>
   <w:num w:numId="34" w16cid:durableId="976833634">
-    <w:abstractNumId w:val="3"/>
+    <w:abstractNumId w:val="5"/>
   </w:num>
   <w:num w:numId="35" w16cid:durableId="201670268">
-    <w:abstractNumId w:val="16"/>
+    <w:abstractNumId w:val="28"/>
   </w:num>
   <w:num w:numId="36" w16cid:durableId="770203758">
-    <w:abstractNumId w:val="27"/>
+    <w:abstractNumId w:val="47"/>
     <w:lvlOverride w:ilvl="0">
       <w:startOverride w:val="1"/>
     </w:lvlOverride>
   </w:num>
   <w:num w:numId="37" w16cid:durableId="1070689882">
+    <w:abstractNumId w:val="12"/>
+    <w:lvlOverride w:ilvl="0">
+      <w:startOverride w:val="1"/>
+    </w:lvlOverride>
+  </w:num>
+  <w:num w:numId="38" w16cid:durableId="1941646293">
+    <w:abstractNumId w:val="21"/>
+    <w:lvlOverride w:ilvl="0">
+      <w:startOverride w:val="3"/>
+    </w:lvlOverride>
+  </w:num>
+  <w:num w:numId="39" w16cid:durableId="887573251">
+    <w:abstractNumId w:val="15"/>
+  </w:num>
+  <w:num w:numId="40" w16cid:durableId="1346249025">
+    <w:abstractNumId w:val="62"/>
+  </w:num>
+  <w:num w:numId="41" w16cid:durableId="1240138815">
+    <w:abstractNumId w:val="67"/>
+  </w:num>
+  <w:num w:numId="42" w16cid:durableId="271515704">
+    <w:abstractNumId w:val="58"/>
+  </w:num>
+  <w:num w:numId="43" w16cid:durableId="999652112">
+    <w:abstractNumId w:val="19"/>
+    <w:lvlOverride w:ilvl="0">
+      <w:startOverride w:val="1"/>
+    </w:lvlOverride>
+  </w:num>
+  <w:num w:numId="44" w16cid:durableId="511725984">
+    <w:abstractNumId w:val="30"/>
+  </w:num>
+  <w:num w:numId="45" w16cid:durableId="850992237">
+    <w:abstractNumId w:val="57"/>
+  </w:num>
+  <w:num w:numId="46" w16cid:durableId="1797601377">
+    <w:abstractNumId w:val="36"/>
+  </w:num>
+  <w:num w:numId="47" w16cid:durableId="1239901883">
+    <w:abstractNumId w:val="16"/>
+  </w:num>
+  <w:num w:numId="48" w16cid:durableId="477845767">
+    <w:abstractNumId w:val="9"/>
+  </w:num>
+  <w:num w:numId="49" w16cid:durableId="125590451">
+    <w:abstractNumId w:val="27"/>
+  </w:num>
+  <w:num w:numId="50" w16cid:durableId="315885516">
+    <w:abstractNumId w:val="23"/>
+  </w:num>
+  <w:num w:numId="51" w16cid:durableId="1788201">
+    <w:abstractNumId w:val="33"/>
+  </w:num>
+  <w:num w:numId="52" w16cid:durableId="1747527710">
+    <w:abstractNumId w:val="46"/>
+  </w:num>
+  <w:num w:numId="53" w16cid:durableId="276835879">
+    <w:abstractNumId w:val="24"/>
+  </w:num>
+  <w:num w:numId="54" w16cid:durableId="620767806">
+    <w:abstractNumId w:val="24"/>
+    <w:lvlOverride w:ilvl="2">
+      <w:startOverride w:val="1"/>
+    </w:lvlOverride>
+  </w:num>
+  <w:num w:numId="55" w16cid:durableId="932320983">
+    <w:abstractNumId w:val="45"/>
+  </w:num>
+  <w:num w:numId="56" w16cid:durableId="483278057">
+    <w:abstractNumId w:val="49"/>
+  </w:num>
+  <w:num w:numId="57" w16cid:durableId="1419600238">
+    <w:abstractNumId w:val="51"/>
+  </w:num>
+  <w:num w:numId="58" w16cid:durableId="1035077554">
+    <w:abstractNumId w:val="69"/>
+  </w:num>
+  <w:num w:numId="59" w16cid:durableId="724833531">
+    <w:abstractNumId w:val="54"/>
+  </w:num>
+  <w:num w:numId="60" w16cid:durableId="1520705678">
+    <w:abstractNumId w:val="11"/>
+    <w:lvlOverride w:ilvl="0">
+      <w:startOverride w:val="1"/>
+    </w:lvlOverride>
+  </w:num>
+  <w:num w:numId="61" w16cid:durableId="2110469852">
+    <w:abstractNumId w:val="52"/>
+    <w:lvlOverride w:ilvl="0">
+      <w:startOverride w:val="1"/>
+    </w:lvlOverride>
+  </w:num>
+  <w:num w:numId="62" w16cid:durableId="249507909">
     <w:abstractNumId w:val="7"/>
     <w:lvlOverride w:ilvl="0">
       <w:startOverride w:val="1"/>
     </w:lvlOverride>
   </w:num>
-  <w:num w:numId="38" w16cid:durableId="1941646293">
+  <w:num w:numId="63" w16cid:durableId="1911966933">
+    <w:abstractNumId w:val="71"/>
+  </w:num>
+  <w:num w:numId="64" w16cid:durableId="1576743074">
+    <w:abstractNumId w:val="35"/>
+  </w:num>
+  <w:num w:numId="65" w16cid:durableId="1111319514">
+    <w:abstractNumId w:val="1"/>
+  </w:num>
+  <w:num w:numId="66" w16cid:durableId="1565753251">
+    <w:abstractNumId w:val="48"/>
+  </w:num>
+  <w:num w:numId="67" w16cid:durableId="240412542">
+    <w:abstractNumId w:val="32"/>
+  </w:num>
+  <w:num w:numId="68" w16cid:durableId="52044540">
+    <w:abstractNumId w:val="14"/>
+    <w:lvlOverride w:ilvl="0">
+      <w:startOverride w:val="1"/>
+    </w:lvlOverride>
+  </w:num>
+  <w:num w:numId="69" w16cid:durableId="1535574966">
+    <w:abstractNumId w:val="26"/>
+    <w:lvlOverride w:ilvl="0">
+      <w:startOverride w:val="1"/>
+    </w:lvlOverride>
+  </w:num>
+  <w:num w:numId="70" w16cid:durableId="239098140">
     <w:abstractNumId w:val="13"/>
     <w:lvlOverride w:ilvl="0">
       <w:startOverride w:val="3"/>
     </w:lvlOverride>
   </w:num>
-  <w:num w:numId="39" w16cid:durableId="887573251">
-    <w:abstractNumId w:val="8"/>
+  <w:num w:numId="71" w16cid:durableId="1341738361">
+    <w:abstractNumId w:val="55"/>
   </w:num>
-  <w:num w:numId="40" w16cid:durableId="1346249025">
-    <w:abstractNumId w:val="34"/>
+  <w:num w:numId="72" w16cid:durableId="69498277">
+    <w:abstractNumId w:val="41"/>
   </w:num>
-  <w:num w:numId="41" w16cid:durableId="1240138815">
-    <w:abstractNumId w:val="38"/>
+  <w:num w:numId="73" w16cid:durableId="557472206">
+    <w:abstractNumId w:val="2"/>
   </w:num>
-  <w:num w:numId="42" w16cid:durableId="271515704">
-    <w:abstractNumId w:val="30"/>
+  <w:num w:numId="74" w16cid:durableId="1165701676">
+    <w:abstractNumId w:val="50"/>
   </w:num>
-  <w:num w:numId="43" w16cid:durableId="999652112">
-    <w:abstractNumId w:val="11"/>
+  <w:num w:numId="75" w16cid:durableId="736826090">
+    <w:abstractNumId w:val="64"/>
     <w:lvlOverride w:ilvl="0">
       <w:startOverride w:val="1"/>
     </w:lvlOverride>
@@ -21526,6 +28795,23 @@
       <w:spacing w:val="5"/>
     </w:rPr>
   </w:style>
+  <w:style w:type="paragraph" w:styleId="NormalWeb">
+    <w:name w:val="Normal (Web)"/>
+    <w:basedOn w:val="Normal"/>
+    <w:uiPriority w:val="99"/>
+    <w:semiHidden/>
+    <w:unhideWhenUsed/>
+    <w:rsid w:val="0072200F"/>
+    <w:pPr>
+      <w:spacing w:before="100" w:beforeAutospacing="1" w:after="100" w:afterAutospacing="1" w:line="240" w:lineRule="auto"/>
+      <w:jc w:val="left"/>
+    </w:pPr>
+    <w:rPr>
+      <w:rFonts w:eastAsia="Times New Roman"/>
+      <w:kern w:val="0"/>
+      <w14:ligatures w14:val="none"/>
+    </w:rPr>
+  </w:style>
 </w:styles>
 </file>
 
